--- a/courses/479-fall-2026/syllabus/University of Illinois Urbana-Champaign Syllabus 479 Fall 2026.docx
+++ b/courses/479-fall-2026/syllabus/University of Illinois Urbana-Champaign Syllabus 479 Fall 2026.docx
@@ -1,6 +1,6 @@
 
 <file path=word/document.xml><?xml version="1.0" encoding="utf-8"?>
-<w:document xmlns:wpc="http://schemas.microsoft.com/office/word/2010/wordprocessingCanvas" xmlns:cx="http://schemas.microsoft.com/office/drawing/2014/chartex" xmlns:cx1="http://schemas.microsoft.com/office/drawing/2015/9/8/chartex" xmlns:cx2="http://schemas.microsoft.com/office/drawing/2015/10/21/chartex" xmlns:cx3="http://schemas.microsoft.com/office/drawing/2016/5/9/chartex" xmlns:cx4="http://schemas.microsoft.com/office/drawing/2016/5/10/chartex" xmlns:cx5="http://schemas.microsoft.com/office/drawing/2016/5/11/chartex" xmlns:cx6="http://schemas.microsoft.com/office/drawing/2016/5/12/chartex" xmlns:cx7="http://schemas.microsoft.com/office/drawing/2016/5/13/chartex" xmlns:cx8="http://schemas.microsoft.com/office/drawing/2016/5/14/chartex" xmlns:mc="http://schemas.openxmlformats.org/markup-compatibility/2006" xmlns:aink="http://schemas.microsoft.com/office/drawing/2016/ink" xmlns:am3d="http://schemas.microsoft.com/office/drawing/2017/model3d" xmlns:o="urn:schemas-microsoft-com:office:office" xmlns:oel="http://schemas.microsoft.com/office/2019/extlst" xmlns:r="http://schemas.openxmlformats.org/officeDocument/2006/relationships" xmlns:m="http://schemas.openxmlformats.org/officeDocument/2006/math" xmlns:v="urn:schemas-microsoft-com:vml" xmlns:wp14="http://schemas.microsoft.com/office/word/2010/wordprocessingDrawing" xmlns:wp="http://schemas.openxmlformats.org/drawingml/2006/wordprocessingDrawing" xmlns:w10="urn:schemas-microsoft-com:office:word" xmlns:w="http://schemas.openxmlformats.org/wordprocessingml/2006/main" xmlns:w14="http://schemas.microsoft.com/office/word/2010/wordml" xmlns:w15="http://schemas.microsoft.com/office/word/2012/wordml" xmlns:w16cex="http://schemas.microsoft.com/office/word/2018/wordml/cex" xmlns:w16cid="http://schemas.microsoft.com/office/word/2016/wordml/cid" xmlns:w16="http://schemas.microsoft.com/office/word/2018/wordml" xmlns:w16du="http://schemas.microsoft.com/office/word/2023/wordml/word16du" xmlns:w16sdtdh="http://schemas.microsoft.com/office/word/2020/wordml/sdtdatahash" xmlns:w16sdtfl="http://schemas.microsoft.com/office/word/2024/wordml/sdtformatlock" xmlns:w16se="http://schemas.microsoft.com/office/word/2015/wordml/symex" xmlns:wpg="http://schemas.microsoft.com/office/word/2010/wordprocessingGroup" xmlns:wpi="http://schemas.microsoft.com/office/word/2010/wordprocessingInk" xmlns:wne="http://schemas.microsoft.com/office/word/2006/wordml" xmlns:wps="http://schemas.microsoft.com/office/word/2010/wordprocessingShape" xmlns:a="http://schemas.openxmlformats.org/drawingml/2006/main" xmlns:adec="http://schemas.microsoft.com/office/drawing/2017/decorative" xmlns:pic="http://schemas.openxmlformats.org/drawingml/2006/picture" xmlns:a14="http://schemas.microsoft.com/office/drawing/2010/main" mc:Ignorable="w14 w15 w16se w16cid w16 w16cex w16sdtdh w16sdtfl w16du wp14">
+<w:document xmlns:wpc="http://schemas.microsoft.com/office/word/2010/wordprocessingCanvas" xmlns:cx="http://schemas.microsoft.com/office/drawing/2014/chartex" xmlns:cx1="http://schemas.microsoft.com/office/drawing/2015/9/8/chartex" xmlns:cx2="http://schemas.microsoft.com/office/drawing/2015/10/21/chartex" xmlns:cx3="http://schemas.microsoft.com/office/drawing/2016/5/9/chartex" xmlns:cx4="http://schemas.microsoft.com/office/drawing/2016/5/10/chartex" xmlns:cx5="http://schemas.microsoft.com/office/drawing/2016/5/11/chartex" xmlns:cx6="http://schemas.microsoft.com/office/drawing/2016/5/12/chartex" xmlns:cx7="http://schemas.microsoft.com/office/drawing/2016/5/13/chartex" xmlns:cx8="http://schemas.microsoft.com/office/drawing/2016/5/14/chartex" xmlns:mc="http://schemas.openxmlformats.org/markup-compatibility/2006" xmlns:m="http://schemas.openxmlformats.org/officeDocument/2006/math" xmlns:aink="http://schemas.microsoft.com/office/drawing/2016/ink" xmlns:am3d="http://schemas.microsoft.com/office/drawing/2017/model3d" xmlns:oel="http://schemas.microsoft.com/office/2019/extlst" xmlns:r="http://schemas.openxmlformats.org/officeDocument/2006/relationships" xmlns:wp14="http://schemas.microsoft.com/office/word/2010/wordprocessingDrawing" xmlns:wp="http://schemas.openxmlformats.org/drawingml/2006/wordprocessingDrawing" xmlns:wpg="http://schemas.microsoft.com/office/word/2010/wordprocessingGroup" xmlns:wpi="http://schemas.microsoft.com/office/word/2010/wordprocessingInk" xmlns:wps="http://schemas.microsoft.com/office/word/2010/wordprocessingShape" xmlns:o="urn:schemas-microsoft-com:office:office" xmlns:v="urn:schemas-microsoft-com:vml" xmlns:w10="urn:schemas-microsoft-com:office:word" xmlns:w="http://schemas.openxmlformats.org/wordprocessingml/2006/main" xmlns:w14="http://schemas.microsoft.com/office/word/2010/wordml" xmlns:w15="http://schemas.microsoft.com/office/word/2012/wordml" xmlns:w16cex="http://schemas.microsoft.com/office/word/2018/wordml/cex" xmlns:w16cid="http://schemas.microsoft.com/office/word/2016/wordml/cid" xmlns:w16="http://schemas.microsoft.com/office/word/2018/wordml" xmlns:w16sdtdh="http://schemas.microsoft.com/office/word/2020/wordml/sdtdatahash" xmlns:w16sdtfl="http://schemas.microsoft.com/office/word/2024/wordml/sdtformatlock" xmlns:w16se="http://schemas.microsoft.com/office/word/2015/wordml/symex" xmlns:w16du="http://schemas.microsoft.com/office/word/2023/wordml/word16du" xmlns:wne="http://schemas.microsoft.com/office/word/2006/wordml" mc:Ignorable="w14 w15 w16se w16cid w16 w16cex w16sdtdh w16sdtfl w16du wp14">
   <w:body>
     <w:p>
       <w:pPr>
@@ -13,7 +13,7 @@
         <w:rPr>
           <w:noProof/>
         </w:rPr>
-        <w:t xml:space="preserve">EPOL 479: Machine Learning and Human Learning — Fall 2026</w:t>
+        <w:t>EPOL 479: Machine Learning and Human Learning — Fall 2026</w:t>
       </w:r>
     </w:p>
     <w:p>
@@ -33,7 +33,7 @@
         </w:numPr>
       </w:pPr>
       <w:r>
-        <w:t xml:space="preserve">Duration: Part of Term A (First Eight Weeks); 24 August – 16 October 2026. Section B, CRN 79602 (undergraduate) and Section ONL, CRN 79603 (graduate) meet together as a single seminar under this syllabus.</w:t>
+        <w:t>Duration: Part of Term A (First Eight Weeks); 24 August – 16 October 2026. Section B, CRN 79602 (undergraduate) and Section ONL, CRN 79603 (graduate) meet together as a single seminar under this syllabus.</w:t>
       </w:r>
     </w:p>
     <w:p>
@@ -48,7 +48,7 @@
         <w:rPr>
           <w:spacing w:val="-2"/>
         </w:rPr>
-        <w:t xml:space="preserve">Contact Hours: one 3-hour synchronous seminar per week, Mondays 5:00–7:50 PM Central, with 10-minute breaks between hours. Seven seminars are held across the eight-week term; there is no class on Monday 7 September (Labor Day).</w:t>
+        <w:t>Contact Hours: one 3-hour synchronous seminar per week, Mondays 5:00–7:50 PM Central, with 10-minute breaks between hours. Seven seminars are held across the eight-week term; there is no class on Monday 7 September (Labor Day).</w:t>
       </w:r>
     </w:p>
     <w:p>
@@ -63,7 +63,55 @@
         <w:rPr>
           <w:spacing w:val="-7"/>
         </w:rPr>
-        <w:t xml:space="preserve">Format: Online, mixed synchronous and asynchronous. The weekly seminar meets live over Zoom and is the centre of the course. Readings, the weekly AI chat session, and the revision of your own written responses are completed asynchronously between sessions. Seminars are recorded and posted to Canvas.</w:t>
+        <w:t xml:space="preserve">Format: Online, mixed synchronous and asynchronous. The weekly seminar meets live over Zoom and is the centre of the course. Readings, the weekly AI chat session, and the revision of your own written responses are completed asynchronously between sessions. </w:t>
+      </w:r>
+      <w:r>
+        <w:rPr>
+          <w:spacing w:val="-7"/>
+        </w:rPr>
+        <w:t>The lecture component of the s</w:t>
+      </w:r>
+      <w:r>
+        <w:rPr>
+          <w:spacing w:val="-7"/>
+        </w:rPr>
+        <w:t xml:space="preserve">eminars </w:t>
+      </w:r>
+      <w:r>
+        <w:rPr>
+          <w:spacing w:val="-7"/>
+        </w:rPr>
+        <w:t>will</w:t>
+      </w:r>
+      <w:r>
+        <w:rPr>
+          <w:spacing w:val="-7"/>
+        </w:rPr>
+        <w:t xml:space="preserve"> </w:t>
+      </w:r>
+      <w:r>
+        <w:rPr>
+          <w:spacing w:val="-7"/>
+        </w:rPr>
+        <w:t xml:space="preserve">be </w:t>
+      </w:r>
+      <w:r>
+        <w:rPr>
+          <w:spacing w:val="-7"/>
+        </w:rPr>
+        <w:t>recorded and posted</w:t>
+      </w:r>
+      <w:r>
+        <w:rPr>
+          <w:spacing w:val="-7"/>
+        </w:rPr>
+        <w:t xml:space="preserve"> to CGScholar</w:t>
+      </w:r>
+      <w:r>
+        <w:rPr>
+          <w:spacing w:val="-7"/>
+        </w:rPr>
+        <w:t>.</w:t>
       </w:r>
     </w:p>
     <w:p>
@@ -75,7 +123,16 @@
         </w:numPr>
       </w:pPr>
       <w:r>
-        <w:t xml:space="preserve">Location: Online. The Zoom link is posted on Canvas. No physical room is assigned.</w:t>
+        <w:t xml:space="preserve">Location: Online. The Zoom link is posted on </w:t>
+      </w:r>
+      <w:r>
+        <w:rPr>
+          <w:spacing w:val="-7"/>
+        </w:rPr>
+        <w:t>CGScholar</w:t>
+      </w:r>
+      <w:r>
+        <w:t>. No physical room is assigned.</w:t>
       </w:r>
     </w:p>
     <w:p>
@@ -90,7 +147,7 @@
         <w:rPr>
           <w:spacing w:val="-6"/>
         </w:rPr>
-        <w:t xml:space="preserve">Weekly Hours of Expected Student Work, apart from instruction time: approximately 17 hours per week. This is a 4-credit course delivered over eight weeks rather than sixteen; it contains the same work as a full-semester course, at twice the pace.</w:t>
+        <w:t>Weekly Hours of Expected Student Work, apart from instruction time: approximately 17 hours per week. This is a 4-credit course delivered over eight weeks rather than sixteen; it contains the same work as a full-semester course, at twice the pace.</w:t>
       </w:r>
     </w:p>
     <w:p>
@@ -105,7 +162,7 @@
         <w:rPr>
           <w:spacing w:val="-2"/>
         </w:rPr>
-        <w:t xml:space="preserve">Credit Hours: 4 undergraduate hours. 4 graduate hours.</w:t>
+        <w:t>Credit Hours: 4 undergraduate hours. 4 graduate hours.</w:t>
       </w:r>
     </w:p>
     <w:p>
@@ -113,7 +170,6 @@
         <w:pStyle w:val="Heading3"/>
       </w:pPr>
       <w:r>
-        <w:lastRenderedPageBreak/>
         <w:t>Instructor Information</w:t>
       </w:r>
     </w:p>
@@ -129,7 +185,7 @@
           <w:b/>
           <w:bCs/>
         </w:rPr>
-        <w:t xml:space="preserve">Liam Magee</w:t>
+        <w:t>Liam Magee</w:t>
       </w:r>
     </w:p>
     <w:p>
@@ -144,7 +200,21 @@
           <w:i/>
           <w:iCs/>
         </w:rPr>
-        <w:t xml:space="preserve">Professor — Department of Education Policy, Organization and Leadership (EPOL), College of Education</w:t>
+        <w:t>Professor</w:t>
+      </w:r>
+      <w:r>
+        <w:rPr>
+          <w:i/>
+          <w:iCs/>
+        </w:rPr>
+        <w:t>,</w:t>
+      </w:r>
+      <w:r>
+        <w:rPr>
+          <w:i/>
+          <w:iCs/>
+        </w:rPr>
+        <w:t xml:space="preserve"> Department of Education Policy, Organization and Leadership (EPOL), College of Education</w:t>
       </w:r>
     </w:p>
     <w:p>
@@ -159,7 +229,22 @@
         <w:rPr>
           <w:spacing w:val="-9"/>
         </w:rPr>
-        <w:t xml:space="preserve">Contact information: lmagee@illinois.edu</w:t>
+        <w:t xml:space="preserve">Contact information: </w:t>
+      </w:r>
+      <w:hyperlink r:id="rId8" w:history="1">
+        <w:r>
+          <w:rPr>
+            <w:rStyle w:val="Hyperlink"/>
+            <w:spacing w:val="-9"/>
+          </w:rPr>
+          <w:t>lmagee@illinois.edu</w:t>
+        </w:r>
+      </w:hyperlink>
+      <w:r>
+        <w:rPr>
+          <w:spacing w:val="-9"/>
+        </w:rPr>
+        <w:t xml:space="preserve"> </w:t>
       </w:r>
     </w:p>
     <w:p>
@@ -174,7 +259,19 @@
         <w:rPr>
           <w:spacing w:val="-3"/>
         </w:rPr>
-        <w:t xml:space="preserve">Office location: Not applicable — this course is taught online.</w:t>
+        <w:t xml:space="preserve">Office location: Not applicable </w:t>
+      </w:r>
+      <w:r>
+        <w:rPr>
+          <w:spacing w:val="-3"/>
+        </w:rPr>
+        <w:t>–</w:t>
+      </w:r>
+      <w:r>
+        <w:rPr>
+          <w:spacing w:val="-3"/>
+        </w:rPr>
+        <w:t xml:space="preserve"> this course is taught online.</w:t>
       </w:r>
     </w:p>
     <w:p>
@@ -186,7 +283,7 @@
         </w:numPr>
       </w:pPr>
       <w:r>
-        <w:t xml:space="preserve">Drop-in hours for students: by appointment only. Email me and we will find a time; I am glad to meet over Zoom at short notice.</w:t>
+        <w:t>Drop-in hours for students: by appointment only. Email me and we will find a time; I am glad to meet over Zoom at short notice.</w:t>
       </w:r>
     </w:p>
     <w:p>
@@ -198,65 +295,368 @@
         </w:numPr>
       </w:pPr>
       <w:r>
+        <w:t xml:space="preserve">UIUC Course page: </w:t>
+      </w:r>
+      <w:hyperlink r:id="rId9" w:history="1">
+        <w:r>
+          <w:rPr>
+            <w:rStyle w:val="Hyperlink"/>
+          </w:rPr>
+          <w:t>https://courses.illinois.edu/schedule/2026/fall/EPOL/479</w:t>
+        </w:r>
+      </w:hyperlink>
+      <w:r>
+        <w:t xml:space="preserve"> </w:t>
+      </w:r>
+    </w:p>
+    <w:p>
+      <w:pPr>
+        <w:pStyle w:val="ListParagraph"/>
+        <w:numPr>
+          <w:ilvl w:val="0"/>
+          <w:numId w:val="35"/>
+        </w:numPr>
+      </w:pPr>
+      <w:r>
+        <w:t xml:space="preserve">Course website: </w:t>
+      </w:r>
+      <w:r>
+        <w:fldChar w:fldCharType="begin"/>
+      </w:r>
+      <w:r>
+        <w:instrText>HYPERLINK "</w:instrText>
+      </w:r>
+      <w:r>
+        <w:instrText>https://cgscholar.com/communities/150</w:instrText>
+      </w:r>
+      <w:r>
+        <w:instrText>"</w:instrText>
+      </w:r>
+      <w:r>
+        <w:fldChar w:fldCharType="separate"/>
+      </w:r>
+      <w:r>
+        <w:rPr>
+          <w:rStyle w:val="Hyperlink"/>
+        </w:rPr>
+        <w:t>https://cgscholar.com/communities/150</w:t>
+      </w:r>
+      <w:r>
+        <w:fldChar w:fldCharType="end"/>
+      </w:r>
+      <w:r>
+        <w:t xml:space="preserve"> </w:t>
+      </w:r>
+    </w:p>
+    <w:p>
+      <w:pPr>
+        <w:pStyle w:val="ListParagraph"/>
+        <w:numPr>
+          <w:ilvl w:val="0"/>
+          <w:numId w:val="35"/>
+        </w:numPr>
+      </w:pPr>
+      <w:r>
+        <w:t xml:space="preserve">Assessment document: </w:t>
+      </w:r>
+      <w:hyperlink r:id="rId10" w:history="1">
+        <w:r>
+          <w:rPr>
+            <w:rStyle w:val="Hyperlink"/>
+          </w:rPr>
+          <w:t>https://docs.google.com/document/d/1K7W0OoIr6jBscUXDUGalB-3S6iDmjBwWltZWYjooij8/edit?tab=t.0</w:t>
+        </w:r>
+      </w:hyperlink>
+      <w:r>
+        <w:t xml:space="preserve"> </w:t>
+      </w:r>
+    </w:p>
+    <w:p>
+      <w:pPr>
+        <w:pStyle w:val="Heading3"/>
+      </w:pPr>
+      <w:r>
+        <w:t>Course</w:t>
+      </w:r>
+      <w:r>
+        <w:t xml:space="preserve"> </w:t>
+      </w:r>
+      <w:r>
+        <w:t xml:space="preserve">Description </w:t>
+      </w:r>
+    </w:p>
+    <w:p>
+      <w:pPr>
+        <w:rPr>
+          <w:spacing w:val="-2"/>
+        </w:rPr>
+      </w:pPr>
+      <w:r>
+        <w:rPr>
+          <w:b/>
+          <w:bCs/>
+          <w:spacing w:val="-2"/>
+        </w:rPr>
+        <w:t xml:space="preserve">From the </w:t>
+      </w:r>
+      <w:r>
+        <w:rPr>
+          <w:b/>
+          <w:bCs/>
+          <w:spacing w:val="-2"/>
+        </w:rPr>
+        <w:t>Catalog description</w:t>
+      </w:r>
+      <w:r>
+        <w:rPr>
+          <w:spacing w:val="-2"/>
+        </w:rPr>
+        <w:t>:</w:t>
+      </w:r>
+      <w:r>
+        <w:rPr>
+          <w:spacing w:val="-2"/>
+        </w:rPr>
+        <w:t xml:space="preserve"> </w:t>
+      </w:r>
+      <w:r>
         <w:rPr>
           <w:i/>
           <w:iCs/>
-        </w:rPr>
-        <w:t xml:space="preserve">Course website: https://machinespirits.org</w:t>
-      </w:r>
-    </w:p>
-    <w:p>
-      <w:pPr>
-        <w:pStyle w:val="Heading3"/>
-      </w:pPr>
-      <w:r>
-        <w:t>Course</w:t>
-      </w:r>
-      <w:r>
+          <w:spacing w:val="-2"/>
+        </w:rPr>
+        <w:t xml:space="preserve">Examines the differences between machine and human learning and the ways in which machines can complement human learning. It examines technical definitions of supervised and unsupervised machine learning, as well as broader </w:t>
+      </w:r>
+      <w:r>
+        <w:rPr>
+          <w:i/>
+          <w:iCs/>
+          <w:spacing w:val="-2"/>
+        </w:rPr>
+        <w:lastRenderedPageBreak/>
+        <w:t>views of mechanical intelligence able to replicate or exceed human intelligence. The course will also explore practical applications of learning analytics and artificial intelligence in learning management systems and other educational tools.</w:t>
+      </w:r>
+    </w:p>
+    <w:p>
+      <w:pPr>
+        <w:rPr>
+          <w:spacing w:val="-2"/>
+        </w:rPr>
+      </w:pPr>
+      <w:r>
+        <w:rPr>
+          <w:spacing w:val="-2"/>
+        </w:rPr>
+        <w:t xml:space="preserve">The catalog is broadly correct but needs some unpacking. This course explores how we approach the general concept of </w:t>
+      </w:r>
+      <w:r>
+        <w:rPr>
+          <w:i/>
+          <w:iCs/>
+          <w:spacing w:val="-2"/>
+        </w:rPr>
+        <w:t>learning</w:t>
+      </w:r>
+      <w:r>
+        <w:rPr>
+          <w:spacing w:val="-2"/>
+        </w:rPr>
+        <w:t xml:space="preserve">, </w:t>
+      </w:r>
+      <w:r>
+        <w:rPr>
+          <w:spacing w:val="-2"/>
+        </w:rPr>
+        <w:t>considering</w:t>
+      </w:r>
+      <w:r>
+        <w:rPr>
+          <w:spacing w:val="-2"/>
+        </w:rPr>
+        <w:t xml:space="preserve"> recent advances in machine learning. </w:t>
+      </w:r>
+      <w:r>
+        <w:rPr>
+          <w:spacing w:val="-2"/>
+        </w:rPr>
+        <w:t xml:space="preserve">So while we will certainly focus on these advances themselves, we will also consider what they mean for what it means for us – humans – to learn as well. </w:t>
+      </w:r>
+      <w:r>
+        <w:rPr>
+          <w:spacing w:val="-2"/>
+        </w:rPr>
+        <w:t xml:space="preserve">The course takes the point of view that learning has always been tied to technical systems, from the stylus to the Internet. </w:t>
+      </w:r>
+      <w:r>
+        <w:rPr>
+          <w:spacing w:val="-2"/>
+        </w:rPr>
+        <w:t xml:space="preserve">But machine learning is arguably a new type of technical system that reproduces what it is also meant to aid: our own kind of cognition. </w:t>
+      </w:r>
+    </w:p>
+    <w:p>
+      <w:pPr>
+        <w:rPr>
+          <w:spacing w:val="-2"/>
+        </w:rPr>
+      </w:pPr>
+      <w:r>
+        <w:rPr>
+          <w:spacing w:val="-2"/>
+        </w:rPr>
+        <w:t xml:space="preserve">What does that mean for us? What does the future of machine learning – and human learning, with or without the aid of these machines – look like? How should </w:t>
+      </w:r>
+      <w:r>
+        <w:rPr>
+          <w:spacing w:val="-2"/>
+        </w:rPr>
+        <w:t xml:space="preserve">machines be designed for us, and how should </w:t>
+      </w:r>
+      <w:r>
+        <w:rPr>
+          <w:spacing w:val="-2"/>
+        </w:rPr>
+        <w:t>we comport ourselves now towards</w:t>
+      </w:r>
+      <w:r>
+        <w:rPr>
+          <w:spacing w:val="-2"/>
+        </w:rPr>
+        <w:t xml:space="preserve"> them?</w:t>
+      </w:r>
+      <w:r>
+        <w:rPr>
+          <w:spacing w:val="-2"/>
+        </w:rPr>
+        <w:t xml:space="preserve"> What are the proper templates of relationship, student / teacher, peer-to-peer and so on, that we ought to nurture?</w:t>
+      </w:r>
+    </w:p>
+    <w:p>
+      <w:pPr>
+        <w:rPr>
+          <w:spacing w:val="-2"/>
+        </w:rPr>
+      </w:pPr>
+      <w:r>
+        <w:rPr>
+          <w:spacing w:val="-2"/>
+        </w:rPr>
+        <w:t>To explore such questions, and to consider the future</w:t>
+      </w:r>
+      <w:r>
+        <w:rPr>
+          <w:spacing w:val="-2"/>
+        </w:rPr>
+        <w:t>, near and far,</w:t>
+      </w:r>
+      <w:r>
+        <w:rPr>
+          <w:spacing w:val="-2"/>
+        </w:rPr>
+        <w:t xml:space="preserve"> of education, paradoxically we go back in time. Back, precisely, to the work of </w:t>
+      </w:r>
+      <w:r>
+        <w:rPr>
+          <w:spacing w:val="-2"/>
+        </w:rPr>
+        <w:t>Georg Wilhelm Friedrich Hegel</w:t>
+      </w:r>
+      <w:r>
+        <w:rPr>
+          <w:spacing w:val="-2"/>
+        </w:rPr>
+        <w:t>, a German philosopher working at the start of the nineteenth century. A time when “machine” might mean a steam engine, perhaps a Jacquard loom, a progenitor of computers. What does he have to offer us here?</w:t>
+      </w:r>
+    </w:p>
+    <w:p>
+      <w:pPr>
+        <w:rPr>
+          <w:spacing w:val="-2"/>
+        </w:rPr>
+      </w:pPr>
+      <w:r>
+        <w:rPr>
+          <w:spacing w:val="-2"/>
+        </w:rPr>
+        <w:t xml:space="preserve">The course will </w:t>
+      </w:r>
+      <w:r>
+        <w:rPr>
+          <w:spacing w:val="-2"/>
+        </w:rPr>
+        <w:t>consult</w:t>
+      </w:r>
+      <w:r>
+        <w:rPr>
+          <w:spacing w:val="-2"/>
+        </w:rPr>
+        <w:t xml:space="preserve"> Hegel</w:t>
+      </w:r>
+      <w:r>
+        <w:rPr>
+          <w:spacing w:val="-2"/>
+        </w:rPr>
+        <w:t xml:space="preserve"> alongside other</w:t>
+      </w:r>
+      <w:r>
+        <w:rPr>
+          <w:spacing w:val="-2"/>
+        </w:rPr>
+        <w:t xml:space="preserve"> more contemporary readings</w:t>
+      </w:r>
+      <w:r>
+        <w:rPr>
+          <w:spacing w:val="-2"/>
+        </w:rPr>
+        <w:t xml:space="preserve"> to review</w:t>
+      </w:r>
+      <w:r>
+        <w:rPr>
+          <w:spacing w:val="-2"/>
+        </w:rPr>
+        <w:t xml:space="preserve"> seven key concepts that each have something to say about facets of learning</w:t>
+      </w:r>
+      <w:r>
+        <w:rPr>
+          <w:spacing w:val="-2"/>
+        </w:rPr>
+        <w:t>, both human and machinic</w:t>
+      </w:r>
+      <w:r>
+        <w:rPr>
+          <w:spacing w:val="-2"/>
+        </w:rPr>
+        <w:t>:</w:t>
+      </w:r>
+      <w:r>
+        <w:rPr>
+          <w:spacing w:val="-2"/>
+        </w:rPr>
         <w:t xml:space="preserve"> </w:t>
       </w:r>
       <w:r>
-        <w:t xml:space="preserve">Description </w:t>
-      </w:r>
-    </w:p>
-    <w:p>
-      <w:r>
         <w:rPr>
           <w:spacing w:val="-2"/>
         </w:rPr>
-        <w:t xml:space="preserve">Catalog description. Examines the differences between machine and human learning and the ways in which machines can complement human learning. It examines technical definitions of supervised and unsupervised machine learning, as well as broader views of mechanical intelligence able to replicate or exceed human intelligence. The course will also explore practical applications of learning analytics and artificial intelligence in learning management systems and other educational tools.</w:t>
-      </w:r>
-    </w:p>
-    <w:p>
+        <w:t xml:space="preserve">experience, recognition, attention, consciousness, alignment, critique, and </w:t>
+      </w:r>
       <w:r>
         <w:rPr>
           <w:spacing w:val="-2"/>
         </w:rPr>
-        <w:t xml:space="preserve">This section approaches that remit philosophically as well as technically, responding to a new learning reality shaped by advances in machine learning. It traces the long history of tools that externalize memory, from the stylus to the internet and the smartphone, and examines the reciprocal learning relationship between humans and AI systems. Through concepts such as technosymbiosis and symbiotic pedagogy, we ask how both forms of learning — machine and human — come together in synthesis.</w:t>
-      </w:r>
-    </w:p>
-    <w:p>
+        <w:t>synthesis</w:t>
+      </w:r>
       <w:r>
         <w:rPr>
           <w:spacing w:val="-2"/>
         </w:rPr>
-        <w:t xml:space="preserve">The usual picture has an active human learner using a passive machine. That picture does not survive contact with the present. People select the data, goals, categories, and evaluation criteria that shape computational systems; those systems in turn reorganize what people notice, practice, and come to know.</w:t>
-      </w:r>
-    </w:p>
-    <w:p>
+        <w:t xml:space="preserve">. </w:t>
+      </w:r>
       <w:r>
         <w:rPr>
           <w:spacing w:val="-2"/>
         </w:rPr>
-        <w:t xml:space="preserve">The course proceeds through eight concepts, each of which does double duty as a term in the philosophy of mind and a term of art in machine learning: synthesis, experience, recognition, attention, consciousness, alignment, critique, and technosymbiosis. This shared vocabulary is the course’s central problem, not its solution. That transformer “attention” and human attention bear the same name is a question to investigate, not a conclusion to assume. We read Hegel’s Phenomenology of Spirit alongside contemporary machine learning literature, letting each estrange the other.</w:t>
-      </w:r>
-    </w:p>
-    <w:p>
-      <w:r>
-        <w:rPr>
-          <w:spacing w:val="-2"/>
-        </w:rPr>
-        <w:t xml:space="preserve">The emphasis is on developing defensible positions and recognizing the limits of your own, not on reproducing settled answers. There are none.</w:t>
+        <w:t xml:space="preserve">Our aim will not be to decide the technical or ethical limits of machine learning, but instead to explore, openly and critically, its relationship to what, how and why we ourselves learn. </w:t>
       </w:r>
     </w:p>
     <w:p>
@@ -284,7 +684,7 @@
         </w:numPr>
       </w:pPr>
       <w:r>
-        <w:t xml:space="preserve">Understand the historical relationship between technology and learning.</w:t>
+        <w:t>Develop an understanding of the similarities and differences between machine and human learning</w:t>
       </w:r>
     </w:p>
     <w:p>
@@ -296,7 +696,7 @@
         </w:numPr>
       </w:pPr>
       <w:r>
-        <w:t xml:space="preserve">Explore the phenomenology of AI-mediated learning experiences.</w:t>
+        <w:t>Take and substantiate a position as to how machine learning should be integrated into human learning</w:t>
       </w:r>
     </w:p>
     <w:p>
@@ -308,7 +708,7 @@
         </w:numPr>
       </w:pPr>
       <w:r>
-        <w:t xml:space="preserve">Develop critical frameworks for evaluating AI in educational contexts.</w:t>
+        <w:t>Develop an appreciation of certain key terms in philosophy, computer science, cognitive science and critical inquiry</w:t>
       </w:r>
     </w:p>
     <w:p>
@@ -320,7 +720,7 @@
         </w:numPr>
       </w:pPr>
       <w:r>
-        <w:t xml:space="preserve">Practice synthesis of human and machine learning approaches.</w:t>
+        <w:t>Self-assess their own learning precisely around these questions</w:t>
       </w:r>
     </w:p>
     <w:p>
@@ -332,48 +732,34 @@
         </w:numPr>
       </w:pPr>
       <w:r>
-        <w:t xml:space="preserve">Distinguish the technical from the philosophical sense of shared terms such as attention, alignment, and learning, and assess where the analogy holds.</w:t>
-      </w:r>
-    </w:p>
-    <w:p>
-      <w:pPr>
-        <w:pStyle w:val="ListParagraph"/>
-        <w:numPr>
-          <w:ilvl w:val="0"/>
-          <w:numId w:val="29"/>
-        </w:numPr>
-      </w:pPr>
-      <w:r>
-        <w:t xml:space="preserve">Construct an immanent critique of an AI system or institution using its own stated norms.</w:t>
-      </w:r>
-    </w:p>
-    <w:p>
-      <w:pPr>
-        <w:pStyle w:val="ListParagraph"/>
-        <w:numPr>
-          <w:ilvl w:val="0"/>
-          <w:numId w:val="29"/>
-        </w:numPr>
-      </w:pPr>
-      <w:r>
-        <w:t xml:space="preserve">Track and account for the development of your own understanding over the term.</w:t>
-      </w:r>
-    </w:p>
-    <w:p>
-      <w:pPr>
-        <w:pStyle w:val="Heading3"/>
-      </w:pPr>
-      <w:r>
-        <w:t>Prerequisites</w:t>
-      </w:r>
-    </w:p>
-    <w:p>
+        <w:t>Develop critical frameworks for evaluating AI in educational contexts</w:t>
+      </w:r>
+      <w:r>
+        <w:t xml:space="preserve">, with particular emphasis on the idea of </w:t>
+      </w:r>
       <w:r>
         <w:rPr>
           <w:i/>
           <w:iCs/>
         </w:rPr>
-        <w:t xml:space="preserve">None.</w:t>
+        <w:t>immanent critique</w:t>
+      </w:r>
+    </w:p>
+    <w:p>
+      <w:pPr>
+        <w:pStyle w:val="Heading3"/>
+      </w:pPr>
+      <w:r>
+        <w:t>Prerequisites</w:t>
+      </w:r>
+    </w:p>
+    <w:p>
+      <w:r>
+        <w:rPr>
+          <w:i/>
+          <w:iCs/>
+        </w:rPr>
+        <w:t>None.</w:t>
       </w:r>
     </w:p>
     <w:p>
@@ -404,11 +790,31 @@
     </w:p>
     <w:p>
       <w:r>
-        <w:rPr>
-          <w:i/>
-          <w:iCs/>
-        </w:rPr>
-        <w:t xml:space="preserve">Canvas carries readings, announcements, Zoom links, seminar recordings, and grades; check it at least twice weekly. The running record of your own responses is kept in a Google Doc that you maintain across the whole term and share with me.</w:t>
+        <w:t>CGScholar</w:t>
+      </w:r>
+      <w:r>
+        <w:t xml:space="preserve"> </w:t>
+      </w:r>
+      <w:r>
+        <w:t>will contain all</w:t>
+      </w:r>
+      <w:r>
+        <w:t xml:space="preserve"> readings, announcements, Zoom links, seminar recordings, and grades</w:t>
+      </w:r>
+      <w:r>
+        <w:t>. C</w:t>
+      </w:r>
+      <w:r>
+        <w:t xml:space="preserve">heck it </w:t>
+      </w:r>
+      <w:r>
+        <w:t>regularly</w:t>
+      </w:r>
+      <w:r>
+        <w:t>. The running record of your own responses is kept in a Google Doc that you maintain across the whole term.</w:t>
+      </w:r>
+      <w:r>
+        <w:t xml:space="preserve"> Note that the Google Doc is shared, to facilitate peer review – if you’d rather keep it private please let me know.</w:t>
       </w:r>
     </w:p>
     <w:p>
@@ -423,40 +829,29 @@
       </w:r>
     </w:p>
     <w:p>
-      <w:pPr>
-        <w:rPr>
-          <w:i/>
-          <w:iCs/>
-        </w:rPr>
-      </w:pPr>
-      <w:r>
-        <w:rPr>
-          <w:i/>
-          <w:iCs/>
-        </w:rPr>
-        <w:t xml:space="preserve">The two books below should be obtained. All other readings — journal articles, machine learning papers, and excerpts — are provided through Canvas. A full reading list by week is maintained on the course website.</w:t>
-      </w:r>
-    </w:p>
-    <w:p>
-      <w:pPr>
-        <w:rPr>
-          <w:rFonts w:eastAsia="Arial" w:cs="Arial"/>
-        </w:rPr>
-      </w:pPr>
-      <w:r>
+      <w:r>
+        <w:t xml:space="preserve">The </w:t>
+      </w:r>
+      <w:r>
+        <w:t>one</w:t>
+      </w:r>
+      <w:r>
+        <w:t xml:space="preserve"> book below should be obtained. All other readings — journal articles, machine learning papers, and excerpts — are provided through </w:t>
+      </w:r>
+      <w:r>
+        <w:t>CGScholar</w:t>
+      </w:r>
+      <w:r>
+        <w:t>. A full reading list by week is maintained on the course website.</w:t>
+      </w:r>
+    </w:p>
+    <w:p>
+      <w:pPr>
         <w:rPr>
           <w:rFonts w:eastAsia="Arial" w:cs="Arial"/>
           <w:sz w:val="22"/>
           <w:szCs w:val="22"/>
         </w:rPr>
-        <w:t xml:space="preserve">Hegel, G. W. F. (2018). Phenomenology of Spirit (T. Pinkard, Trans.). Cambridge: Cambridge University Press. ISBN-13: 978-0521855792</w:t>
-      </w:r>
-    </w:p>
-    <w:p>
-      <w:pPr>
-        <w:rPr>
-          <w:rFonts w:eastAsia="Arial" w:cs="Arial"/>
-        </w:rPr>
       </w:pPr>
       <w:r>
         <w:rPr>
@@ -464,8 +859,43 @@
           <w:sz w:val="22"/>
           <w:szCs w:val="22"/>
         </w:rPr>
-        <w:t xml:space="preserve">Hayles, N. K. (2017). Unthought: The Power of the Cognitive Nonconscious. Chicago: University of Chicago Press. ISBN-13: 978-0226447889</w:t>
-      </w:r>
+        <w:t>Hegel, G. W. F. (2018). Phenomenology of Spirit (T. Pinkard, Trans.). Cambridge: Cambridge University Press. ISBN-13: 978-0521855792</w:t>
+      </w:r>
+    </w:p>
+    <w:p>
+      <w:pPr>
+        <w:rPr>
+          <w:rFonts w:eastAsia="Arial" w:cs="Arial"/>
+        </w:rPr>
+      </w:pPr>
+      <w:r>
+        <w:rPr>
+          <w:rFonts w:eastAsia="Arial" w:cs="Arial"/>
+        </w:rPr>
+        <w:t xml:space="preserve">Online (and bilingual) version: </w:t>
+      </w:r>
+      <w:hyperlink r:id="rId11" w:history="1">
+        <w:r>
+          <w:rPr>
+            <w:rStyle w:val="Hyperlink"/>
+            <w:rFonts w:eastAsia="Arial" w:cs="Arial"/>
+          </w:rPr>
+          <w:t>https://www.marxists.org/reference/archive/hegel/works/ph/pinkard-translation-of-phenomenology.pdf</w:t>
+        </w:r>
+      </w:hyperlink>
+      <w:r>
+        <w:rPr>
+          <w:rFonts w:eastAsia="Arial" w:cs="Arial"/>
+        </w:rPr>
+        <w:t xml:space="preserve"> </w:t>
+      </w:r>
+    </w:p>
+    <w:p>
+      <w:pPr>
+        <w:rPr>
+          <w:rFonts w:eastAsia="Arial" w:cs="Arial"/>
+        </w:rPr>
+      </w:pPr>
     </w:p>
     <w:p>
       <w:pPr>
@@ -489,7 +919,7 @@
           <w:sz w:val="22"/>
           <w:szCs w:val="22"/>
         </w:rPr>
-        <w:t xml:space="preserve">Because the seminar meets online, you will need a reliable internet connection and a device with a working microphone; a camera is welcome but not required. You will need Google Docs for the running record of your responses, and access to at least one contemporary generative AI system, since a weekly chat session forms part of the assessed cycle. Free tiers are sufficient. If cost or access is a barrier, tell me early and we will arrange an alternative; no student should be disadvantaged by this requirement.</w:t>
+        <w:t>Because the seminar meets online, you will need a reliable internet connection and a device with a working microphone; a camera is welcome but not required. You will need Google Docs for the running record of your responses, and access to at least one contemporary generative AI system, since a weekly chat session forms part of the assessed cycle. Free tiers are sufficient. If cost or access is a barrier, tell me early and we will arrange an alternative; no student should be disadvantaged by this requirement.</w:t>
       </w:r>
     </w:p>
     <w:p>
@@ -545,7 +975,7 @@
                 <w:bCs/>
                 <w:color w:val="FFFFFF" w:themeColor="background1"/>
               </w:rPr>
-              <w:t xml:space="preserve">Instructional Activity</w:t>
+              <w:t>Instructional Activity</w:t>
             </w:r>
           </w:p>
         </w:tc>
@@ -569,7 +999,7 @@
                 <w:bCs/>
                 <w:color w:val="FFFFFF" w:themeColor="background1"/>
               </w:rPr>
-              <w:t xml:space="preserve">Occurrences</w:t>
+              <w:t>Occurrences</w:t>
             </w:r>
           </w:p>
         </w:tc>
@@ -593,7 +1023,7 @@
                 <w:bCs/>
                 <w:color w:val="FFFFFF" w:themeColor="background1"/>
               </w:rPr>
-              <w:t xml:space="preserve">Point Value</w:t>
+              <w:t>Point Value</w:t>
             </w:r>
           </w:p>
         </w:tc>
@@ -617,7 +1047,7 @@
                 <w:bCs/>
                 <w:color w:val="FFFFFF" w:themeColor="background1"/>
               </w:rPr>
-              <w:t xml:space="preserve">Total Points</w:t>
+              <w:t>Total Points</w:t>
             </w:r>
           </w:p>
         </w:tc>
@@ -632,7 +1062,16 @@
               <w:pStyle w:val="TableParagraph"/>
             </w:pPr>
             <w:r>
-              <w:t xml:space="preserve">Formative self-assessment (Sessions 2–7)</w:t>
+              <w:t>Formative self-assessment (Sessions 2–7)</w:t>
+            </w:r>
+            <w:r>
+              <w:t xml:space="preserve"> </w:t>
+            </w:r>
+            <w:r>
+              <w:rPr>
+                <w:vertAlign w:val="superscript"/>
+              </w:rPr>
+              <w:t>1</w:t>
             </w:r>
           </w:p>
         </w:tc>
@@ -651,7 +1090,7 @@
               <w:rPr>
                 <w:rFonts w:eastAsia="Arial" w:cs="Arial"/>
               </w:rPr>
-              <w:t xml:space="preserve">6</w:t>
+              <w:t>6</w:t>
             </w:r>
           </w:p>
         </w:tc>
@@ -670,7 +1109,7 @@
               <w:rPr>
                 <w:rFonts w:eastAsia="Arial" w:cs="Arial"/>
               </w:rPr>
-              <w:t xml:space="preserve">100</w:t>
+              <w:t>100</w:t>
             </w:r>
           </w:p>
         </w:tc>
@@ -689,7 +1128,7 @@
               <w:rPr>
                 <w:rFonts w:eastAsia="Arial" w:cs="Arial"/>
               </w:rPr>
-              <w:t xml:space="preserve">600</w:t>
+              <w:t>600</w:t>
             </w:r>
           </w:p>
         </w:tc>
@@ -704,7 +1143,19 @@
               <w:pStyle w:val="TableParagraph"/>
             </w:pPr>
             <w:r>
-              <w:t xml:space="preserve">Peer commentary (Sessions 3/4 and 6/7)</w:t>
+              <w:t>Peer commentary (Sessions 3/4 and 6/7)</w:t>
+            </w:r>
+            <w:r>
+              <w:rPr>
+                <w:vertAlign w:val="superscript"/>
+              </w:rPr>
+              <w:t xml:space="preserve"> </w:t>
+            </w:r>
+            <w:r>
+              <w:rPr>
+                <w:vertAlign w:val="superscript"/>
+              </w:rPr>
+              <w:t>2</w:t>
             </w:r>
           </w:p>
         </w:tc>
@@ -723,7 +1174,7 @@
               <w:rPr>
                 <w:rFonts w:eastAsia="Arial" w:cs="Arial"/>
               </w:rPr>
-              <w:t xml:space="preserve">2</w:t>
+              <w:t>2</w:t>
             </w:r>
           </w:p>
         </w:tc>
@@ -742,7 +1193,7 @@
               <w:rPr>
                 <w:rFonts w:eastAsia="Arial" w:cs="Arial"/>
               </w:rPr>
-              <w:t xml:space="preserve">50</w:t>
+              <w:t>50</w:t>
             </w:r>
           </w:p>
         </w:tc>
@@ -761,7 +1212,7 @@
               <w:rPr>
                 <w:rFonts w:eastAsia="Arial" w:cs="Arial"/>
               </w:rPr>
-              <w:t xml:space="preserve">100</w:t>
+              <w:t>100</w:t>
             </w:r>
           </w:p>
         </w:tc>
@@ -776,7 +1227,16 @@
               <w:pStyle w:val="TableParagraph"/>
             </w:pPr>
             <w:r>
-              <w:t xml:space="preserve">Final synthesis report</w:t>
+              <w:t>Final synthesis report</w:t>
+            </w:r>
+            <w:r>
+              <w:t xml:space="preserve"> / curriculum design (1,500 – 2,000 words) </w:t>
+            </w:r>
+            <w:r>
+              <w:rPr>
+                <w:vertAlign w:val="superscript"/>
+              </w:rPr>
+              <w:t>3</w:t>
             </w:r>
           </w:p>
         </w:tc>
@@ -795,7 +1255,7 @@
               <w:rPr>
                 <w:rFonts w:eastAsia="Arial" w:cs="Arial"/>
               </w:rPr>
-              <w:t xml:space="preserve">1</w:t>
+              <w:t>1</w:t>
             </w:r>
           </w:p>
         </w:tc>
@@ -814,7 +1274,7 @@
               <w:rPr>
                 <w:rFonts w:eastAsia="Arial" w:cs="Arial"/>
               </w:rPr>
-              <w:t xml:space="preserve">300</w:t>
+              <w:t>300</w:t>
             </w:r>
           </w:p>
         </w:tc>
@@ -833,7 +1293,7 @@
               <w:rPr>
                 <w:rFonts w:eastAsia="Arial" w:cs="Arial"/>
               </w:rPr>
-              <w:t xml:space="preserve">300</w:t>
+              <w:t>300</w:t>
             </w:r>
           </w:p>
         </w:tc>
@@ -848,7 +1308,7 @@
               <w:pStyle w:val="TableParagraph"/>
             </w:pPr>
             <w:r>
-              <w:t xml:space="preserve">Total</w:t>
+              <w:t>Total</w:t>
             </w:r>
           </w:p>
         </w:tc>
@@ -867,7 +1327,7 @@
               <w:rPr>
                 <w:rFonts w:eastAsia="Arial" w:cs="Arial"/>
               </w:rPr>
-              <w:t xml:space="preserve">N/A</w:t>
+              <w:t>N/A</w:t>
             </w:r>
           </w:p>
         </w:tc>
@@ -886,7 +1346,7 @@
               <w:rPr>
                 <w:rFonts w:eastAsia="Arial" w:cs="Arial"/>
               </w:rPr>
-              <w:t xml:space="preserve">N/A</w:t>
+              <w:t>N/A</w:t>
             </w:r>
           </w:p>
         </w:tc>
@@ -905,7 +1365,7 @@
               <w:rPr>
                 <w:rFonts w:eastAsia="Arial" w:cs="Arial"/>
               </w:rPr>
-              <w:t xml:space="preserve">1000</w:t>
+              <w:t>1000</w:t>
             </w:r>
           </w:p>
         </w:tc>
@@ -916,21 +1376,464 @@
         <w:pStyle w:val="Heading3"/>
       </w:pPr>
       <w:r>
+        <w:lastRenderedPageBreak/>
         <w:t>Grading Criteria</w:t>
       </w:r>
     </w:p>
     <w:p>
       <w:pPr>
-        <w:rPr>
-          <w:rFonts w:eastAsia="Arial" w:cs="Arial"/>
-        </w:rPr>
-      </w:pPr>
-      <w:r>
-        <w:rPr>
-          <w:rFonts w:eastAsia="Arial" w:cs="Arial"/>
-        </w:rPr>
-        <w:t xml:space="preserve">Most of the course is self-assessed, and the rubric is deliberately unconventional: grade the derivative. What did you know last week, what do you know now, and how would you grade that rate of change? This is subjective, and there are two arguments for it anyway. The first is Hegelian, and this is a Hegel course: I can only judge the facade of your learning, its outward appearance, whereas only you know whether you have learned something — aligning the assessment of the course with its content is itself a Hegelian move. The second is that in an age of AI we want learning to become more accountable, not less. I reserve the right to upgrade marks that strike me as excessively punitive, and I will give you my own written commentary at two points during the term. I answer email within 24 hours on weekdays.</w:t>
-      </w:r>
+        <w:pStyle w:val="ListParagraph"/>
+        <w:numPr>
+          <w:ilvl w:val="0"/>
+          <w:numId w:val="42"/>
+        </w:numPr>
+        <w:rPr>
+          <w:rFonts w:eastAsia="Arial" w:cs="Arial"/>
+        </w:rPr>
+      </w:pPr>
+      <w:r>
+        <w:rPr>
+          <w:rFonts w:eastAsia="Arial" w:cs="Arial"/>
+        </w:rPr>
+        <w:t>Much</w:t>
+      </w:r>
+      <w:r>
+        <w:rPr>
+          <w:rFonts w:eastAsia="Arial" w:cs="Arial"/>
+        </w:rPr>
+        <w:t xml:space="preserve"> of the course is self-assessed, and the rubric </w:t>
+      </w:r>
+      <w:r>
+        <w:rPr>
+          <w:rFonts w:eastAsia="Arial" w:cs="Arial"/>
+        </w:rPr>
+        <w:t xml:space="preserve">for this component </w:t>
+      </w:r>
+      <w:r>
+        <w:rPr>
+          <w:rFonts w:eastAsia="Arial" w:cs="Arial"/>
+        </w:rPr>
+        <w:t xml:space="preserve">is deliberately unconventional: grade the </w:t>
+      </w:r>
+      <w:r>
+        <w:rPr>
+          <w:rFonts w:eastAsia="Arial" w:cs="Arial"/>
+          <w:i/>
+          <w:iCs/>
+        </w:rPr>
+        <w:t>derivative</w:t>
+      </w:r>
+      <w:r>
+        <w:rPr>
+          <w:rFonts w:eastAsia="Arial" w:cs="Arial"/>
+        </w:rPr>
+        <w:t xml:space="preserve">. What did you know last week, what do you know now, and how would you grade that rate of change? This is subjective, and there are two arguments for it anyway. The first is Hegelian, and this is a Hegel course: I can only judge the facade of your learning, its outward appearance, whereas only you know whether you have learned something — aligning the assessment of the course with its content is itself a Hegelian move. The second is that in an age of AI we want learning to become more accountable, not less. I reserve the right to upgrade marks that strike me as excessively punitive, and I will give you my own written commentary at two points during the term. </w:t>
+      </w:r>
+    </w:p>
+    <w:p>
+      <w:pPr>
+        <w:pStyle w:val="ListParagraph"/>
+        <w:numPr>
+          <w:ilvl w:val="0"/>
+          <w:numId w:val="42"/>
+        </w:numPr>
+        <w:rPr>
+          <w:rFonts w:eastAsia="Arial" w:cs="Arial"/>
+        </w:rPr>
+      </w:pPr>
+      <w:r>
+        <w:rPr>
+          <w:rFonts w:eastAsia="Arial" w:cs="Arial"/>
+        </w:rPr>
+        <w:t>Twice during the course you’ll be asked to make a comment of a paragraph or so on a peer’s work to date.</w:t>
+      </w:r>
+      <w:r>
+        <w:rPr>
+          <w:rFonts w:eastAsia="Arial" w:cs="Arial"/>
+        </w:rPr>
+        <w:t xml:space="preserve"> These will be graded as just PASS (done) / FAIL (not done).</w:t>
+      </w:r>
+    </w:p>
+    <w:p>
+      <w:pPr>
+        <w:pStyle w:val="ListParagraph"/>
+        <w:numPr>
+          <w:ilvl w:val="0"/>
+          <w:numId w:val="42"/>
+        </w:numPr>
+        <w:rPr>
+          <w:rFonts w:eastAsia="Arial" w:cs="Arial"/>
+        </w:rPr>
+      </w:pPr>
+      <w:r>
+        <w:rPr>
+          <w:rFonts w:eastAsia="Arial" w:cs="Arial"/>
+        </w:rPr>
+        <w:t xml:space="preserve">The final assessment is a piece of writing that will </w:t>
+      </w:r>
+      <w:r>
+        <w:rPr>
+          <w:rFonts w:eastAsia="Arial" w:cs="Arial"/>
+          <w:i/>
+          <w:iCs/>
+        </w:rPr>
+        <w:t>synthesize</w:t>
+      </w:r>
+      <w:r>
+        <w:rPr>
+          <w:rFonts w:eastAsia="Arial" w:cs="Arial"/>
+        </w:rPr>
+        <w:t xml:space="preserve"> (to use a famous Hegelian term) the course concepts in a genre of your choosing: an essay, report, policy document, curriculum design or something else. The writing should address in some way one or more of the following questions:</w:t>
+      </w:r>
+    </w:p>
+    <w:p>
+      <w:pPr>
+        <w:pStyle w:val="ListParagraph"/>
+        <w:numPr>
+          <w:ilvl w:val="1"/>
+          <w:numId w:val="42"/>
+        </w:numPr>
+        <w:rPr>
+          <w:rFonts w:eastAsia="Arial" w:cs="Arial"/>
+        </w:rPr>
+      </w:pPr>
+      <w:r>
+        <w:rPr>
+          <w:rFonts w:eastAsia="Arial" w:cs="Arial"/>
+        </w:rPr>
+        <w:t>What do machines need to learn? (And can they learn this?)</w:t>
+      </w:r>
+    </w:p>
+    <w:p>
+      <w:pPr>
+        <w:pStyle w:val="ListParagraph"/>
+        <w:numPr>
+          <w:ilvl w:val="1"/>
+          <w:numId w:val="42"/>
+        </w:numPr>
+        <w:rPr>
+          <w:rFonts w:eastAsia="Arial" w:cs="Arial"/>
+        </w:rPr>
+      </w:pPr>
+      <w:r>
+        <w:rPr>
+          <w:rFonts w:eastAsia="Arial" w:cs="Arial"/>
+        </w:rPr>
+        <w:t xml:space="preserve">In an era of machine learning, what do people need to learn? </w:t>
+      </w:r>
+    </w:p>
+    <w:p>
+      <w:pPr>
+        <w:pStyle w:val="ListParagraph"/>
+        <w:numPr>
+          <w:ilvl w:val="1"/>
+          <w:numId w:val="42"/>
+        </w:numPr>
+        <w:rPr>
+          <w:rFonts w:eastAsia="Arial" w:cs="Arial"/>
+        </w:rPr>
+      </w:pPr>
+      <w:r>
+        <w:rPr>
+          <w:rFonts w:eastAsia="Arial" w:cs="Arial"/>
+        </w:rPr>
+        <w:t xml:space="preserve">Can – and if so </w:t>
+      </w:r>
+      <w:r>
+        <w:rPr>
+          <w:rFonts w:eastAsia="Arial" w:cs="Arial"/>
+          <w:i/>
+          <w:iCs/>
+        </w:rPr>
+        <w:t>how</w:t>
+      </w:r>
+      <w:r>
+        <w:rPr>
+          <w:rFonts w:eastAsia="Arial" w:cs="Arial"/>
+        </w:rPr>
+        <w:t xml:space="preserve"> can – machines help people to learn what they need to? </w:t>
+      </w:r>
+    </w:p>
+    <w:p>
+      <w:pPr>
+        <w:pStyle w:val="ListParagraph"/>
+        <w:rPr>
+          <w:rFonts w:eastAsia="Arial" w:cs="Arial"/>
+        </w:rPr>
+      </w:pPr>
+      <w:r>
+        <w:rPr>
+          <w:rFonts w:eastAsia="Arial" w:cs="Arial"/>
+        </w:rPr>
+        <w:t>For example you might choose to develop a new training regime for machine learning algorithms; a curriculum for high school students to learn how to use AI responsibly; an essay outlining the dire consequences of machine learning let loose in today’s schools; a policy that endorses, with appropriate guardrails, use of AI in a workplace</w:t>
+      </w:r>
+      <w:r>
+        <w:rPr>
+          <w:rFonts w:eastAsia="Arial" w:cs="Arial"/>
+        </w:rPr>
+        <w:t>; or an example of autobiography/autoethnography that describes how machine learning helped and / or hindered your own education</w:t>
+      </w:r>
+      <w:r>
+        <w:rPr>
+          <w:rFonts w:eastAsia="Arial" w:cs="Arial"/>
+        </w:rPr>
+        <w:t xml:space="preserve">. </w:t>
+      </w:r>
+      <w:r>
+        <w:rPr>
+          <w:rFonts w:eastAsia="Arial" w:cs="Arial"/>
+        </w:rPr>
+        <w:t xml:space="preserve">This piece of writing </w:t>
+      </w:r>
+      <w:r>
+        <w:rPr>
+          <w:rFonts w:eastAsia="Arial" w:cs="Arial"/>
+          <w:i/>
+          <w:iCs/>
+        </w:rPr>
+        <w:t>may</w:t>
+      </w:r>
+      <w:r>
+        <w:rPr>
+          <w:rFonts w:eastAsia="Arial" w:cs="Arial"/>
+        </w:rPr>
+        <w:t xml:space="preserve"> or may not relate to your workplace or dissertation research interests – it is an opportunity to </w:t>
+      </w:r>
+      <w:r>
+        <w:rPr>
+          <w:rFonts w:eastAsia="Arial" w:cs="Arial"/>
+        </w:rPr>
+        <w:t>do something practical, experimental or both</w:t>
+      </w:r>
+      <w:r>
+        <w:rPr>
+          <w:rFonts w:eastAsia="Arial" w:cs="Arial"/>
+        </w:rPr>
+        <w:t xml:space="preserve">. </w:t>
+      </w:r>
+      <w:r>
+        <w:rPr>
+          <w:rFonts w:eastAsia="Arial" w:cs="Arial"/>
+        </w:rPr>
+        <w:br/>
+      </w:r>
+      <w:r>
+        <w:rPr>
+          <w:rFonts w:eastAsia="Arial" w:cs="Arial"/>
+        </w:rPr>
+        <w:br/>
+        <w:t xml:space="preserve">It will be graded in a traditional way by me according to the following </w:t>
+      </w:r>
+      <w:r>
+        <w:rPr>
+          <w:rFonts w:eastAsia="Arial" w:cs="Arial"/>
+        </w:rPr>
+        <w:t>rubric</w:t>
+      </w:r>
+      <w:r>
+        <w:rPr>
+          <w:rFonts w:eastAsia="Arial" w:cs="Arial"/>
+        </w:rPr>
+        <w:t>:</w:t>
+      </w:r>
+      <w:r>
+        <w:rPr>
+          <w:rFonts w:eastAsia="Arial" w:cs="Arial"/>
+        </w:rPr>
+        <w:br/>
+      </w:r>
+      <w:r>
+        <w:rPr>
+          <w:rFonts w:eastAsia="Arial" w:cs="Arial"/>
+        </w:rPr>
+        <w:br/>
+        <w:t xml:space="preserve">a. A clear </w:t>
+      </w:r>
+      <w:r>
+        <w:rPr>
+          <w:rFonts w:eastAsia="Arial" w:cs="Arial"/>
+          <w:i/>
+          <w:iCs/>
+        </w:rPr>
+        <w:t>question</w:t>
+      </w:r>
+      <w:r>
+        <w:rPr>
+          <w:rFonts w:eastAsia="Arial" w:cs="Arial"/>
+        </w:rPr>
+        <w:t xml:space="preserve"> is posed, to which the writing responds</w:t>
+      </w:r>
+      <w:r>
+        <w:rPr>
+          <w:rFonts w:eastAsia="Arial" w:cs="Arial"/>
+        </w:rPr>
+        <w:t>.</w:t>
+      </w:r>
+    </w:p>
+    <w:p>
+      <w:pPr>
+        <w:pStyle w:val="ListParagraph"/>
+        <w:rPr>
+          <w:rFonts w:eastAsia="Arial" w:cs="Arial"/>
+        </w:rPr>
+      </w:pPr>
+      <w:r>
+        <w:rPr>
+          <w:rFonts w:eastAsia="Arial" w:cs="Arial"/>
+        </w:rPr>
+        <w:t>b. The writing adheres clearly to the genre it aims at (e.g. a</w:t>
+      </w:r>
+      <w:r>
+        <w:rPr>
+          <w:rFonts w:eastAsia="Arial" w:cs="Arial"/>
+        </w:rPr>
+        <w:t xml:space="preserve"> curriculum should read like a curriculum, not a self-reflective essay).</w:t>
+      </w:r>
+    </w:p>
+    <w:p>
+      <w:pPr>
+        <w:pStyle w:val="ListParagraph"/>
+        <w:rPr>
+          <w:rFonts w:eastAsia="Arial" w:cs="Arial"/>
+        </w:rPr>
+      </w:pPr>
+      <w:r>
+        <w:rPr>
+          <w:rFonts w:eastAsia="Arial" w:cs="Arial"/>
+        </w:rPr>
+        <w:t xml:space="preserve">c. The writing is clear, concise, organized, well-evidenced, and unless clearly indicated, </w:t>
+      </w:r>
+      <w:r>
+        <w:rPr>
+          <w:rFonts w:eastAsia="Arial" w:cs="Arial"/>
+          <w:i/>
+          <w:iCs/>
+        </w:rPr>
+        <w:t>your own</w:t>
+      </w:r>
+      <w:r>
+        <w:rPr>
+          <w:rFonts w:eastAsia="Arial" w:cs="Arial"/>
+        </w:rPr>
+        <w:t>. Quotes from secondary sources, include AI chats taken from earlier in the course as evidence, should be clearly indicated as such.</w:t>
+      </w:r>
+    </w:p>
+    <w:p>
+      <w:pPr>
+        <w:pStyle w:val="ListParagraph"/>
+        <w:rPr>
+          <w:rFonts w:eastAsia="Arial" w:cs="Arial"/>
+        </w:rPr>
+      </w:pPr>
+      <w:r>
+        <w:rPr>
+          <w:rFonts w:eastAsia="Arial" w:cs="Arial"/>
+        </w:rPr>
+        <w:t xml:space="preserve">d. Some kind of </w:t>
+      </w:r>
+      <w:r>
+        <w:rPr>
+          <w:rFonts w:eastAsia="Arial" w:cs="Arial"/>
+          <w:i/>
+          <w:iCs/>
+        </w:rPr>
+        <w:t>answer</w:t>
+      </w:r>
+      <w:r>
+        <w:rPr>
+          <w:rFonts w:eastAsia="Arial" w:cs="Arial"/>
+        </w:rPr>
+        <w:t xml:space="preserve"> – even if indirect  – should be supplied to the question you’ve posed (ie. a curriculum is an answer to a question about what should be taught and how).</w:t>
+      </w:r>
+    </w:p>
+    <w:p>
+      <w:pPr>
+        <w:pStyle w:val="ListParagraph"/>
+        <w:rPr>
+          <w:rFonts w:eastAsia="Arial" w:cs="Arial"/>
+        </w:rPr>
+      </w:pPr>
+      <w:r>
+        <w:rPr>
+          <w:rFonts w:eastAsia="Arial" w:cs="Arial"/>
+        </w:rPr>
+        <w:lastRenderedPageBreak/>
+        <w:t xml:space="preserve">e. At least three of the following </w:t>
+      </w:r>
+      <w:r>
+        <w:rPr>
+          <w:rFonts w:eastAsia="Arial" w:cs="Arial"/>
+        </w:rPr>
+        <w:t xml:space="preserve">course </w:t>
+      </w:r>
+      <w:r>
+        <w:rPr>
+          <w:rFonts w:eastAsia="Arial" w:cs="Arial"/>
+        </w:rPr>
+        <w:t>concepts should be included in some way: experience, recognition, attention, consciousness, alignment, critique, synthesis.</w:t>
+      </w:r>
+    </w:p>
+    <w:p>
+      <w:pPr>
+        <w:pStyle w:val="ListParagraph"/>
+        <w:rPr>
+          <w:rFonts w:eastAsia="Arial" w:cs="Arial"/>
+        </w:rPr>
+      </w:pPr>
+      <w:r>
+        <w:rPr>
+          <w:rFonts w:eastAsia="Arial" w:cs="Arial"/>
+        </w:rPr>
+        <w:t>f</w:t>
+      </w:r>
+      <w:r>
+        <w:rPr>
+          <w:rFonts w:eastAsia="Arial" w:cs="Arial"/>
+        </w:rPr>
+        <w:t xml:space="preserve">. References adhere to your preferred chosen standard (APA, Chicago etc). Regardless of genre, no less than </w:t>
+      </w:r>
+      <w:r>
+        <w:rPr>
+          <w:rFonts w:eastAsia="Arial" w:cs="Arial"/>
+          <w:b/>
+          <w:bCs/>
+        </w:rPr>
+        <w:t>six</w:t>
+      </w:r>
+      <w:r>
+        <w:rPr>
+          <w:rFonts w:eastAsia="Arial" w:cs="Arial"/>
+        </w:rPr>
+        <w:t xml:space="preserve"> references should be cited and listed in the bibliography.</w:t>
+      </w:r>
+      <w:r>
+        <w:rPr>
+          <w:rFonts w:eastAsia="Arial" w:cs="Arial"/>
+        </w:rPr>
+        <w:t xml:space="preserve"> </w:t>
+      </w:r>
+      <w:r>
+        <w:rPr>
+          <w:rFonts w:eastAsia="Arial" w:cs="Arial"/>
+          <w:b/>
+          <w:bCs/>
+        </w:rPr>
+        <w:t>Three</w:t>
+      </w:r>
+      <w:r>
+        <w:rPr>
+          <w:rFonts w:eastAsia="Arial" w:cs="Arial"/>
+        </w:rPr>
+        <w:t xml:space="preserve"> of these should be from the course.</w:t>
+      </w:r>
+    </w:p>
+    <w:p>
+      <w:pPr>
+        <w:pStyle w:val="ListParagraph"/>
+        <w:rPr>
+          <w:rFonts w:eastAsia="Arial" w:cs="Arial"/>
+        </w:rPr>
+      </w:pPr>
     </w:p>
     <w:p>
       <w:pPr>
@@ -953,7 +1856,19 @@
         <w:rPr>
           <w:spacing w:val="-3"/>
         </w:rPr>
-        <w:t xml:space="preserve">Think of the course as six-plus-one iterations on your own initial impulses, with a mix of self- and other-assessment. You begin by writing down what you already think; each week you revise it in the light of a new concept and grade your own contribution; twice you exchange commentary with a peer; and at the end you synthesize the whole sequence into a final report. The record of the changes is the work, so all of it is kept in one Google Doc.</w:t>
+        <w:t>Think of the course as six-plus-one iterations on your own initial impulses, with a mix of self- and other-assessment. You begin by writing down what you already think; each week you revise it in the light of a new concept and grade your own contribution; twice you exchange commentary with a peer; and at the end you synthesize the whole sequence into a final report</w:t>
+      </w:r>
+      <w:r>
+        <w:rPr>
+          <w:spacing w:val="-3"/>
+        </w:rPr>
+        <w:t>, curriculum design or policy document</w:t>
+      </w:r>
+      <w:r>
+        <w:rPr>
+          <w:spacing w:val="-3"/>
+        </w:rPr>
+        <w:t>. The record of the changes is the work, so all of it is kept in one Google Doc.</w:t>
       </w:r>
     </w:p>
     <w:p>
@@ -971,13 +1886,58 @@
           <w:i w:val="0"/>
           <w:iCs w:val="0"/>
           <w:color w:val="auto"/>
-        </w:rPr>
-      </w:pPr>
-      <w:r>
-        <w:rPr>
           <w:spacing w:val="-5"/>
         </w:rPr>
-        <w:t xml:space="preserve">Baseline response (not assessed). In the first fortnight, write 200–300 words in your own words — longer is fine, but not more than 500 — defining machine learning as you understand it today, then human learning; setting out the similarities, differences and relationship between the two, including how machine learning builds on human learning and how human learning may or may not benefit from it; and finally naming the most important question you want answered about AI in relation to learning, with your own provisional answer. This sounds like a survey, and in a way it is, but it sets a baseline of your understanding that the rest of the course revisits. It is not graded.</w:t>
+      </w:pPr>
+      <w:r>
+        <w:rPr>
+          <w:spacing w:val="-5"/>
+        </w:rPr>
+        <w:t xml:space="preserve">Baseline response (not assessed). In the first </w:t>
+      </w:r>
+      <w:r>
+        <w:rPr>
+          <w:spacing w:val="-5"/>
+        </w:rPr>
+        <w:t>seminar (or week following)</w:t>
+      </w:r>
+      <w:r>
+        <w:rPr>
+          <w:spacing w:val="-5"/>
+        </w:rPr>
+        <w:t xml:space="preserve">, write 200–300 words in your own words </w:t>
+      </w:r>
+      <w:r>
+        <w:rPr>
+          <w:spacing w:val="-5"/>
+        </w:rPr>
+        <w:t>–</w:t>
+      </w:r>
+      <w:r>
+        <w:rPr>
+          <w:spacing w:val="-5"/>
+        </w:rPr>
+        <w:t xml:space="preserve"> longer is fine, but not more than 500 </w:t>
+      </w:r>
+      <w:r>
+        <w:rPr>
+          <w:spacing w:val="-5"/>
+        </w:rPr>
+        <w:t>–</w:t>
+      </w:r>
+      <w:r>
+        <w:rPr>
+          <w:spacing w:val="-5"/>
+        </w:rPr>
+        <w:t xml:space="preserve"> defining machine learning as you understand it today, then human learning; setting out the similarities, differences and relationship between the two, including how machine learning builds on human learning and how human learning may or may not benefit from it; and finally naming the most important question you want answered about AI in relation to learning, with your own provisional answer. This sounds like a survey, and in a way it is, but it sets a baseline of your understanding that the rest of the course revisits. </w:t>
+      </w:r>
+      <w:r>
+        <w:rPr>
+          <w:b/>
+          <w:bCs/>
+          <w:spacing w:val="-5"/>
+        </w:rPr>
+        <w:t>It is not graded.</w:t>
       </w:r>
     </w:p>
     <w:p>
@@ -994,24 +1954,24 @@
         <w:rPr>
           <w:rStyle w:val="Heading5Char"/>
         </w:rPr>
-        <w:t xml:space="preserve">Assignment summary</w:t>
+        <w:t>Assignment summary</w:t>
       </w:r>
     </w:p>
     <w:tbl>
       <w:tblPr>
         <w:tblW w:w="0" w:type="auto"/>
         <w:tblBorders>
-          <w:top w:val="single" w:color="auto" w:sz="6" w:space="0"/>
-          <w:left w:val="single" w:color="auto" w:sz="6" w:space="0"/>
-          <w:bottom w:val="single" w:color="auto" w:sz="6" w:space="0"/>
-          <w:right w:val="single" w:color="auto" w:sz="6" w:space="0"/>
+          <w:top w:val="single" w:sz="6" w:space="0" w:color="auto"/>
+          <w:left w:val="single" w:sz="6" w:space="0" w:color="auto"/>
+          <w:bottom w:val="single" w:sz="6" w:space="0" w:color="auto"/>
+          <w:right w:val="single" w:sz="6" w:space="0" w:color="auto"/>
         </w:tblBorders>
         <w:tblLook w:val="06A0" w:firstRow="1" w:lastRow="0" w:firstColumn="1" w:lastColumn="0" w:noHBand="1" w:noVBand="1"/>
       </w:tblPr>
       <w:tblGrid>
-        <w:gridCol w:w="3125"/>
+        <w:gridCol w:w="3126"/>
         <w:gridCol w:w="3122"/>
-        <w:gridCol w:w="3097"/>
+        <w:gridCol w:w="3096"/>
       </w:tblGrid>
       <w:tr>
         <w:trPr>
@@ -1022,10 +1982,10 @@
           <w:tcPr>
             <w:tcW w:w="3195" w:type="dxa"/>
             <w:tcBorders>
-              <w:top w:val="single" w:color="auto" w:sz="6" w:space="0"/>
-              <w:left w:val="single" w:color="auto" w:sz="6" w:space="0"/>
-              <w:bottom w:val="single" w:color="auto" w:sz="6" w:space="0"/>
-              <w:right w:val="single" w:color="auto" w:sz="6" w:space="0"/>
+              <w:top w:val="single" w:sz="6" w:space="0" w:color="auto"/>
+              <w:left w:val="single" w:sz="6" w:space="0" w:color="auto"/>
+              <w:bottom w:val="single" w:sz="6" w:space="0" w:color="auto"/>
+              <w:right w:val="single" w:sz="6" w:space="0" w:color="auto"/>
             </w:tcBorders>
             <w:shd w:val="clear" w:color="auto" w:fill="2F5496"/>
             <w:tcMar>
@@ -1050,7 +2010,7 @@
                 <w:bCs/>
                 <w:color w:val="FFFFFF" w:themeColor="background1"/>
               </w:rPr>
-              <w:t xml:space="preserve">Name</w:t>
+              <w:t>Name</w:t>
             </w:r>
           </w:p>
         </w:tc>
@@ -1058,10 +2018,10 @@
           <w:tcPr>
             <w:tcW w:w="3195" w:type="dxa"/>
             <w:tcBorders>
-              <w:top w:val="single" w:color="auto" w:sz="6" w:space="0"/>
-              <w:left w:val="single" w:color="auto" w:sz="6" w:space="0"/>
-              <w:bottom w:val="single" w:color="auto" w:sz="6" w:space="0"/>
-              <w:right w:val="single" w:color="auto" w:sz="6" w:space="0"/>
+              <w:top w:val="single" w:sz="6" w:space="0" w:color="auto"/>
+              <w:left w:val="single" w:sz="6" w:space="0" w:color="auto"/>
+              <w:bottom w:val="single" w:sz="6" w:space="0" w:color="auto"/>
+              <w:right w:val="single" w:sz="6" w:space="0" w:color="auto"/>
             </w:tcBorders>
             <w:shd w:val="clear" w:color="auto" w:fill="2F5496"/>
             <w:tcMar>
@@ -1086,7 +2046,7 @@
                 <w:bCs/>
                 <w:color w:val="FFFFFF" w:themeColor="background1"/>
               </w:rPr>
-              <w:t xml:space="preserve">Description</w:t>
+              <w:t>Description</w:t>
             </w:r>
           </w:p>
         </w:tc>
@@ -1094,10 +2054,10 @@
           <w:tcPr>
             <w:tcW w:w="3195" w:type="dxa"/>
             <w:tcBorders>
-              <w:top w:val="single" w:color="auto" w:sz="6" w:space="0"/>
-              <w:left w:val="single" w:color="auto" w:sz="6" w:space="0"/>
-              <w:bottom w:val="single" w:color="auto" w:sz="6" w:space="0"/>
-              <w:right w:val="single" w:color="auto" w:sz="6" w:space="0"/>
+              <w:top w:val="single" w:sz="6" w:space="0" w:color="auto"/>
+              <w:left w:val="single" w:sz="6" w:space="0" w:color="auto"/>
+              <w:bottom w:val="single" w:sz="6" w:space="0" w:color="auto"/>
+              <w:right w:val="single" w:sz="6" w:space="0" w:color="auto"/>
             </w:tcBorders>
             <w:shd w:val="clear" w:color="auto" w:fill="2F5496"/>
             <w:tcMar>
@@ -1122,7 +2082,7 @@
                 <w:bCs/>
                 <w:color w:val="FFFFFF" w:themeColor="background1"/>
               </w:rPr>
-              <w:t xml:space="preserve">Points</w:t>
+              <w:t>Points</w:t>
             </w:r>
           </w:p>
         </w:tc>
@@ -1135,10 +2095,10 @@
           <w:tcPr>
             <w:tcW w:w="3195" w:type="dxa"/>
             <w:tcBorders>
-              <w:top w:val="single" w:color="auto" w:sz="6" w:space="0"/>
-              <w:left w:val="single" w:color="auto" w:sz="6" w:space="0"/>
-              <w:bottom w:val="single" w:color="auto" w:sz="6" w:space="0"/>
-              <w:right w:val="single" w:color="auto" w:sz="6" w:space="0"/>
+              <w:top w:val="single" w:sz="6" w:space="0" w:color="auto"/>
+              <w:left w:val="single" w:sz="6" w:space="0" w:color="auto"/>
+              <w:bottom w:val="single" w:sz="6" w:space="0" w:color="auto"/>
+              <w:right w:val="single" w:sz="6" w:space="0" w:color="auto"/>
             </w:tcBorders>
             <w:tcMar>
               <w:left w:w="90" w:type="dxa"/>
@@ -1159,7 +2119,7 @@
                 <w:b/>
                 <w:bCs/>
               </w:rPr>
-              <w:t xml:space="preserve">Baseline response</w:t>
+              <w:t>Baseline response</w:t>
             </w:r>
           </w:p>
         </w:tc>
@@ -1167,10 +2127,10 @@
           <w:tcPr>
             <w:tcW w:w="3195" w:type="dxa"/>
             <w:tcBorders>
-              <w:top w:val="single" w:color="auto" w:sz="6" w:space="0"/>
-              <w:left w:val="single" w:color="auto" w:sz="6" w:space="0"/>
-              <w:bottom w:val="single" w:color="auto" w:sz="6" w:space="0"/>
-              <w:right w:val="single" w:color="auto" w:sz="6" w:space="0"/>
+              <w:top w:val="single" w:sz="6" w:space="0" w:color="auto"/>
+              <w:left w:val="single" w:sz="6" w:space="0" w:color="auto"/>
+              <w:bottom w:val="single" w:sz="6" w:space="0" w:color="auto"/>
+              <w:right w:val="single" w:sz="6" w:space="0" w:color="auto"/>
             </w:tcBorders>
             <w:tcMar>
               <w:left w:w="90" w:type="dxa"/>
@@ -1189,7 +2149,7 @@
               <w:rPr>
                 <w:rFonts w:eastAsia="Arial" w:cs="Arial"/>
               </w:rPr>
-              <w:t xml:space="preserve">200–500 words on how you define machine learning and human learning, their relationship, and the question you most want answered. Written in the first fortnight. Not graded.</w:t>
+              <w:t>200–500 words on how you define machine learning and human learning, their relationship, and the question you most want answered. Written in the first fortnight. Not graded.</w:t>
             </w:r>
           </w:p>
         </w:tc>
@@ -1197,10 +2157,10 @@
           <w:tcPr>
             <w:tcW w:w="3195" w:type="dxa"/>
             <w:tcBorders>
-              <w:top w:val="single" w:color="auto" w:sz="6" w:space="0"/>
-              <w:left w:val="single" w:color="auto" w:sz="6" w:space="0"/>
-              <w:bottom w:val="single" w:color="auto" w:sz="6" w:space="0"/>
-              <w:right w:val="single" w:color="auto" w:sz="6" w:space="0"/>
+              <w:top w:val="single" w:sz="6" w:space="0" w:color="auto"/>
+              <w:left w:val="single" w:sz="6" w:space="0" w:color="auto"/>
+              <w:bottom w:val="single" w:sz="6" w:space="0" w:color="auto"/>
+              <w:right w:val="single" w:sz="6" w:space="0" w:color="auto"/>
             </w:tcBorders>
             <w:tcMar>
               <w:left w:w="90" w:type="dxa"/>
@@ -1219,7 +2179,7 @@
               <w:rPr>
                 <w:rFonts w:eastAsia="Arial" w:cs="Arial"/>
               </w:rPr>
-              <w:t xml:space="preserve">0</w:t>
+              <w:t>0</w:t>
             </w:r>
           </w:p>
         </w:tc>
@@ -1232,10 +2192,10 @@
           <w:tcPr>
             <w:tcW w:w="3195" w:type="dxa"/>
             <w:tcBorders>
-              <w:top w:val="single" w:color="auto" w:sz="6" w:space="0"/>
-              <w:left w:val="single" w:color="auto" w:sz="6" w:space="0"/>
-              <w:bottom w:val="single" w:color="auto" w:sz="6" w:space="0"/>
-              <w:right w:val="single" w:color="auto" w:sz="6" w:space="0"/>
+              <w:top w:val="single" w:sz="6" w:space="0" w:color="auto"/>
+              <w:left w:val="single" w:sz="6" w:space="0" w:color="auto"/>
+              <w:bottom w:val="single" w:sz="6" w:space="0" w:color="auto"/>
+              <w:right w:val="single" w:sz="6" w:space="0" w:color="auto"/>
             </w:tcBorders>
             <w:tcMar>
               <w:left w:w="90" w:type="dxa"/>
@@ -1256,7 +2216,7 @@
                 <w:b/>
                 <w:bCs/>
               </w:rPr>
-              <w:t xml:space="preserve">Formative self-assessment (× 6)</w:t>
+              <w:t>Formative self-assessment (× 6)</w:t>
             </w:r>
           </w:p>
         </w:tc>
@@ -1264,10 +2224,10 @@
           <w:tcPr>
             <w:tcW w:w="3195" w:type="dxa"/>
             <w:tcBorders>
-              <w:top w:val="single" w:color="auto" w:sz="6" w:space="0"/>
-              <w:left w:val="single" w:color="auto" w:sz="6" w:space="0"/>
-              <w:bottom w:val="single" w:color="auto" w:sz="6" w:space="0"/>
-              <w:right w:val="single" w:color="auto" w:sz="6" w:space="0"/>
+              <w:top w:val="single" w:sz="6" w:space="0" w:color="auto"/>
+              <w:left w:val="single" w:sz="6" w:space="0" w:color="auto"/>
+              <w:bottom w:val="single" w:sz="6" w:space="0" w:color="auto"/>
+              <w:right w:val="single" w:sz="6" w:space="0" w:color="auto"/>
             </w:tcBorders>
             <w:tcMar>
               <w:left w:w="90" w:type="dxa"/>
@@ -1286,7 +2246,14 @@
               <w:rPr>
                 <w:rFonts w:eastAsia="Arial" w:cs="Arial"/>
               </w:rPr>
-              <w:t xml:space="preserve">One cycle per concept, Sessions 2–7: notes from the readings, lecture and discussion; a chat session with your preferred AI system; a copy-then-revise pass over your previous responses; peer review in class; and a short reflective note in which you grade your own contribution.</w:t>
+              <w:t xml:space="preserve">One cycle per concept, Sessions 2–7: notes from the readings, lecture and discussion; a chat session with your preferred AI system; a copy-then-revise pass over your previous responses; peer review in </w:t>
+            </w:r>
+            <w:r>
+              <w:rPr>
+                <w:rFonts w:eastAsia="Arial" w:cs="Arial"/>
+              </w:rPr>
+              <w:lastRenderedPageBreak/>
+              <w:t>class; and a short reflective note in which you grade your own contribution.</w:t>
             </w:r>
           </w:p>
         </w:tc>
@@ -1294,10 +2261,10 @@
           <w:tcPr>
             <w:tcW w:w="3195" w:type="dxa"/>
             <w:tcBorders>
-              <w:top w:val="single" w:color="auto" w:sz="6" w:space="0"/>
-              <w:left w:val="single" w:color="auto" w:sz="6" w:space="0"/>
-              <w:bottom w:val="single" w:color="auto" w:sz="6" w:space="0"/>
-              <w:right w:val="single" w:color="auto" w:sz="6" w:space="0"/>
+              <w:top w:val="single" w:sz="6" w:space="0" w:color="auto"/>
+              <w:left w:val="single" w:sz="6" w:space="0" w:color="auto"/>
+              <w:bottom w:val="single" w:sz="6" w:space="0" w:color="auto"/>
+              <w:right w:val="single" w:sz="6" w:space="0" w:color="auto"/>
             </w:tcBorders>
             <w:tcMar>
               <w:left w:w="90" w:type="dxa"/>
@@ -1316,7 +2283,8 @@
               <w:rPr>
                 <w:rFonts w:eastAsia="Arial" w:cs="Arial"/>
               </w:rPr>
-              <w:t xml:space="preserve">100 each (600)</w:t>
+              <w:lastRenderedPageBreak/>
+              <w:t>100 each (600)</w:t>
             </w:r>
           </w:p>
         </w:tc>
@@ -1329,10 +2297,10 @@
           <w:tcPr>
             <w:tcW w:w="3195" w:type="dxa"/>
             <w:tcBorders>
-              <w:top w:val="single" w:color="auto" w:sz="6" w:space="0"/>
-              <w:left w:val="single" w:color="auto" w:sz="6" w:space="0"/>
-              <w:bottom w:val="single" w:color="auto" w:sz="6" w:space="0"/>
-              <w:right w:val="single" w:color="auto" w:sz="6" w:space="0"/>
+              <w:top w:val="single" w:sz="6" w:space="0" w:color="auto"/>
+              <w:left w:val="single" w:sz="6" w:space="0" w:color="auto"/>
+              <w:bottom w:val="single" w:sz="6" w:space="0" w:color="auto"/>
+              <w:right w:val="single" w:sz="6" w:space="0" w:color="auto"/>
             </w:tcBorders>
             <w:tcMar>
               <w:left w:w="90" w:type="dxa"/>
@@ -1353,7 +2321,7 @@
                 <w:b/>
                 <w:bCs/>
               </w:rPr>
-              <w:t xml:space="preserve">Peer commentary (× 2)</w:t>
+              <w:t>Peer commentary (× 2)</w:t>
             </w:r>
           </w:p>
         </w:tc>
@@ -1361,10 +2329,10 @@
           <w:tcPr>
             <w:tcW w:w="3195" w:type="dxa"/>
             <w:tcBorders>
-              <w:top w:val="single" w:color="auto" w:sz="6" w:space="0"/>
-              <w:left w:val="single" w:color="auto" w:sz="6" w:space="0"/>
-              <w:bottom w:val="single" w:color="auto" w:sz="6" w:space="0"/>
-              <w:right w:val="single" w:color="auto" w:sz="6" w:space="0"/>
+              <w:top w:val="single" w:sz="6" w:space="0" w:color="auto"/>
+              <w:left w:val="single" w:sz="6" w:space="0" w:color="auto"/>
+              <w:bottom w:val="single" w:sz="6" w:space="0" w:color="auto"/>
+              <w:right w:val="single" w:sz="6" w:space="0" w:color="auto"/>
             </w:tcBorders>
             <w:tcMar>
               <w:left w:w="90" w:type="dxa"/>
@@ -1383,7 +2351,7 @@
               <w:rPr>
                 <w:rFonts w:eastAsia="Arial" w:cs="Arial"/>
               </w:rPr>
-              <w:t xml:space="preserve">Read and comment on a peer’s revised responses, once across Sessions 3/4 and again across Sessions 6/7. A hurdle requirement: awarded on completion in good faith, not graded on quality.</w:t>
+              <w:t>Read and comment on a peer’s revised responses, once across Sessions 3/4 and again across Sessions 6/7. A hurdle requirement: awarded on completion in good faith, not graded on quality.</w:t>
             </w:r>
           </w:p>
         </w:tc>
@@ -1391,10 +2359,10 @@
           <w:tcPr>
             <w:tcW w:w="3195" w:type="dxa"/>
             <w:tcBorders>
-              <w:top w:val="single" w:color="auto" w:sz="6" w:space="0"/>
-              <w:left w:val="single" w:color="auto" w:sz="6" w:space="0"/>
-              <w:bottom w:val="single" w:color="auto" w:sz="6" w:space="0"/>
-              <w:right w:val="single" w:color="auto" w:sz="6" w:space="0"/>
+              <w:top w:val="single" w:sz="6" w:space="0" w:color="auto"/>
+              <w:left w:val="single" w:sz="6" w:space="0" w:color="auto"/>
+              <w:bottom w:val="single" w:sz="6" w:space="0" w:color="auto"/>
+              <w:right w:val="single" w:sz="6" w:space="0" w:color="auto"/>
             </w:tcBorders>
             <w:tcMar>
               <w:left w:w="90" w:type="dxa"/>
@@ -1413,7 +2381,7 @@
               <w:rPr>
                 <w:rFonts w:eastAsia="Arial" w:cs="Arial"/>
               </w:rPr>
-              <w:t xml:space="preserve">50 each (100)</w:t>
+              <w:t>50 each (100)</w:t>
             </w:r>
           </w:p>
         </w:tc>
@@ -1426,10 +2394,10 @@
           <w:tcPr>
             <w:tcW w:w="3195" w:type="dxa"/>
             <w:tcBorders>
-              <w:top w:val="single" w:color="auto" w:sz="6" w:space="0"/>
-              <w:left w:val="single" w:color="auto" w:sz="6" w:space="0"/>
-              <w:bottom w:val="single" w:color="auto" w:sz="6" w:space="0"/>
-              <w:right w:val="single" w:color="auto" w:sz="6" w:space="0"/>
+              <w:top w:val="single" w:sz="6" w:space="0" w:color="auto"/>
+              <w:left w:val="single" w:sz="6" w:space="0" w:color="auto"/>
+              <w:bottom w:val="single" w:sz="6" w:space="0" w:color="auto"/>
+              <w:right w:val="single" w:sz="6" w:space="0" w:color="auto"/>
             </w:tcBorders>
             <w:tcMar>
               <w:left w:w="90" w:type="dxa"/>
@@ -1450,7 +2418,7 @@
                 <w:b/>
                 <w:bCs/>
               </w:rPr>
-              <w:t xml:space="preserve">Final synthesis report</w:t>
+              <w:t>Final synthesis report</w:t>
             </w:r>
           </w:p>
         </w:tc>
@@ -1458,10 +2426,10 @@
           <w:tcPr>
             <w:tcW w:w="3195" w:type="dxa"/>
             <w:tcBorders>
-              <w:top w:val="single" w:color="auto" w:sz="6" w:space="0"/>
-              <w:left w:val="single" w:color="auto" w:sz="6" w:space="0"/>
-              <w:bottom w:val="single" w:color="auto" w:sz="6" w:space="0"/>
-              <w:right w:val="single" w:color="auto" w:sz="6" w:space="0"/>
+              <w:top w:val="single" w:sz="6" w:space="0" w:color="auto"/>
+              <w:left w:val="single" w:sz="6" w:space="0" w:color="auto"/>
+              <w:bottom w:val="single" w:sz="6" w:space="0" w:color="auto"/>
+              <w:right w:val="single" w:sz="6" w:space="0" w:color="auto"/>
             </w:tcBorders>
             <w:tcMar>
               <w:left w:w="90" w:type="dxa"/>
@@ -1480,7 +2448,7 @@
               <w:rPr>
                 <w:rFonts w:eastAsia="Arial" w:cs="Arial"/>
               </w:rPr>
-              <w:t xml:space="preserve">A summative report, essay, or curriculum design synthesizing the course materials and building directly on the six formative iterations. Its exact form is settled together during the term. Due Fri 16 Oct.</w:t>
+              <w:t>A summative report, essay, or curriculum design synthesizing the course materials and building directly on the six formative iterations. Its exact form is settled together during the term. Due Fri 16 Oct.</w:t>
             </w:r>
           </w:p>
         </w:tc>
@@ -1488,10 +2456,10 @@
           <w:tcPr>
             <w:tcW w:w="3195" w:type="dxa"/>
             <w:tcBorders>
-              <w:top w:val="single" w:color="auto" w:sz="6" w:space="0"/>
-              <w:left w:val="single" w:color="auto" w:sz="6" w:space="0"/>
-              <w:bottom w:val="single" w:color="auto" w:sz="6" w:space="0"/>
-              <w:right w:val="single" w:color="auto" w:sz="6" w:space="0"/>
+              <w:top w:val="single" w:sz="6" w:space="0" w:color="auto"/>
+              <w:left w:val="single" w:sz="6" w:space="0" w:color="auto"/>
+              <w:bottom w:val="single" w:sz="6" w:space="0" w:color="auto"/>
+              <w:right w:val="single" w:sz="6" w:space="0" w:color="auto"/>
             </w:tcBorders>
             <w:tcMar>
               <w:left w:w="90" w:type="dxa"/>
@@ -1510,7 +2478,7 @@
               <w:rPr>
                 <w:rFonts w:eastAsia="Arial" w:cs="Arial"/>
               </w:rPr>
-              <w:t xml:space="preserve">300</w:t>
+              <w:t>300</w:t>
             </w:r>
           </w:p>
         </w:tc>
@@ -1521,8 +2489,71 @@
         <w:pStyle w:val="Heading4"/>
       </w:pPr>
       <w:r>
-        <w:lastRenderedPageBreak/>
-        <w:t>Discussions</w:t>
+        <w:t>Weekly Format</w:t>
+      </w:r>
+    </w:p>
+    <w:p>
+      <w:pPr>
+        <w:rPr>
+          <w:spacing w:val="-5"/>
+        </w:rPr>
+      </w:pPr>
+      <w:r>
+        <w:rPr>
+          <w:spacing w:val="-5"/>
+        </w:rPr>
+        <w:t xml:space="preserve">Seminar discussion is the core of the course, and it is where the formative cycle is anchored. Each seminar opens with group discussion of the previous week’s responses, followed by the lecture, and closes with rotated </w:t>
+      </w:r>
+      <w:r>
+        <w:rPr>
+          <w:spacing w:val="-5"/>
+        </w:rPr>
+        <w:t xml:space="preserve">small </w:t>
+      </w:r>
+      <w:r>
+        <w:rPr>
+          <w:spacing w:val="-5"/>
+        </w:rPr>
+        <w:t xml:space="preserve">group discussion of the readings and lecture in relation to the week’s concept. </w:t>
+      </w:r>
+    </w:p>
+    <w:p>
+      <w:pPr>
+        <w:rPr>
+          <w:spacing w:val="-5"/>
+        </w:rPr>
+      </w:pPr>
+      <w:r>
+        <w:rPr>
+          <w:spacing w:val="-5"/>
+        </w:rPr>
+        <w:t>Hour 1: Collective discussion of the previous week’s concept</w:t>
+      </w:r>
+    </w:p>
+    <w:p>
+      <w:pPr>
+        <w:rPr>
+          <w:spacing w:val="-5"/>
+        </w:rPr>
+      </w:pPr>
+      <w:r>
+        <w:rPr>
+          <w:spacing w:val="-5"/>
+        </w:rPr>
+        <w:t>Hour 2: Open Lecture (in the sense that you can interrupt, pose questions etc)</w:t>
+      </w:r>
+    </w:p>
+    <w:p>
+      <w:pPr>
+        <w:rPr>
+          <w:spacing w:val="-5"/>
+        </w:rPr>
+      </w:pPr>
+      <w:r>
+        <w:rPr>
+          <w:spacing w:val="-5"/>
+        </w:rPr>
+        <w:t>Hour 3: Small group discussions, work on weekly activities</w:t>
       </w:r>
     </w:p>
     <w:p>
@@ -1538,7 +2569,19 @@
         <w:rPr>
           <w:spacing w:val="-5"/>
         </w:rPr>
-        <w:t xml:space="preserve">Seminar discussion is the core of the course, and it is where the formative cycle is anchored. Each seminar opens with group discussion of the previous week’s responses, followed by the lecture, and closes with rotated group discussion of the readings and lecture in relation to the week’s concept. Participation means engaging with the reading and with each other, not merely speaking: careful listening and a well-placed question count, in the Zoom room and on the Canvas discussion board alike. If speaking in groups is difficult for you, come and see me — there are other ways to demonstrate engagement and I will accommodate them.</w:t>
+        <w:t xml:space="preserve">Participation means engaging with the reading and with each other: careful listening and a well-placed question count, in the Zoom room. If speaking in groups is difficult for you, come and see me </w:t>
+      </w:r>
+      <w:r>
+        <w:rPr>
+          <w:spacing w:val="-5"/>
+        </w:rPr>
+        <w:t>–</w:t>
+      </w:r>
+      <w:r>
+        <w:rPr>
+          <w:spacing w:val="-5"/>
+        </w:rPr>
+        <w:t xml:space="preserve"> there are other ways to demonstrate engagement and I will accommodate them.</w:t>
       </w:r>
     </w:p>
     <w:p>
@@ -1553,7 +2596,7 @@
         <w:rPr>
           <w:bCs/>
         </w:rPr>
-        <w:t xml:space="preserve">Final Synthesis Report</w:t>
+        <w:t>Final Synthesis Report</w:t>
       </w:r>
     </w:p>
     <w:p>
@@ -1570,7 +2613,31 @@
         <w:rPr>
           <w:spacing w:val="-5"/>
         </w:rPr>
-        <w:t xml:space="preserve">A summative piece that synthesizes the course materials — a report, an essay, or a curriculum design. It builds directly on the formative work: the six iterations are the raw material and this is the seventh. Its exact shape is something we will settle together during the course, because the form should follow what you have actually been arguing. Due Friday 16 October at 11:59 PM Central, the last day of Term A. Submit through Canvas.</w:t>
+        <w:t xml:space="preserve">A summative piece that synthesizes the course materials — a report, an essay, or a curriculum design. It builds directly on the formative work: the six iterations are the raw material and this is the seventh. </w:t>
+      </w:r>
+      <w:r>
+        <w:rPr>
+          <w:spacing w:val="-5"/>
+        </w:rPr>
+        <w:t xml:space="preserve">See notes above for more details. </w:t>
+      </w:r>
+      <w:r>
+        <w:rPr>
+          <w:spacing w:val="-5"/>
+        </w:rPr>
+        <w:t xml:space="preserve">Due Friday 16 October at 11:59 PM Central, the last day of Term A. Submit through </w:t>
+      </w:r>
+      <w:r>
+        <w:rPr>
+          <w:spacing w:val="-5"/>
+        </w:rPr>
+        <w:t>Google Docs</w:t>
+      </w:r>
+      <w:r>
+        <w:rPr>
+          <w:spacing w:val="-5"/>
+        </w:rPr>
+        <w:t>.</w:t>
       </w:r>
     </w:p>
     <w:p>
@@ -1578,6 +2645,7 @@
         <w:pStyle w:val="Heading3"/>
       </w:pPr>
       <w:r>
+        <w:lastRenderedPageBreak/>
         <w:t>Late</w:t>
       </w:r>
       <w:r>
@@ -1610,7 +2678,7 @@
         </w:rPr>
       </w:pPr>
       <w:r>
-        <w:t xml:space="preserve">The weekly cycle only works if it is weekly. A self-assessment written three weeks late is a memory exercise rather than a revision, and the peer commentary rounds depend on your classmates having something to read. Tell me before the deadline if you are going to be late and we will sort it out. The final report is the one hard deadline: because Term A grades are due to the University shortly after the term ends, extensions on it must be arranged with me in advance. If something serious is going on, talk to me — I would much rather grant an extension than receive nothing.</w:t>
+        <w:t>The weekly cycle only works if it is weekly. A self-assessment written three weeks late is a memory exercise rather than a revision, and the peer commentary rounds depend on your classmates having something to read. Tell me before the deadline if you are going to be late and we will sort it out. The final report is the one hard deadline: because Term A grades are due to the University shortly after the term ends, extensions on it must be arranged with me in advance. If something serious is going on, talk to me — I would much rather grant an extension than receive nothing.</w:t>
       </w:r>
     </w:p>
     <w:p>
@@ -1635,128 +2703,156 @@
           <w:rFonts w:eastAsia="Arial" w:cs="Arial"/>
           <w:color w:val="252525"/>
         </w:rPr>
-        <w:t xml:space="preserve">Regular class attendance is expected of all students at the university. The authority to excuse absences rests with the course instructors, subject to the requirement to reasonably accommodate class absences (see ‘Absence Policy’ below). Enrollment </w:t>
-      </w:r>
-      <w:proofErr w:type="gramStart"/>
+        <w:t>Regular class attendance is expected of all students at the university. The authority to excuse absences rests with the course instructors, subject to the requirement to reasonably accommodate class absences (see ‘Absence Policy’ below). Enrollment in this course includes expectation of regular attendance</w:t>
+      </w:r>
       <w:r>
         <w:rPr>
           <w:rFonts w:eastAsia="Arial" w:cs="Arial"/>
           <w:color w:val="252525"/>
         </w:rPr>
-        <w:t>in</w:t>
-      </w:r>
-      <w:proofErr w:type="gramEnd"/>
+        <w:t>,</w:t>
+      </w:r>
       <w:r>
         <w:rPr>
           <w:rFonts w:eastAsia="Arial" w:cs="Arial"/>
           <w:color w:val="252525"/>
         </w:rPr>
-        <w:t xml:space="preserve"> this course includes expectation of regular attendance</w:t>
-      </w:r>
-      <w:r>
-        <w:rPr>
-          <w:rFonts w:eastAsia="Arial" w:cs="Arial"/>
-          <w:color w:val="252525"/>
-        </w:rPr>
-        <w:t>,</w:t>
-      </w:r>
-      <w:r>
-        <w:rPr>
-          <w:rFonts w:eastAsia="Arial" w:cs="Arial"/>
-          <w:color w:val="252525"/>
-        </w:rPr>
         <w:t xml:space="preserve"> and this is reflected in the Participation Grade. If you find you must miss (or have missed) class, contact the instructor as soon as possible. Repeated tardiness or leaving sessions early may be considered an unexcused absence unless alternate arrangements have been made with the instructor.</w:t>
       </w:r>
     </w:p>
-    <w:p/>
     <w:p>
       <w:pPr>
         <w:pStyle w:val="Heading3"/>
       </w:pPr>
       <w:r>
+        <w:t>Absence</w:t>
+      </w:r>
+      <w:r>
+        <w:rPr>
+          <w:spacing w:val="-4"/>
+        </w:rPr>
+        <w:t xml:space="preserve"> </w:t>
+      </w:r>
+      <w:r>
+        <w:t>Policy</w:t>
+      </w:r>
+    </w:p>
+    <w:p>
+      <w:pPr>
+        <w:rPr>
+          <w:rFonts w:ascii="Times New Roman" w:eastAsia="Times New Roman" w:hAnsi="Times New Roman" w:cs="Times New Roman"/>
+        </w:rPr>
+      </w:pPr>
+      <w:r>
+        <w:rPr>
+          <w:rStyle w:val="Hyperlink"/>
+          <w:color w:val="auto"/>
+          <w:u w:val="none"/>
+        </w:rPr>
+        <w:t xml:space="preserve">Attendance means joining the live Zoom seminar. Sessions are recorded and posted to </w:t>
+      </w:r>
+      <w:r>
+        <w:rPr>
+          <w:rStyle w:val="Hyperlink"/>
+          <w:color w:val="auto"/>
+          <w:u w:val="none"/>
+        </w:rPr>
+        <w:t>CGScholar</w:t>
+      </w:r>
+      <w:r>
+        <w:rPr>
+          <w:rStyle w:val="Hyperlink"/>
+          <w:color w:val="auto"/>
+          <w:u w:val="none"/>
+        </w:rPr>
+        <w:t>, but the recording is a resource for revision and for genuine conflicts, not a substitute for attending: the weekly cycle is built around discussion of your responses, and the peer commentary rounds cannot happen without you. With only seven seminars, each one is roughly a seventh of the term. If you must miss a seminar, contact me as soon as possible and we will arrange for you to make up the discussion. Absences for illness, religious observance, military service, or personal emergency will be excused; see the campus policies below. Students may request an absence letter through the Connie Frank CARE Center in the Office of the Dean of Students where their circumstances qualify.</w:t>
+      </w:r>
+    </w:p>
+    <w:p>
+      <w:pPr>
+        <w:pStyle w:val="Heading3"/>
+      </w:pPr>
+      <w:r>
+        <w:t xml:space="preserve">Participation </w:t>
+      </w:r>
+    </w:p>
+    <w:p>
+      <w:pPr>
+        <w:rPr>
+          <w:rFonts w:ascii="Times New Roman" w:eastAsia="Times New Roman" w:hAnsi="Times New Roman" w:cs="Times New Roman"/>
+          <w:color w:val="000000" w:themeColor="text1"/>
+        </w:rPr>
+      </w:pPr>
+      <w:r>
+        <w:rPr>
+          <w:rFonts w:eastAsia="Arial" w:cs="Arial"/>
+          <w:color w:val="000000" w:themeColor="text1"/>
+        </w:rPr>
+        <w:t xml:space="preserve">Participation is not scored as a separate line. It is assessed inside the formative cycle </w:t>
+      </w:r>
+      <w:r>
+        <w:rPr>
+          <w:rFonts w:eastAsia="Arial" w:cs="Arial"/>
+          <w:color w:val="000000" w:themeColor="text1"/>
+        </w:rPr>
+        <w:t>–</w:t>
+      </w:r>
+      <w:r>
+        <w:rPr>
+          <w:rFonts w:eastAsia="Arial" w:cs="Arial"/>
+          <w:color w:val="000000" w:themeColor="text1"/>
+        </w:rPr>
+        <w:t xml:space="preserve"> the reflective note in which you grade your own weekly contribution covers the readings, the lecture, the group discussion and the AI chat session </w:t>
+      </w:r>
+      <w:r>
+        <w:rPr>
+          <w:rFonts w:eastAsia="Arial" w:cs="Arial"/>
+          <w:color w:val="000000" w:themeColor="text1"/>
+        </w:rPr>
+        <w:t>–</w:t>
+      </w:r>
+      <w:r>
+        <w:rPr>
+          <w:rFonts w:eastAsia="Arial" w:cs="Arial"/>
+          <w:color w:val="000000" w:themeColor="text1"/>
+        </w:rPr>
+        <w:t xml:space="preserve"> and through the peer commentary hurdle. Sustained absence from discussion will show up in both.</w:t>
+      </w:r>
+    </w:p>
+    <w:p>
+      <w:pPr>
+        <w:pStyle w:val="Heading3"/>
+      </w:pPr>
+      <w:r>
+        <w:t>Final</w:t>
+      </w:r>
+      <w:r>
+        <w:t xml:space="preserve"> </w:t>
+      </w:r>
+      <w:r>
+        <w:t>Letter</w:t>
+      </w:r>
+      <w:r>
+        <w:t xml:space="preserve"> Grades</w:t>
+      </w:r>
+    </w:p>
+    <w:p>
+      <w:pPr>
+        <w:spacing w:after="60"/>
+      </w:pPr>
+      <w:r>
+        <w:rPr>
+          <w:spacing w:val="-1"/>
+        </w:rPr>
+        <w:t>Final letter grades are determined by total points earned out of 1000, converted to a percentage and mapped through the scale below. Grades are not curved. Rounding is to two decimal places. If you believe an error has been made in computing your final grade, email me within one week of grades being posted.</w:t>
+      </w:r>
+    </w:p>
+    <w:p>
+      <w:pPr>
+        <w:pStyle w:val="Heading3"/>
+      </w:pPr>
+      <w:r>
         <w:lastRenderedPageBreak/>
-        <w:t>Absence</w:t>
-      </w:r>
-      <w:r>
-        <w:rPr>
-          <w:spacing w:val="-4"/>
-        </w:rPr>
-        <w:t xml:space="preserve"> </w:t>
-      </w:r>
-      <w:r>
-        <w:t>Policy</w:t>
-      </w:r>
-    </w:p>
-    <w:p>
-      <w:pPr>
-        <w:rPr>
-          <w:rFonts w:ascii="Times New Roman" w:hAnsi="Times New Roman" w:eastAsia="Times New Roman" w:cs="Times New Roman"/>
-          <w:color w:val="000000" w:themeColor="text1"/>
-        </w:rPr>
-      </w:pPr>
-      <w:r>
-        <w:rPr>
-          <w:rStyle w:val="Hyperlink"/>
-        </w:rPr>
-        <w:t xml:space="preserve">Attendance means joining the live Zoom seminar. Sessions are recorded and posted to Canvas, but the recording is a resource for revision and for genuine conflicts, not a substitute for attending: the weekly cycle is built around discussion of your responses, and the peer commentary rounds cannot happen without you. With only seven seminars, each one is roughly a seventh of the term. If you must miss a seminar, contact me as soon as possible and we will arrange for you to make up the discussion. Absences for illness, religious observance, military service, or personal emergency will be excused; see the campus policies below. Students may request an absence letter through the Connie Frank CARE Center in the Office of the Dean of Students where their circumstances qualify.</w:t>
-      </w:r>
-    </w:p>
-    <w:p>
-      <w:pPr>
-        <w:pStyle w:val="Heading3"/>
-      </w:pPr>
-      <w:r>
-        <w:t xml:space="preserve">Participation </w:t>
-      </w:r>
-    </w:p>
-    <w:p>
-      <w:pPr>
-        <w:rPr>
-          <w:rFonts w:ascii="Times New Roman" w:hAnsi="Times New Roman" w:eastAsia="Times New Roman" w:cs="Times New Roman"/>
-          <w:color w:val="000000" w:themeColor="text1"/>
-        </w:rPr>
-      </w:pPr>
-      <w:r>
-        <w:rPr>
-          <w:rFonts w:eastAsia="Arial" w:cs="Arial"/>
-          <w:color w:val="000000" w:themeColor="text1"/>
-        </w:rPr>
-        <w:t xml:space="preserve">Participation is not scored as a separate line. It is assessed inside the formative cycle — the reflective note in which you grade your own weekly contribution covers the readings, the lecture, the group discussion and the AI chat session — and through the peer commentary hurdle. Sustained absence from discussion will show up in both.</w:t>
-      </w:r>
-    </w:p>
-    <w:p>
-      <w:pPr>
-        <w:pStyle w:val="Heading3"/>
-      </w:pPr>
-      <w:r>
-        <w:t>Final</w:t>
-      </w:r>
-      <w:r>
-        <w:t xml:space="preserve"> </w:t>
-      </w:r>
-      <w:r>
-        <w:t>Letter</w:t>
-      </w:r>
-      <w:r>
-        <w:t xml:space="preserve"> Grades</w:t>
-      </w:r>
-    </w:p>
-    <w:p>
-      <w:pPr>
-        <w:spacing w:after="60"/>
-      </w:pPr>
-      <w:r>
-        <w:rPr>
-          <w:spacing w:val="-1"/>
-        </w:rPr>
-        <w:t xml:space="preserve">Final letter grades are determined by total points earned out of 1000, converted to a percentage and mapped through the scale below. Grades are not curved. Rounding is to two decimal places. If you believe an error has been made in computing your final grade, email me within one week of grades being posted.</w:t>
-      </w:r>
-    </w:p>
-    <w:p>
-      <w:pPr>
-        <w:pStyle w:val="Heading3"/>
-      </w:pPr>
-      <w:r>
         <w:t>Grading Scale</w:t>
       </w:r>
     </w:p>
@@ -1799,7 +2895,7 @@
                 <w:sz w:val="24"/>
                 <w:szCs w:val="24"/>
               </w:rPr>
-              <w:t xml:space="preserve">Percentage</w:t>
+              <w:t>Percentage</w:t>
             </w:r>
           </w:p>
         </w:tc>
@@ -1822,7 +2918,7 @@
                 <w:bCs/>
                 <w:color w:val="FFFFFF" w:themeColor="background1"/>
               </w:rPr>
-              <w:t xml:space="preserve">Letter Grade</w:t>
+              <w:t>Letter Grade</w:t>
             </w:r>
           </w:p>
         </w:tc>
@@ -1834,7 +2930,7 @@
           </w:tcPr>
           <w:p>
             <w:r>
-              <w:t xml:space="preserve">96.00 - 100.00</w:t>
+              <w:t>96.00 - 100.00</w:t>
             </w:r>
           </w:p>
         </w:tc>
@@ -1844,7 +2940,7 @@
           </w:tcPr>
           <w:p>
             <w:r>
-              <w:t xml:space="preserve">A+</w:t>
+              <w:t>A+</w:t>
             </w:r>
           </w:p>
         </w:tc>
@@ -1856,7 +2952,7 @@
           </w:tcPr>
           <w:p>
             <w:r>
-              <w:t xml:space="preserve">93.00 - 95.99</w:t>
+              <w:t>93.00 - 95.99</w:t>
             </w:r>
           </w:p>
         </w:tc>
@@ -1866,7 +2962,7 @@
           </w:tcPr>
           <w:p>
             <w:r>
-              <w:t xml:space="preserve">A</w:t>
+              <w:t>A</w:t>
             </w:r>
           </w:p>
         </w:tc>
@@ -1878,7 +2974,7 @@
           </w:tcPr>
           <w:p>
             <w:r>
-              <w:t xml:space="preserve">90.00 - 92.99</w:t>
+              <w:t>90.00 - 92.99</w:t>
             </w:r>
           </w:p>
         </w:tc>
@@ -1888,7 +2984,7 @@
           </w:tcPr>
           <w:p>
             <w:r>
-              <w:t xml:space="preserve">A-</w:t>
+              <w:t>A-</w:t>
             </w:r>
           </w:p>
         </w:tc>
@@ -1900,7 +2996,7 @@
           </w:tcPr>
           <w:p>
             <w:r>
-              <w:t xml:space="preserve">86.00 - 89.99</w:t>
+              <w:t>86.00 - 89.99</w:t>
             </w:r>
           </w:p>
         </w:tc>
@@ -1910,7 +3006,7 @@
           </w:tcPr>
           <w:p>
             <w:r>
-              <w:t xml:space="preserve">B+</w:t>
+              <w:t>B+</w:t>
             </w:r>
           </w:p>
         </w:tc>
@@ -1922,7 +3018,7 @@
           </w:tcPr>
           <w:p>
             <w:r>
-              <w:t xml:space="preserve">83.00 - 85.99</w:t>
+              <w:t>83.00 - 85.99</w:t>
             </w:r>
           </w:p>
         </w:tc>
@@ -1932,7 +3028,7 @@
           </w:tcPr>
           <w:p>
             <w:r>
-              <w:t xml:space="preserve">B</w:t>
+              <w:t>B</w:t>
             </w:r>
           </w:p>
         </w:tc>
@@ -1944,7 +3040,7 @@
           </w:tcPr>
           <w:p>
             <w:r>
-              <w:t xml:space="preserve">80.00 - 82.99</w:t>
+              <w:t>80.00 - 82.99</w:t>
             </w:r>
           </w:p>
         </w:tc>
@@ -1954,7 +3050,7 @@
           </w:tcPr>
           <w:p>
             <w:r>
-              <w:t xml:space="preserve">B-</w:t>
+              <w:t>B-</w:t>
             </w:r>
           </w:p>
         </w:tc>
@@ -1966,7 +3062,7 @@
           </w:tcPr>
           <w:p>
             <w:r>
-              <w:t xml:space="preserve">76.00 - 79.99</w:t>
+              <w:t>76.00 - 79.99</w:t>
             </w:r>
           </w:p>
         </w:tc>
@@ -1976,7 +3072,7 @@
           </w:tcPr>
           <w:p>
             <w:r>
-              <w:t xml:space="preserve">C+</w:t>
+              <w:t>C+</w:t>
             </w:r>
           </w:p>
         </w:tc>
@@ -1988,7 +3084,7 @@
           </w:tcPr>
           <w:p>
             <w:r>
-              <w:t xml:space="preserve">73.00 - 75.99</w:t>
+              <w:t>73.00 - 75.99</w:t>
             </w:r>
           </w:p>
         </w:tc>
@@ -1998,7 +3094,7 @@
           </w:tcPr>
           <w:p>
             <w:r>
-              <w:t xml:space="preserve">C</w:t>
+              <w:t>C</w:t>
             </w:r>
           </w:p>
         </w:tc>
@@ -2010,7 +3106,7 @@
           </w:tcPr>
           <w:p>
             <w:r>
-              <w:t xml:space="preserve">70.00 - 72.99</w:t>
+              <w:t>70.00 - 72.99</w:t>
             </w:r>
           </w:p>
         </w:tc>
@@ -2020,7 +3116,7 @@
           </w:tcPr>
           <w:p>
             <w:r>
-              <w:t xml:space="preserve">C-</w:t>
+              <w:t>C-</w:t>
             </w:r>
           </w:p>
         </w:tc>
@@ -2032,7 +3128,7 @@
           </w:tcPr>
           <w:p>
             <w:r>
-              <w:t xml:space="preserve">66.00 - 69.99</w:t>
+              <w:t>66.00 - 69.99</w:t>
             </w:r>
           </w:p>
         </w:tc>
@@ -2042,7 +3138,7 @@
           </w:tcPr>
           <w:p>
             <w:r>
-              <w:t xml:space="preserve">D+</w:t>
+              <w:t>D+</w:t>
             </w:r>
           </w:p>
         </w:tc>
@@ -2054,7 +3150,7 @@
           </w:tcPr>
           <w:p>
             <w:r>
-              <w:t xml:space="preserve">63.00 - 65.99</w:t>
+              <w:t>63.00 - 65.99</w:t>
             </w:r>
           </w:p>
         </w:tc>
@@ -2064,7 +3160,7 @@
           </w:tcPr>
           <w:p>
             <w:r>
-              <w:t xml:space="preserve">D</w:t>
+              <w:t>D</w:t>
             </w:r>
           </w:p>
         </w:tc>
@@ -2076,7 +3172,7 @@
           </w:tcPr>
           <w:p>
             <w:r>
-              <w:t xml:space="preserve">60.00 - 62.99</w:t>
+              <w:t>60.00 - 62.99</w:t>
             </w:r>
           </w:p>
         </w:tc>
@@ -2086,7 +3182,7 @@
           </w:tcPr>
           <w:p>
             <w:r>
-              <w:t xml:space="preserve">D-</w:t>
+              <w:t>D-</w:t>
             </w:r>
           </w:p>
         </w:tc>
@@ -2098,7 +3194,7 @@
           </w:tcPr>
           <w:p>
             <w:r>
-              <w:t xml:space="preserve">59.99 and below</w:t>
+              <w:t>59.99 and below</w:t>
             </w:r>
           </w:p>
         </w:tc>
@@ -2108,7 +3204,7 @@
           </w:tcPr>
           <w:p>
             <w:r>
-              <w:t xml:space="preserve">F</w:t>
+              <w:t>F</w:t>
             </w:r>
           </w:p>
         </w:tc>
@@ -2136,22 +3232,22 @@
         <w:spacing w:after="240"/>
         <w:ind w:right="173"/>
         <w:rPr>
-          <w:rFonts w:ascii="Arial" w:hAnsi="Arial" w:eastAsia="Arial" w:cs="Arial"/>
+          <w:rFonts w:ascii="Arial" w:eastAsia="Arial" w:hAnsi="Arial" w:cs="Arial"/>
           <w:color w:val="000000" w:themeColor="text1"/>
         </w:rPr>
       </w:pPr>
       <w:r>
         <w:rPr>
-          <w:rFonts w:ascii="Arial" w:hAnsi="Arial" w:eastAsia="Arial" w:cs="Arial"/>
+          <w:rFonts w:ascii="Arial" w:eastAsia="Arial" w:hAnsi="Arial" w:cs="Arial"/>
           <w:color w:val="161616"/>
         </w:rPr>
         <w:t xml:space="preserve">The University of Illinois Urbana-Champaign </w:t>
       </w:r>
-      <w:hyperlink r:id="rId40">
+      <w:hyperlink r:id="rId12">
         <w:r>
           <w:rPr>
             <w:rStyle w:val="Hyperlink"/>
-            <w:rFonts w:ascii="Arial" w:hAnsi="Arial" w:eastAsia="Arial" w:cs="Arial"/>
+            <w:rFonts w:ascii="Arial" w:eastAsia="Arial" w:hAnsi="Arial" w:cs="Arial"/>
             <w:i/>
             <w:iCs/>
           </w:rPr>
@@ -2160,7 +3256,7 @@
       </w:hyperlink>
       <w:r>
         <w:rPr>
-          <w:rFonts w:ascii="Arial" w:hAnsi="Arial" w:eastAsia="Arial" w:cs="Arial"/>
+          <w:rFonts w:ascii="Arial" w:eastAsia="Arial" w:hAnsi="Arial" w:cs="Arial"/>
           <w:i/>
           <w:iCs/>
           <w:color w:val="161616"/>
@@ -2169,7 +3265,7 @@
       </w:r>
       <w:r>
         <w:rPr>
-          <w:rFonts w:ascii="Arial" w:hAnsi="Arial" w:eastAsia="Arial" w:cs="Arial"/>
+          <w:rFonts w:ascii="Arial" w:eastAsia="Arial" w:hAnsi="Arial" w:cs="Arial"/>
           <w:color w:val="161616"/>
         </w:rPr>
         <w:t>(https://studentcode.illinois.edu/) should also be considered as a part of this syllabus. Students should pay particular attention to Article 1, Part 4: Academic Integrity.</w:t>
@@ -2181,36 +3277,36 @@
         <w:keepLines/>
         <w:ind w:right="173"/>
         <w:rPr>
-          <w:rFonts w:ascii="Arial" w:hAnsi="Arial" w:eastAsia="Arial" w:cs="Arial"/>
+          <w:rFonts w:ascii="Arial" w:eastAsia="Arial" w:hAnsi="Arial" w:cs="Arial"/>
           <w:color w:val="161616"/>
         </w:rPr>
       </w:pPr>
       <w:r>
         <w:rPr>
-          <w:rFonts w:ascii="Arial" w:hAnsi="Arial" w:eastAsia="Arial" w:cs="Arial"/>
+          <w:rFonts w:ascii="Arial" w:eastAsia="Arial" w:hAnsi="Arial" w:cs="Arial"/>
           <w:color w:val="161616"/>
         </w:rPr>
         <w:t xml:space="preserve">Academic dishonesty may result in a failing grade. Every student is expected to review and abide by the </w:t>
       </w:r>
-      <w:hyperlink r:id="rId41">
+      <w:hyperlink r:id="rId13">
         <w:r>
           <w:rPr>
             <w:rStyle w:val="Hyperlink"/>
-            <w:rFonts w:ascii="Arial" w:hAnsi="Arial" w:eastAsia="Arial" w:cs="Arial"/>
+            <w:rFonts w:ascii="Arial" w:eastAsia="Arial" w:hAnsi="Arial" w:cs="Arial"/>
           </w:rPr>
           <w:t>Academic Integrity Policy</w:t>
         </w:r>
       </w:hyperlink>
       <w:r>
         <w:rPr>
-          <w:rFonts w:ascii="Arial" w:hAnsi="Arial" w:eastAsia="Arial" w:cs="Arial"/>
+          <w:rFonts w:ascii="Arial" w:eastAsia="Arial" w:hAnsi="Arial" w:cs="Arial"/>
           <w:color w:val="000000" w:themeColor="text1"/>
         </w:rPr>
         <w:t xml:space="preserve">  (https://studentcode.illinois.edu/article1/part4). </w:t>
       </w:r>
       <w:r>
         <w:rPr>
-          <w:rFonts w:ascii="Arial" w:hAnsi="Arial" w:eastAsia="Arial" w:cs="Arial"/>
+          <w:rFonts w:ascii="Arial" w:eastAsia="Arial" w:hAnsi="Arial" w:cs="Arial"/>
           <w:color w:val="161616"/>
         </w:rPr>
         <w:t>Ignorance is not an excuse for any academic dishonesty. It is your responsibility to read this policy to avoid any misunderstanding. Do not hesitate to ask the instructor(s) if you are ever in doubt about what constitutes plagiarism, cheating, or any other breach of academic integrity.</w:t>
@@ -2221,7 +3317,7 @@
         <w:pStyle w:val="Heading3"/>
       </w:pPr>
       <w:r>
-        <w:t xml:space="preserve">Use of Generative AI in This Course</w:t>
+        <w:t>Use of Generative AI in This Course</w:t>
       </w:r>
     </w:p>
     <w:p>
@@ -2230,16 +3326,16 @@
         <w:spacing w:after="240"/>
         <w:ind w:right="173"/>
         <w:rPr>
-          <w:rFonts w:ascii="Arial" w:hAnsi="Arial" w:eastAsia="Arial" w:cs="Arial"/>
+          <w:rFonts w:ascii="Arial" w:eastAsia="Arial" w:hAnsi="Arial" w:cs="Arial"/>
           <w:color w:val="000000" w:themeColor="text1"/>
         </w:rPr>
       </w:pPr>
       <w:r>
         <w:rPr>
-          <w:rFonts w:ascii="Arial" w:hAnsi="Arial" w:eastAsia="Arial" w:cs="Arial"/>
+          <w:rFonts w:ascii="Arial" w:eastAsia="Arial" w:hAnsi="Arial" w:cs="Arial"/>
           <w:color w:val="161616"/>
         </w:rPr>
-        <w:t xml:space="preserve">You are studying these systems, so you should use them. What I ask is that the use be visible and reflective rather than concealed.</w:t>
+        <w:t>You are studying these systems, so you should use them. What I ask is that the use be visible and reflective rather than concealed.</w:t>
       </w:r>
     </w:p>
     <w:p>
@@ -2248,16 +3344,17 @@
         <w:spacing w:after="240"/>
         <w:ind w:right="173"/>
         <w:rPr>
-          <w:rFonts w:ascii="Arial" w:hAnsi="Arial" w:eastAsia="Arial" w:cs="Arial"/>
+          <w:rFonts w:ascii="Arial" w:eastAsia="Arial" w:hAnsi="Arial" w:cs="Arial"/>
           <w:color w:val="000000" w:themeColor="text1"/>
         </w:rPr>
       </w:pPr>
       <w:r>
         <w:rPr>
-          <w:rFonts w:ascii="Arial" w:hAnsi="Arial" w:eastAsia="Arial" w:cs="Arial"/>
+          <w:rFonts w:ascii="Arial" w:eastAsia="Arial" w:hAnsi="Arial" w:cs="Arial"/>
           <w:color w:val="161616"/>
         </w:rPr>
-        <w:t xml:space="preserve">Permitted and encouraged throughout: using AI to explore ideas, test arguments, find sources that you then verify independently, and stress-test your drafts. This is course material: a weekly chat session forms part of the assessed formative cycle.</w:t>
+        <w:lastRenderedPageBreak/>
+        <w:t>Permitted and encouraged throughout: using AI to explore ideas, test arguments, find sources that you then verify independently, and stress-test your drafts. This is course material: a weekly chat session forms part of the assessed formative cycle.</w:t>
       </w:r>
     </w:p>
     <w:p>
@@ -2266,16 +3363,16 @@
         <w:spacing w:after="240"/>
         <w:ind w:right="173"/>
         <w:rPr>
-          <w:rFonts w:ascii="Arial" w:hAnsi="Arial" w:eastAsia="Arial" w:cs="Arial"/>
+          <w:rFonts w:ascii="Arial" w:eastAsia="Arial" w:hAnsi="Arial" w:cs="Arial"/>
           <w:color w:val="000000" w:themeColor="text1"/>
         </w:rPr>
       </w:pPr>
       <w:r>
         <w:rPr>
-          <w:rFonts w:ascii="Arial" w:hAnsi="Arial" w:eastAsia="Arial" w:cs="Arial"/>
+          <w:rFonts w:ascii="Arial" w:eastAsia="Arial" w:hAnsi="Arial" w:cs="Arial"/>
           <w:color w:val="161616"/>
         </w:rPr>
-        <w:t xml:space="preserve">Required: where AI shaped a submitted piece of work, append a short note describing how. A sentence or two is enough. This is a scholarly disclosure, not a confession, and it does not affect your grade.</w:t>
+        <w:t>Required: where AI shaped a submitted piece of work, append a short note describing how. A sentence or two is enough. This is a scholarly disclosure, and it does not affect your grade.</w:t>
       </w:r>
     </w:p>
     <w:p>
@@ -2284,16 +3381,30 @@
         <w:spacing w:after="240"/>
         <w:ind w:right="173"/>
         <w:rPr>
-          <w:rFonts w:ascii="Arial" w:hAnsi="Arial" w:eastAsia="Arial" w:cs="Arial"/>
+          <w:rFonts w:ascii="Arial" w:eastAsia="Arial" w:hAnsi="Arial" w:cs="Arial"/>
           <w:color w:val="000000" w:themeColor="text1"/>
         </w:rPr>
       </w:pPr>
       <w:r>
         <w:rPr>
-          <w:rFonts w:ascii="Arial" w:hAnsi="Arial" w:eastAsia="Arial" w:cs="Arial"/>
+          <w:rFonts w:ascii="Arial" w:eastAsia="Arial" w:hAnsi="Arial" w:cs="Arial"/>
           <w:color w:val="161616"/>
         </w:rPr>
-        <w:t xml:space="preserve">Not permitted: submitting generated prose as your own unexamined writing. Not because it is cheating in some abstract sense, but because the point of the assignment is the change in you that writing produces. Outsourcing that leaves you with a document and no education — and in a course assessed on the rate of that change, it is self-defeating as well as a breach of academic integrity under the Student Code.</w:t>
+        <w:t>Not permitted: submitting generated prose as your own unexamined writing. Not because it is cheating in some abstract sense, but because the point of the assignment is the change in you that writing produces. Outsourcing that leaves you with a document and no education</w:t>
+      </w:r>
+      <w:r>
+        <w:rPr>
+          <w:rFonts w:ascii="Arial" w:eastAsia="Arial" w:hAnsi="Arial" w:cs="Arial"/>
+          <w:color w:val="161616"/>
+        </w:rPr>
+        <w:t>,</w:t>
+      </w:r>
+      <w:r>
+        <w:rPr>
+          <w:rFonts w:ascii="Arial" w:eastAsia="Arial" w:hAnsi="Arial" w:cs="Arial"/>
+          <w:color w:val="161616"/>
+        </w:rPr>
+        <w:t xml:space="preserve"> and in a course assessed on the rate of that change, it is self-defeating as well as a breach of academic integrity under the Student Code.</w:t>
       </w:r>
     </w:p>
     <w:p>
@@ -2302,16 +3413,16 @@
         <w:spacing w:after="240"/>
         <w:ind w:right="173"/>
         <w:rPr>
-          <w:rFonts w:ascii="Arial" w:hAnsi="Arial" w:eastAsia="Arial" w:cs="Arial"/>
+          <w:rFonts w:ascii="Arial" w:eastAsia="Arial" w:hAnsi="Arial" w:cs="Arial"/>
           <w:color w:val="000000" w:themeColor="text1"/>
         </w:rPr>
       </w:pPr>
       <w:r>
         <w:rPr>
-          <w:rFonts w:ascii="Arial" w:hAnsi="Arial" w:eastAsia="Arial" w:cs="Arial"/>
+          <w:rFonts w:ascii="Arial" w:eastAsia="Arial" w:hAnsi="Arial" w:cs="Arial"/>
           <w:color w:val="161616"/>
         </w:rPr>
-        <w:t xml:space="preserve">Verify every citation. Generated bibliographies routinely contain plausible references to work that does not exist. An uncheckable citation will be treated as an error of scholarship.</w:t>
+        <w:t>Verify every citation. Generated bibliographies routinely contain plausible references to work that does not exist. An uncheckable citation will be treated as an error of scholarship.</w:t>
       </w:r>
     </w:p>
     <w:p>
@@ -2344,7 +3455,7 @@
       </w:r>
       <w:r>
         <w:rPr>
-          <w:rFonts w:ascii="Aptos" w:hAnsi="Aptos" w:eastAsia="Aptos" w:cs="Aptos"/>
+          <w:rFonts w:ascii="Aptos" w:eastAsia="Aptos" w:hAnsi="Aptos" w:cs="Aptos"/>
           <w:color w:val="000000" w:themeColor="text1"/>
         </w:rPr>
         <w:t>)</w:t>
@@ -2373,7 +3484,7 @@
       <w:r>
         <w:t xml:space="preserve">contact DRES as soon as possible. To contact DRES, please visit 1207 S. Oak Street, Champaign, call (217) 333-1970, email </w:t>
       </w:r>
-      <w:hyperlink r:id="rId42">
+      <w:hyperlink r:id="rId14">
         <w:r>
           <w:rPr>
             <w:rStyle w:val="Hyperlink"/>
@@ -2384,7 +3495,7 @@
       <w:r>
         <w:t xml:space="preserve">, or visit the </w:t>
       </w:r>
-      <w:hyperlink r:id="rId43">
+      <w:hyperlink r:id="rId15">
         <w:r>
           <w:rPr>
             <w:rStyle w:val="Hyperlink"/>
@@ -2441,7 +3552,7 @@
       <w:r>
         <w:t xml:space="preserve">See </w:t>
       </w:r>
-      <w:hyperlink r:id="rId44">
+      <w:hyperlink r:id="rId16">
         <w:r>
           <w:rPr>
             <w:rStyle w:val="Hyperlink"/>
@@ -2457,12 +3568,11 @@
       <w:pPr>
         <w:pStyle w:val="Heading3"/>
         <w:rPr>
-          <w:rFonts w:ascii="Times New Roman" w:hAnsi="Times New Roman" w:eastAsia="Times New Roman" w:cs="Times New Roman"/>
+          <w:rFonts w:ascii="Times New Roman" w:eastAsia="Times New Roman" w:hAnsi="Times New Roman" w:cs="Times New Roman"/>
           <w:color w:val="000000" w:themeColor="text1"/>
         </w:rPr>
       </w:pPr>
       <w:r>
-        <w:lastRenderedPageBreak/>
         <w:t>Mental</w:t>
       </w:r>
       <w:r>
@@ -2476,7 +3586,7 @@
       </w:r>
       <w:r>
         <w:rPr>
-          <w:rFonts w:ascii="Times New Roman" w:hAnsi="Times New Roman" w:eastAsia="Times New Roman" w:cs="Times New Roman"/>
+          <w:rFonts w:ascii="Times New Roman" w:eastAsia="Times New Roman" w:hAnsi="Times New Roman" w:cs="Times New Roman"/>
           <w:color w:val="000000" w:themeColor="text1"/>
           <w:sz w:val="24"/>
         </w:rPr>
@@ -2507,6 +3617,7 @@
         </w:numPr>
       </w:pPr>
       <w:r>
+        <w:lastRenderedPageBreak/>
         <w:t>Counseling Center (217) 333-3704</w:t>
       </w:r>
     </w:p>
@@ -2542,13 +3653,8 @@
           <w:numId w:val="41"/>
         </w:numPr>
       </w:pPr>
-      <w:proofErr w:type="spellStart"/>
-      <w:r>
-        <w:t>Rosecrance</w:t>
-      </w:r>
-      <w:proofErr w:type="spellEnd"/>
-      <w:r>
-        <w:t xml:space="preserve"> Crisis Line (815) 720-4953 (available 24/7, 365 days a year)</w:t>
+      <w:r>
+        <w:t>Rosecrance Crisis Line (815) 720-4953 (available 24/7, 365 days a year)</w:t>
       </w:r>
     </w:p>
     <w:p>
@@ -2556,13 +3662,13 @@
         <w:pStyle w:val="BodyText"/>
         <w:ind w:right="173"/>
         <w:rPr>
-          <w:rFonts w:ascii="Arial" w:hAnsi="Arial" w:eastAsia="Arial" w:cs="Arial"/>
+          <w:rFonts w:ascii="Arial" w:eastAsia="Arial" w:hAnsi="Arial" w:cs="Arial"/>
           <w:color w:val="000000" w:themeColor="text1"/>
         </w:rPr>
       </w:pPr>
       <w:r>
         <w:rPr>
-          <w:rFonts w:ascii="Arial" w:hAnsi="Arial" w:eastAsia="Arial" w:cs="Arial"/>
+          <w:rFonts w:ascii="Arial" w:eastAsia="Arial" w:hAnsi="Arial" w:cs="Arial"/>
           <w:color w:val="000000" w:themeColor="text1"/>
         </w:rPr>
         <w:t>If you are in immediate danger, call 911. </w:t>
@@ -2573,7 +3679,7 @@
         <w:pStyle w:val="BodyText"/>
         <w:ind w:right="173"/>
         <w:rPr>
-          <w:rFonts w:ascii="Arial" w:hAnsi="Arial" w:eastAsia="Arial" w:cs="Arial"/>
+          <w:rFonts w:ascii="Arial" w:eastAsia="Arial" w:hAnsi="Arial" w:cs="Arial"/>
           <w:i/>
           <w:iCs/>
           <w:color w:val="000000" w:themeColor="text1"/>
@@ -2581,7 +3687,7 @@
       </w:pPr>
       <w:r>
         <w:rPr>
-          <w:rFonts w:ascii="Arial" w:hAnsi="Arial" w:eastAsia="Arial" w:cs="Arial"/>
+          <w:rFonts w:ascii="Arial" w:eastAsia="Arial" w:hAnsi="Arial" w:cs="Arial"/>
           <w:i/>
           <w:iCs/>
           <w:color w:val="000000" w:themeColor="text1"/>
@@ -2590,7 +3696,7 @@
       </w:r>
       <w:r>
         <w:rPr>
-          <w:rFonts w:ascii="Arial" w:hAnsi="Arial" w:eastAsia="Arial" w:cs="Arial"/>
+          <w:rFonts w:ascii="Arial" w:eastAsia="Arial" w:hAnsi="Arial" w:cs="Arial"/>
           <w:i/>
           <w:iCs/>
           <w:color w:val="000000" w:themeColor="text1"/>
@@ -2643,32 +3749,16 @@
           <w:rFonts w:eastAsia="Arial" w:cs="Arial"/>
           <w:color w:val="161616"/>
         </w:rPr>
-        <w:t xml:space="preserve"> their well-being or yours, we encourage you to refer this behavior to the Connie Frank CARE Center (formerly the Student Assistance Center) in the Office of the Dean of Students.  You may do so by calling (217) 333-0050 or by submitting </w:t>
-      </w:r>
-      <w:proofErr w:type="gramStart"/>
+        <w:t xml:space="preserve"> their well-being or yours, we encourage you to refer this behavior to the Connie Frank CARE Center (formerly the Student Assistance Center) in the Office of the Dean of Students.  You may do so by calling (217) 333-0050 or by submitting an </w:t>
+      </w:r>
       <w:r>
         <w:rPr>
           <w:rFonts w:eastAsia="Arial" w:cs="Arial"/>
           <w:color w:val="161616"/>
         </w:rPr>
-        <w:t>an</w:t>
-      </w:r>
-      <w:proofErr w:type="gramEnd"/>
-      <w:r>
-        <w:rPr>
-          <w:rFonts w:eastAsia="Arial" w:cs="Arial"/>
-          <w:color w:val="161616"/>
-        </w:rPr>
-        <w:t xml:space="preserve"> </w:t>
-      </w:r>
-      <w:r>
-        <w:rPr>
-          <w:rFonts w:eastAsia="Arial" w:cs="Arial"/>
-          <w:color w:val="161616"/>
-        </w:rPr>
         <w:t xml:space="preserve">CARE </w:t>
       </w:r>
-      <w:hyperlink w:history="1" r:id="rId45">
+      <w:hyperlink r:id="rId17" w:history="1">
         <w:r>
           <w:rPr>
             <w:rStyle w:val="Hyperlink"/>
@@ -2718,7 +3808,7 @@
         </w:rPr>
         <w:t xml:space="preserve">Further, as a Community of Care, we want to support you in your overall wellness. We know that students sometimes face challenges that can impact academic performance (examples include mental health concerns, food insecurity, homelessness, personal emergencies). Should you find that you are managing such a challenge and that it is interfering with your coursework, you are encouraged to contact the </w:t>
       </w:r>
-      <w:hyperlink r:id="rId46">
+      <w:hyperlink r:id="rId18">
         <w:r>
           <w:rPr>
             <w:rStyle w:val="Hyperlink"/>
@@ -2753,24 +3843,16 @@
           <w:rFonts w:eastAsia="Arial" w:cs="Arial"/>
           <w:color w:val="161616"/>
         </w:rPr>
-        <w:t xml:space="preserve">OARS is housed in the Office of the Dean of Students and serves as a confidential, impartial, informal, and independent resource for students seeking guidance, clarity, and resolution when facing challenges or conflicts with university faculty, staff, policies, procedures, or practices. The office exists to provide a space where students can feel heard, discuss their concerns, explore potential options and pathways for resolving disputes and, when appropriate, be referred to other campus resources. The Student Ombudsperson listens without judgment, helps clarify issues, identifies possible </w:t>
+        <w:t>OARS is housed in the Office of the Dean of Students and serves as a confidential, impartial, informal, and independent resource for students seeking guidance, clarity, and resolution when facing challenges or conflicts with university faculty, staff, policies, procedures, or practices. The office exists to provide a space where students can feel heard, discuss their concerns, explore potential options and pathways for resolving disputes and, when appropriate, be referred to other campus resources. The Student Ombudsperson listens without judgment, helps clarify issues, identifies possible pathways forward, and supports students in making their own decisions. For more information, please visit</w:t>
       </w:r>
       <w:r>
         <w:rPr>
           <w:rFonts w:eastAsia="Arial" w:cs="Arial"/>
           <w:color w:val="161616"/>
         </w:rPr>
-        <w:lastRenderedPageBreak/>
-        <w:t>pathways forward, and supports students in making their own decisions. For more information, please visit</w:t>
-      </w:r>
-      <w:r>
-        <w:rPr>
-          <w:rFonts w:eastAsia="Arial" w:cs="Arial"/>
-          <w:color w:val="161616"/>
-        </w:rPr>
         <w:t xml:space="preserve"> </w:t>
       </w:r>
-      <w:hyperlink w:history="1" r:id="rId47">
+      <w:hyperlink r:id="rId19" w:history="1">
         <w:r>
           <w:rPr>
             <w:rStyle w:val="Hyperlink"/>
@@ -2795,253 +3877,128 @@
         <w:pStyle w:val="Heading3"/>
       </w:pPr>
       <w:r>
-        <w:rPr/>
-        <w:t>Disruptive</w:t>
-      </w:r>
-      <w:r>
-        <w:rPr/>
-        <w:t xml:space="preserve"> </w:t>
-      </w:r>
-      <w:r>
-        <w:rPr/>
-        <w:t>Behavior</w:t>
-      </w:r>
-    </w:p>
-    <w:p>
-      <w:pPr>
-        <w:spacing w:before="120" w:after="0"/>
-        <w:rPr>
-          <w:rFonts w:ascii="Arial" w:hAnsi="Arial" w:eastAsia="Arial" w:cs="Arial"/>
-          <w:b w:val="0"/>
-          <w:bCs w:val="0"/>
-          <w:i w:val="0"/>
-          <w:iCs w:val="0"/>
-          <w:noProof w:val="0"/>
-          <w:sz w:val="24"/>
-          <w:szCs w:val="24"/>
-          <w:lang w:val="en-US"/>
-        </w:rPr>
-      </w:pPr>
-      <w:r>
-        <w:rPr>
-          <w:rFonts w:ascii="Arial" w:hAnsi="Arial" w:eastAsia="Arial" w:cs="Arial"/>
-          <w:b w:val="0"/>
-          <w:bCs w:val="0"/>
-          <w:i w:val="0"/>
-          <w:iCs w:val="0"/>
-          <w:noProof w:val="0"/>
+        <w:t>Disruptive Behavior</w:t>
+      </w:r>
+    </w:p>
+    <w:p>
+      <w:pPr>
+        <w:spacing w:after="0"/>
+        <w:rPr>
+          <w:rFonts w:eastAsia="Arial" w:cs="Arial"/>
+        </w:rPr>
+      </w:pPr>
+      <w:r>
+        <w:rPr>
+          <w:rFonts w:eastAsia="Arial" w:cs="Arial"/>
           <w:color w:val="141414"/>
-          <w:sz w:val="24"/>
-          <w:szCs w:val="24"/>
-          <w:lang w:val="en-US"/>
         </w:rPr>
         <w:t xml:space="preserve">Behavior that persistently or grossly interferes with classroom activities is considered disruptive behavior and may be subject to disciplinary action. Such behavior inhibits other students’ ability to learn and an instructor’s ability to teach. A student responsible for disruptive behavior may be required to leave class pending discussion and resolution of the problem and may be reported using the </w:t>
       </w:r>
-      <w:hyperlink r:id="Ref6749bda67a4690">
+      <w:hyperlink r:id="rId20">
         <w:r>
           <w:rPr>
             <w:rStyle w:val="Hyperlink"/>
-            <w:b w:val="0"/>
-            <w:bCs w:val="0"/>
-            <w:i w:val="0"/>
-            <w:iCs w:val="0"/>
-            <w:strike w:val="0"/>
-            <w:dstrike w:val="0"/>
-            <w:noProof w:val="0"/>
-            <w:lang w:val="en-US"/>
           </w:rPr>
           <w:t>Public Incident Report Form</w:t>
         </w:r>
       </w:hyperlink>
       <w:r>
         <w:rPr>
-          <w:rFonts w:ascii="Arial" w:hAnsi="Arial" w:eastAsia="Arial" w:cs="Arial"/>
-          <w:b w:val="0"/>
-          <w:bCs w:val="0"/>
-          <w:i w:val="0"/>
-          <w:iCs w:val="0"/>
-          <w:noProof w:val="0"/>
+          <w:rFonts w:eastAsia="Arial" w:cs="Arial"/>
           <w:color w:val="141414"/>
-          <w:sz w:val="24"/>
-          <w:szCs w:val="24"/>
-          <w:lang w:val="en-US"/>
-        </w:rPr>
-        <w:t xml:space="preserve"> (</w:t>
-      </w:r>
-      <w:hyperlink r:id="R66f7314f7b0b458d">
+        </w:rPr>
+        <w:t xml:space="preserve"> </w:t>
+      </w:r>
+      <w:r>
+        <w:rPr>
+          <w:rFonts w:eastAsia="Arial" w:cs="Arial"/>
+          <w:color w:val="141414"/>
+        </w:rPr>
+        <w:lastRenderedPageBreak/>
+        <w:t>(</w:t>
+      </w:r>
+      <w:hyperlink r:id="rId21">
         <w:r>
           <w:rPr>
             <w:rStyle w:val="Hyperlink"/>
-            <w:b w:val="0"/>
-            <w:bCs w:val="0"/>
-            <w:i w:val="0"/>
-            <w:iCs w:val="0"/>
-            <w:noProof w:val="0"/>
-            <w:lang w:val="en-US"/>
           </w:rPr>
           <w:t>https://go.illinois.edu/ReportMisconduct</w:t>
         </w:r>
       </w:hyperlink>
       <w:r>
         <w:rPr>
-          <w:rFonts w:ascii="Arial" w:hAnsi="Arial" w:eastAsia="Arial" w:cs="Arial"/>
-          <w:b w:val="0"/>
-          <w:bCs w:val="0"/>
-          <w:i w:val="0"/>
-          <w:iCs w:val="0"/>
-          <w:noProof w:val="0"/>
+          <w:rFonts w:eastAsia="Arial" w:cs="Arial"/>
           <w:color w:val="141414"/>
-          <w:sz w:val="24"/>
-          <w:szCs w:val="24"/>
-          <w:lang w:val="en-US"/>
         </w:rPr>
         <w:t>), email (</w:t>
       </w:r>
-      <w:hyperlink r:id="Rde9fbc42868b46b6">
+      <w:hyperlink r:id="rId22">
         <w:r>
           <w:rPr>
             <w:rStyle w:val="Hyperlink"/>
-            <w:b w:val="0"/>
-            <w:bCs w:val="0"/>
-            <w:i w:val="0"/>
-            <w:iCs w:val="0"/>
-            <w:strike w:val="0"/>
-            <w:dstrike w:val="0"/>
-            <w:noProof w:val="0"/>
-            <w:lang w:val="en-US"/>
           </w:rPr>
           <w:t>conflictresolution@illinois.edu</w:t>
         </w:r>
       </w:hyperlink>
       <w:r>
         <w:rPr>
-          <w:rFonts w:ascii="Arial" w:hAnsi="Arial" w:eastAsia="Arial" w:cs="Arial"/>
-          <w:b w:val="0"/>
-          <w:bCs w:val="0"/>
-          <w:i w:val="0"/>
-          <w:iCs w:val="0"/>
-          <w:noProof w:val="0"/>
-          <w:sz w:val="24"/>
-          <w:szCs w:val="24"/>
-          <w:lang w:val="en-US"/>
+          <w:rFonts w:eastAsia="Arial" w:cs="Arial"/>
         </w:rPr>
         <w:t>)</w:t>
       </w:r>
       <w:r>
         <w:rPr>
-          <w:rFonts w:ascii="Arial" w:hAnsi="Arial" w:eastAsia="Arial" w:cs="Arial"/>
-          <w:b w:val="0"/>
-          <w:bCs w:val="0"/>
-          <w:i w:val="0"/>
-          <w:iCs w:val="0"/>
-          <w:noProof w:val="0"/>
+          <w:rFonts w:eastAsia="Arial" w:cs="Arial"/>
           <w:color w:val="141414"/>
-          <w:sz w:val="24"/>
-          <w:szCs w:val="24"/>
-          <w:lang w:val="en-US"/>
         </w:rPr>
         <w:t xml:space="preserve">, or phone </w:t>
       </w:r>
       <w:r>
         <w:rPr>
-          <w:rFonts w:ascii="Arial" w:hAnsi="Arial" w:eastAsia="Arial" w:cs="Arial"/>
-          <w:b w:val="0"/>
-          <w:bCs w:val="0"/>
-          <w:i w:val="0"/>
-          <w:iCs w:val="0"/>
-          <w:noProof w:val="0"/>
-          <w:sz w:val="24"/>
-          <w:szCs w:val="24"/>
-          <w:lang w:val="en-US"/>
+          <w:rFonts w:eastAsia="Arial" w:cs="Arial"/>
         </w:rPr>
         <w:t>(217)</w:t>
       </w:r>
       <w:r>
         <w:rPr>
-          <w:rFonts w:ascii="Arial" w:hAnsi="Arial" w:eastAsia="Arial" w:cs="Arial"/>
-          <w:b w:val="0"/>
-          <w:bCs w:val="0"/>
-          <w:i w:val="0"/>
-          <w:iCs w:val="0"/>
-          <w:noProof w:val="0"/>
+          <w:rFonts w:eastAsia="Arial" w:cs="Arial"/>
           <w:color w:val="141414"/>
-          <w:sz w:val="24"/>
-          <w:szCs w:val="24"/>
-          <w:lang w:val="en-US"/>
         </w:rPr>
         <w:t xml:space="preserve"> 333-3680 to the </w:t>
       </w:r>
-      <w:hyperlink r:id="R19f469daf7d14c6a">
+      <w:hyperlink r:id="rId23">
         <w:r>
           <w:rPr>
             <w:rStyle w:val="Hyperlink"/>
-            <w:b w:val="0"/>
-            <w:bCs w:val="0"/>
-            <w:i w:val="0"/>
-            <w:iCs w:val="0"/>
-            <w:strike w:val="0"/>
-            <w:dstrike w:val="0"/>
-            <w:noProof w:val="0"/>
-            <w:lang w:val="en-US"/>
           </w:rPr>
           <w:t>Office for Student Conflict Resolution</w:t>
         </w:r>
       </w:hyperlink>
       <w:r>
         <w:rPr>
-          <w:rFonts w:ascii="Arial" w:hAnsi="Arial" w:eastAsia="Arial" w:cs="Arial"/>
-          <w:b w:val="0"/>
-          <w:bCs w:val="0"/>
-          <w:i w:val="0"/>
-          <w:iCs w:val="0"/>
-          <w:noProof w:val="0"/>
+          <w:rFonts w:eastAsia="Arial" w:cs="Arial"/>
           <w:color w:val="141414"/>
-          <w:sz w:val="24"/>
-          <w:szCs w:val="24"/>
-          <w:lang w:val="en-US"/>
         </w:rPr>
         <w:t xml:space="preserve"> (</w:t>
       </w:r>
-      <w:hyperlink r:id="R942326899e9249f3">
+      <w:hyperlink r:id="rId24">
         <w:r>
           <w:rPr>
             <w:rStyle w:val="Hyperlink"/>
-            <w:b w:val="0"/>
-            <w:bCs w:val="0"/>
-            <w:i w:val="0"/>
-            <w:iCs w:val="0"/>
-            <w:noProof w:val="0"/>
-            <w:lang w:val="en-US"/>
           </w:rPr>
           <w:t>https://conflictresolution.illinois.edu/</w:t>
         </w:r>
       </w:hyperlink>
       <w:r>
         <w:rPr>
-          <w:rFonts w:ascii="Arial" w:hAnsi="Arial" w:eastAsia="Arial" w:cs="Arial"/>
-          <w:b w:val="0"/>
-          <w:bCs w:val="0"/>
-          <w:i w:val="0"/>
-          <w:iCs w:val="0"/>
-          <w:noProof w:val="0"/>
+          <w:rFonts w:eastAsia="Arial" w:cs="Arial"/>
           <w:color w:val="141414"/>
-          <w:sz w:val="24"/>
-          <w:szCs w:val="24"/>
-          <w:lang w:val="en-US"/>
         </w:rPr>
         <w:t xml:space="preserve">) for disciplinary action. </w:t>
       </w:r>
       <w:r>
         <w:rPr>
-          <w:rFonts w:ascii="Arial" w:hAnsi="Arial" w:eastAsia="Arial" w:cs="Arial"/>
-          <w:b w:val="0"/>
-          <w:bCs w:val="0"/>
-          <w:i w:val="0"/>
-          <w:iCs w:val="0"/>
-          <w:noProof w:val="0"/>
-          <w:sz w:val="24"/>
-          <w:szCs w:val="24"/>
-          <w:lang w:val="en-US"/>
+          <w:rFonts w:eastAsia="Arial" w:cs="Arial"/>
         </w:rPr>
         <w:t xml:space="preserve"> </w:t>
       </w:r>
@@ -3077,7 +4034,7 @@
         </w:rPr>
         <w:t xml:space="preserve">For emergency response recommendations and building floor plans, review </w:t>
       </w:r>
-      <w:hyperlink r:id="rId51">
+      <w:hyperlink r:id="rId25">
         <w:r>
           <w:rPr>
             <w:rStyle w:val="Hyperlink"/>
@@ -3094,7 +4051,7 @@
         </w:rPr>
         <w:t xml:space="preserve"> (https://police.illinois.edu/em/run-hide-fight/), </w:t>
       </w:r>
-      <w:hyperlink r:id="rId52">
+      <w:hyperlink r:id="rId26">
         <w:r>
           <w:rPr>
             <w:rStyle w:val="Hyperlink"/>
@@ -3111,7 +4068,7 @@
         </w:rPr>
         <w:t xml:space="preserve"> (https://eoc.illinois.edu/plans/eap/), and </w:t>
       </w:r>
-      <w:hyperlink r:id="rId53">
+      <w:hyperlink r:id="rId27">
         <w:r>
           <w:rPr>
             <w:rStyle w:val="Hyperlink"/>
@@ -3162,25 +4119,9 @@
           <w:rFonts w:eastAsia="Arial" w:cs="Arial"/>
           <w:color w:val="000000" w:themeColor="text1"/>
         </w:rPr>
-        <w:t xml:space="preserve">It is the policy of the University of Illinois Urbana-Champaign to reasonably accommodate its students’ religious beliefs, observances, and practices that conflict with a student’s class attendance or participation in a scheduled examination or work requirement, consistent with state and federal law. Students must make requests for accommodation in advance of the conflict to allow time for both consideration of the request and alternate procedures to be prepared. Requests should be directed </w:t>
-      </w:r>
-      <w:proofErr w:type="gramStart"/>
-      <w:r>
-        <w:rPr>
-          <w:rFonts w:eastAsia="Arial" w:cs="Arial"/>
-          <w:color w:val="000000" w:themeColor="text1"/>
-        </w:rPr>
-        <w:t>to</w:t>
-      </w:r>
-      <w:proofErr w:type="gramEnd"/>
-      <w:r>
-        <w:rPr>
-          <w:rFonts w:eastAsia="Arial" w:cs="Arial"/>
-          <w:color w:val="000000" w:themeColor="text1"/>
-        </w:rPr>
-        <w:t xml:space="preserve"> the instructor. An optional resource to assist students in making such requests can be found on the </w:t>
-      </w:r>
-      <w:hyperlink r:id="rId54">
+        <w:t xml:space="preserve">It is the policy of the University of Illinois Urbana-Champaign to reasonably accommodate its students’ religious beliefs, observances, and practices that conflict with a student’s class attendance or participation in a scheduled examination or work requirement, consistent with state and federal law. Students must make requests for accommodation in advance of the conflict to allow time for both consideration of the request and alternate procedures to be prepared. Requests should be directed to the instructor. An optional resource to assist students in making such requests can be found on the </w:t>
+      </w:r>
+      <w:hyperlink r:id="rId28">
         <w:r>
           <w:rPr>
             <w:rStyle w:val="Hyperlink"/>
@@ -3258,7 +4199,7 @@
         </w:rPr>
         <w:t xml:space="preserve">A list of the designated University employees who, as counselors, confidential advisors, and medical professionals, do not have this reporting responsibility and can maintain confidentiality, can be found on </w:t>
       </w:r>
-      <w:hyperlink w:anchor="confidential" r:id="rId55">
+      <w:hyperlink r:id="rId29" w:anchor="confidential">
         <w:r>
           <w:rPr>
             <w:rStyle w:val="Hyperlink"/>
@@ -3273,7 +4214,7 @@
         </w:rPr>
         <w:t xml:space="preserve">  (https://wecare.illinois.edu/resources/students/#confidential) and on the </w:t>
       </w:r>
-      <w:hyperlink r:id="rId56">
+      <w:hyperlink r:id="rId30">
         <w:r>
           <w:rPr>
             <w:rStyle w:val="Hyperlink"/>
@@ -3286,17 +4227,9 @@
           <w:rFonts w:eastAsia="Arial" w:cs="Arial"/>
           <w:color w:val="000000" w:themeColor="text1"/>
         </w:rPr>
-        <w:t xml:space="preserve">. </w:t>
-      </w:r>
-      <w:r>
-        <w:rPr>
-          <w:rFonts w:eastAsia="Arial" w:cs="Arial"/>
-          <w:color w:val="000000" w:themeColor="text1"/>
-        </w:rPr>
-        <w:lastRenderedPageBreak/>
-        <w:t xml:space="preserve">Other information about resources and reporting is available on </w:t>
-      </w:r>
-      <w:hyperlink r:id="rId57">
+        <w:t xml:space="preserve">. Other information about resources and reporting is available on </w:t>
+      </w:r>
+      <w:hyperlink r:id="rId31">
         <w:r>
           <w:rPr>
             <w:rStyle w:val="Hyperlink"/>
@@ -3311,7 +4244,7 @@
         </w:rPr>
         <w:t xml:space="preserve"> (https://wecare.illinois.edu/) and on the </w:t>
       </w:r>
-      <w:hyperlink r:id="rId58">
+      <w:hyperlink r:id="rId32">
         <w:r>
           <w:rPr>
             <w:rStyle w:val="Hyperlink"/>
@@ -3349,7 +4282,7 @@
         </w:rPr>
         <w:t xml:space="preserve">As a military-friendly institution, and per federal regulations and Illinois statutes, the University of Illinois Urbana-Champaign has established policies and procedures to accommodate military-connected students. In addition to the support available at the </w:t>
       </w:r>
-      <w:hyperlink r:id="rId59">
+      <w:hyperlink r:id="rId33">
         <w:r>
           <w:rPr>
             <w:rStyle w:val="Hyperlink"/>
@@ -3376,9 +4309,17 @@
           <w:rFonts w:eastAsia="Arial" w:cs="Arial"/>
           <w:color w:val="000000" w:themeColor="text1"/>
         </w:rPr>
-        <w:t xml:space="preserve">), members of the National Guard or Reserves and active-duty military personnel with military obligations (e.g., deployments, training, drills) are encouraged to communicate these, in advance whenever possible, to the instructor. For policy details, see the Student Code on </w:t>
-      </w:r>
-      <w:hyperlink r:id="rId60">
+        <w:t xml:space="preserve">), members of the National Guard or Reserves and active-duty military personnel with military obligations (e.g., deployments, training, drills) are encouraged to communicate these, in advance </w:t>
+      </w:r>
+      <w:r>
+        <w:rPr>
+          <w:rFonts w:eastAsia="Arial" w:cs="Arial"/>
+          <w:color w:val="000000" w:themeColor="text1"/>
+        </w:rPr>
+        <w:lastRenderedPageBreak/>
+        <w:t xml:space="preserve">whenever possible, to the instructor. For policy details, see the Student Code on </w:t>
+      </w:r>
+      <w:hyperlink r:id="rId34">
         <w:r>
           <w:rPr>
             <w:rStyle w:val="Hyperlink"/>
@@ -3454,7 +4395,7 @@
                 <w:bCs/>
                 <w:color w:val="FFFFFF" w:themeColor="background1"/>
               </w:rPr>
-              <w:t xml:space="preserve">Session</w:t>
+              <w:t>Session</w:t>
             </w:r>
           </w:p>
         </w:tc>
@@ -3477,7 +4418,7 @@
                 <w:bCs/>
                 <w:color w:val="FFFFFF" w:themeColor="background1"/>
               </w:rPr>
-              <w:t xml:space="preserve">Topics</w:t>
+              <w:t>Topics</w:t>
             </w:r>
           </w:p>
         </w:tc>
@@ -3500,7 +4441,7 @@
                 <w:bCs/>
                 <w:color w:val="FFFFFF" w:themeColor="background1"/>
               </w:rPr>
-              <w:t xml:space="preserve">Instructional Activities</w:t>
+              <w:t>Instructional Activities</w:t>
             </w:r>
           </w:p>
         </w:tc>
@@ -3522,7 +4463,7 @@
                 <w:sz w:val="24"/>
                 <w:szCs w:val="24"/>
               </w:rPr>
-              <w:t xml:space="preserve">Session 1</w:t>
+              <w:t>Session 1</w:t>
             </w:r>
           </w:p>
           <w:p>
@@ -3537,7 +4478,7 @@
                 <w:sz w:val="24"/>
                 <w:szCs w:val="24"/>
               </w:rPr>
-              <w:t xml:space="preserve">Mon 24 Aug</w:t>
+              <w:t>Mon 24 Aug</w:t>
             </w:r>
           </w:p>
         </w:tc>
@@ -3558,7 +4499,7 @@
                 <w:sz w:val="24"/>
                 <w:szCs w:val="24"/>
               </w:rPr>
-              <w:t xml:space="preserve">Synthesis</w:t>
+              <w:t>Synthesis</w:t>
             </w:r>
           </w:p>
           <w:p>
@@ -3574,7 +4515,7 @@
                 <w:sz w:val="24"/>
                 <w:szCs w:val="24"/>
               </w:rPr>
-              <w:t xml:space="preserve">Dialectic, and what it means for both sides to change</w:t>
+              <w:t>Dialectic, and what it means for both sides to change</w:t>
             </w:r>
           </w:p>
         </w:tc>
@@ -3594,7 +4535,7 @@
                 <w:sz w:val="24"/>
                 <w:szCs w:val="24"/>
               </w:rPr>
-              <w:t xml:space="preserve">Reading: Hegel, Phenomenology of Spirit, Preface and Introduction; Brandom, A Spirit of Trust, Introduction</w:t>
+              <w:t>Reading: Hegel, Phenomenology of Spirit, Preface and Introduction; Brandom, A Spirit of Trust, Introduction</w:t>
             </w:r>
           </w:p>
           <w:p>
@@ -3609,7 +4550,7 @@
                 <w:sz w:val="24"/>
                 <w:szCs w:val="24"/>
               </w:rPr>
-              <w:t xml:space="preserve">Baseline response written (not assessed)</w:t>
+              <w:t>Baseline response written (not assessed)</w:t>
             </w:r>
           </w:p>
           <w:p>
@@ -3624,7 +4565,7 @@
                 <w:sz w:val="24"/>
                 <w:szCs w:val="24"/>
               </w:rPr>
-              <w:t xml:space="preserve">First AI chat session</w:t>
+              <w:t>First AI chat session</w:t>
             </w:r>
           </w:p>
         </w:tc>
@@ -3646,7 +4587,7 @@
                 <w:sz w:val="24"/>
                 <w:szCs w:val="24"/>
               </w:rPr>
-              <w:t xml:space="preserve">Session 2</w:t>
+              <w:t>Session 2</w:t>
             </w:r>
           </w:p>
           <w:p>
@@ -3661,7 +4602,7 @@
                 <w:sz w:val="24"/>
                 <w:szCs w:val="24"/>
               </w:rPr>
-              <w:t xml:space="preserve">Mon 31 Aug</w:t>
+              <w:t>Mon 31 Aug</w:t>
             </w:r>
           </w:p>
         </w:tc>
@@ -3682,7 +4623,7 @@
                 <w:sz w:val="24"/>
                 <w:szCs w:val="24"/>
               </w:rPr>
-              <w:t xml:space="preserve">Experience</w:t>
+              <w:t>Experience</w:t>
             </w:r>
           </w:p>
           <w:p>
@@ -3698,7 +4639,7 @@
                 <w:sz w:val="24"/>
                 <w:szCs w:val="24"/>
               </w:rPr>
-              <w:t xml:space="preserve">Expectation, encounter, contradiction, revision</w:t>
+              <w:t>Expectation, encounter, contradiction, revision</w:t>
             </w:r>
           </w:p>
         </w:tc>
@@ -3718,7 +4659,7 @@
                 <w:sz w:val="24"/>
                 <w:szCs w:val="24"/>
               </w:rPr>
-              <w:t xml:space="preserve">Reading: Hegel, “Sense-Certainty,” “Perception,” “Force and the Understanding”</w:t>
+              <w:t>Reading: Hegel, “Sense-Certainty,” “Perception,” “Force and the Understanding”</w:t>
             </w:r>
           </w:p>
           <w:p>
@@ -3733,7 +4674,7 @@
                 <w:sz w:val="24"/>
                 <w:szCs w:val="24"/>
               </w:rPr>
-              <w:t xml:space="preserve">Formative self-assessment 1</w:t>
+              <w:t>Formative self-assessment 1</w:t>
             </w:r>
           </w:p>
         </w:tc>
@@ -3755,7 +4696,7 @@
                 <w:sz w:val="24"/>
                 <w:szCs w:val="24"/>
               </w:rPr>
-              <w:t xml:space="preserve">Mon 7 Sep</w:t>
+              <w:t>Mon 7 Sep</w:t>
             </w:r>
           </w:p>
           <w:p>
@@ -3770,7 +4711,7 @@
                 <w:sz w:val="24"/>
                 <w:szCs w:val="24"/>
               </w:rPr>
-              <w:t xml:space="preserve">No class</w:t>
+              <w:t>No class</w:t>
             </w:r>
           </w:p>
         </w:tc>
@@ -3791,7 +4732,7 @@
                 <w:sz w:val="24"/>
                 <w:szCs w:val="24"/>
               </w:rPr>
-              <w:t xml:space="preserve">Labor Day — University holiday</w:t>
+              <w:t>Labor Day — University holiday</w:t>
             </w:r>
           </w:p>
           <w:p>
@@ -3807,7 +4748,7 @@
                 <w:sz w:val="24"/>
                 <w:szCs w:val="24"/>
               </w:rPr>
-              <w:t xml:space="preserve">Reading week</w:t>
+              <w:t>Reading week</w:t>
             </w:r>
           </w:p>
         </w:tc>
@@ -3827,7 +4768,21 @@
                 <w:sz w:val="24"/>
                 <w:szCs w:val="24"/>
               </w:rPr>
-              <w:t xml:space="preserve">No live seminar and no self-assessment due. Use the week to get ahead on the Phenomenology; asynchronous materials are posted on Canvas.</w:t>
+              <w:t xml:space="preserve">No live seminar and no self-assessment due. Use the week to get ahead on the Phenomenology; asynchronous materials are posted on </w:t>
+            </w:r>
+            <w:r>
+              <w:rPr>
+                <w:sz w:val="24"/>
+                <w:szCs w:val="24"/>
+              </w:rPr>
+              <w:t>CGScholar</w:t>
+            </w:r>
+            <w:r>
+              <w:rPr>
+                <w:sz w:val="24"/>
+                <w:szCs w:val="24"/>
+              </w:rPr>
+              <w:t>.</w:t>
             </w:r>
           </w:p>
         </w:tc>
@@ -3849,7 +4804,7 @@
                 <w:sz w:val="24"/>
                 <w:szCs w:val="24"/>
               </w:rPr>
-              <w:t xml:space="preserve">Session 3</w:t>
+              <w:t>Session 3</w:t>
             </w:r>
           </w:p>
           <w:p>
@@ -3864,7 +4819,7 @@
                 <w:sz w:val="24"/>
                 <w:szCs w:val="24"/>
               </w:rPr>
-              <w:t xml:space="preserve">Mon 14 Sep</w:t>
+              <w:t>Mon 14 Sep</w:t>
             </w:r>
           </w:p>
         </w:tc>
@@ -3885,7 +4840,7 @@
                 <w:sz w:val="24"/>
                 <w:szCs w:val="24"/>
               </w:rPr>
-              <w:t xml:space="preserve">Recognition</w:t>
+              <w:t>Recognition</w:t>
             </w:r>
           </w:p>
           <w:p>
@@ -3901,7 +4856,7 @@
                 <w:sz w:val="24"/>
                 <w:szCs w:val="24"/>
               </w:rPr>
-              <w:t xml:space="preserve">Identification, validation, compliance, reciprocity</w:t>
+              <w:t>Identification, validation, compliance, reciprocity</w:t>
             </w:r>
           </w:p>
         </w:tc>
@@ -3921,7 +4876,7 @@
                 <w:sz w:val="24"/>
                 <w:szCs w:val="24"/>
               </w:rPr>
-              <w:t xml:space="preserve">Reading: Hegel, ¶161–196, “Lordship and Bondage”; Čapek, R.U.R.</w:t>
+              <w:t>Reading: Hegel, ¶161–196, “Lordship and Bondage”; Čapek, R.U.R.</w:t>
             </w:r>
           </w:p>
           <w:p>
@@ -3936,7 +4891,7 @@
                 <w:sz w:val="24"/>
                 <w:szCs w:val="24"/>
               </w:rPr>
-              <w:t xml:space="preserve">Formative self-assessment 2</w:t>
+              <w:t>Formative self-assessment 2</w:t>
             </w:r>
           </w:p>
           <w:p>
@@ -3951,7 +4906,7 @@
                 <w:sz w:val="24"/>
                 <w:szCs w:val="24"/>
               </w:rPr>
-              <w:t xml:space="preserve">Peer commentary round 1 opens (Sessions 3/4)</w:t>
+              <w:t>Peer commentary round 1 opens (Sessions 3/4)</w:t>
             </w:r>
           </w:p>
         </w:tc>
@@ -3973,7 +4928,7 @@
                 <w:sz w:val="24"/>
                 <w:szCs w:val="24"/>
               </w:rPr>
-              <w:t xml:space="preserve">Session 4</w:t>
+              <w:t>Session 4</w:t>
             </w:r>
           </w:p>
           <w:p>
@@ -3988,7 +4943,7 @@
                 <w:sz w:val="24"/>
                 <w:szCs w:val="24"/>
               </w:rPr>
-              <w:t xml:space="preserve">Mon 21 Sep</w:t>
+              <w:t>Mon 21 Sep</w:t>
             </w:r>
           </w:p>
         </w:tc>
@@ -4009,7 +4964,14 @@
                 <w:sz w:val="24"/>
                 <w:szCs w:val="24"/>
               </w:rPr>
-              <w:t xml:space="preserve">Attention</w:t>
+              <w:t>Attention</w:t>
+            </w:r>
+            <w:r>
+              <w:rPr>
+                <w:sz w:val="24"/>
+                <w:szCs w:val="24"/>
+              </w:rPr>
+              <w:t xml:space="preserve"> / Consciousness</w:t>
             </w:r>
           </w:p>
           <w:p>
@@ -4025,7 +4987,7 @@
                 <w:sz w:val="24"/>
                 <w:szCs w:val="24"/>
               </w:rPr>
-              <w:t xml:space="preserve">Selection in transformers and in brains</w:t>
+              <w:t>Selection in transformers and in brains</w:t>
             </w:r>
           </w:p>
         </w:tc>
@@ -4045,22 +5007,21 @@
                 <w:sz w:val="24"/>
                 <w:szCs w:val="24"/>
               </w:rPr>
-              <w:t xml:space="preserve">Reading: Vaswani et al., “Attention Is All You Need”; Petersen and Posner; Terranova</w:t>
-            </w:r>
-          </w:p>
-          <w:p>
-            <w:pPr>
+              <w:t>Reading: Vaswani et al., “Attention Is All You Need”; Petersen and Posner</w:t>
+            </w:r>
+            <w:r>
               <w:rPr>
                 <w:sz w:val="24"/>
                 <w:szCs w:val="24"/>
               </w:rPr>
-            </w:pPr>
+              <w:t xml:space="preserve">; </w:t>
+            </w:r>
             <w:r>
               <w:rPr>
                 <w:sz w:val="24"/>
                 <w:szCs w:val="24"/>
               </w:rPr>
-              <w:t xml:space="preserve">Formative self-assessment 3</w:t>
+              <w:t>Hayles, Unthought; Freud, “The Unconscious”; Reading:</w:t>
             </w:r>
           </w:p>
           <w:p>
@@ -4075,7 +5036,7 @@
                 <w:sz w:val="24"/>
                 <w:szCs w:val="24"/>
               </w:rPr>
-              <w:t xml:space="preserve">Peer commentary round 1 closes</w:t>
+              <w:t>Formative self-assessment 3</w:t>
             </w:r>
           </w:p>
           <w:p>
@@ -4090,7 +5051,8 @@
                 <w:sz w:val="24"/>
                 <w:szCs w:val="24"/>
               </w:rPr>
-              <w:t xml:space="preserve">Instructor commentary returned</w:t>
+              <w:lastRenderedPageBreak/>
+              <w:t>Peer commentary round 1 closes</w:t>
             </w:r>
           </w:p>
         </w:tc>
@@ -4112,7 +5074,8 @@
                 <w:sz w:val="24"/>
                 <w:szCs w:val="24"/>
               </w:rPr>
-              <w:t xml:space="preserve">Session 5</w:t>
+              <w:lastRenderedPageBreak/>
+              <w:t>Session 5</w:t>
             </w:r>
           </w:p>
           <w:p>
@@ -4127,7 +5090,7 @@
                 <w:sz w:val="24"/>
                 <w:szCs w:val="24"/>
               </w:rPr>
-              <w:t xml:space="preserve">Mon 28 Sep</w:t>
+              <w:t>Mon 28 Sep</w:t>
             </w:r>
           </w:p>
         </w:tc>
@@ -4148,7 +5111,7 @@
                 <w:sz w:val="24"/>
                 <w:szCs w:val="24"/>
               </w:rPr>
-              <w:t xml:space="preserve">Consciousness</w:t>
+              <w:t>Alignment</w:t>
             </w:r>
           </w:p>
           <w:p>
@@ -4164,7 +5127,7 @@
                 <w:sz w:val="24"/>
                 <w:szCs w:val="24"/>
               </w:rPr>
-              <w:t xml:space="preserve">Cognition, self-report, and the nonconscious</w:t>
+              <w:t>Whose values, translated by whom, into what rewards</w:t>
             </w:r>
           </w:p>
         </w:tc>
@@ -4184,7 +5147,7 @@
                 <w:sz w:val="24"/>
                 <w:szCs w:val="24"/>
               </w:rPr>
-              <w:t xml:space="preserve">Reading: Hayles, Unthought; Freud, “The Unconscious”; Lemoine, “Is LaMDA Sentient?”</w:t>
+              <w:t>Formative self-assessment 5</w:t>
             </w:r>
           </w:p>
           <w:p>
@@ -4199,7 +5162,7 @@
                 <w:sz w:val="24"/>
                 <w:szCs w:val="24"/>
               </w:rPr>
-              <w:t xml:space="preserve">Formative self-assessment 4</w:t>
+              <w:t>Peer commentary round 2 opens (Sessions 6/7)</w:t>
             </w:r>
           </w:p>
         </w:tc>
@@ -4221,7 +5184,7 @@
                 <w:sz w:val="24"/>
                 <w:szCs w:val="24"/>
               </w:rPr>
-              <w:t xml:space="preserve">Session 6</w:t>
+              <w:t>Session 6</w:t>
             </w:r>
           </w:p>
           <w:p>
@@ -4236,7 +5199,7 @@
                 <w:sz w:val="24"/>
                 <w:szCs w:val="24"/>
               </w:rPr>
-              <w:t xml:space="preserve">Mon 5 Oct</w:t>
+              <w:t>Mon 5 Oct</w:t>
             </w:r>
           </w:p>
         </w:tc>
@@ -4257,7 +5220,7 @@
                 <w:sz w:val="24"/>
                 <w:szCs w:val="24"/>
               </w:rPr>
-              <w:t xml:space="preserve">Alignment</w:t>
+              <w:t>Critique</w:t>
             </w:r>
           </w:p>
           <w:p>
@@ -4273,7 +5236,7 @@
                 <w:sz w:val="24"/>
                 <w:szCs w:val="24"/>
               </w:rPr>
-              <w:t xml:space="preserve">Whose values, translated by whom, into what rewards</w:t>
+              <w:t>Immanent rather than merely external critique</w:t>
             </w:r>
           </w:p>
         </w:tc>
@@ -4293,7 +5256,7 @@
                 <w:sz w:val="24"/>
                 <w:szCs w:val="24"/>
               </w:rPr>
-              <w:t xml:space="preserve">Reading: Ouyang et al. (InstructGPT); Hristova, Magee and Soldatic, “The Problem of Alignment”; Greenblatt et al.</w:t>
+              <w:t>Reading: Goodlad and Stone, “Beyond Chatbot-K”; Gebru and Torres, “The TESCREAL Bundle”; Stahl, “What Is Immanent Critique?”</w:t>
             </w:r>
           </w:p>
           <w:p>
@@ -4308,7 +5271,7 @@
                 <w:sz w:val="24"/>
                 <w:szCs w:val="24"/>
               </w:rPr>
-              <w:t xml:space="preserve">Formative self-assessment 5</w:t>
+              <w:t>Reading: Hegel, concluding passages; Hayles revisited; Marx, The Poverty of Philosophy</w:t>
             </w:r>
           </w:p>
           <w:p>
@@ -4323,7 +5286,52 @@
                 <w:sz w:val="24"/>
                 <w:szCs w:val="24"/>
               </w:rPr>
-              <w:t xml:space="preserve">Peer commentary round 2 opens (Sessions 6/7)</w:t>
+              <w:t>Formative self-assessment 6</w:t>
+            </w:r>
+          </w:p>
+          <w:p>
+            <w:pPr>
+              <w:rPr>
+                <w:sz w:val="24"/>
+                <w:szCs w:val="24"/>
+              </w:rPr>
+            </w:pPr>
+            <w:r>
+              <w:rPr>
+                <w:sz w:val="24"/>
+                <w:szCs w:val="24"/>
+              </w:rPr>
+              <w:t>Peer commentary round 2 closes</w:t>
+            </w:r>
+          </w:p>
+          <w:p>
+            <w:pPr>
+              <w:rPr>
+                <w:sz w:val="24"/>
+                <w:szCs w:val="24"/>
+              </w:rPr>
+            </w:pPr>
+            <w:r>
+              <w:rPr>
+                <w:sz w:val="24"/>
+                <w:szCs w:val="24"/>
+              </w:rPr>
+              <w:t>Instructor commentary returned</w:t>
+            </w:r>
+          </w:p>
+          <w:p>
+            <w:pPr>
+              <w:rPr>
+                <w:sz w:val="24"/>
+                <w:szCs w:val="24"/>
+              </w:rPr>
+            </w:pPr>
+            <w:r>
+              <w:rPr>
+                <w:sz w:val="24"/>
+                <w:szCs w:val="24"/>
+              </w:rPr>
+              <w:t>Final synthesis report due Fri 16 Oct, 11:59 PM</w:t>
             </w:r>
           </w:p>
         </w:tc>
@@ -4345,7 +5353,7 @@
                 <w:sz w:val="24"/>
                 <w:szCs w:val="24"/>
               </w:rPr>
-              <w:t xml:space="preserve">Session 7</w:t>
+              <w:t>Session 7</w:t>
             </w:r>
           </w:p>
           <w:p>
@@ -4360,7 +5368,7 @@
                 <w:sz w:val="24"/>
                 <w:szCs w:val="24"/>
               </w:rPr>
-              <w:t xml:space="preserve">Mon 12 Oct</w:t>
+              <w:t>Mon 12 Oct</w:t>
             </w:r>
           </w:p>
         </w:tc>
@@ -4381,23 +5389,14 @@
                 <w:sz w:val="24"/>
                 <w:szCs w:val="24"/>
               </w:rPr>
-              <w:t xml:space="preserve">Critique, then synthesis</w:t>
-            </w:r>
-          </w:p>
-          <w:p>
-            <w:pPr>
-              <w:pStyle w:val="ListBullet"/>
+              <w:t>T</w:t>
+            </w:r>
+            <w:r>
               <w:rPr>
                 <w:sz w:val="24"/>
                 <w:szCs w:val="24"/>
               </w:rPr>
-            </w:pPr>
-            <w:r>
-              <w:rPr>
-                <w:sz w:val="24"/>
-                <w:szCs w:val="24"/>
-              </w:rPr>
-              <w:t xml:space="preserve">Immanent rather than merely external critique; technosymbiosis and history; where the eight concepts leave us</w:t>
+              <w:t>echnosymbiosis and history; where the eight concepts leave us</w:t>
             </w:r>
           </w:p>
         </w:tc>
@@ -4417,7 +5416,7 @@
                 <w:sz w:val="24"/>
                 <w:szCs w:val="24"/>
               </w:rPr>
-              <w:t xml:space="preserve">Reading: Goodlad and Stone, “Beyond Chatbot-K”; Gebru and Torres, “The TESCREAL Bundle”; Stahl, “What Is Immanent Critique?”</w:t>
+              <w:t>Reading: Hegel, concluding passages; Hayles revisited; Marx, The Poverty of Philosophy</w:t>
             </w:r>
           </w:p>
           <w:p>
@@ -4432,7 +5431,7 @@
                 <w:sz w:val="24"/>
                 <w:szCs w:val="24"/>
               </w:rPr>
-              <w:t xml:space="preserve">Reading: Hegel, concluding passages; Hayles revisited; Marx, The Poverty of Philosophy</w:t>
+              <w:t>Formative self-assessment 6</w:t>
             </w:r>
           </w:p>
           <w:p>
@@ -4447,7 +5446,7 @@
                 <w:sz w:val="24"/>
                 <w:szCs w:val="24"/>
               </w:rPr>
-              <w:t xml:space="preserve">Formative self-assessment 6</w:t>
+              <w:t>Peer commentary round 2 closes</w:t>
             </w:r>
           </w:p>
           <w:p>
@@ -4462,7 +5461,7 @@
                 <w:sz w:val="24"/>
                 <w:szCs w:val="24"/>
               </w:rPr>
-              <w:t xml:space="preserve">Peer commentary round 2 closes</w:t>
+              <w:t>Instructor commentary returned</w:t>
             </w:r>
           </w:p>
           <w:p>
@@ -4477,33 +5476,19 @@
                 <w:sz w:val="24"/>
                 <w:szCs w:val="24"/>
               </w:rPr>
-              <w:t xml:space="preserve">Instructor commentary returned</w:t>
-            </w:r>
-          </w:p>
-          <w:p>
-            <w:pPr>
-              <w:rPr>
-                <w:sz w:val="24"/>
-                <w:szCs w:val="24"/>
-              </w:rPr>
-            </w:pPr>
-            <w:r>
-              <w:rPr>
-                <w:sz w:val="24"/>
-                <w:szCs w:val="24"/>
-              </w:rPr>
-              <w:t xml:space="preserve">Final synthesis report due Fri 16 Oct, 11:59 PM</w:t>
+              <w:t>Final synthesis report due Fri 16 Oct, 11:59 PM</w:t>
             </w:r>
           </w:p>
         </w:tc>
       </w:tr>
     </w:tbl>
+    <w:p/>
     <w:sectPr>
-      <w:headerReference w:type="default" r:id="rId62"/>
-      <w:footerReference w:type="even" r:id="rId63"/>
-      <w:footerReference w:type="default" r:id="rId64"/>
-      <w:footerReference w:type="first" r:id="rId65"/>
-      <w:pgSz w:w="12240" w:h="15840" w:orient="portrait"/>
+      <w:headerReference w:type="default" r:id="rId35"/>
+      <w:footerReference w:type="even" r:id="rId36"/>
+      <w:footerReference w:type="default" r:id="rId37"/>
+      <w:footerReference w:type="first" r:id="rId38"/>
+      <w:pgSz w:w="12240" w:h="15840"/>
       <w:pgMar w:top="1440" w:right="1440" w:bottom="1440" w:left="1440" w:header="144" w:footer="288" w:gutter="0"/>
       <w:cols w:space="720"/>
       <w:docGrid w:linePitch="360"/>
@@ -4513,7 +5498,7 @@
 </file>
 
 <file path=word/endnotes.xml><?xml version="1.0" encoding="utf-8"?>
-<w:endnotes xmlns:wpc="http://schemas.microsoft.com/office/word/2010/wordprocessingCanvas" xmlns:cx="http://schemas.microsoft.com/office/drawing/2014/chartex" xmlns:cx1="http://schemas.microsoft.com/office/drawing/2015/9/8/chartex" xmlns:cx2="http://schemas.microsoft.com/office/drawing/2015/10/21/chartex" xmlns:cx3="http://schemas.microsoft.com/office/drawing/2016/5/9/chartex" xmlns:cx4="http://schemas.microsoft.com/office/drawing/2016/5/10/chartex" xmlns:cx5="http://schemas.microsoft.com/office/drawing/2016/5/11/chartex" xmlns:cx6="http://schemas.microsoft.com/office/drawing/2016/5/12/chartex" xmlns:cx7="http://schemas.microsoft.com/office/drawing/2016/5/13/chartex" xmlns:cx8="http://schemas.microsoft.com/office/drawing/2016/5/14/chartex" xmlns:mc="http://schemas.openxmlformats.org/markup-compatibility/2006" xmlns:aink="http://schemas.microsoft.com/office/drawing/2016/ink" xmlns:am3d="http://schemas.microsoft.com/office/drawing/2017/model3d" xmlns:o="urn:schemas-microsoft-com:office:office" xmlns:oel="http://schemas.microsoft.com/office/2019/extlst" xmlns:r="http://schemas.openxmlformats.org/officeDocument/2006/relationships" xmlns:m="http://schemas.openxmlformats.org/officeDocument/2006/math" xmlns:v="urn:schemas-microsoft-com:vml" xmlns:wp14="http://schemas.microsoft.com/office/word/2010/wordprocessingDrawing" xmlns:wp="http://schemas.openxmlformats.org/drawingml/2006/wordprocessingDrawing" xmlns:w10="urn:schemas-microsoft-com:office:word" xmlns:w="http://schemas.openxmlformats.org/wordprocessingml/2006/main" xmlns:w14="http://schemas.microsoft.com/office/word/2010/wordml" xmlns:w15="http://schemas.microsoft.com/office/word/2012/wordml" xmlns:w16cex="http://schemas.microsoft.com/office/word/2018/wordml/cex" xmlns:w16cid="http://schemas.microsoft.com/office/word/2016/wordml/cid" xmlns:w16="http://schemas.microsoft.com/office/word/2018/wordml" xmlns:w16du="http://schemas.microsoft.com/office/word/2023/wordml/word16du" xmlns:w16sdtdh="http://schemas.microsoft.com/office/word/2020/wordml/sdtdatahash" xmlns:w16sdtfl="http://schemas.microsoft.com/office/word/2024/wordml/sdtformatlock" xmlns:w16se="http://schemas.microsoft.com/office/word/2015/wordml/symex" xmlns:wpg="http://schemas.microsoft.com/office/word/2010/wordprocessingGroup" xmlns:wpi="http://schemas.microsoft.com/office/word/2010/wordprocessingInk" xmlns:wne="http://schemas.microsoft.com/office/word/2006/wordml" xmlns:wps="http://schemas.microsoft.com/office/word/2010/wordprocessingShape" mc:Ignorable="w14 w15 w16se w16cid w16 w16cex w16sdtdh w16sdtfl w16du wp14">
+<w:endnotes xmlns:wpc="http://schemas.microsoft.com/office/word/2010/wordprocessingCanvas" xmlns:cx="http://schemas.microsoft.com/office/drawing/2014/chartex" xmlns:cx1="http://schemas.microsoft.com/office/drawing/2015/9/8/chartex" xmlns:cx2="http://schemas.microsoft.com/office/drawing/2015/10/21/chartex" xmlns:cx3="http://schemas.microsoft.com/office/drawing/2016/5/9/chartex" xmlns:cx4="http://schemas.microsoft.com/office/drawing/2016/5/10/chartex" xmlns:cx5="http://schemas.microsoft.com/office/drawing/2016/5/11/chartex" xmlns:cx6="http://schemas.microsoft.com/office/drawing/2016/5/12/chartex" xmlns:cx7="http://schemas.microsoft.com/office/drawing/2016/5/13/chartex" xmlns:cx8="http://schemas.microsoft.com/office/drawing/2016/5/14/chartex" xmlns:mc="http://schemas.openxmlformats.org/markup-compatibility/2006" xmlns:m="http://schemas.openxmlformats.org/officeDocument/2006/math" xmlns:aink="http://schemas.microsoft.com/office/drawing/2016/ink" xmlns:am3d="http://schemas.microsoft.com/office/drawing/2017/model3d" xmlns:oel="http://schemas.microsoft.com/office/2019/extlst" xmlns:r="http://schemas.openxmlformats.org/officeDocument/2006/relationships" xmlns:wp14="http://schemas.microsoft.com/office/word/2010/wordprocessingDrawing" xmlns:wp="http://schemas.openxmlformats.org/drawingml/2006/wordprocessingDrawing" xmlns:wpg="http://schemas.microsoft.com/office/word/2010/wordprocessingGroup" xmlns:wpi="http://schemas.microsoft.com/office/word/2010/wordprocessingInk" xmlns:wps="http://schemas.microsoft.com/office/word/2010/wordprocessingShape" xmlns:o="urn:schemas-microsoft-com:office:office" xmlns:v="urn:schemas-microsoft-com:vml" xmlns:w10="urn:schemas-microsoft-com:office:word" xmlns:w="http://schemas.openxmlformats.org/wordprocessingml/2006/main" xmlns:w14="http://schemas.microsoft.com/office/word/2010/wordml" xmlns:w15="http://schemas.microsoft.com/office/word/2012/wordml" xmlns:w16cex="http://schemas.microsoft.com/office/word/2018/wordml/cex" xmlns:w16cid="http://schemas.microsoft.com/office/word/2016/wordml/cid" xmlns:w16="http://schemas.microsoft.com/office/word/2018/wordml" xmlns:w16sdtdh="http://schemas.microsoft.com/office/word/2020/wordml/sdtdatahash" xmlns:w16sdtfl="http://schemas.microsoft.com/office/word/2024/wordml/sdtformatlock" xmlns:w16se="http://schemas.microsoft.com/office/word/2015/wordml/symex" xmlns:w16du="http://schemas.microsoft.com/office/word/2023/wordml/word16du" xmlns:wne="http://schemas.microsoft.com/office/word/2006/wordml" mc:Ignorable="w14 w15 w16se w16cid w16 w16cex w16sdtdh w16sdtfl w16du wp14">
   <w:endnote w:type="separator" w:id="-1">
     <w:p>
       <w:r>
@@ -4532,7 +5517,7 @@
 </file>
 
 <file path=word/footer1.xml><?xml version="1.0" encoding="utf-8"?>
-<w:ftr xmlns:wpc="http://schemas.microsoft.com/office/word/2010/wordprocessingCanvas" xmlns:cx="http://schemas.microsoft.com/office/drawing/2014/chartex" xmlns:cx1="http://schemas.microsoft.com/office/drawing/2015/9/8/chartex" xmlns:cx2="http://schemas.microsoft.com/office/drawing/2015/10/21/chartex" xmlns:cx3="http://schemas.microsoft.com/office/drawing/2016/5/9/chartex" xmlns:cx4="http://schemas.microsoft.com/office/drawing/2016/5/10/chartex" xmlns:cx5="http://schemas.microsoft.com/office/drawing/2016/5/11/chartex" xmlns:cx6="http://schemas.microsoft.com/office/drawing/2016/5/12/chartex" xmlns:cx7="http://schemas.microsoft.com/office/drawing/2016/5/13/chartex" xmlns:cx8="http://schemas.microsoft.com/office/drawing/2016/5/14/chartex" xmlns:mc="http://schemas.openxmlformats.org/markup-compatibility/2006" xmlns:aink="http://schemas.microsoft.com/office/drawing/2016/ink" xmlns:am3d="http://schemas.microsoft.com/office/drawing/2017/model3d" xmlns:o="urn:schemas-microsoft-com:office:office" xmlns:oel="http://schemas.microsoft.com/office/2019/extlst" xmlns:r="http://schemas.openxmlformats.org/officeDocument/2006/relationships" xmlns:m="http://schemas.openxmlformats.org/officeDocument/2006/math" xmlns:v="urn:schemas-microsoft-com:vml" xmlns:wp14="http://schemas.microsoft.com/office/word/2010/wordprocessingDrawing" xmlns:wp="http://schemas.openxmlformats.org/drawingml/2006/wordprocessingDrawing" xmlns:w10="urn:schemas-microsoft-com:office:word" xmlns:w="http://schemas.openxmlformats.org/wordprocessingml/2006/main" xmlns:w14="http://schemas.microsoft.com/office/word/2010/wordml" xmlns:w15="http://schemas.microsoft.com/office/word/2012/wordml" xmlns:w16cex="http://schemas.microsoft.com/office/word/2018/wordml/cex" xmlns:w16cid="http://schemas.microsoft.com/office/word/2016/wordml/cid" xmlns:w16="http://schemas.microsoft.com/office/word/2018/wordml" xmlns:w16du="http://schemas.microsoft.com/office/word/2023/wordml/word16du" xmlns:w16sdtdh="http://schemas.microsoft.com/office/word/2020/wordml/sdtdatahash" xmlns:w16sdtfl="http://schemas.microsoft.com/office/word/2024/wordml/sdtformatlock" xmlns:w16se="http://schemas.microsoft.com/office/word/2015/wordml/symex" xmlns:wpg="http://schemas.microsoft.com/office/word/2010/wordprocessingGroup" xmlns:wpi="http://schemas.microsoft.com/office/word/2010/wordprocessingInk" xmlns:wne="http://schemas.microsoft.com/office/word/2006/wordml" xmlns:wps="http://schemas.microsoft.com/office/word/2010/wordprocessingShape" mc:Ignorable="w14 w15 w16se w16cid w16 w16cex w16sdtdh w16sdtfl w16du wp14">
+<w:ftr xmlns:wpc="http://schemas.microsoft.com/office/word/2010/wordprocessingCanvas" xmlns:cx="http://schemas.microsoft.com/office/drawing/2014/chartex" xmlns:cx1="http://schemas.microsoft.com/office/drawing/2015/9/8/chartex" xmlns:cx2="http://schemas.microsoft.com/office/drawing/2015/10/21/chartex" xmlns:cx3="http://schemas.microsoft.com/office/drawing/2016/5/9/chartex" xmlns:cx4="http://schemas.microsoft.com/office/drawing/2016/5/10/chartex" xmlns:cx5="http://schemas.microsoft.com/office/drawing/2016/5/11/chartex" xmlns:cx6="http://schemas.microsoft.com/office/drawing/2016/5/12/chartex" xmlns:cx7="http://schemas.microsoft.com/office/drawing/2016/5/13/chartex" xmlns:cx8="http://schemas.microsoft.com/office/drawing/2016/5/14/chartex" xmlns:mc="http://schemas.openxmlformats.org/markup-compatibility/2006" xmlns:m="http://schemas.openxmlformats.org/officeDocument/2006/math" xmlns:aink="http://schemas.microsoft.com/office/drawing/2016/ink" xmlns:am3d="http://schemas.microsoft.com/office/drawing/2017/model3d" xmlns:oel="http://schemas.microsoft.com/office/2019/extlst" xmlns:r="http://schemas.openxmlformats.org/officeDocument/2006/relationships" xmlns:wp14="http://schemas.microsoft.com/office/word/2010/wordprocessingDrawing" xmlns:wp="http://schemas.openxmlformats.org/drawingml/2006/wordprocessingDrawing" xmlns:wpg="http://schemas.microsoft.com/office/word/2010/wordprocessingGroup" xmlns:wpi="http://schemas.microsoft.com/office/word/2010/wordprocessingInk" xmlns:wps="http://schemas.microsoft.com/office/word/2010/wordprocessingShape" xmlns:o="urn:schemas-microsoft-com:office:office" xmlns:v="urn:schemas-microsoft-com:vml" xmlns:w10="urn:schemas-microsoft-com:office:word" xmlns:w="http://schemas.openxmlformats.org/wordprocessingml/2006/main" xmlns:w14="http://schemas.microsoft.com/office/word/2010/wordml" xmlns:w15="http://schemas.microsoft.com/office/word/2012/wordml" xmlns:w16cex="http://schemas.microsoft.com/office/word/2018/wordml/cex" xmlns:w16cid="http://schemas.microsoft.com/office/word/2016/wordml/cid" xmlns:w16="http://schemas.microsoft.com/office/word/2018/wordml" xmlns:w16sdtdh="http://schemas.microsoft.com/office/word/2020/wordml/sdtdatahash" xmlns:w16sdtfl="http://schemas.microsoft.com/office/word/2024/wordml/sdtformatlock" xmlns:w16se="http://schemas.microsoft.com/office/word/2015/wordml/symex" xmlns:w16du="http://schemas.microsoft.com/office/word/2023/wordml/word16du" xmlns:wne="http://schemas.microsoft.com/office/word/2006/wordml" mc:Ignorable="w14 w15 w16se w16cid w16 w16cex w16sdtdh w16sdtfl w16du wp14">
   <w:sdt>
     <w:sdtPr>
       <w:rPr>
@@ -4544,16 +5529,11 @@
         <w:docPartUnique/>
       </w:docPartObj>
     </w:sdtPr>
-    <w:sdtEndPr>
-      <w:rPr>
-        <w:rStyle w:val="PageNumber"/>
-      </w:rPr>
-    </w:sdtEndPr>
     <w:sdtContent>
       <w:p>
         <w:pPr>
           <w:pStyle w:val="Footer"/>
-          <w:framePr w:wrap="none" w:hAnchor="margin" w:vAnchor="text" w:xAlign="right" w:y="1"/>
+          <w:framePr w:wrap="none" w:vAnchor="text" w:hAnchor="margin" w:xAlign="right" w:y="1"/>
           <w:rPr>
             <w:rStyle w:val="PageNumber"/>
           </w:rPr>
@@ -4602,7 +5582,7 @@
 </file>
 
 <file path=word/footer2.xml><?xml version="1.0" encoding="utf-8"?>
-<w:ftr xmlns:wpc="http://schemas.microsoft.com/office/word/2010/wordprocessingCanvas" xmlns:cx="http://schemas.microsoft.com/office/drawing/2014/chartex" xmlns:cx1="http://schemas.microsoft.com/office/drawing/2015/9/8/chartex" xmlns:cx2="http://schemas.microsoft.com/office/drawing/2015/10/21/chartex" xmlns:cx3="http://schemas.microsoft.com/office/drawing/2016/5/9/chartex" xmlns:cx4="http://schemas.microsoft.com/office/drawing/2016/5/10/chartex" xmlns:cx5="http://schemas.microsoft.com/office/drawing/2016/5/11/chartex" xmlns:cx6="http://schemas.microsoft.com/office/drawing/2016/5/12/chartex" xmlns:cx7="http://schemas.microsoft.com/office/drawing/2016/5/13/chartex" xmlns:cx8="http://schemas.microsoft.com/office/drawing/2016/5/14/chartex" xmlns:mc="http://schemas.openxmlformats.org/markup-compatibility/2006" xmlns:aink="http://schemas.microsoft.com/office/drawing/2016/ink" xmlns:am3d="http://schemas.microsoft.com/office/drawing/2017/model3d" xmlns:o="urn:schemas-microsoft-com:office:office" xmlns:oel="http://schemas.microsoft.com/office/2019/extlst" xmlns:r="http://schemas.openxmlformats.org/officeDocument/2006/relationships" xmlns:m="http://schemas.openxmlformats.org/officeDocument/2006/math" xmlns:v="urn:schemas-microsoft-com:vml" xmlns:wp14="http://schemas.microsoft.com/office/word/2010/wordprocessingDrawing" xmlns:wp="http://schemas.openxmlformats.org/drawingml/2006/wordprocessingDrawing" xmlns:w10="urn:schemas-microsoft-com:office:word" xmlns:w="http://schemas.openxmlformats.org/wordprocessingml/2006/main" xmlns:w14="http://schemas.microsoft.com/office/word/2010/wordml" xmlns:w15="http://schemas.microsoft.com/office/word/2012/wordml" xmlns:w16cex="http://schemas.microsoft.com/office/word/2018/wordml/cex" xmlns:w16cid="http://schemas.microsoft.com/office/word/2016/wordml/cid" xmlns:w16="http://schemas.microsoft.com/office/word/2018/wordml" xmlns:w16du="http://schemas.microsoft.com/office/word/2023/wordml/word16du" xmlns:w16sdtdh="http://schemas.microsoft.com/office/word/2020/wordml/sdtdatahash" xmlns:w16sdtfl="http://schemas.microsoft.com/office/word/2024/wordml/sdtformatlock" xmlns:w16se="http://schemas.microsoft.com/office/word/2015/wordml/symex" xmlns:wpg="http://schemas.microsoft.com/office/word/2010/wordprocessingGroup" xmlns:wpi="http://schemas.microsoft.com/office/word/2010/wordprocessingInk" xmlns:wne="http://schemas.microsoft.com/office/word/2006/wordml" xmlns:wps="http://schemas.microsoft.com/office/word/2010/wordprocessingShape" mc:Ignorable="w14 w15 w16se w16cid w16 w16cex w16sdtdh w16sdtfl w16du wp14">
+<w:ftr xmlns:wpc="http://schemas.microsoft.com/office/word/2010/wordprocessingCanvas" xmlns:cx="http://schemas.microsoft.com/office/drawing/2014/chartex" xmlns:cx1="http://schemas.microsoft.com/office/drawing/2015/9/8/chartex" xmlns:cx2="http://schemas.microsoft.com/office/drawing/2015/10/21/chartex" xmlns:cx3="http://schemas.microsoft.com/office/drawing/2016/5/9/chartex" xmlns:cx4="http://schemas.microsoft.com/office/drawing/2016/5/10/chartex" xmlns:cx5="http://schemas.microsoft.com/office/drawing/2016/5/11/chartex" xmlns:cx6="http://schemas.microsoft.com/office/drawing/2016/5/12/chartex" xmlns:cx7="http://schemas.microsoft.com/office/drawing/2016/5/13/chartex" xmlns:cx8="http://schemas.microsoft.com/office/drawing/2016/5/14/chartex" xmlns:mc="http://schemas.openxmlformats.org/markup-compatibility/2006" xmlns:m="http://schemas.openxmlformats.org/officeDocument/2006/math" xmlns:aink="http://schemas.microsoft.com/office/drawing/2016/ink" xmlns:am3d="http://schemas.microsoft.com/office/drawing/2017/model3d" xmlns:oel="http://schemas.microsoft.com/office/2019/extlst" xmlns:r="http://schemas.openxmlformats.org/officeDocument/2006/relationships" xmlns:wp14="http://schemas.microsoft.com/office/word/2010/wordprocessingDrawing" xmlns:wp="http://schemas.openxmlformats.org/drawingml/2006/wordprocessingDrawing" xmlns:wpg="http://schemas.microsoft.com/office/word/2010/wordprocessingGroup" xmlns:wpi="http://schemas.microsoft.com/office/word/2010/wordprocessingInk" xmlns:wps="http://schemas.microsoft.com/office/word/2010/wordprocessingShape" xmlns:o="urn:schemas-microsoft-com:office:office" xmlns:v="urn:schemas-microsoft-com:vml" xmlns:w10="urn:schemas-microsoft-com:office:word" xmlns:w="http://schemas.openxmlformats.org/wordprocessingml/2006/main" xmlns:w14="http://schemas.microsoft.com/office/word/2010/wordml" xmlns:w15="http://schemas.microsoft.com/office/word/2012/wordml" xmlns:w16cex="http://schemas.microsoft.com/office/word/2018/wordml/cex" xmlns:w16cid="http://schemas.microsoft.com/office/word/2016/wordml/cid" xmlns:w16="http://schemas.microsoft.com/office/word/2018/wordml" xmlns:w16sdtdh="http://schemas.microsoft.com/office/word/2020/wordml/sdtdatahash" xmlns:w16sdtfl="http://schemas.microsoft.com/office/word/2024/wordml/sdtformatlock" xmlns:w16se="http://schemas.microsoft.com/office/word/2015/wordml/symex" xmlns:w16du="http://schemas.microsoft.com/office/word/2023/wordml/word16du" xmlns:wne="http://schemas.microsoft.com/office/word/2006/wordml" mc:Ignorable="w14 w15 w16se w16cid w16 w16cex w16sdtdh w16sdtfl w16du wp14">
   <w:p>
     <w:pPr>
       <w:tabs>
@@ -4710,7 +5690,7 @@
 </file>
 
 <file path=word/footer3.xml><?xml version="1.0" encoding="utf-8"?>
-<w:ftr xmlns:wpc="http://schemas.microsoft.com/office/word/2010/wordprocessingCanvas" xmlns:cx="http://schemas.microsoft.com/office/drawing/2014/chartex" xmlns:cx1="http://schemas.microsoft.com/office/drawing/2015/9/8/chartex" xmlns:cx2="http://schemas.microsoft.com/office/drawing/2015/10/21/chartex" xmlns:cx3="http://schemas.microsoft.com/office/drawing/2016/5/9/chartex" xmlns:cx4="http://schemas.microsoft.com/office/drawing/2016/5/10/chartex" xmlns:cx5="http://schemas.microsoft.com/office/drawing/2016/5/11/chartex" xmlns:cx6="http://schemas.microsoft.com/office/drawing/2016/5/12/chartex" xmlns:cx7="http://schemas.microsoft.com/office/drawing/2016/5/13/chartex" xmlns:cx8="http://schemas.microsoft.com/office/drawing/2016/5/14/chartex" xmlns:mc="http://schemas.openxmlformats.org/markup-compatibility/2006" xmlns:aink="http://schemas.microsoft.com/office/drawing/2016/ink" xmlns:am3d="http://schemas.microsoft.com/office/drawing/2017/model3d" xmlns:o="urn:schemas-microsoft-com:office:office" xmlns:oel="http://schemas.microsoft.com/office/2019/extlst" xmlns:r="http://schemas.openxmlformats.org/officeDocument/2006/relationships" xmlns:m="http://schemas.openxmlformats.org/officeDocument/2006/math" xmlns:v="urn:schemas-microsoft-com:vml" xmlns:wp14="http://schemas.microsoft.com/office/word/2010/wordprocessingDrawing" xmlns:wp="http://schemas.openxmlformats.org/drawingml/2006/wordprocessingDrawing" xmlns:w10="urn:schemas-microsoft-com:office:word" xmlns:w="http://schemas.openxmlformats.org/wordprocessingml/2006/main" xmlns:w14="http://schemas.microsoft.com/office/word/2010/wordml" xmlns:w15="http://schemas.microsoft.com/office/word/2012/wordml" xmlns:w16cex="http://schemas.microsoft.com/office/word/2018/wordml/cex" xmlns:w16cid="http://schemas.microsoft.com/office/word/2016/wordml/cid" xmlns:w16="http://schemas.microsoft.com/office/word/2018/wordml" xmlns:w16du="http://schemas.microsoft.com/office/word/2023/wordml/word16du" xmlns:w16sdtdh="http://schemas.microsoft.com/office/word/2020/wordml/sdtdatahash" xmlns:w16sdtfl="http://schemas.microsoft.com/office/word/2024/wordml/sdtformatlock" xmlns:w16se="http://schemas.microsoft.com/office/word/2015/wordml/symex" xmlns:wpg="http://schemas.microsoft.com/office/word/2010/wordprocessingGroup" xmlns:wpi="http://schemas.microsoft.com/office/word/2010/wordprocessingInk" xmlns:wne="http://schemas.microsoft.com/office/word/2006/wordml" xmlns:wps="http://schemas.microsoft.com/office/word/2010/wordprocessingShape" mc:Ignorable="w14 w15 w16se w16cid w16 w16cex w16sdtdh w16sdtfl w16du wp14">
+<w:ftr xmlns:wpc="http://schemas.microsoft.com/office/word/2010/wordprocessingCanvas" xmlns:cx="http://schemas.microsoft.com/office/drawing/2014/chartex" xmlns:cx1="http://schemas.microsoft.com/office/drawing/2015/9/8/chartex" xmlns:cx2="http://schemas.microsoft.com/office/drawing/2015/10/21/chartex" xmlns:cx3="http://schemas.microsoft.com/office/drawing/2016/5/9/chartex" xmlns:cx4="http://schemas.microsoft.com/office/drawing/2016/5/10/chartex" xmlns:cx5="http://schemas.microsoft.com/office/drawing/2016/5/11/chartex" xmlns:cx6="http://schemas.microsoft.com/office/drawing/2016/5/12/chartex" xmlns:cx7="http://schemas.microsoft.com/office/drawing/2016/5/13/chartex" xmlns:cx8="http://schemas.microsoft.com/office/drawing/2016/5/14/chartex" xmlns:mc="http://schemas.openxmlformats.org/markup-compatibility/2006" xmlns:m="http://schemas.openxmlformats.org/officeDocument/2006/math" xmlns:aink="http://schemas.microsoft.com/office/drawing/2016/ink" xmlns:am3d="http://schemas.microsoft.com/office/drawing/2017/model3d" xmlns:oel="http://schemas.microsoft.com/office/2019/extlst" xmlns:r="http://schemas.openxmlformats.org/officeDocument/2006/relationships" xmlns:wp14="http://schemas.microsoft.com/office/word/2010/wordprocessingDrawing" xmlns:wp="http://schemas.openxmlformats.org/drawingml/2006/wordprocessingDrawing" xmlns:wpg="http://schemas.microsoft.com/office/word/2010/wordprocessingGroup" xmlns:wpi="http://schemas.microsoft.com/office/word/2010/wordprocessingInk" xmlns:wps="http://schemas.microsoft.com/office/word/2010/wordprocessingShape" xmlns:o="urn:schemas-microsoft-com:office:office" xmlns:v="urn:schemas-microsoft-com:vml" xmlns:w10="urn:schemas-microsoft-com:office:word" xmlns:w="http://schemas.openxmlformats.org/wordprocessingml/2006/main" xmlns:w14="http://schemas.microsoft.com/office/word/2010/wordml" xmlns:w15="http://schemas.microsoft.com/office/word/2012/wordml" xmlns:w16cex="http://schemas.microsoft.com/office/word/2018/wordml/cex" xmlns:w16cid="http://schemas.microsoft.com/office/word/2016/wordml/cid" xmlns:w16="http://schemas.microsoft.com/office/word/2018/wordml" xmlns:w16sdtdh="http://schemas.microsoft.com/office/word/2020/wordml/sdtdatahash" xmlns:w16sdtfl="http://schemas.microsoft.com/office/word/2024/wordml/sdtformatlock" xmlns:w16se="http://schemas.microsoft.com/office/word/2015/wordml/symex" xmlns:w16du="http://schemas.microsoft.com/office/word/2023/wordml/word16du" xmlns:wne="http://schemas.microsoft.com/office/word/2006/wordml" mc:Ignorable="w14 w15 w16se w16cid w16 w16cex w16sdtdh w16sdtfl w16du wp14">
   <w:p>
     <w:pPr>
       <w:ind w:left="3600"/>
@@ -4738,7 +5718,7 @@
 </file>
 
 <file path=word/footnotes.xml><?xml version="1.0" encoding="utf-8"?>
-<w:footnotes xmlns:wpc="http://schemas.microsoft.com/office/word/2010/wordprocessingCanvas" xmlns:cx="http://schemas.microsoft.com/office/drawing/2014/chartex" xmlns:cx1="http://schemas.microsoft.com/office/drawing/2015/9/8/chartex" xmlns:cx2="http://schemas.microsoft.com/office/drawing/2015/10/21/chartex" xmlns:cx3="http://schemas.microsoft.com/office/drawing/2016/5/9/chartex" xmlns:cx4="http://schemas.microsoft.com/office/drawing/2016/5/10/chartex" xmlns:cx5="http://schemas.microsoft.com/office/drawing/2016/5/11/chartex" xmlns:cx6="http://schemas.microsoft.com/office/drawing/2016/5/12/chartex" xmlns:cx7="http://schemas.microsoft.com/office/drawing/2016/5/13/chartex" xmlns:cx8="http://schemas.microsoft.com/office/drawing/2016/5/14/chartex" xmlns:mc="http://schemas.openxmlformats.org/markup-compatibility/2006" xmlns:aink="http://schemas.microsoft.com/office/drawing/2016/ink" xmlns:am3d="http://schemas.microsoft.com/office/drawing/2017/model3d" xmlns:o="urn:schemas-microsoft-com:office:office" xmlns:oel="http://schemas.microsoft.com/office/2019/extlst" xmlns:r="http://schemas.openxmlformats.org/officeDocument/2006/relationships" xmlns:m="http://schemas.openxmlformats.org/officeDocument/2006/math" xmlns:v="urn:schemas-microsoft-com:vml" xmlns:wp14="http://schemas.microsoft.com/office/word/2010/wordprocessingDrawing" xmlns:wp="http://schemas.openxmlformats.org/drawingml/2006/wordprocessingDrawing" xmlns:w10="urn:schemas-microsoft-com:office:word" xmlns:w="http://schemas.openxmlformats.org/wordprocessingml/2006/main" xmlns:w14="http://schemas.microsoft.com/office/word/2010/wordml" xmlns:w15="http://schemas.microsoft.com/office/word/2012/wordml" xmlns:w16cex="http://schemas.microsoft.com/office/word/2018/wordml/cex" xmlns:w16cid="http://schemas.microsoft.com/office/word/2016/wordml/cid" xmlns:w16="http://schemas.microsoft.com/office/word/2018/wordml" xmlns:w16du="http://schemas.microsoft.com/office/word/2023/wordml/word16du" xmlns:w16sdtdh="http://schemas.microsoft.com/office/word/2020/wordml/sdtdatahash" xmlns:w16sdtfl="http://schemas.microsoft.com/office/word/2024/wordml/sdtformatlock" xmlns:w16se="http://schemas.microsoft.com/office/word/2015/wordml/symex" xmlns:wpg="http://schemas.microsoft.com/office/word/2010/wordprocessingGroup" xmlns:wpi="http://schemas.microsoft.com/office/word/2010/wordprocessingInk" xmlns:wne="http://schemas.microsoft.com/office/word/2006/wordml" xmlns:wps="http://schemas.microsoft.com/office/word/2010/wordprocessingShape" mc:Ignorable="w14 w15 w16se w16cid w16 w16cex w16sdtdh w16sdtfl w16du wp14">
+<w:footnotes xmlns:wpc="http://schemas.microsoft.com/office/word/2010/wordprocessingCanvas" xmlns:cx="http://schemas.microsoft.com/office/drawing/2014/chartex" xmlns:cx1="http://schemas.microsoft.com/office/drawing/2015/9/8/chartex" xmlns:cx2="http://schemas.microsoft.com/office/drawing/2015/10/21/chartex" xmlns:cx3="http://schemas.microsoft.com/office/drawing/2016/5/9/chartex" xmlns:cx4="http://schemas.microsoft.com/office/drawing/2016/5/10/chartex" xmlns:cx5="http://schemas.microsoft.com/office/drawing/2016/5/11/chartex" xmlns:cx6="http://schemas.microsoft.com/office/drawing/2016/5/12/chartex" xmlns:cx7="http://schemas.microsoft.com/office/drawing/2016/5/13/chartex" xmlns:cx8="http://schemas.microsoft.com/office/drawing/2016/5/14/chartex" xmlns:mc="http://schemas.openxmlformats.org/markup-compatibility/2006" xmlns:m="http://schemas.openxmlformats.org/officeDocument/2006/math" xmlns:aink="http://schemas.microsoft.com/office/drawing/2016/ink" xmlns:am3d="http://schemas.microsoft.com/office/drawing/2017/model3d" xmlns:oel="http://schemas.microsoft.com/office/2019/extlst" xmlns:r="http://schemas.openxmlformats.org/officeDocument/2006/relationships" xmlns:wp14="http://schemas.microsoft.com/office/word/2010/wordprocessingDrawing" xmlns:wp="http://schemas.openxmlformats.org/drawingml/2006/wordprocessingDrawing" xmlns:wpg="http://schemas.microsoft.com/office/word/2010/wordprocessingGroup" xmlns:wpi="http://schemas.microsoft.com/office/word/2010/wordprocessingInk" xmlns:wps="http://schemas.microsoft.com/office/word/2010/wordprocessingShape" xmlns:o="urn:schemas-microsoft-com:office:office" xmlns:v="urn:schemas-microsoft-com:vml" xmlns:w10="urn:schemas-microsoft-com:office:word" xmlns:w="http://schemas.openxmlformats.org/wordprocessingml/2006/main" xmlns:w14="http://schemas.microsoft.com/office/word/2010/wordml" xmlns:w15="http://schemas.microsoft.com/office/word/2012/wordml" xmlns:w16cex="http://schemas.microsoft.com/office/word/2018/wordml/cex" xmlns:w16cid="http://schemas.microsoft.com/office/word/2016/wordml/cid" xmlns:w16="http://schemas.microsoft.com/office/word/2018/wordml" xmlns:w16sdtdh="http://schemas.microsoft.com/office/word/2020/wordml/sdtdatahash" xmlns:w16sdtfl="http://schemas.microsoft.com/office/word/2024/wordml/sdtformatlock" xmlns:w16se="http://schemas.microsoft.com/office/word/2015/wordml/symex" xmlns:w16du="http://schemas.microsoft.com/office/word/2023/wordml/word16du" xmlns:wne="http://schemas.microsoft.com/office/word/2006/wordml" mc:Ignorable="w14 w15 w16se w16cid w16 w16cex w16sdtdh w16sdtfl w16du wp14">
   <w:footnote w:type="separator" w:id="-1">
     <w:p>
       <w:r>
@@ -4757,7 +5737,7 @@
 </file>
 
 <file path=word/header1.xml><?xml version="1.0" encoding="utf-8"?>
-<w:hdr xmlns:wpc="http://schemas.microsoft.com/office/word/2010/wordprocessingCanvas" xmlns:cx="http://schemas.microsoft.com/office/drawing/2014/chartex" xmlns:cx1="http://schemas.microsoft.com/office/drawing/2015/9/8/chartex" xmlns:cx2="http://schemas.microsoft.com/office/drawing/2015/10/21/chartex" xmlns:cx3="http://schemas.microsoft.com/office/drawing/2016/5/9/chartex" xmlns:cx4="http://schemas.microsoft.com/office/drawing/2016/5/10/chartex" xmlns:cx5="http://schemas.microsoft.com/office/drawing/2016/5/11/chartex" xmlns:cx6="http://schemas.microsoft.com/office/drawing/2016/5/12/chartex" xmlns:cx7="http://schemas.microsoft.com/office/drawing/2016/5/13/chartex" xmlns:cx8="http://schemas.microsoft.com/office/drawing/2016/5/14/chartex" xmlns:mc="http://schemas.openxmlformats.org/markup-compatibility/2006" xmlns:aink="http://schemas.microsoft.com/office/drawing/2016/ink" xmlns:am3d="http://schemas.microsoft.com/office/drawing/2017/model3d" xmlns:o="urn:schemas-microsoft-com:office:office" xmlns:oel="http://schemas.microsoft.com/office/2019/extlst" xmlns:r="http://schemas.openxmlformats.org/officeDocument/2006/relationships" xmlns:m="http://schemas.openxmlformats.org/officeDocument/2006/math" xmlns:v="urn:schemas-microsoft-com:vml" xmlns:wp14="http://schemas.microsoft.com/office/word/2010/wordprocessingDrawing" xmlns:wp="http://schemas.openxmlformats.org/drawingml/2006/wordprocessingDrawing" xmlns:w10="urn:schemas-microsoft-com:office:word" xmlns:w="http://schemas.openxmlformats.org/wordprocessingml/2006/main" xmlns:w14="http://schemas.microsoft.com/office/word/2010/wordml" xmlns:w15="http://schemas.microsoft.com/office/word/2012/wordml" xmlns:w16cex="http://schemas.microsoft.com/office/word/2018/wordml/cex" xmlns:w16cid="http://schemas.microsoft.com/office/word/2016/wordml/cid" xmlns:w16="http://schemas.microsoft.com/office/word/2018/wordml" xmlns:w16du="http://schemas.microsoft.com/office/word/2023/wordml/word16du" xmlns:w16sdtdh="http://schemas.microsoft.com/office/word/2020/wordml/sdtdatahash" xmlns:w16sdtfl="http://schemas.microsoft.com/office/word/2024/wordml/sdtformatlock" xmlns:w16se="http://schemas.microsoft.com/office/word/2015/wordml/symex" xmlns:wpg="http://schemas.microsoft.com/office/word/2010/wordprocessingGroup" xmlns:wpi="http://schemas.microsoft.com/office/word/2010/wordprocessingInk" xmlns:wne="http://schemas.microsoft.com/office/word/2006/wordml" xmlns:wps="http://schemas.microsoft.com/office/word/2010/wordprocessingShape" mc:Ignorable="w14 w15 w16se w16cid w16 w16cex w16sdtdh w16sdtfl w16du wp14">
+<w:hdr xmlns:wpc="http://schemas.microsoft.com/office/word/2010/wordprocessingCanvas" xmlns:cx="http://schemas.microsoft.com/office/drawing/2014/chartex" xmlns:cx1="http://schemas.microsoft.com/office/drawing/2015/9/8/chartex" xmlns:cx2="http://schemas.microsoft.com/office/drawing/2015/10/21/chartex" xmlns:cx3="http://schemas.microsoft.com/office/drawing/2016/5/9/chartex" xmlns:cx4="http://schemas.microsoft.com/office/drawing/2016/5/10/chartex" xmlns:cx5="http://schemas.microsoft.com/office/drawing/2016/5/11/chartex" xmlns:cx6="http://schemas.microsoft.com/office/drawing/2016/5/12/chartex" xmlns:cx7="http://schemas.microsoft.com/office/drawing/2016/5/13/chartex" xmlns:cx8="http://schemas.microsoft.com/office/drawing/2016/5/14/chartex" xmlns:mc="http://schemas.openxmlformats.org/markup-compatibility/2006" xmlns:m="http://schemas.openxmlformats.org/officeDocument/2006/math" xmlns:aink="http://schemas.microsoft.com/office/drawing/2016/ink" xmlns:am3d="http://schemas.microsoft.com/office/drawing/2017/model3d" xmlns:oel="http://schemas.microsoft.com/office/2019/extlst" xmlns:r="http://schemas.openxmlformats.org/officeDocument/2006/relationships" xmlns:wp14="http://schemas.microsoft.com/office/word/2010/wordprocessingDrawing" xmlns:wp="http://schemas.openxmlformats.org/drawingml/2006/wordprocessingDrawing" xmlns:wpg="http://schemas.microsoft.com/office/word/2010/wordprocessingGroup" xmlns:wpi="http://schemas.microsoft.com/office/word/2010/wordprocessingInk" xmlns:wps="http://schemas.microsoft.com/office/word/2010/wordprocessingShape" xmlns:o="urn:schemas-microsoft-com:office:office" xmlns:v="urn:schemas-microsoft-com:vml" xmlns:w10="urn:schemas-microsoft-com:office:word" xmlns:w="http://schemas.openxmlformats.org/wordprocessingml/2006/main" xmlns:w14="http://schemas.microsoft.com/office/word/2010/wordml" xmlns:w15="http://schemas.microsoft.com/office/word/2012/wordml" xmlns:w16cex="http://schemas.microsoft.com/office/word/2018/wordml/cex" xmlns:w16cid="http://schemas.microsoft.com/office/word/2016/wordml/cid" xmlns:w16="http://schemas.microsoft.com/office/word/2018/wordml" xmlns:w16sdtdh="http://schemas.microsoft.com/office/word/2020/wordml/sdtdatahash" xmlns:w16sdtfl="http://schemas.microsoft.com/office/word/2024/wordml/sdtformatlock" xmlns:w16se="http://schemas.microsoft.com/office/word/2015/wordml/symex" xmlns:w16du="http://schemas.microsoft.com/office/word/2023/wordml/word16du" xmlns:wne="http://schemas.microsoft.com/office/word/2006/wordml" mc:Ignorable="w14 w15 w16se w16cid w16 w16cex w16sdtdh w16sdtfl w16du wp14">
   <w:p>
     <w:pPr>
       <w:pStyle w:val="Header"/>
@@ -4768,7 +5748,7 @@
 </file>
 
 <file path=word/numbering.xml><?xml version="1.0" encoding="utf-8"?>
-<w:numbering xmlns:wpc="http://schemas.microsoft.com/office/word/2010/wordprocessingCanvas" xmlns:cx="http://schemas.microsoft.com/office/drawing/2014/chartex" xmlns:cx1="http://schemas.microsoft.com/office/drawing/2015/9/8/chartex" xmlns:cx2="http://schemas.microsoft.com/office/drawing/2015/10/21/chartex" xmlns:cx3="http://schemas.microsoft.com/office/drawing/2016/5/9/chartex" xmlns:cx4="http://schemas.microsoft.com/office/drawing/2016/5/10/chartex" xmlns:cx5="http://schemas.microsoft.com/office/drawing/2016/5/11/chartex" xmlns:cx6="http://schemas.microsoft.com/office/drawing/2016/5/12/chartex" xmlns:cx7="http://schemas.microsoft.com/office/drawing/2016/5/13/chartex" xmlns:cx8="http://schemas.microsoft.com/office/drawing/2016/5/14/chartex" xmlns:mc="http://schemas.openxmlformats.org/markup-compatibility/2006" xmlns:aink="http://schemas.microsoft.com/office/drawing/2016/ink" xmlns:am3d="http://schemas.microsoft.com/office/drawing/2017/model3d" xmlns:o="urn:schemas-microsoft-com:office:office" xmlns:oel="http://schemas.microsoft.com/office/2019/extlst" xmlns:r="http://schemas.openxmlformats.org/officeDocument/2006/relationships" xmlns:m="http://schemas.openxmlformats.org/officeDocument/2006/math" xmlns:v="urn:schemas-microsoft-com:vml" xmlns:wp14="http://schemas.microsoft.com/office/word/2010/wordprocessingDrawing" xmlns:wp="http://schemas.openxmlformats.org/drawingml/2006/wordprocessingDrawing" xmlns:w10="urn:schemas-microsoft-com:office:word" xmlns:w="http://schemas.openxmlformats.org/wordprocessingml/2006/main" xmlns:w14="http://schemas.microsoft.com/office/word/2010/wordml" xmlns:w15="http://schemas.microsoft.com/office/word/2012/wordml" xmlns:w16cex="http://schemas.microsoft.com/office/word/2018/wordml/cex" xmlns:w16cid="http://schemas.microsoft.com/office/word/2016/wordml/cid" xmlns:w16="http://schemas.microsoft.com/office/word/2018/wordml" xmlns:w16du="http://schemas.microsoft.com/office/word/2023/wordml/word16du" xmlns:w16sdtdh="http://schemas.microsoft.com/office/word/2020/wordml/sdtdatahash" xmlns:w16sdtfl="http://schemas.microsoft.com/office/word/2024/wordml/sdtformatlock" xmlns:w16se="http://schemas.microsoft.com/office/word/2015/wordml/symex" xmlns:wpg="http://schemas.microsoft.com/office/word/2010/wordprocessingGroup" xmlns:wpi="http://schemas.microsoft.com/office/word/2010/wordprocessingInk" xmlns:wne="http://schemas.microsoft.com/office/word/2006/wordml" xmlns:wps="http://schemas.microsoft.com/office/word/2010/wordprocessingShape" mc:Ignorable="w14 w15 w16se w16cid w16 w16cex w16sdtdh w16sdtfl w16du wp14">
+<w:numbering xmlns:wpc="http://schemas.microsoft.com/office/word/2010/wordprocessingCanvas" xmlns:cx="http://schemas.microsoft.com/office/drawing/2014/chartex" xmlns:cx1="http://schemas.microsoft.com/office/drawing/2015/9/8/chartex" xmlns:cx2="http://schemas.microsoft.com/office/drawing/2015/10/21/chartex" xmlns:cx3="http://schemas.microsoft.com/office/drawing/2016/5/9/chartex" xmlns:cx4="http://schemas.microsoft.com/office/drawing/2016/5/10/chartex" xmlns:cx5="http://schemas.microsoft.com/office/drawing/2016/5/11/chartex" xmlns:cx6="http://schemas.microsoft.com/office/drawing/2016/5/12/chartex" xmlns:cx7="http://schemas.microsoft.com/office/drawing/2016/5/13/chartex" xmlns:cx8="http://schemas.microsoft.com/office/drawing/2016/5/14/chartex" xmlns:mc="http://schemas.openxmlformats.org/markup-compatibility/2006" xmlns:m="http://schemas.openxmlformats.org/officeDocument/2006/math" xmlns:aink="http://schemas.microsoft.com/office/drawing/2016/ink" xmlns:am3d="http://schemas.microsoft.com/office/drawing/2017/model3d" xmlns:oel="http://schemas.microsoft.com/office/2019/extlst" xmlns:r="http://schemas.openxmlformats.org/officeDocument/2006/relationships" xmlns:wp14="http://schemas.microsoft.com/office/word/2010/wordprocessingDrawing" xmlns:wp="http://schemas.openxmlformats.org/drawingml/2006/wordprocessingDrawing" xmlns:wpg="http://schemas.microsoft.com/office/word/2010/wordprocessingGroup" xmlns:wpi="http://schemas.microsoft.com/office/word/2010/wordprocessingInk" xmlns:wps="http://schemas.microsoft.com/office/word/2010/wordprocessingShape" xmlns:o="urn:schemas-microsoft-com:office:office" xmlns:v="urn:schemas-microsoft-com:vml" xmlns:w10="urn:schemas-microsoft-com:office:word" xmlns:w="http://schemas.openxmlformats.org/wordprocessingml/2006/main" xmlns:w14="http://schemas.microsoft.com/office/word/2010/wordml" xmlns:w15="http://schemas.microsoft.com/office/word/2012/wordml" xmlns:w16cex="http://schemas.microsoft.com/office/word/2018/wordml/cex" xmlns:w16cid="http://schemas.microsoft.com/office/word/2016/wordml/cid" xmlns:w16="http://schemas.microsoft.com/office/word/2018/wordml" xmlns:w16sdtdh="http://schemas.microsoft.com/office/word/2020/wordml/sdtdatahash" xmlns:w16sdtfl="http://schemas.microsoft.com/office/word/2024/wordml/sdtformatlock" xmlns:w16se="http://schemas.microsoft.com/office/word/2015/wordml/symex" xmlns:w16du="http://schemas.microsoft.com/office/word/2023/wordml/word16du" xmlns:wne="http://schemas.microsoft.com/office/word/2006/wordml" mc:Ignorable="w14 w15 w16se w16cid w16 w16cex w16sdtdh w16sdtfl w16du wp14">
   <w:abstractNum w:abstractNumId="0" w15:restartNumberingAfterBreak="0">
     <w:nsid w:val="FFFFFF89"/>
     <w:multiLevelType w:val="singleLevel"/>
@@ -4786,7 +5766,7 @@
         <w:ind w:left="360" w:hanging="360"/>
       </w:pPr>
       <w:rPr>
-        <w:rFonts w:hint="default" w:ascii="Symbol" w:hAnsi="Symbol"/>
+        <w:rFonts w:ascii="Symbol" w:hAnsi="Symbol" w:hint="default"/>
       </w:rPr>
     </w:lvl>
   </w:abstractNum>
@@ -4803,7 +5783,7 @@
         <w:ind w:left="720" w:hanging="360"/>
       </w:pPr>
       <w:rPr>
-        <w:rFonts w:hint="default" w:ascii="Symbol" w:hAnsi="Symbol"/>
+        <w:rFonts w:ascii="Symbol" w:hAnsi="Symbol" w:hint="default"/>
       </w:rPr>
     </w:lvl>
     <w:lvl w:ilvl="1" w:tplc="AC023812">
@@ -4815,7 +5795,7 @@
         <w:ind w:left="1440" w:hanging="360"/>
       </w:pPr>
       <w:rPr>
-        <w:rFonts w:hint="default" w:ascii="Courier New" w:hAnsi="Courier New"/>
+        <w:rFonts w:ascii="Courier New" w:hAnsi="Courier New" w:hint="default"/>
       </w:rPr>
     </w:lvl>
     <w:lvl w:ilvl="2" w:tplc="740ED9DE">
@@ -4827,7 +5807,7 @@
         <w:ind w:left="2160" w:hanging="360"/>
       </w:pPr>
       <w:rPr>
-        <w:rFonts w:hint="default" w:ascii="Wingdings" w:hAnsi="Wingdings"/>
+        <w:rFonts w:ascii="Wingdings" w:hAnsi="Wingdings" w:hint="default"/>
       </w:rPr>
     </w:lvl>
     <w:lvl w:ilvl="3" w:tplc="BB5C5CA8">
@@ -4839,7 +5819,7 @@
         <w:ind w:left="2880" w:hanging="360"/>
       </w:pPr>
       <w:rPr>
-        <w:rFonts w:hint="default" w:ascii="Symbol" w:hAnsi="Symbol"/>
+        <w:rFonts w:ascii="Symbol" w:hAnsi="Symbol" w:hint="default"/>
       </w:rPr>
     </w:lvl>
     <w:lvl w:ilvl="4" w:tplc="143EE750">
@@ -4851,7 +5831,7 @@
         <w:ind w:left="3600" w:hanging="360"/>
       </w:pPr>
       <w:rPr>
-        <w:rFonts w:hint="default" w:ascii="Courier New" w:hAnsi="Courier New"/>
+        <w:rFonts w:ascii="Courier New" w:hAnsi="Courier New" w:hint="default"/>
       </w:rPr>
     </w:lvl>
     <w:lvl w:ilvl="5" w:tplc="6EF06688">
@@ -4863,7 +5843,7 @@
         <w:ind w:left="4320" w:hanging="360"/>
       </w:pPr>
       <w:rPr>
-        <w:rFonts w:hint="default" w:ascii="Wingdings" w:hAnsi="Wingdings"/>
+        <w:rFonts w:ascii="Wingdings" w:hAnsi="Wingdings" w:hint="default"/>
       </w:rPr>
     </w:lvl>
     <w:lvl w:ilvl="6" w:tplc="FE768890">
@@ -4875,7 +5855,7 @@
         <w:ind w:left="5040" w:hanging="360"/>
       </w:pPr>
       <w:rPr>
-        <w:rFonts w:hint="default" w:ascii="Symbol" w:hAnsi="Symbol"/>
+        <w:rFonts w:ascii="Symbol" w:hAnsi="Symbol" w:hint="default"/>
       </w:rPr>
     </w:lvl>
     <w:lvl w:ilvl="7" w:tplc="8E72375A">
@@ -4887,7 +5867,7 @@
         <w:ind w:left="5760" w:hanging="360"/>
       </w:pPr>
       <w:rPr>
-        <w:rFonts w:hint="default" w:ascii="Courier New" w:hAnsi="Courier New"/>
+        <w:rFonts w:ascii="Courier New" w:hAnsi="Courier New" w:hint="default"/>
       </w:rPr>
     </w:lvl>
     <w:lvl w:ilvl="8" w:tplc="F736819A">
@@ -4899,7 +5879,7 @@
         <w:ind w:left="6480" w:hanging="360"/>
       </w:pPr>
       <w:rPr>
-        <w:rFonts w:hint="default" w:ascii="Wingdings" w:hAnsi="Wingdings"/>
+        <w:rFonts w:ascii="Wingdings" w:hAnsi="Wingdings" w:hint="default"/>
       </w:rPr>
     </w:lvl>
   </w:abstractNum>
@@ -4916,7 +5896,7 @@
         <w:ind w:left="720" w:hanging="360"/>
       </w:pPr>
       <w:rPr>
-        <w:rFonts w:hint="default" w:ascii="Symbol" w:hAnsi="Symbol"/>
+        <w:rFonts w:ascii="Symbol" w:hAnsi="Symbol" w:hint="default"/>
       </w:rPr>
     </w:lvl>
     <w:lvl w:ilvl="1" w:tplc="CFC45010">
@@ -4928,7 +5908,7 @@
         <w:ind w:left="1440" w:hanging="360"/>
       </w:pPr>
       <w:rPr>
-        <w:rFonts w:hint="default" w:ascii="Courier New" w:hAnsi="Courier New"/>
+        <w:rFonts w:ascii="Courier New" w:hAnsi="Courier New" w:hint="default"/>
       </w:rPr>
     </w:lvl>
     <w:lvl w:ilvl="2" w:tplc="04B25FFA">
@@ -4940,7 +5920,7 @@
         <w:ind w:left="2160" w:hanging="360"/>
       </w:pPr>
       <w:rPr>
-        <w:rFonts w:hint="default" w:ascii="Wingdings" w:hAnsi="Wingdings"/>
+        <w:rFonts w:ascii="Wingdings" w:hAnsi="Wingdings" w:hint="default"/>
       </w:rPr>
     </w:lvl>
     <w:lvl w:ilvl="3" w:tplc="520C07AA">
@@ -4952,7 +5932,7 @@
         <w:ind w:left="2880" w:hanging="360"/>
       </w:pPr>
       <w:rPr>
-        <w:rFonts w:hint="default" w:ascii="Symbol" w:hAnsi="Symbol"/>
+        <w:rFonts w:ascii="Symbol" w:hAnsi="Symbol" w:hint="default"/>
       </w:rPr>
     </w:lvl>
     <w:lvl w:ilvl="4" w:tplc="4BFEC942">
@@ -4964,7 +5944,7 @@
         <w:ind w:left="3600" w:hanging="360"/>
       </w:pPr>
       <w:rPr>
-        <w:rFonts w:hint="default" w:ascii="Courier New" w:hAnsi="Courier New"/>
+        <w:rFonts w:ascii="Courier New" w:hAnsi="Courier New" w:hint="default"/>
       </w:rPr>
     </w:lvl>
     <w:lvl w:ilvl="5" w:tplc="60842846">
@@ -4976,7 +5956,7 @@
         <w:ind w:left="4320" w:hanging="360"/>
       </w:pPr>
       <w:rPr>
-        <w:rFonts w:hint="default" w:ascii="Wingdings" w:hAnsi="Wingdings"/>
+        <w:rFonts w:ascii="Wingdings" w:hAnsi="Wingdings" w:hint="default"/>
       </w:rPr>
     </w:lvl>
     <w:lvl w:ilvl="6" w:tplc="6BF8A446">
@@ -4988,7 +5968,7 @@
         <w:ind w:left="5040" w:hanging="360"/>
       </w:pPr>
       <w:rPr>
-        <w:rFonts w:hint="default" w:ascii="Symbol" w:hAnsi="Symbol"/>
+        <w:rFonts w:ascii="Symbol" w:hAnsi="Symbol" w:hint="default"/>
       </w:rPr>
     </w:lvl>
     <w:lvl w:ilvl="7" w:tplc="BDE6CB76">
@@ -5000,7 +5980,7 @@
         <w:ind w:left="5760" w:hanging="360"/>
       </w:pPr>
       <w:rPr>
-        <w:rFonts w:hint="default" w:ascii="Courier New" w:hAnsi="Courier New"/>
+        <w:rFonts w:ascii="Courier New" w:hAnsi="Courier New" w:hint="default"/>
       </w:rPr>
     </w:lvl>
     <w:lvl w:ilvl="8" w:tplc="1B46C1AA">
@@ -5012,7 +5992,7 @@
         <w:ind w:left="6480" w:hanging="360"/>
       </w:pPr>
       <w:rPr>
-        <w:rFonts w:hint="default" w:ascii="Wingdings" w:hAnsi="Wingdings"/>
+        <w:rFonts w:ascii="Wingdings" w:hAnsi="Wingdings" w:hint="default"/>
       </w:rPr>
     </w:lvl>
   </w:abstractNum>
@@ -5029,7 +6009,7 @@
         <w:ind w:left="720" w:hanging="360"/>
       </w:pPr>
       <w:rPr>
-        <w:rFonts w:hint="default" w:ascii="Symbol" w:hAnsi="Symbol"/>
+        <w:rFonts w:ascii="Symbol" w:hAnsi="Symbol" w:hint="default"/>
       </w:rPr>
     </w:lvl>
     <w:lvl w:ilvl="1" w:tplc="782EE3E6">
@@ -5041,7 +6021,7 @@
         <w:ind w:left="1440" w:hanging="360"/>
       </w:pPr>
       <w:rPr>
-        <w:rFonts w:hint="default" w:ascii="Courier New" w:hAnsi="Courier New"/>
+        <w:rFonts w:ascii="Courier New" w:hAnsi="Courier New" w:hint="default"/>
       </w:rPr>
     </w:lvl>
     <w:lvl w:ilvl="2" w:tplc="69FE91B0">
@@ -5053,7 +6033,7 @@
         <w:ind w:left="2160" w:hanging="360"/>
       </w:pPr>
       <w:rPr>
-        <w:rFonts w:hint="default" w:ascii="Wingdings" w:hAnsi="Wingdings"/>
+        <w:rFonts w:ascii="Wingdings" w:hAnsi="Wingdings" w:hint="default"/>
       </w:rPr>
     </w:lvl>
     <w:lvl w:ilvl="3" w:tplc="B964C122">
@@ -5065,7 +6045,7 @@
         <w:ind w:left="2880" w:hanging="360"/>
       </w:pPr>
       <w:rPr>
-        <w:rFonts w:hint="default" w:ascii="Symbol" w:hAnsi="Symbol"/>
+        <w:rFonts w:ascii="Symbol" w:hAnsi="Symbol" w:hint="default"/>
       </w:rPr>
     </w:lvl>
     <w:lvl w:ilvl="4" w:tplc="E77C11C8">
@@ -5077,7 +6057,7 @@
         <w:ind w:left="3600" w:hanging="360"/>
       </w:pPr>
       <w:rPr>
-        <w:rFonts w:hint="default" w:ascii="Courier New" w:hAnsi="Courier New"/>
+        <w:rFonts w:ascii="Courier New" w:hAnsi="Courier New" w:hint="default"/>
       </w:rPr>
     </w:lvl>
     <w:lvl w:ilvl="5" w:tplc="84043746">
@@ -5089,7 +6069,7 @@
         <w:ind w:left="4320" w:hanging="360"/>
       </w:pPr>
       <w:rPr>
-        <w:rFonts w:hint="default" w:ascii="Wingdings" w:hAnsi="Wingdings"/>
+        <w:rFonts w:ascii="Wingdings" w:hAnsi="Wingdings" w:hint="default"/>
       </w:rPr>
     </w:lvl>
     <w:lvl w:ilvl="6" w:tplc="D17E789C">
@@ -5101,7 +6081,7 @@
         <w:ind w:left="5040" w:hanging="360"/>
       </w:pPr>
       <w:rPr>
-        <w:rFonts w:hint="default" w:ascii="Symbol" w:hAnsi="Symbol"/>
+        <w:rFonts w:ascii="Symbol" w:hAnsi="Symbol" w:hint="default"/>
       </w:rPr>
     </w:lvl>
     <w:lvl w:ilvl="7" w:tplc="9C7E1A2E">
@@ -5113,7 +6093,7 @@
         <w:ind w:left="5760" w:hanging="360"/>
       </w:pPr>
       <w:rPr>
-        <w:rFonts w:hint="default" w:ascii="Courier New" w:hAnsi="Courier New"/>
+        <w:rFonts w:ascii="Courier New" w:hAnsi="Courier New" w:hint="default"/>
       </w:rPr>
     </w:lvl>
     <w:lvl w:ilvl="8" w:tplc="C9A8A56A">
@@ -5125,7 +6105,7 @@
         <w:ind w:left="6480" w:hanging="360"/>
       </w:pPr>
       <w:rPr>
-        <w:rFonts w:hint="default" w:ascii="Wingdings" w:hAnsi="Wingdings"/>
+        <w:rFonts w:ascii="Wingdings" w:hAnsi="Wingdings" w:hint="default"/>
       </w:rPr>
     </w:lvl>
   </w:abstractNum>
@@ -5142,7 +6122,7 @@
         <w:ind w:left="720" w:hanging="360"/>
       </w:pPr>
       <w:rPr>
-        <w:rFonts w:hint="default" w:ascii="Symbol" w:hAnsi="Symbol"/>
+        <w:rFonts w:ascii="Symbol" w:hAnsi="Symbol" w:hint="default"/>
       </w:rPr>
     </w:lvl>
     <w:lvl w:ilvl="1" w:tplc="0E30AAE4">
@@ -5154,7 +6134,7 @@
         <w:ind w:left="1440" w:hanging="360"/>
       </w:pPr>
       <w:rPr>
-        <w:rFonts w:hint="default" w:ascii="Courier New" w:hAnsi="Courier New"/>
+        <w:rFonts w:ascii="Courier New" w:hAnsi="Courier New" w:hint="default"/>
       </w:rPr>
     </w:lvl>
     <w:lvl w:ilvl="2" w:tplc="651EB07E">
@@ -5166,7 +6146,7 @@
         <w:ind w:left="2160" w:hanging="360"/>
       </w:pPr>
       <w:rPr>
-        <w:rFonts w:hint="default" w:ascii="Wingdings" w:hAnsi="Wingdings"/>
+        <w:rFonts w:ascii="Wingdings" w:hAnsi="Wingdings" w:hint="default"/>
       </w:rPr>
     </w:lvl>
     <w:lvl w:ilvl="3" w:tplc="62608FEC">
@@ -5178,7 +6158,7 @@
         <w:ind w:left="2880" w:hanging="360"/>
       </w:pPr>
       <w:rPr>
-        <w:rFonts w:hint="default" w:ascii="Symbol" w:hAnsi="Symbol"/>
+        <w:rFonts w:ascii="Symbol" w:hAnsi="Symbol" w:hint="default"/>
       </w:rPr>
     </w:lvl>
     <w:lvl w:ilvl="4" w:tplc="E43675CC">
@@ -5190,7 +6170,7 @@
         <w:ind w:left="3600" w:hanging="360"/>
       </w:pPr>
       <w:rPr>
-        <w:rFonts w:hint="default" w:ascii="Courier New" w:hAnsi="Courier New"/>
+        <w:rFonts w:ascii="Courier New" w:hAnsi="Courier New" w:hint="default"/>
       </w:rPr>
     </w:lvl>
     <w:lvl w:ilvl="5" w:tplc="95F445BA">
@@ -5202,7 +6182,7 @@
         <w:ind w:left="4320" w:hanging="360"/>
       </w:pPr>
       <w:rPr>
-        <w:rFonts w:hint="default" w:ascii="Wingdings" w:hAnsi="Wingdings"/>
+        <w:rFonts w:ascii="Wingdings" w:hAnsi="Wingdings" w:hint="default"/>
       </w:rPr>
     </w:lvl>
     <w:lvl w:ilvl="6" w:tplc="76F627C8">
@@ -5214,7 +6194,7 @@
         <w:ind w:left="5040" w:hanging="360"/>
       </w:pPr>
       <w:rPr>
-        <w:rFonts w:hint="default" w:ascii="Symbol" w:hAnsi="Symbol"/>
+        <w:rFonts w:ascii="Symbol" w:hAnsi="Symbol" w:hint="default"/>
       </w:rPr>
     </w:lvl>
     <w:lvl w:ilvl="7" w:tplc="AD2859C2">
@@ -5226,7 +6206,7 @@
         <w:ind w:left="5760" w:hanging="360"/>
       </w:pPr>
       <w:rPr>
-        <w:rFonts w:hint="default" w:ascii="Courier New" w:hAnsi="Courier New"/>
+        <w:rFonts w:ascii="Courier New" w:hAnsi="Courier New" w:hint="default"/>
       </w:rPr>
     </w:lvl>
     <w:lvl w:ilvl="8" w:tplc="BC4AE1C0">
@@ -5238,7 +6218,7 @@
         <w:ind w:left="6480" w:hanging="360"/>
       </w:pPr>
       <w:rPr>
-        <w:rFonts w:hint="default" w:ascii="Wingdings" w:hAnsi="Wingdings"/>
+        <w:rFonts w:ascii="Wingdings" w:hAnsi="Wingdings" w:hint="default"/>
       </w:rPr>
     </w:lvl>
   </w:abstractNum>
@@ -5255,7 +6235,7 @@
         <w:ind w:left="720" w:hanging="360"/>
       </w:pPr>
       <w:rPr>
-        <w:rFonts w:hint="default" w:ascii="Symbol" w:hAnsi="Symbol"/>
+        <w:rFonts w:ascii="Symbol" w:hAnsi="Symbol" w:hint="default"/>
       </w:rPr>
     </w:lvl>
     <w:lvl w:ilvl="1" w:tplc="04090003" w:tentative="1">
@@ -5267,7 +6247,7 @@
         <w:ind w:left="1440" w:hanging="360"/>
       </w:pPr>
       <w:rPr>
-        <w:rFonts w:hint="default" w:ascii="Courier New" w:hAnsi="Courier New"/>
+        <w:rFonts w:ascii="Courier New" w:hAnsi="Courier New" w:hint="default"/>
       </w:rPr>
     </w:lvl>
     <w:lvl w:ilvl="2" w:tplc="04090005" w:tentative="1">
@@ -5279,7 +6259,7 @@
         <w:ind w:left="2160" w:hanging="360"/>
       </w:pPr>
       <w:rPr>
-        <w:rFonts w:hint="default" w:ascii="Wingdings" w:hAnsi="Wingdings"/>
+        <w:rFonts w:ascii="Wingdings" w:hAnsi="Wingdings" w:hint="default"/>
       </w:rPr>
     </w:lvl>
     <w:lvl w:ilvl="3" w:tplc="04090001" w:tentative="1">
@@ -5291,7 +6271,7 @@
         <w:ind w:left="2880" w:hanging="360"/>
       </w:pPr>
       <w:rPr>
-        <w:rFonts w:hint="default" w:ascii="Symbol" w:hAnsi="Symbol"/>
+        <w:rFonts w:ascii="Symbol" w:hAnsi="Symbol" w:hint="default"/>
       </w:rPr>
     </w:lvl>
     <w:lvl w:ilvl="4" w:tplc="04090003" w:tentative="1">
@@ -5303,7 +6283,7 @@
         <w:ind w:left="3600" w:hanging="360"/>
       </w:pPr>
       <w:rPr>
-        <w:rFonts w:hint="default" w:ascii="Courier New" w:hAnsi="Courier New"/>
+        <w:rFonts w:ascii="Courier New" w:hAnsi="Courier New" w:hint="default"/>
       </w:rPr>
     </w:lvl>
     <w:lvl w:ilvl="5" w:tplc="04090005" w:tentative="1">
@@ -5315,7 +6295,7 @@
         <w:ind w:left="4320" w:hanging="360"/>
       </w:pPr>
       <w:rPr>
-        <w:rFonts w:hint="default" w:ascii="Wingdings" w:hAnsi="Wingdings"/>
+        <w:rFonts w:ascii="Wingdings" w:hAnsi="Wingdings" w:hint="default"/>
       </w:rPr>
     </w:lvl>
     <w:lvl w:ilvl="6" w:tplc="04090001" w:tentative="1">
@@ -5327,7 +6307,7 @@
         <w:ind w:left="5040" w:hanging="360"/>
       </w:pPr>
       <w:rPr>
-        <w:rFonts w:hint="default" w:ascii="Symbol" w:hAnsi="Symbol"/>
+        <w:rFonts w:ascii="Symbol" w:hAnsi="Symbol" w:hint="default"/>
       </w:rPr>
     </w:lvl>
     <w:lvl w:ilvl="7" w:tplc="04090003" w:tentative="1">
@@ -5339,7 +6319,7 @@
         <w:ind w:left="5760" w:hanging="360"/>
       </w:pPr>
       <w:rPr>
-        <w:rFonts w:hint="default" w:ascii="Courier New" w:hAnsi="Courier New"/>
+        <w:rFonts w:ascii="Courier New" w:hAnsi="Courier New" w:hint="default"/>
       </w:rPr>
     </w:lvl>
     <w:lvl w:ilvl="8" w:tplc="04090005" w:tentative="1">
@@ -5351,7 +6331,7 @@
         <w:ind w:left="6480" w:hanging="360"/>
       </w:pPr>
       <w:rPr>
-        <w:rFonts w:hint="default" w:ascii="Wingdings" w:hAnsi="Wingdings"/>
+        <w:rFonts w:ascii="Wingdings" w:hAnsi="Wingdings" w:hint="default"/>
       </w:rPr>
     </w:lvl>
   </w:abstractNum>
@@ -5368,7 +6348,7 @@
         <w:ind w:left="720" w:hanging="360"/>
       </w:pPr>
       <w:rPr>
-        <w:rFonts w:hint="default" w:ascii="Symbol" w:hAnsi="Symbol"/>
+        <w:rFonts w:ascii="Symbol" w:hAnsi="Symbol" w:hint="default"/>
       </w:rPr>
     </w:lvl>
     <w:lvl w:ilvl="1" w:tplc="B660F152">
@@ -5380,7 +6360,7 @@
         <w:ind w:left="1440" w:hanging="360"/>
       </w:pPr>
       <w:rPr>
-        <w:rFonts w:hint="default" w:ascii="Courier New" w:hAnsi="Courier New"/>
+        <w:rFonts w:ascii="Courier New" w:hAnsi="Courier New" w:hint="default"/>
       </w:rPr>
     </w:lvl>
     <w:lvl w:ilvl="2" w:tplc="8ECEE132">
@@ -5392,7 +6372,7 @@
         <w:ind w:left="2160" w:hanging="360"/>
       </w:pPr>
       <w:rPr>
-        <w:rFonts w:hint="default" w:ascii="Wingdings" w:hAnsi="Wingdings"/>
+        <w:rFonts w:ascii="Wingdings" w:hAnsi="Wingdings" w:hint="default"/>
       </w:rPr>
     </w:lvl>
     <w:lvl w:ilvl="3" w:tplc="CCA433EA">
@@ -5404,7 +6384,7 @@
         <w:ind w:left="2880" w:hanging="360"/>
       </w:pPr>
       <w:rPr>
-        <w:rFonts w:hint="default" w:ascii="Symbol" w:hAnsi="Symbol"/>
+        <w:rFonts w:ascii="Symbol" w:hAnsi="Symbol" w:hint="default"/>
       </w:rPr>
     </w:lvl>
     <w:lvl w:ilvl="4" w:tplc="06A0829E">
@@ -5416,7 +6396,7 @@
         <w:ind w:left="3600" w:hanging="360"/>
       </w:pPr>
       <w:rPr>
-        <w:rFonts w:hint="default" w:ascii="Courier New" w:hAnsi="Courier New"/>
+        <w:rFonts w:ascii="Courier New" w:hAnsi="Courier New" w:hint="default"/>
       </w:rPr>
     </w:lvl>
     <w:lvl w:ilvl="5" w:tplc="5C56ACB4">
@@ -5428,7 +6408,7 @@
         <w:ind w:left="4320" w:hanging="360"/>
       </w:pPr>
       <w:rPr>
-        <w:rFonts w:hint="default" w:ascii="Wingdings" w:hAnsi="Wingdings"/>
+        <w:rFonts w:ascii="Wingdings" w:hAnsi="Wingdings" w:hint="default"/>
       </w:rPr>
     </w:lvl>
     <w:lvl w:ilvl="6" w:tplc="0C4E5546">
@@ -5440,7 +6420,7 @@
         <w:ind w:left="5040" w:hanging="360"/>
       </w:pPr>
       <w:rPr>
-        <w:rFonts w:hint="default" w:ascii="Symbol" w:hAnsi="Symbol"/>
+        <w:rFonts w:ascii="Symbol" w:hAnsi="Symbol" w:hint="default"/>
       </w:rPr>
     </w:lvl>
     <w:lvl w:ilvl="7" w:tplc="ED241D44">
@@ -5452,7 +6432,7 @@
         <w:ind w:left="5760" w:hanging="360"/>
       </w:pPr>
       <w:rPr>
-        <w:rFonts w:hint="default" w:ascii="Courier New" w:hAnsi="Courier New"/>
+        <w:rFonts w:ascii="Courier New" w:hAnsi="Courier New" w:hint="default"/>
       </w:rPr>
     </w:lvl>
     <w:lvl w:ilvl="8" w:tplc="03C046B8">
@@ -5464,7 +6444,7 @@
         <w:ind w:left="6480" w:hanging="360"/>
       </w:pPr>
       <w:rPr>
-        <w:rFonts w:hint="default" w:ascii="Wingdings" w:hAnsi="Wingdings"/>
+        <w:rFonts w:ascii="Wingdings" w:hAnsi="Wingdings" w:hint="default"/>
       </w:rPr>
     </w:lvl>
   </w:abstractNum>
@@ -5481,7 +6461,7 @@
         <w:ind w:left="720" w:hanging="360"/>
       </w:pPr>
       <w:rPr>
-        <w:rFonts w:hint="default" w:ascii="Symbol" w:hAnsi="Symbol"/>
+        <w:rFonts w:ascii="Symbol" w:hAnsi="Symbol" w:hint="default"/>
       </w:rPr>
     </w:lvl>
     <w:lvl w:ilvl="1" w:tplc="FE98CD2A">
@@ -5493,7 +6473,7 @@
         <w:ind w:left="1440" w:hanging="360"/>
       </w:pPr>
       <w:rPr>
-        <w:rFonts w:hint="default" w:ascii="Courier New" w:hAnsi="Courier New"/>
+        <w:rFonts w:ascii="Courier New" w:hAnsi="Courier New" w:hint="default"/>
       </w:rPr>
     </w:lvl>
     <w:lvl w:ilvl="2" w:tplc="5D20EBB4">
@@ -5505,7 +6485,7 @@
         <w:ind w:left="2160" w:hanging="360"/>
       </w:pPr>
       <w:rPr>
-        <w:rFonts w:hint="default" w:ascii="Wingdings" w:hAnsi="Wingdings"/>
+        <w:rFonts w:ascii="Wingdings" w:hAnsi="Wingdings" w:hint="default"/>
       </w:rPr>
     </w:lvl>
     <w:lvl w:ilvl="3" w:tplc="1B82B160">
@@ -5517,7 +6497,7 @@
         <w:ind w:left="2880" w:hanging="360"/>
       </w:pPr>
       <w:rPr>
-        <w:rFonts w:hint="default" w:ascii="Symbol" w:hAnsi="Symbol"/>
+        <w:rFonts w:ascii="Symbol" w:hAnsi="Symbol" w:hint="default"/>
       </w:rPr>
     </w:lvl>
     <w:lvl w:ilvl="4" w:tplc="361880EA">
@@ -5529,7 +6509,7 @@
         <w:ind w:left="3600" w:hanging="360"/>
       </w:pPr>
       <w:rPr>
-        <w:rFonts w:hint="default" w:ascii="Courier New" w:hAnsi="Courier New"/>
+        <w:rFonts w:ascii="Courier New" w:hAnsi="Courier New" w:hint="default"/>
       </w:rPr>
     </w:lvl>
     <w:lvl w:ilvl="5" w:tplc="1048067C">
@@ -5541,7 +6521,7 @@
         <w:ind w:left="4320" w:hanging="360"/>
       </w:pPr>
       <w:rPr>
-        <w:rFonts w:hint="default" w:ascii="Wingdings" w:hAnsi="Wingdings"/>
+        <w:rFonts w:ascii="Wingdings" w:hAnsi="Wingdings" w:hint="default"/>
       </w:rPr>
     </w:lvl>
     <w:lvl w:ilvl="6" w:tplc="13AE60D6">
@@ -5553,7 +6533,7 @@
         <w:ind w:left="5040" w:hanging="360"/>
       </w:pPr>
       <w:rPr>
-        <w:rFonts w:hint="default" w:ascii="Symbol" w:hAnsi="Symbol"/>
+        <w:rFonts w:ascii="Symbol" w:hAnsi="Symbol" w:hint="default"/>
       </w:rPr>
     </w:lvl>
     <w:lvl w:ilvl="7" w:tplc="47C6C626">
@@ -5565,7 +6545,7 @@
         <w:ind w:left="5760" w:hanging="360"/>
       </w:pPr>
       <w:rPr>
-        <w:rFonts w:hint="default" w:ascii="Courier New" w:hAnsi="Courier New"/>
+        <w:rFonts w:ascii="Courier New" w:hAnsi="Courier New" w:hint="default"/>
       </w:rPr>
     </w:lvl>
     <w:lvl w:ilvl="8" w:tplc="394C7DDA">
@@ -5577,7 +6557,7 @@
         <w:ind w:left="6480" w:hanging="360"/>
       </w:pPr>
       <w:rPr>
-        <w:rFonts w:hint="default" w:ascii="Wingdings" w:hAnsi="Wingdings"/>
+        <w:rFonts w:ascii="Wingdings" w:hAnsi="Wingdings" w:hint="default"/>
       </w:rPr>
     </w:lvl>
   </w:abstractNum>
@@ -5594,7 +6574,7 @@
         <w:ind w:left="720" w:hanging="360"/>
       </w:pPr>
       <w:rPr>
-        <w:rFonts w:hint="default" w:ascii="Symbol" w:hAnsi="Symbol"/>
+        <w:rFonts w:ascii="Symbol" w:hAnsi="Symbol" w:hint="default"/>
       </w:rPr>
     </w:lvl>
     <w:lvl w:ilvl="1" w:tplc="ABBE0D7E">
@@ -5606,7 +6586,7 @@
         <w:ind w:left="1440" w:hanging="360"/>
       </w:pPr>
       <w:rPr>
-        <w:rFonts w:hint="default" w:ascii="Courier New" w:hAnsi="Courier New"/>
+        <w:rFonts w:ascii="Courier New" w:hAnsi="Courier New" w:hint="default"/>
       </w:rPr>
     </w:lvl>
     <w:lvl w:ilvl="2" w:tplc="0BEA7EA0">
@@ -5618,7 +6598,7 @@
         <w:ind w:left="2160" w:hanging="360"/>
       </w:pPr>
       <w:rPr>
-        <w:rFonts w:hint="default" w:ascii="Wingdings" w:hAnsi="Wingdings"/>
+        <w:rFonts w:ascii="Wingdings" w:hAnsi="Wingdings" w:hint="default"/>
       </w:rPr>
     </w:lvl>
     <w:lvl w:ilvl="3" w:tplc="25C8C1BC">
@@ -5630,7 +6610,7 @@
         <w:ind w:left="2880" w:hanging="360"/>
       </w:pPr>
       <w:rPr>
-        <w:rFonts w:hint="default" w:ascii="Symbol" w:hAnsi="Symbol"/>
+        <w:rFonts w:ascii="Symbol" w:hAnsi="Symbol" w:hint="default"/>
       </w:rPr>
     </w:lvl>
     <w:lvl w:ilvl="4" w:tplc="D304B9EC">
@@ -5642,7 +6622,7 @@
         <w:ind w:left="3600" w:hanging="360"/>
       </w:pPr>
       <w:rPr>
-        <w:rFonts w:hint="default" w:ascii="Courier New" w:hAnsi="Courier New"/>
+        <w:rFonts w:ascii="Courier New" w:hAnsi="Courier New" w:hint="default"/>
       </w:rPr>
     </w:lvl>
     <w:lvl w:ilvl="5" w:tplc="0D76A2AE">
@@ -5654,7 +6634,7 @@
         <w:ind w:left="4320" w:hanging="360"/>
       </w:pPr>
       <w:rPr>
-        <w:rFonts w:hint="default" w:ascii="Wingdings" w:hAnsi="Wingdings"/>
+        <w:rFonts w:ascii="Wingdings" w:hAnsi="Wingdings" w:hint="default"/>
       </w:rPr>
     </w:lvl>
     <w:lvl w:ilvl="6" w:tplc="825C6F30">
@@ -5666,7 +6646,7 @@
         <w:ind w:left="5040" w:hanging="360"/>
       </w:pPr>
       <w:rPr>
-        <w:rFonts w:hint="default" w:ascii="Symbol" w:hAnsi="Symbol"/>
+        <w:rFonts w:ascii="Symbol" w:hAnsi="Symbol" w:hint="default"/>
       </w:rPr>
     </w:lvl>
     <w:lvl w:ilvl="7" w:tplc="E662E7E6">
@@ -5678,7 +6658,7 @@
         <w:ind w:left="5760" w:hanging="360"/>
       </w:pPr>
       <w:rPr>
-        <w:rFonts w:hint="default" w:ascii="Courier New" w:hAnsi="Courier New"/>
+        <w:rFonts w:ascii="Courier New" w:hAnsi="Courier New" w:hint="default"/>
       </w:rPr>
     </w:lvl>
     <w:lvl w:ilvl="8" w:tplc="EC227E0E">
@@ -5690,11 +6670,100 @@
         <w:ind w:left="6480" w:hanging="360"/>
       </w:pPr>
       <w:rPr>
-        <w:rFonts w:hint="default" w:ascii="Wingdings" w:hAnsi="Wingdings"/>
+        <w:rFonts w:ascii="Wingdings" w:hAnsi="Wingdings" w:hint="default"/>
       </w:rPr>
     </w:lvl>
   </w:abstractNum>
   <w:abstractNum w:abstractNumId="9" w15:restartNumberingAfterBreak="0">
+    <w:nsid w:val="1BA410D5"/>
+    <w:multiLevelType w:val="hybridMultilevel"/>
+    <w:tmpl w:val="ECD42AFE"/>
+    <w:lvl w:ilvl="0" w:tplc="0409000F">
+      <w:start w:val="1"/>
+      <w:numFmt w:val="decimal"/>
+      <w:lvlText w:val="%1."/>
+      <w:lvlJc w:val="left"/>
+      <w:pPr>
+        <w:ind w:left="720" w:hanging="360"/>
+      </w:pPr>
+      <w:rPr>
+        <w:rFonts w:hint="default"/>
+      </w:rPr>
+    </w:lvl>
+    <w:lvl w:ilvl="1" w:tplc="04090019">
+      <w:start w:val="1"/>
+      <w:numFmt w:val="lowerLetter"/>
+      <w:lvlText w:val="%2."/>
+      <w:lvlJc w:val="left"/>
+      <w:pPr>
+        <w:ind w:left="1440" w:hanging="360"/>
+      </w:pPr>
+    </w:lvl>
+    <w:lvl w:ilvl="2" w:tplc="0409001B" w:tentative="1">
+      <w:start w:val="1"/>
+      <w:numFmt w:val="lowerRoman"/>
+      <w:lvlText w:val="%3."/>
+      <w:lvlJc w:val="right"/>
+      <w:pPr>
+        <w:ind w:left="2160" w:hanging="180"/>
+      </w:pPr>
+    </w:lvl>
+    <w:lvl w:ilvl="3" w:tplc="0409000F" w:tentative="1">
+      <w:start w:val="1"/>
+      <w:numFmt w:val="decimal"/>
+      <w:lvlText w:val="%4."/>
+      <w:lvlJc w:val="left"/>
+      <w:pPr>
+        <w:ind w:left="2880" w:hanging="360"/>
+      </w:pPr>
+    </w:lvl>
+    <w:lvl w:ilvl="4" w:tplc="04090019" w:tentative="1">
+      <w:start w:val="1"/>
+      <w:numFmt w:val="lowerLetter"/>
+      <w:lvlText w:val="%5."/>
+      <w:lvlJc w:val="left"/>
+      <w:pPr>
+        <w:ind w:left="3600" w:hanging="360"/>
+      </w:pPr>
+    </w:lvl>
+    <w:lvl w:ilvl="5" w:tplc="0409001B" w:tentative="1">
+      <w:start w:val="1"/>
+      <w:numFmt w:val="lowerRoman"/>
+      <w:lvlText w:val="%6."/>
+      <w:lvlJc w:val="right"/>
+      <w:pPr>
+        <w:ind w:left="4320" w:hanging="180"/>
+      </w:pPr>
+    </w:lvl>
+    <w:lvl w:ilvl="6" w:tplc="0409000F" w:tentative="1">
+      <w:start w:val="1"/>
+      <w:numFmt w:val="decimal"/>
+      <w:lvlText w:val="%7."/>
+      <w:lvlJc w:val="left"/>
+      <w:pPr>
+        <w:ind w:left="5040" w:hanging="360"/>
+      </w:pPr>
+    </w:lvl>
+    <w:lvl w:ilvl="7" w:tplc="04090019" w:tentative="1">
+      <w:start w:val="1"/>
+      <w:numFmt w:val="lowerLetter"/>
+      <w:lvlText w:val="%8."/>
+      <w:lvlJc w:val="left"/>
+      <w:pPr>
+        <w:ind w:left="5760" w:hanging="360"/>
+      </w:pPr>
+    </w:lvl>
+    <w:lvl w:ilvl="8" w:tplc="0409001B" w:tentative="1">
+      <w:start w:val="1"/>
+      <w:numFmt w:val="lowerRoman"/>
+      <w:lvlText w:val="%9."/>
+      <w:lvlJc w:val="right"/>
+      <w:pPr>
+        <w:ind w:left="6480" w:hanging="180"/>
+      </w:pPr>
+    </w:lvl>
+  </w:abstractNum>
+  <w:abstractNum w:abstractNumId="10" w15:restartNumberingAfterBreak="0">
     <w:nsid w:val="1D172C44"/>
     <w:multiLevelType w:val="hybridMultilevel"/>
     <w:tmpl w:val="BB44D8E0"/>
@@ -5707,7 +6776,7 @@
         <w:ind w:left="1080" w:hanging="360"/>
       </w:pPr>
       <w:rPr>
-        <w:rFonts w:hint="default" w:ascii="Symbol" w:hAnsi="Symbol"/>
+        <w:rFonts w:ascii="Symbol" w:hAnsi="Symbol" w:hint="default"/>
       </w:rPr>
     </w:lvl>
     <w:lvl w:ilvl="1" w:tplc="04090003" w:tentative="1">
@@ -5719,7 +6788,7 @@
         <w:ind w:left="1800" w:hanging="360"/>
       </w:pPr>
       <w:rPr>
-        <w:rFonts w:hint="default" w:ascii="Courier New" w:hAnsi="Courier New"/>
+        <w:rFonts w:ascii="Courier New" w:hAnsi="Courier New" w:hint="default"/>
       </w:rPr>
     </w:lvl>
     <w:lvl w:ilvl="2" w:tplc="04090005" w:tentative="1">
@@ -5731,7 +6800,7 @@
         <w:ind w:left="2520" w:hanging="360"/>
       </w:pPr>
       <w:rPr>
-        <w:rFonts w:hint="default" w:ascii="Wingdings" w:hAnsi="Wingdings"/>
+        <w:rFonts w:ascii="Wingdings" w:hAnsi="Wingdings" w:hint="default"/>
       </w:rPr>
     </w:lvl>
     <w:lvl w:ilvl="3" w:tplc="04090001" w:tentative="1">
@@ -5743,7 +6812,7 @@
         <w:ind w:left="3240" w:hanging="360"/>
       </w:pPr>
       <w:rPr>
-        <w:rFonts w:hint="default" w:ascii="Symbol" w:hAnsi="Symbol"/>
+        <w:rFonts w:ascii="Symbol" w:hAnsi="Symbol" w:hint="default"/>
       </w:rPr>
     </w:lvl>
     <w:lvl w:ilvl="4" w:tplc="04090003" w:tentative="1">
@@ -5755,7 +6824,7 @@
         <w:ind w:left="3960" w:hanging="360"/>
       </w:pPr>
       <w:rPr>
-        <w:rFonts w:hint="default" w:ascii="Courier New" w:hAnsi="Courier New"/>
+        <w:rFonts w:ascii="Courier New" w:hAnsi="Courier New" w:hint="default"/>
       </w:rPr>
     </w:lvl>
     <w:lvl w:ilvl="5" w:tplc="04090005" w:tentative="1">
@@ -5767,7 +6836,7 @@
         <w:ind w:left="4680" w:hanging="360"/>
       </w:pPr>
       <w:rPr>
-        <w:rFonts w:hint="default" w:ascii="Wingdings" w:hAnsi="Wingdings"/>
+        <w:rFonts w:ascii="Wingdings" w:hAnsi="Wingdings" w:hint="default"/>
       </w:rPr>
     </w:lvl>
     <w:lvl w:ilvl="6" w:tplc="04090001" w:tentative="1">
@@ -5779,7 +6848,7 @@
         <w:ind w:left="5400" w:hanging="360"/>
       </w:pPr>
       <w:rPr>
-        <w:rFonts w:hint="default" w:ascii="Symbol" w:hAnsi="Symbol"/>
+        <w:rFonts w:ascii="Symbol" w:hAnsi="Symbol" w:hint="default"/>
       </w:rPr>
     </w:lvl>
     <w:lvl w:ilvl="7" w:tplc="04090003" w:tentative="1">
@@ -5791,7 +6860,7 @@
         <w:ind w:left="6120" w:hanging="360"/>
       </w:pPr>
       <w:rPr>
-        <w:rFonts w:hint="default" w:ascii="Courier New" w:hAnsi="Courier New"/>
+        <w:rFonts w:ascii="Courier New" w:hAnsi="Courier New" w:hint="default"/>
       </w:rPr>
     </w:lvl>
     <w:lvl w:ilvl="8" w:tplc="04090005" w:tentative="1">
@@ -5803,11 +6872,11 @@
         <w:ind w:left="6840" w:hanging="360"/>
       </w:pPr>
       <w:rPr>
-        <w:rFonts w:hint="default" w:ascii="Wingdings" w:hAnsi="Wingdings"/>
+        <w:rFonts w:ascii="Wingdings" w:hAnsi="Wingdings" w:hint="default"/>
       </w:rPr>
     </w:lvl>
   </w:abstractNum>
-  <w:abstractNum w:abstractNumId="10" w15:restartNumberingAfterBreak="0">
+  <w:abstractNum w:abstractNumId="11" w15:restartNumberingAfterBreak="0">
     <w:nsid w:val="1D95FBEB"/>
     <w:multiLevelType w:val="hybridMultilevel"/>
     <w:tmpl w:val="922C04F6"/>
@@ -5820,7 +6889,7 @@
         <w:ind w:left="1325" w:hanging="360"/>
       </w:pPr>
       <w:rPr>
-        <w:rFonts w:hint="default" w:ascii="Symbol" w:hAnsi="Symbol"/>
+        <w:rFonts w:ascii="Symbol" w:hAnsi="Symbol" w:hint="default"/>
       </w:rPr>
     </w:lvl>
     <w:lvl w:ilvl="1" w:tplc="FADC87F4">
@@ -5832,7 +6901,7 @@
         <w:ind w:left="2045" w:hanging="360"/>
       </w:pPr>
       <w:rPr>
-        <w:rFonts w:hint="default" w:ascii="Courier New" w:hAnsi="Courier New"/>
+        <w:rFonts w:ascii="Courier New" w:hAnsi="Courier New" w:hint="default"/>
       </w:rPr>
     </w:lvl>
     <w:lvl w:ilvl="2" w:tplc="38B4E3E2">
@@ -5844,7 +6913,7 @@
         <w:ind w:left="2765" w:hanging="360"/>
       </w:pPr>
       <w:rPr>
-        <w:rFonts w:hint="default" w:ascii="Wingdings" w:hAnsi="Wingdings"/>
+        <w:rFonts w:ascii="Wingdings" w:hAnsi="Wingdings" w:hint="default"/>
       </w:rPr>
     </w:lvl>
     <w:lvl w:ilvl="3" w:tplc="092E9BE6">
@@ -5856,7 +6925,7 @@
         <w:ind w:left="3485" w:hanging="360"/>
       </w:pPr>
       <w:rPr>
-        <w:rFonts w:hint="default" w:ascii="Symbol" w:hAnsi="Symbol"/>
+        <w:rFonts w:ascii="Symbol" w:hAnsi="Symbol" w:hint="default"/>
       </w:rPr>
     </w:lvl>
     <w:lvl w:ilvl="4" w:tplc="6338D874">
@@ -5868,7 +6937,7 @@
         <w:ind w:left="4205" w:hanging="360"/>
       </w:pPr>
       <w:rPr>
-        <w:rFonts w:hint="default" w:ascii="Courier New" w:hAnsi="Courier New"/>
+        <w:rFonts w:ascii="Courier New" w:hAnsi="Courier New" w:hint="default"/>
       </w:rPr>
     </w:lvl>
     <w:lvl w:ilvl="5" w:tplc="5ECA0340">
@@ -5880,7 +6949,7 @@
         <w:ind w:left="4925" w:hanging="360"/>
       </w:pPr>
       <w:rPr>
-        <w:rFonts w:hint="default" w:ascii="Wingdings" w:hAnsi="Wingdings"/>
+        <w:rFonts w:ascii="Wingdings" w:hAnsi="Wingdings" w:hint="default"/>
       </w:rPr>
     </w:lvl>
     <w:lvl w:ilvl="6" w:tplc="28081636">
@@ -5892,7 +6961,7 @@
         <w:ind w:left="5645" w:hanging="360"/>
       </w:pPr>
       <w:rPr>
-        <w:rFonts w:hint="default" w:ascii="Symbol" w:hAnsi="Symbol"/>
+        <w:rFonts w:ascii="Symbol" w:hAnsi="Symbol" w:hint="default"/>
       </w:rPr>
     </w:lvl>
     <w:lvl w:ilvl="7" w:tplc="7A045576">
@@ -5904,7 +6973,7 @@
         <w:ind w:left="6365" w:hanging="360"/>
       </w:pPr>
       <w:rPr>
-        <w:rFonts w:hint="default" w:ascii="Courier New" w:hAnsi="Courier New"/>
+        <w:rFonts w:ascii="Courier New" w:hAnsi="Courier New" w:hint="default"/>
       </w:rPr>
     </w:lvl>
     <w:lvl w:ilvl="8" w:tplc="E3748242">
@@ -5916,11 +6985,11 @@
         <w:ind w:left="7085" w:hanging="360"/>
       </w:pPr>
       <w:rPr>
-        <w:rFonts w:hint="default" w:ascii="Wingdings" w:hAnsi="Wingdings"/>
+        <w:rFonts w:ascii="Wingdings" w:hAnsi="Wingdings" w:hint="default"/>
       </w:rPr>
     </w:lvl>
   </w:abstractNum>
-  <w:abstractNum w:abstractNumId="11" w15:restartNumberingAfterBreak="0">
+  <w:abstractNum w:abstractNumId="12" w15:restartNumberingAfterBreak="0">
     <w:nsid w:val="1E6C8A56"/>
     <w:multiLevelType w:val="hybridMultilevel"/>
     <w:tmpl w:val="A88229C4"/>
@@ -5933,7 +7002,7 @@
         <w:ind w:left="720" w:hanging="360"/>
       </w:pPr>
       <w:rPr>
-        <w:rFonts w:hint="default" w:ascii="Symbol" w:hAnsi="Symbol"/>
+        <w:rFonts w:ascii="Symbol" w:hAnsi="Symbol" w:hint="default"/>
       </w:rPr>
     </w:lvl>
     <w:lvl w:ilvl="1" w:tplc="97C4D926">
@@ -5945,7 +7014,7 @@
         <w:ind w:left="1440" w:hanging="360"/>
       </w:pPr>
       <w:rPr>
-        <w:rFonts w:hint="default" w:ascii="Courier New" w:hAnsi="Courier New"/>
+        <w:rFonts w:ascii="Courier New" w:hAnsi="Courier New" w:hint="default"/>
       </w:rPr>
     </w:lvl>
     <w:lvl w:ilvl="2" w:tplc="01EABD4A">
@@ -5957,7 +7026,7 @@
         <w:ind w:left="2160" w:hanging="360"/>
       </w:pPr>
       <w:rPr>
-        <w:rFonts w:hint="default" w:ascii="Wingdings" w:hAnsi="Wingdings"/>
+        <w:rFonts w:ascii="Wingdings" w:hAnsi="Wingdings" w:hint="default"/>
       </w:rPr>
     </w:lvl>
     <w:lvl w:ilvl="3" w:tplc="6F32410C">
@@ -5969,7 +7038,7 @@
         <w:ind w:left="2880" w:hanging="360"/>
       </w:pPr>
       <w:rPr>
-        <w:rFonts w:hint="default" w:ascii="Symbol" w:hAnsi="Symbol"/>
+        <w:rFonts w:ascii="Symbol" w:hAnsi="Symbol" w:hint="default"/>
       </w:rPr>
     </w:lvl>
     <w:lvl w:ilvl="4" w:tplc="E5B00FAA">
@@ -5981,7 +7050,7 @@
         <w:ind w:left="3600" w:hanging="360"/>
       </w:pPr>
       <w:rPr>
-        <w:rFonts w:hint="default" w:ascii="Courier New" w:hAnsi="Courier New"/>
+        <w:rFonts w:ascii="Courier New" w:hAnsi="Courier New" w:hint="default"/>
       </w:rPr>
     </w:lvl>
     <w:lvl w:ilvl="5" w:tplc="49C467D8">
@@ -5993,7 +7062,7 @@
         <w:ind w:left="4320" w:hanging="360"/>
       </w:pPr>
       <w:rPr>
-        <w:rFonts w:hint="default" w:ascii="Wingdings" w:hAnsi="Wingdings"/>
+        <w:rFonts w:ascii="Wingdings" w:hAnsi="Wingdings" w:hint="default"/>
       </w:rPr>
     </w:lvl>
     <w:lvl w:ilvl="6" w:tplc="1F2A12E2">
@@ -6005,7 +7074,7 @@
         <w:ind w:left="5040" w:hanging="360"/>
       </w:pPr>
       <w:rPr>
-        <w:rFonts w:hint="default" w:ascii="Symbol" w:hAnsi="Symbol"/>
+        <w:rFonts w:ascii="Symbol" w:hAnsi="Symbol" w:hint="default"/>
       </w:rPr>
     </w:lvl>
     <w:lvl w:ilvl="7" w:tplc="D1B45DBA">
@@ -6017,7 +7086,7 @@
         <w:ind w:left="5760" w:hanging="360"/>
       </w:pPr>
       <w:rPr>
-        <w:rFonts w:hint="default" w:ascii="Courier New" w:hAnsi="Courier New"/>
+        <w:rFonts w:ascii="Courier New" w:hAnsi="Courier New" w:hint="default"/>
       </w:rPr>
     </w:lvl>
     <w:lvl w:ilvl="8" w:tplc="228216E8">
@@ -6029,11 +7098,11 @@
         <w:ind w:left="6480" w:hanging="360"/>
       </w:pPr>
       <w:rPr>
-        <w:rFonts w:hint="default" w:ascii="Wingdings" w:hAnsi="Wingdings"/>
+        <w:rFonts w:ascii="Wingdings" w:hAnsi="Wingdings" w:hint="default"/>
       </w:rPr>
     </w:lvl>
   </w:abstractNum>
-  <w:abstractNum w:abstractNumId="12" w15:restartNumberingAfterBreak="0">
+  <w:abstractNum w:abstractNumId="13" w15:restartNumberingAfterBreak="0">
     <w:nsid w:val="1EAAB75B"/>
     <w:multiLevelType w:val="hybridMultilevel"/>
     <w:tmpl w:val="EBAA8F24"/>
@@ -6046,7 +7115,7 @@
         <w:ind w:left="720" w:hanging="360"/>
       </w:pPr>
       <w:rPr>
-        <w:rFonts w:hint="default" w:ascii="Symbol" w:hAnsi="Symbol"/>
+        <w:rFonts w:ascii="Symbol" w:hAnsi="Symbol" w:hint="default"/>
       </w:rPr>
     </w:lvl>
     <w:lvl w:ilvl="1" w:tplc="26E22F58">
@@ -6058,7 +7127,7 @@
         <w:ind w:left="1440" w:hanging="360"/>
       </w:pPr>
       <w:rPr>
-        <w:rFonts w:hint="default" w:ascii="Courier New" w:hAnsi="Courier New"/>
+        <w:rFonts w:ascii="Courier New" w:hAnsi="Courier New" w:hint="default"/>
       </w:rPr>
     </w:lvl>
     <w:lvl w:ilvl="2" w:tplc="B9A4762A">
@@ -6070,7 +7139,7 @@
         <w:ind w:left="2160" w:hanging="360"/>
       </w:pPr>
       <w:rPr>
-        <w:rFonts w:hint="default" w:ascii="Wingdings" w:hAnsi="Wingdings"/>
+        <w:rFonts w:ascii="Wingdings" w:hAnsi="Wingdings" w:hint="default"/>
       </w:rPr>
     </w:lvl>
     <w:lvl w:ilvl="3" w:tplc="8B5E0E6A">
@@ -6082,7 +7151,7 @@
         <w:ind w:left="2880" w:hanging="360"/>
       </w:pPr>
       <w:rPr>
-        <w:rFonts w:hint="default" w:ascii="Symbol" w:hAnsi="Symbol"/>
+        <w:rFonts w:ascii="Symbol" w:hAnsi="Symbol" w:hint="default"/>
       </w:rPr>
     </w:lvl>
     <w:lvl w:ilvl="4" w:tplc="472E369E">
@@ -6094,7 +7163,7 @@
         <w:ind w:left="3600" w:hanging="360"/>
       </w:pPr>
       <w:rPr>
-        <w:rFonts w:hint="default" w:ascii="Courier New" w:hAnsi="Courier New"/>
+        <w:rFonts w:ascii="Courier New" w:hAnsi="Courier New" w:hint="default"/>
       </w:rPr>
     </w:lvl>
     <w:lvl w:ilvl="5" w:tplc="D1449E84">
@@ -6106,7 +7175,7 @@
         <w:ind w:left="4320" w:hanging="360"/>
       </w:pPr>
       <w:rPr>
-        <w:rFonts w:hint="default" w:ascii="Wingdings" w:hAnsi="Wingdings"/>
+        <w:rFonts w:ascii="Wingdings" w:hAnsi="Wingdings" w:hint="default"/>
       </w:rPr>
     </w:lvl>
     <w:lvl w:ilvl="6" w:tplc="9F1EE874">
@@ -6118,7 +7187,7 @@
         <w:ind w:left="5040" w:hanging="360"/>
       </w:pPr>
       <w:rPr>
-        <w:rFonts w:hint="default" w:ascii="Symbol" w:hAnsi="Symbol"/>
+        <w:rFonts w:ascii="Symbol" w:hAnsi="Symbol" w:hint="default"/>
       </w:rPr>
     </w:lvl>
     <w:lvl w:ilvl="7" w:tplc="57CEDBC8">
@@ -6130,7 +7199,7 @@
         <w:ind w:left="5760" w:hanging="360"/>
       </w:pPr>
       <w:rPr>
-        <w:rFonts w:hint="default" w:ascii="Courier New" w:hAnsi="Courier New"/>
+        <w:rFonts w:ascii="Courier New" w:hAnsi="Courier New" w:hint="default"/>
       </w:rPr>
     </w:lvl>
     <w:lvl w:ilvl="8" w:tplc="43963310">
@@ -6142,11 +7211,11 @@
         <w:ind w:left="6480" w:hanging="360"/>
       </w:pPr>
       <w:rPr>
-        <w:rFonts w:hint="default" w:ascii="Wingdings" w:hAnsi="Wingdings"/>
+        <w:rFonts w:ascii="Wingdings" w:hAnsi="Wingdings" w:hint="default"/>
       </w:rPr>
     </w:lvl>
   </w:abstractNum>
-  <w:abstractNum w:abstractNumId="13" w15:restartNumberingAfterBreak="0">
+  <w:abstractNum w:abstractNumId="14" w15:restartNumberingAfterBreak="0">
     <w:nsid w:val="1FC937FC"/>
     <w:multiLevelType w:val="hybridMultilevel"/>
     <w:tmpl w:val="23609598"/>
@@ -6159,7 +7228,7 @@
         <w:ind w:left="720" w:hanging="360"/>
       </w:pPr>
       <w:rPr>
-        <w:rFonts w:hint="default" w:ascii="Symbol" w:hAnsi="Symbol"/>
+        <w:rFonts w:ascii="Symbol" w:hAnsi="Symbol" w:hint="default"/>
       </w:rPr>
     </w:lvl>
     <w:lvl w:ilvl="1" w:tplc="9B9E8212">
@@ -6171,7 +7240,7 @@
         <w:ind w:left="1440" w:hanging="360"/>
       </w:pPr>
       <w:rPr>
-        <w:rFonts w:hint="default" w:ascii="Courier New" w:hAnsi="Courier New"/>
+        <w:rFonts w:ascii="Courier New" w:hAnsi="Courier New" w:hint="default"/>
       </w:rPr>
     </w:lvl>
     <w:lvl w:ilvl="2" w:tplc="7F74EC28">
@@ -6183,7 +7252,7 @@
         <w:ind w:left="2160" w:hanging="360"/>
       </w:pPr>
       <w:rPr>
-        <w:rFonts w:hint="default" w:ascii="Wingdings" w:hAnsi="Wingdings"/>
+        <w:rFonts w:ascii="Wingdings" w:hAnsi="Wingdings" w:hint="default"/>
       </w:rPr>
     </w:lvl>
     <w:lvl w:ilvl="3" w:tplc="4BC67F74">
@@ -6195,7 +7264,7 @@
         <w:ind w:left="2880" w:hanging="360"/>
       </w:pPr>
       <w:rPr>
-        <w:rFonts w:hint="default" w:ascii="Symbol" w:hAnsi="Symbol"/>
+        <w:rFonts w:ascii="Symbol" w:hAnsi="Symbol" w:hint="default"/>
       </w:rPr>
     </w:lvl>
     <w:lvl w:ilvl="4" w:tplc="1D42DECC">
@@ -6207,7 +7276,7 @@
         <w:ind w:left="3600" w:hanging="360"/>
       </w:pPr>
       <w:rPr>
-        <w:rFonts w:hint="default" w:ascii="Courier New" w:hAnsi="Courier New"/>
+        <w:rFonts w:ascii="Courier New" w:hAnsi="Courier New" w:hint="default"/>
       </w:rPr>
     </w:lvl>
     <w:lvl w:ilvl="5" w:tplc="D27C7CA0">
@@ -6219,7 +7288,7 @@
         <w:ind w:left="4320" w:hanging="360"/>
       </w:pPr>
       <w:rPr>
-        <w:rFonts w:hint="default" w:ascii="Wingdings" w:hAnsi="Wingdings"/>
+        <w:rFonts w:ascii="Wingdings" w:hAnsi="Wingdings" w:hint="default"/>
       </w:rPr>
     </w:lvl>
     <w:lvl w:ilvl="6" w:tplc="9CE69D2C">
@@ -6231,7 +7300,7 @@
         <w:ind w:left="5040" w:hanging="360"/>
       </w:pPr>
       <w:rPr>
-        <w:rFonts w:hint="default" w:ascii="Symbol" w:hAnsi="Symbol"/>
+        <w:rFonts w:ascii="Symbol" w:hAnsi="Symbol" w:hint="default"/>
       </w:rPr>
     </w:lvl>
     <w:lvl w:ilvl="7" w:tplc="4A6211F0">
@@ -6243,7 +7312,7 @@
         <w:ind w:left="5760" w:hanging="360"/>
       </w:pPr>
       <w:rPr>
-        <w:rFonts w:hint="default" w:ascii="Courier New" w:hAnsi="Courier New"/>
+        <w:rFonts w:ascii="Courier New" w:hAnsi="Courier New" w:hint="default"/>
       </w:rPr>
     </w:lvl>
     <w:lvl w:ilvl="8" w:tplc="73867C3C">
@@ -6255,11 +7324,11 @@
         <w:ind w:left="6480" w:hanging="360"/>
       </w:pPr>
       <w:rPr>
-        <w:rFonts w:hint="default" w:ascii="Wingdings" w:hAnsi="Wingdings"/>
+        <w:rFonts w:ascii="Wingdings" w:hAnsi="Wingdings" w:hint="default"/>
       </w:rPr>
     </w:lvl>
   </w:abstractNum>
-  <w:abstractNum w:abstractNumId="14" w15:restartNumberingAfterBreak="0">
+  <w:abstractNum w:abstractNumId="15" w15:restartNumberingAfterBreak="0">
     <w:nsid w:val="24C08461"/>
     <w:multiLevelType w:val="hybridMultilevel"/>
     <w:tmpl w:val="6F1E6ED6"/>
@@ -6272,7 +7341,7 @@
         <w:ind w:left="720" w:hanging="360"/>
       </w:pPr>
       <w:rPr>
-        <w:rFonts w:hint="default" w:ascii="Symbol" w:hAnsi="Symbol"/>
+        <w:rFonts w:ascii="Symbol" w:hAnsi="Symbol" w:hint="default"/>
       </w:rPr>
     </w:lvl>
     <w:lvl w:ilvl="1" w:tplc="90BC10B0">
@@ -6284,7 +7353,7 @@
         <w:ind w:left="1440" w:hanging="360"/>
       </w:pPr>
       <w:rPr>
-        <w:rFonts w:hint="default" w:ascii="Courier New" w:hAnsi="Courier New"/>
+        <w:rFonts w:ascii="Courier New" w:hAnsi="Courier New" w:hint="default"/>
       </w:rPr>
     </w:lvl>
     <w:lvl w:ilvl="2" w:tplc="7F9C19AE">
@@ -6296,7 +7365,7 @@
         <w:ind w:left="2160" w:hanging="360"/>
       </w:pPr>
       <w:rPr>
-        <w:rFonts w:hint="default" w:ascii="Wingdings" w:hAnsi="Wingdings"/>
+        <w:rFonts w:ascii="Wingdings" w:hAnsi="Wingdings" w:hint="default"/>
       </w:rPr>
     </w:lvl>
     <w:lvl w:ilvl="3" w:tplc="69A43E6C">
@@ -6308,7 +7377,7 @@
         <w:ind w:left="2880" w:hanging="360"/>
       </w:pPr>
       <w:rPr>
-        <w:rFonts w:hint="default" w:ascii="Symbol" w:hAnsi="Symbol"/>
+        <w:rFonts w:ascii="Symbol" w:hAnsi="Symbol" w:hint="default"/>
       </w:rPr>
     </w:lvl>
     <w:lvl w:ilvl="4" w:tplc="24EE3478">
@@ -6320,7 +7389,7 @@
         <w:ind w:left="3600" w:hanging="360"/>
       </w:pPr>
       <w:rPr>
-        <w:rFonts w:hint="default" w:ascii="Courier New" w:hAnsi="Courier New"/>
+        <w:rFonts w:ascii="Courier New" w:hAnsi="Courier New" w:hint="default"/>
       </w:rPr>
     </w:lvl>
     <w:lvl w:ilvl="5" w:tplc="3D08BEFA">
@@ -6332,7 +7401,7 @@
         <w:ind w:left="4320" w:hanging="360"/>
       </w:pPr>
       <w:rPr>
-        <w:rFonts w:hint="default" w:ascii="Wingdings" w:hAnsi="Wingdings"/>
+        <w:rFonts w:ascii="Wingdings" w:hAnsi="Wingdings" w:hint="default"/>
       </w:rPr>
     </w:lvl>
     <w:lvl w:ilvl="6" w:tplc="19B47BDA">
@@ -6344,7 +7413,7 @@
         <w:ind w:left="5040" w:hanging="360"/>
       </w:pPr>
       <w:rPr>
-        <w:rFonts w:hint="default" w:ascii="Symbol" w:hAnsi="Symbol"/>
+        <w:rFonts w:ascii="Symbol" w:hAnsi="Symbol" w:hint="default"/>
       </w:rPr>
     </w:lvl>
     <w:lvl w:ilvl="7" w:tplc="E0B2AE44">
@@ -6356,7 +7425,7 @@
         <w:ind w:left="5760" w:hanging="360"/>
       </w:pPr>
       <w:rPr>
-        <w:rFonts w:hint="default" w:ascii="Courier New" w:hAnsi="Courier New"/>
+        <w:rFonts w:ascii="Courier New" w:hAnsi="Courier New" w:hint="default"/>
       </w:rPr>
     </w:lvl>
     <w:lvl w:ilvl="8" w:tplc="17AEE99C">
@@ -6368,11 +7437,11 @@
         <w:ind w:left="6480" w:hanging="360"/>
       </w:pPr>
       <w:rPr>
-        <w:rFonts w:hint="default" w:ascii="Wingdings" w:hAnsi="Wingdings"/>
+        <w:rFonts w:ascii="Wingdings" w:hAnsi="Wingdings" w:hint="default"/>
       </w:rPr>
     </w:lvl>
   </w:abstractNum>
-  <w:abstractNum w:abstractNumId="15" w15:restartNumberingAfterBreak="0">
+  <w:abstractNum w:abstractNumId="16" w15:restartNumberingAfterBreak="0">
     <w:nsid w:val="279706BE"/>
     <w:multiLevelType w:val="hybridMultilevel"/>
     <w:tmpl w:val="CB2AB59C"/>
@@ -6385,7 +7454,7 @@
         <w:ind w:left="720" w:hanging="360"/>
       </w:pPr>
       <w:rPr>
-        <w:rFonts w:hint="default" w:ascii="Symbol" w:hAnsi="Symbol"/>
+        <w:rFonts w:ascii="Symbol" w:hAnsi="Symbol" w:hint="default"/>
       </w:rPr>
     </w:lvl>
     <w:lvl w:ilvl="1" w:tplc="04090003" w:tentative="1">
@@ -6397,7 +7466,7 @@
         <w:ind w:left="1440" w:hanging="360"/>
       </w:pPr>
       <w:rPr>
-        <w:rFonts w:hint="default" w:ascii="Courier New" w:hAnsi="Courier New" w:cs="Courier New"/>
+        <w:rFonts w:ascii="Courier New" w:hAnsi="Courier New" w:cs="Courier New" w:hint="default"/>
       </w:rPr>
     </w:lvl>
     <w:lvl w:ilvl="2" w:tplc="04090005" w:tentative="1">
@@ -6409,7 +7478,7 @@
         <w:ind w:left="2160" w:hanging="360"/>
       </w:pPr>
       <w:rPr>
-        <w:rFonts w:hint="default" w:ascii="Wingdings" w:hAnsi="Wingdings"/>
+        <w:rFonts w:ascii="Wingdings" w:hAnsi="Wingdings" w:hint="default"/>
       </w:rPr>
     </w:lvl>
     <w:lvl w:ilvl="3" w:tplc="04090001" w:tentative="1">
@@ -6421,7 +7490,7 @@
         <w:ind w:left="2880" w:hanging="360"/>
       </w:pPr>
       <w:rPr>
-        <w:rFonts w:hint="default" w:ascii="Symbol" w:hAnsi="Symbol"/>
+        <w:rFonts w:ascii="Symbol" w:hAnsi="Symbol" w:hint="default"/>
       </w:rPr>
     </w:lvl>
     <w:lvl w:ilvl="4" w:tplc="04090003" w:tentative="1">
@@ -6433,7 +7502,7 @@
         <w:ind w:left="3600" w:hanging="360"/>
       </w:pPr>
       <w:rPr>
-        <w:rFonts w:hint="default" w:ascii="Courier New" w:hAnsi="Courier New" w:cs="Courier New"/>
+        <w:rFonts w:ascii="Courier New" w:hAnsi="Courier New" w:cs="Courier New" w:hint="default"/>
       </w:rPr>
     </w:lvl>
     <w:lvl w:ilvl="5" w:tplc="04090005" w:tentative="1">
@@ -6445,7 +7514,7 @@
         <w:ind w:left="4320" w:hanging="360"/>
       </w:pPr>
       <w:rPr>
-        <w:rFonts w:hint="default" w:ascii="Wingdings" w:hAnsi="Wingdings"/>
+        <w:rFonts w:ascii="Wingdings" w:hAnsi="Wingdings" w:hint="default"/>
       </w:rPr>
     </w:lvl>
     <w:lvl w:ilvl="6" w:tplc="04090001" w:tentative="1">
@@ -6457,7 +7526,7 @@
         <w:ind w:left="5040" w:hanging="360"/>
       </w:pPr>
       <w:rPr>
-        <w:rFonts w:hint="default" w:ascii="Symbol" w:hAnsi="Symbol"/>
+        <w:rFonts w:ascii="Symbol" w:hAnsi="Symbol" w:hint="default"/>
       </w:rPr>
     </w:lvl>
     <w:lvl w:ilvl="7" w:tplc="04090003" w:tentative="1">
@@ -6469,7 +7538,7 @@
         <w:ind w:left="5760" w:hanging="360"/>
       </w:pPr>
       <w:rPr>
-        <w:rFonts w:hint="default" w:ascii="Courier New" w:hAnsi="Courier New" w:cs="Courier New"/>
+        <w:rFonts w:ascii="Courier New" w:hAnsi="Courier New" w:cs="Courier New" w:hint="default"/>
       </w:rPr>
     </w:lvl>
     <w:lvl w:ilvl="8" w:tplc="04090005" w:tentative="1">
@@ -6481,11 +7550,11 @@
         <w:ind w:left="6480" w:hanging="360"/>
       </w:pPr>
       <w:rPr>
-        <w:rFonts w:hint="default" w:ascii="Wingdings" w:hAnsi="Wingdings"/>
+        <w:rFonts w:ascii="Wingdings" w:hAnsi="Wingdings" w:hint="default"/>
       </w:rPr>
     </w:lvl>
   </w:abstractNum>
-  <w:abstractNum w:abstractNumId="16" w15:restartNumberingAfterBreak="0">
+  <w:abstractNum w:abstractNumId="17" w15:restartNumberingAfterBreak="0">
     <w:nsid w:val="2B2A236F"/>
     <w:multiLevelType w:val="hybridMultilevel"/>
     <w:tmpl w:val="42C00FBC"/>
@@ -6498,7 +7567,7 @@
         <w:ind w:left="720" w:hanging="360"/>
       </w:pPr>
       <w:rPr>
-        <w:rFonts w:hint="default" w:ascii="Symbol" w:hAnsi="Symbol"/>
+        <w:rFonts w:ascii="Symbol" w:hAnsi="Symbol" w:hint="default"/>
       </w:rPr>
     </w:lvl>
     <w:lvl w:ilvl="1" w:tplc="04090003" w:tentative="1">
@@ -6510,7 +7579,7 @@
         <w:ind w:left="1440" w:hanging="360"/>
       </w:pPr>
       <w:rPr>
-        <w:rFonts w:hint="default" w:ascii="Courier New" w:hAnsi="Courier New" w:cs="Courier New"/>
+        <w:rFonts w:ascii="Courier New" w:hAnsi="Courier New" w:cs="Courier New" w:hint="default"/>
       </w:rPr>
     </w:lvl>
     <w:lvl w:ilvl="2" w:tplc="04090005" w:tentative="1">
@@ -6522,7 +7591,7 @@
         <w:ind w:left="2160" w:hanging="360"/>
       </w:pPr>
       <w:rPr>
-        <w:rFonts w:hint="default" w:ascii="Wingdings" w:hAnsi="Wingdings"/>
+        <w:rFonts w:ascii="Wingdings" w:hAnsi="Wingdings" w:hint="default"/>
       </w:rPr>
     </w:lvl>
     <w:lvl w:ilvl="3" w:tplc="04090001" w:tentative="1">
@@ -6534,7 +7603,7 @@
         <w:ind w:left="2880" w:hanging="360"/>
       </w:pPr>
       <w:rPr>
-        <w:rFonts w:hint="default" w:ascii="Symbol" w:hAnsi="Symbol"/>
+        <w:rFonts w:ascii="Symbol" w:hAnsi="Symbol" w:hint="default"/>
       </w:rPr>
     </w:lvl>
     <w:lvl w:ilvl="4" w:tplc="04090003" w:tentative="1">
@@ -6546,7 +7615,7 @@
         <w:ind w:left="3600" w:hanging="360"/>
       </w:pPr>
       <w:rPr>
-        <w:rFonts w:hint="default" w:ascii="Courier New" w:hAnsi="Courier New" w:cs="Courier New"/>
+        <w:rFonts w:ascii="Courier New" w:hAnsi="Courier New" w:cs="Courier New" w:hint="default"/>
       </w:rPr>
     </w:lvl>
     <w:lvl w:ilvl="5" w:tplc="04090005" w:tentative="1">
@@ -6558,7 +7627,7 @@
         <w:ind w:left="4320" w:hanging="360"/>
       </w:pPr>
       <w:rPr>
-        <w:rFonts w:hint="default" w:ascii="Wingdings" w:hAnsi="Wingdings"/>
+        <w:rFonts w:ascii="Wingdings" w:hAnsi="Wingdings" w:hint="default"/>
       </w:rPr>
     </w:lvl>
     <w:lvl w:ilvl="6" w:tplc="04090001" w:tentative="1">
@@ -6570,7 +7639,7 @@
         <w:ind w:left="5040" w:hanging="360"/>
       </w:pPr>
       <w:rPr>
-        <w:rFonts w:hint="default" w:ascii="Symbol" w:hAnsi="Symbol"/>
+        <w:rFonts w:ascii="Symbol" w:hAnsi="Symbol" w:hint="default"/>
       </w:rPr>
     </w:lvl>
     <w:lvl w:ilvl="7" w:tplc="04090003" w:tentative="1">
@@ -6582,7 +7651,7 @@
         <w:ind w:left="5760" w:hanging="360"/>
       </w:pPr>
       <w:rPr>
-        <w:rFonts w:hint="default" w:ascii="Courier New" w:hAnsi="Courier New" w:cs="Courier New"/>
+        <w:rFonts w:ascii="Courier New" w:hAnsi="Courier New" w:cs="Courier New" w:hint="default"/>
       </w:rPr>
     </w:lvl>
     <w:lvl w:ilvl="8" w:tplc="04090005" w:tentative="1">
@@ -6594,11 +7663,11 @@
         <w:ind w:left="6480" w:hanging="360"/>
       </w:pPr>
       <w:rPr>
-        <w:rFonts w:hint="default" w:ascii="Wingdings" w:hAnsi="Wingdings"/>
+        <w:rFonts w:ascii="Wingdings" w:hAnsi="Wingdings" w:hint="default"/>
       </w:rPr>
     </w:lvl>
   </w:abstractNum>
-  <w:abstractNum w:abstractNumId="17" w15:restartNumberingAfterBreak="0">
+  <w:abstractNum w:abstractNumId="18" w15:restartNumberingAfterBreak="0">
     <w:nsid w:val="2FA38053"/>
     <w:multiLevelType w:val="hybridMultilevel"/>
     <w:tmpl w:val="D7489728"/>
@@ -6611,7 +7680,7 @@
         <w:ind w:left="720" w:hanging="360"/>
       </w:pPr>
       <w:rPr>
-        <w:rFonts w:hint="default" w:ascii="Symbol" w:hAnsi="Symbol"/>
+        <w:rFonts w:ascii="Symbol" w:hAnsi="Symbol" w:hint="default"/>
       </w:rPr>
     </w:lvl>
     <w:lvl w:ilvl="1" w:tplc="49C0A6E6">
@@ -6623,7 +7692,7 @@
         <w:ind w:left="1440" w:hanging="360"/>
       </w:pPr>
       <w:rPr>
-        <w:rFonts w:hint="default" w:ascii="Courier New" w:hAnsi="Courier New"/>
+        <w:rFonts w:ascii="Courier New" w:hAnsi="Courier New" w:hint="default"/>
       </w:rPr>
     </w:lvl>
     <w:lvl w:ilvl="2" w:tplc="54E43BDE">
@@ -6635,7 +7704,7 @@
         <w:ind w:left="2160" w:hanging="360"/>
       </w:pPr>
       <w:rPr>
-        <w:rFonts w:hint="default" w:ascii="Wingdings" w:hAnsi="Wingdings"/>
+        <w:rFonts w:ascii="Wingdings" w:hAnsi="Wingdings" w:hint="default"/>
       </w:rPr>
     </w:lvl>
     <w:lvl w:ilvl="3" w:tplc="16E8261E">
@@ -6647,7 +7716,7 @@
         <w:ind w:left="2880" w:hanging="360"/>
       </w:pPr>
       <w:rPr>
-        <w:rFonts w:hint="default" w:ascii="Symbol" w:hAnsi="Symbol"/>
+        <w:rFonts w:ascii="Symbol" w:hAnsi="Symbol" w:hint="default"/>
       </w:rPr>
     </w:lvl>
     <w:lvl w:ilvl="4" w:tplc="9C666014">
@@ -6659,7 +7728,7 @@
         <w:ind w:left="3600" w:hanging="360"/>
       </w:pPr>
       <w:rPr>
-        <w:rFonts w:hint="default" w:ascii="Courier New" w:hAnsi="Courier New"/>
+        <w:rFonts w:ascii="Courier New" w:hAnsi="Courier New" w:hint="default"/>
       </w:rPr>
     </w:lvl>
     <w:lvl w:ilvl="5" w:tplc="5F22F2E8">
@@ -6671,7 +7740,7 @@
         <w:ind w:left="4320" w:hanging="360"/>
       </w:pPr>
       <w:rPr>
-        <w:rFonts w:hint="default" w:ascii="Wingdings" w:hAnsi="Wingdings"/>
+        <w:rFonts w:ascii="Wingdings" w:hAnsi="Wingdings" w:hint="default"/>
       </w:rPr>
     </w:lvl>
     <w:lvl w:ilvl="6" w:tplc="586A3080">
@@ -6683,7 +7752,7 @@
         <w:ind w:left="5040" w:hanging="360"/>
       </w:pPr>
       <w:rPr>
-        <w:rFonts w:hint="default" w:ascii="Symbol" w:hAnsi="Symbol"/>
+        <w:rFonts w:ascii="Symbol" w:hAnsi="Symbol" w:hint="default"/>
       </w:rPr>
     </w:lvl>
     <w:lvl w:ilvl="7" w:tplc="077C8C40">
@@ -6695,7 +7764,7 @@
         <w:ind w:left="5760" w:hanging="360"/>
       </w:pPr>
       <w:rPr>
-        <w:rFonts w:hint="default" w:ascii="Courier New" w:hAnsi="Courier New"/>
+        <w:rFonts w:ascii="Courier New" w:hAnsi="Courier New" w:hint="default"/>
       </w:rPr>
     </w:lvl>
     <w:lvl w:ilvl="8" w:tplc="11F06CE4">
@@ -6707,11 +7776,11 @@
         <w:ind w:left="6480" w:hanging="360"/>
       </w:pPr>
       <w:rPr>
-        <w:rFonts w:hint="default" w:ascii="Wingdings" w:hAnsi="Wingdings"/>
+        <w:rFonts w:ascii="Wingdings" w:hAnsi="Wingdings" w:hint="default"/>
       </w:rPr>
     </w:lvl>
   </w:abstractNum>
-  <w:abstractNum w:abstractNumId="18" w15:restartNumberingAfterBreak="0">
+  <w:abstractNum w:abstractNumId="19" w15:restartNumberingAfterBreak="0">
     <w:nsid w:val="32024CFA"/>
     <w:multiLevelType w:val="hybridMultilevel"/>
     <w:tmpl w:val="BFA26234"/>
@@ -6724,7 +7793,7 @@
         <w:ind w:left="720" w:hanging="360"/>
       </w:pPr>
       <w:rPr>
-        <w:rFonts w:hint="default" w:ascii="Symbol" w:hAnsi="Symbol"/>
+        <w:rFonts w:ascii="Symbol" w:hAnsi="Symbol" w:hint="default"/>
       </w:rPr>
     </w:lvl>
     <w:lvl w:ilvl="1" w:tplc="83EC6D52">
@@ -6736,7 +7805,7 @@
         <w:ind w:left="1440" w:hanging="360"/>
       </w:pPr>
       <w:rPr>
-        <w:rFonts w:hint="default" w:ascii="Courier New" w:hAnsi="Courier New"/>
+        <w:rFonts w:ascii="Courier New" w:hAnsi="Courier New" w:hint="default"/>
       </w:rPr>
     </w:lvl>
     <w:lvl w:ilvl="2" w:tplc="7F64B266">
@@ -6748,7 +7817,7 @@
         <w:ind w:left="2160" w:hanging="360"/>
       </w:pPr>
       <w:rPr>
-        <w:rFonts w:hint="default" w:ascii="Wingdings" w:hAnsi="Wingdings"/>
+        <w:rFonts w:ascii="Wingdings" w:hAnsi="Wingdings" w:hint="default"/>
       </w:rPr>
     </w:lvl>
     <w:lvl w:ilvl="3" w:tplc="5FD85DA2">
@@ -6760,7 +7829,7 @@
         <w:ind w:left="2880" w:hanging="360"/>
       </w:pPr>
       <w:rPr>
-        <w:rFonts w:hint="default" w:ascii="Symbol" w:hAnsi="Symbol"/>
+        <w:rFonts w:ascii="Symbol" w:hAnsi="Symbol" w:hint="default"/>
       </w:rPr>
     </w:lvl>
     <w:lvl w:ilvl="4" w:tplc="9800A134">
@@ -6772,7 +7841,7 @@
         <w:ind w:left="3600" w:hanging="360"/>
       </w:pPr>
       <w:rPr>
-        <w:rFonts w:hint="default" w:ascii="Courier New" w:hAnsi="Courier New"/>
+        <w:rFonts w:ascii="Courier New" w:hAnsi="Courier New" w:hint="default"/>
       </w:rPr>
     </w:lvl>
     <w:lvl w:ilvl="5" w:tplc="BC2A0EDE">
@@ -6784,7 +7853,7 @@
         <w:ind w:left="4320" w:hanging="360"/>
       </w:pPr>
       <w:rPr>
-        <w:rFonts w:hint="default" w:ascii="Wingdings" w:hAnsi="Wingdings"/>
+        <w:rFonts w:ascii="Wingdings" w:hAnsi="Wingdings" w:hint="default"/>
       </w:rPr>
     </w:lvl>
     <w:lvl w:ilvl="6" w:tplc="9DAC507E">
@@ -6796,7 +7865,7 @@
         <w:ind w:left="5040" w:hanging="360"/>
       </w:pPr>
       <w:rPr>
-        <w:rFonts w:hint="default" w:ascii="Symbol" w:hAnsi="Symbol"/>
+        <w:rFonts w:ascii="Symbol" w:hAnsi="Symbol" w:hint="default"/>
       </w:rPr>
     </w:lvl>
     <w:lvl w:ilvl="7" w:tplc="4524F7D8">
@@ -6808,7 +7877,7 @@
         <w:ind w:left="5760" w:hanging="360"/>
       </w:pPr>
       <w:rPr>
-        <w:rFonts w:hint="default" w:ascii="Courier New" w:hAnsi="Courier New"/>
+        <w:rFonts w:ascii="Courier New" w:hAnsi="Courier New" w:hint="default"/>
       </w:rPr>
     </w:lvl>
     <w:lvl w:ilvl="8" w:tplc="B5C4D6BC">
@@ -6820,11 +7889,11 @@
         <w:ind w:left="6480" w:hanging="360"/>
       </w:pPr>
       <w:rPr>
-        <w:rFonts w:hint="default" w:ascii="Wingdings" w:hAnsi="Wingdings"/>
+        <w:rFonts w:ascii="Wingdings" w:hAnsi="Wingdings" w:hint="default"/>
       </w:rPr>
     </w:lvl>
   </w:abstractNum>
-  <w:abstractNum w:abstractNumId="19" w15:restartNumberingAfterBreak="0">
+  <w:abstractNum w:abstractNumId="20" w15:restartNumberingAfterBreak="0">
     <w:nsid w:val="32651242"/>
     <w:multiLevelType w:val="hybridMultilevel"/>
     <w:tmpl w:val="2ECE032C"/>
@@ -6837,7 +7906,7 @@
         <w:ind w:left="720" w:hanging="360"/>
       </w:pPr>
       <w:rPr>
-        <w:rFonts w:hint="default" w:ascii="Symbol" w:hAnsi="Symbol"/>
+        <w:rFonts w:ascii="Symbol" w:hAnsi="Symbol" w:hint="default"/>
       </w:rPr>
     </w:lvl>
     <w:lvl w:ilvl="1" w:tplc="04090003" w:tentative="1">
@@ -6849,7 +7918,7 @@
         <w:ind w:left="1440" w:hanging="360"/>
       </w:pPr>
       <w:rPr>
-        <w:rFonts w:hint="default" w:ascii="Courier New" w:hAnsi="Courier New" w:cs="Courier New"/>
+        <w:rFonts w:ascii="Courier New" w:hAnsi="Courier New" w:cs="Courier New" w:hint="default"/>
       </w:rPr>
     </w:lvl>
     <w:lvl w:ilvl="2" w:tplc="04090005" w:tentative="1">
@@ -6861,7 +7930,7 @@
         <w:ind w:left="2160" w:hanging="360"/>
       </w:pPr>
       <w:rPr>
-        <w:rFonts w:hint="default" w:ascii="Wingdings" w:hAnsi="Wingdings"/>
+        <w:rFonts w:ascii="Wingdings" w:hAnsi="Wingdings" w:hint="default"/>
       </w:rPr>
     </w:lvl>
     <w:lvl w:ilvl="3" w:tplc="04090001" w:tentative="1">
@@ -6873,7 +7942,7 @@
         <w:ind w:left="2880" w:hanging="360"/>
       </w:pPr>
       <w:rPr>
-        <w:rFonts w:hint="default" w:ascii="Symbol" w:hAnsi="Symbol"/>
+        <w:rFonts w:ascii="Symbol" w:hAnsi="Symbol" w:hint="default"/>
       </w:rPr>
     </w:lvl>
     <w:lvl w:ilvl="4" w:tplc="04090003" w:tentative="1">
@@ -6885,7 +7954,7 @@
         <w:ind w:left="3600" w:hanging="360"/>
       </w:pPr>
       <w:rPr>
-        <w:rFonts w:hint="default" w:ascii="Courier New" w:hAnsi="Courier New" w:cs="Courier New"/>
+        <w:rFonts w:ascii="Courier New" w:hAnsi="Courier New" w:cs="Courier New" w:hint="default"/>
       </w:rPr>
     </w:lvl>
     <w:lvl w:ilvl="5" w:tplc="04090005" w:tentative="1">
@@ -6897,7 +7966,7 @@
         <w:ind w:left="4320" w:hanging="360"/>
       </w:pPr>
       <w:rPr>
-        <w:rFonts w:hint="default" w:ascii="Wingdings" w:hAnsi="Wingdings"/>
+        <w:rFonts w:ascii="Wingdings" w:hAnsi="Wingdings" w:hint="default"/>
       </w:rPr>
     </w:lvl>
     <w:lvl w:ilvl="6" w:tplc="04090001" w:tentative="1">
@@ -6909,7 +7978,7 @@
         <w:ind w:left="5040" w:hanging="360"/>
       </w:pPr>
       <w:rPr>
-        <w:rFonts w:hint="default" w:ascii="Symbol" w:hAnsi="Symbol"/>
+        <w:rFonts w:ascii="Symbol" w:hAnsi="Symbol" w:hint="default"/>
       </w:rPr>
     </w:lvl>
     <w:lvl w:ilvl="7" w:tplc="04090003" w:tentative="1">
@@ -6921,7 +7990,7 @@
         <w:ind w:left="5760" w:hanging="360"/>
       </w:pPr>
       <w:rPr>
-        <w:rFonts w:hint="default" w:ascii="Courier New" w:hAnsi="Courier New" w:cs="Courier New"/>
+        <w:rFonts w:ascii="Courier New" w:hAnsi="Courier New" w:cs="Courier New" w:hint="default"/>
       </w:rPr>
     </w:lvl>
     <w:lvl w:ilvl="8" w:tplc="04090005" w:tentative="1">
@@ -6933,11 +8002,11 @@
         <w:ind w:left="6480" w:hanging="360"/>
       </w:pPr>
       <w:rPr>
-        <w:rFonts w:hint="default" w:ascii="Wingdings" w:hAnsi="Wingdings"/>
+        <w:rFonts w:ascii="Wingdings" w:hAnsi="Wingdings" w:hint="default"/>
       </w:rPr>
     </w:lvl>
   </w:abstractNum>
-  <w:abstractNum w:abstractNumId="20" w15:restartNumberingAfterBreak="0">
+  <w:abstractNum w:abstractNumId="21" w15:restartNumberingAfterBreak="0">
     <w:nsid w:val="32674B9F"/>
     <w:multiLevelType w:val="hybridMultilevel"/>
     <w:tmpl w:val="0B225C98"/>
@@ -6950,7 +8019,7 @@
         <w:ind w:left="720" w:hanging="360"/>
       </w:pPr>
       <w:rPr>
-        <w:rFonts w:hint="default" w:ascii="Symbol" w:hAnsi="Symbol"/>
+        <w:rFonts w:ascii="Symbol" w:hAnsi="Symbol" w:hint="default"/>
       </w:rPr>
     </w:lvl>
     <w:lvl w:ilvl="1" w:tplc="04090003" w:tentative="1">
@@ -6962,7 +8031,7 @@
         <w:ind w:left="1440" w:hanging="360"/>
       </w:pPr>
       <w:rPr>
-        <w:rFonts w:hint="default" w:ascii="Courier New" w:hAnsi="Courier New" w:cs="Courier New"/>
+        <w:rFonts w:ascii="Courier New" w:hAnsi="Courier New" w:cs="Courier New" w:hint="default"/>
       </w:rPr>
     </w:lvl>
     <w:lvl w:ilvl="2" w:tplc="04090005" w:tentative="1">
@@ -6974,7 +8043,7 @@
         <w:ind w:left="2160" w:hanging="360"/>
       </w:pPr>
       <w:rPr>
-        <w:rFonts w:hint="default" w:ascii="Wingdings" w:hAnsi="Wingdings"/>
+        <w:rFonts w:ascii="Wingdings" w:hAnsi="Wingdings" w:hint="default"/>
       </w:rPr>
     </w:lvl>
     <w:lvl w:ilvl="3" w:tplc="04090001" w:tentative="1">
@@ -6986,7 +8055,7 @@
         <w:ind w:left="2880" w:hanging="360"/>
       </w:pPr>
       <w:rPr>
-        <w:rFonts w:hint="default" w:ascii="Symbol" w:hAnsi="Symbol"/>
+        <w:rFonts w:ascii="Symbol" w:hAnsi="Symbol" w:hint="default"/>
       </w:rPr>
     </w:lvl>
     <w:lvl w:ilvl="4" w:tplc="04090003" w:tentative="1">
@@ -6998,7 +8067,7 @@
         <w:ind w:left="3600" w:hanging="360"/>
       </w:pPr>
       <w:rPr>
-        <w:rFonts w:hint="default" w:ascii="Courier New" w:hAnsi="Courier New" w:cs="Courier New"/>
+        <w:rFonts w:ascii="Courier New" w:hAnsi="Courier New" w:cs="Courier New" w:hint="default"/>
       </w:rPr>
     </w:lvl>
     <w:lvl w:ilvl="5" w:tplc="04090005" w:tentative="1">
@@ -7010,7 +8079,7 @@
         <w:ind w:left="4320" w:hanging="360"/>
       </w:pPr>
       <w:rPr>
-        <w:rFonts w:hint="default" w:ascii="Wingdings" w:hAnsi="Wingdings"/>
+        <w:rFonts w:ascii="Wingdings" w:hAnsi="Wingdings" w:hint="default"/>
       </w:rPr>
     </w:lvl>
     <w:lvl w:ilvl="6" w:tplc="04090001" w:tentative="1">
@@ -7022,7 +8091,7 @@
         <w:ind w:left="5040" w:hanging="360"/>
       </w:pPr>
       <w:rPr>
-        <w:rFonts w:hint="default" w:ascii="Symbol" w:hAnsi="Symbol"/>
+        <w:rFonts w:ascii="Symbol" w:hAnsi="Symbol" w:hint="default"/>
       </w:rPr>
     </w:lvl>
     <w:lvl w:ilvl="7" w:tplc="04090003" w:tentative="1">
@@ -7034,7 +8103,7 @@
         <w:ind w:left="5760" w:hanging="360"/>
       </w:pPr>
       <w:rPr>
-        <w:rFonts w:hint="default" w:ascii="Courier New" w:hAnsi="Courier New" w:cs="Courier New"/>
+        <w:rFonts w:ascii="Courier New" w:hAnsi="Courier New" w:cs="Courier New" w:hint="default"/>
       </w:rPr>
     </w:lvl>
     <w:lvl w:ilvl="8" w:tplc="04090005" w:tentative="1">
@@ -7046,11 +8115,11 @@
         <w:ind w:left="6480" w:hanging="360"/>
       </w:pPr>
       <w:rPr>
-        <w:rFonts w:hint="default" w:ascii="Wingdings" w:hAnsi="Wingdings"/>
+        <w:rFonts w:ascii="Wingdings" w:hAnsi="Wingdings" w:hint="default"/>
       </w:rPr>
     </w:lvl>
   </w:abstractNum>
-  <w:abstractNum w:abstractNumId="21" w15:restartNumberingAfterBreak="0">
+  <w:abstractNum w:abstractNumId="22" w15:restartNumberingAfterBreak="0">
     <w:nsid w:val="35E84EFB"/>
     <w:multiLevelType w:val="hybridMultilevel"/>
     <w:tmpl w:val="24C05BD6"/>
@@ -7063,7 +8132,7 @@
         <w:ind w:left="720" w:hanging="360"/>
       </w:pPr>
       <w:rPr>
-        <w:rFonts w:hint="default" w:ascii="Symbol" w:hAnsi="Symbol"/>
+        <w:rFonts w:ascii="Symbol" w:hAnsi="Symbol" w:hint="default"/>
       </w:rPr>
     </w:lvl>
     <w:lvl w:ilvl="1" w:tplc="04090003" w:tentative="1">
@@ -7075,7 +8144,7 @@
         <w:ind w:left="1440" w:hanging="360"/>
       </w:pPr>
       <w:rPr>
-        <w:rFonts w:hint="default" w:ascii="Courier New" w:hAnsi="Courier New" w:cs="Courier New"/>
+        <w:rFonts w:ascii="Courier New" w:hAnsi="Courier New" w:cs="Courier New" w:hint="default"/>
       </w:rPr>
     </w:lvl>
     <w:lvl w:ilvl="2" w:tplc="04090005" w:tentative="1">
@@ -7087,7 +8156,7 @@
         <w:ind w:left="2160" w:hanging="360"/>
       </w:pPr>
       <w:rPr>
-        <w:rFonts w:hint="default" w:ascii="Wingdings" w:hAnsi="Wingdings"/>
+        <w:rFonts w:ascii="Wingdings" w:hAnsi="Wingdings" w:hint="default"/>
       </w:rPr>
     </w:lvl>
     <w:lvl w:ilvl="3" w:tplc="04090001" w:tentative="1">
@@ -7099,7 +8168,7 @@
         <w:ind w:left="2880" w:hanging="360"/>
       </w:pPr>
       <w:rPr>
-        <w:rFonts w:hint="default" w:ascii="Symbol" w:hAnsi="Symbol"/>
+        <w:rFonts w:ascii="Symbol" w:hAnsi="Symbol" w:hint="default"/>
       </w:rPr>
     </w:lvl>
     <w:lvl w:ilvl="4" w:tplc="04090003" w:tentative="1">
@@ -7111,7 +8180,7 @@
         <w:ind w:left="3600" w:hanging="360"/>
       </w:pPr>
       <w:rPr>
-        <w:rFonts w:hint="default" w:ascii="Courier New" w:hAnsi="Courier New" w:cs="Courier New"/>
+        <w:rFonts w:ascii="Courier New" w:hAnsi="Courier New" w:cs="Courier New" w:hint="default"/>
       </w:rPr>
     </w:lvl>
     <w:lvl w:ilvl="5" w:tplc="04090005" w:tentative="1">
@@ -7123,7 +8192,7 @@
         <w:ind w:left="4320" w:hanging="360"/>
       </w:pPr>
       <w:rPr>
-        <w:rFonts w:hint="default" w:ascii="Wingdings" w:hAnsi="Wingdings"/>
+        <w:rFonts w:ascii="Wingdings" w:hAnsi="Wingdings" w:hint="default"/>
       </w:rPr>
     </w:lvl>
     <w:lvl w:ilvl="6" w:tplc="04090001" w:tentative="1">
@@ -7135,7 +8204,7 @@
         <w:ind w:left="5040" w:hanging="360"/>
       </w:pPr>
       <w:rPr>
-        <w:rFonts w:hint="default" w:ascii="Symbol" w:hAnsi="Symbol"/>
+        <w:rFonts w:ascii="Symbol" w:hAnsi="Symbol" w:hint="default"/>
       </w:rPr>
     </w:lvl>
     <w:lvl w:ilvl="7" w:tplc="04090003" w:tentative="1">
@@ -7147,7 +8216,7 @@
         <w:ind w:left="5760" w:hanging="360"/>
       </w:pPr>
       <w:rPr>
-        <w:rFonts w:hint="default" w:ascii="Courier New" w:hAnsi="Courier New" w:cs="Courier New"/>
+        <w:rFonts w:ascii="Courier New" w:hAnsi="Courier New" w:cs="Courier New" w:hint="default"/>
       </w:rPr>
     </w:lvl>
     <w:lvl w:ilvl="8" w:tplc="04090005" w:tentative="1">
@@ -7159,11 +8228,11 @@
         <w:ind w:left="6480" w:hanging="360"/>
       </w:pPr>
       <w:rPr>
-        <w:rFonts w:hint="default" w:ascii="Wingdings" w:hAnsi="Wingdings"/>
+        <w:rFonts w:ascii="Wingdings" w:hAnsi="Wingdings" w:hint="default"/>
       </w:rPr>
     </w:lvl>
   </w:abstractNum>
-  <w:abstractNum w:abstractNumId="22" w15:restartNumberingAfterBreak="0">
+  <w:abstractNum w:abstractNumId="23" w15:restartNumberingAfterBreak="0">
     <w:nsid w:val="3A446D84"/>
     <w:multiLevelType w:val="hybridMultilevel"/>
     <w:tmpl w:val="03DC46C2"/>
@@ -7176,7 +8245,7 @@
         <w:ind w:left="720" w:hanging="360"/>
       </w:pPr>
       <w:rPr>
-        <w:rFonts w:hint="default" w:ascii="Symbol" w:hAnsi="Symbol"/>
+        <w:rFonts w:ascii="Symbol" w:hAnsi="Symbol" w:hint="default"/>
       </w:rPr>
     </w:lvl>
     <w:lvl w:ilvl="1" w:tplc="0DDAC5E8">
@@ -7188,7 +8257,7 @@
         <w:ind w:left="1440" w:hanging="360"/>
       </w:pPr>
       <w:rPr>
-        <w:rFonts w:hint="default" w:ascii="Courier New" w:hAnsi="Courier New"/>
+        <w:rFonts w:ascii="Courier New" w:hAnsi="Courier New" w:hint="default"/>
       </w:rPr>
     </w:lvl>
     <w:lvl w:ilvl="2" w:tplc="096CB596">
@@ -7200,7 +8269,7 @@
         <w:ind w:left="2160" w:hanging="360"/>
       </w:pPr>
       <w:rPr>
-        <w:rFonts w:hint="default" w:ascii="Wingdings" w:hAnsi="Wingdings"/>
+        <w:rFonts w:ascii="Wingdings" w:hAnsi="Wingdings" w:hint="default"/>
       </w:rPr>
     </w:lvl>
     <w:lvl w:ilvl="3" w:tplc="B4E427F2">
@@ -7212,7 +8281,7 @@
         <w:ind w:left="2880" w:hanging="360"/>
       </w:pPr>
       <w:rPr>
-        <w:rFonts w:hint="default" w:ascii="Symbol" w:hAnsi="Symbol"/>
+        <w:rFonts w:ascii="Symbol" w:hAnsi="Symbol" w:hint="default"/>
       </w:rPr>
     </w:lvl>
     <w:lvl w:ilvl="4" w:tplc="C49ACBBA">
@@ -7224,7 +8293,7 @@
         <w:ind w:left="3600" w:hanging="360"/>
       </w:pPr>
       <w:rPr>
-        <w:rFonts w:hint="default" w:ascii="Courier New" w:hAnsi="Courier New"/>
+        <w:rFonts w:ascii="Courier New" w:hAnsi="Courier New" w:hint="default"/>
       </w:rPr>
     </w:lvl>
     <w:lvl w:ilvl="5" w:tplc="2E24A9B0">
@@ -7236,7 +8305,7 @@
         <w:ind w:left="4320" w:hanging="360"/>
       </w:pPr>
       <w:rPr>
-        <w:rFonts w:hint="default" w:ascii="Wingdings" w:hAnsi="Wingdings"/>
+        <w:rFonts w:ascii="Wingdings" w:hAnsi="Wingdings" w:hint="default"/>
       </w:rPr>
     </w:lvl>
     <w:lvl w:ilvl="6" w:tplc="366051FC">
@@ -7248,7 +8317,7 @@
         <w:ind w:left="5040" w:hanging="360"/>
       </w:pPr>
       <w:rPr>
-        <w:rFonts w:hint="default" w:ascii="Symbol" w:hAnsi="Symbol"/>
+        <w:rFonts w:ascii="Symbol" w:hAnsi="Symbol" w:hint="default"/>
       </w:rPr>
     </w:lvl>
     <w:lvl w:ilvl="7" w:tplc="B8CAD014">
@@ -7260,7 +8329,7 @@
         <w:ind w:left="5760" w:hanging="360"/>
       </w:pPr>
       <w:rPr>
-        <w:rFonts w:hint="default" w:ascii="Courier New" w:hAnsi="Courier New"/>
+        <w:rFonts w:ascii="Courier New" w:hAnsi="Courier New" w:hint="default"/>
       </w:rPr>
     </w:lvl>
     <w:lvl w:ilvl="8" w:tplc="343E7D32">
@@ -7272,11 +8341,11 @@
         <w:ind w:left="6480" w:hanging="360"/>
       </w:pPr>
       <w:rPr>
-        <w:rFonts w:hint="default" w:ascii="Wingdings" w:hAnsi="Wingdings"/>
+        <w:rFonts w:ascii="Wingdings" w:hAnsi="Wingdings" w:hint="default"/>
       </w:rPr>
     </w:lvl>
   </w:abstractNum>
-  <w:abstractNum w:abstractNumId="23" w15:restartNumberingAfterBreak="0">
+  <w:abstractNum w:abstractNumId="24" w15:restartNumberingAfterBreak="0">
     <w:nsid w:val="3C327E53"/>
     <w:multiLevelType w:val="hybridMultilevel"/>
     <w:tmpl w:val="F7E224E6"/>
@@ -7289,7 +8358,7 @@
         <w:ind w:left="720" w:hanging="360"/>
       </w:pPr>
       <w:rPr>
-        <w:rFonts w:hint="default" w:ascii="Symbol" w:hAnsi="Symbol"/>
+        <w:rFonts w:ascii="Symbol" w:hAnsi="Symbol" w:hint="default"/>
       </w:rPr>
     </w:lvl>
     <w:lvl w:ilvl="1" w:tplc="04090003" w:tentative="1">
@@ -7301,7 +8370,7 @@
         <w:ind w:left="1440" w:hanging="360"/>
       </w:pPr>
       <w:rPr>
-        <w:rFonts w:hint="default" w:ascii="Courier New" w:hAnsi="Courier New" w:cs="Courier New"/>
+        <w:rFonts w:ascii="Courier New" w:hAnsi="Courier New" w:cs="Courier New" w:hint="default"/>
       </w:rPr>
     </w:lvl>
     <w:lvl w:ilvl="2" w:tplc="04090005" w:tentative="1">
@@ -7313,7 +8382,7 @@
         <w:ind w:left="2160" w:hanging="360"/>
       </w:pPr>
       <w:rPr>
-        <w:rFonts w:hint="default" w:ascii="Wingdings" w:hAnsi="Wingdings"/>
+        <w:rFonts w:ascii="Wingdings" w:hAnsi="Wingdings" w:hint="default"/>
       </w:rPr>
     </w:lvl>
     <w:lvl w:ilvl="3" w:tplc="04090001" w:tentative="1">
@@ -7325,7 +8394,7 @@
         <w:ind w:left="2880" w:hanging="360"/>
       </w:pPr>
       <w:rPr>
-        <w:rFonts w:hint="default" w:ascii="Symbol" w:hAnsi="Symbol"/>
+        <w:rFonts w:ascii="Symbol" w:hAnsi="Symbol" w:hint="default"/>
       </w:rPr>
     </w:lvl>
     <w:lvl w:ilvl="4" w:tplc="04090003" w:tentative="1">
@@ -7337,7 +8406,7 @@
         <w:ind w:left="3600" w:hanging="360"/>
       </w:pPr>
       <w:rPr>
-        <w:rFonts w:hint="default" w:ascii="Courier New" w:hAnsi="Courier New" w:cs="Courier New"/>
+        <w:rFonts w:ascii="Courier New" w:hAnsi="Courier New" w:cs="Courier New" w:hint="default"/>
       </w:rPr>
     </w:lvl>
     <w:lvl w:ilvl="5" w:tplc="04090005" w:tentative="1">
@@ -7349,7 +8418,7 @@
         <w:ind w:left="4320" w:hanging="360"/>
       </w:pPr>
       <w:rPr>
-        <w:rFonts w:hint="default" w:ascii="Wingdings" w:hAnsi="Wingdings"/>
+        <w:rFonts w:ascii="Wingdings" w:hAnsi="Wingdings" w:hint="default"/>
       </w:rPr>
     </w:lvl>
     <w:lvl w:ilvl="6" w:tplc="04090001" w:tentative="1">
@@ -7361,7 +8430,7 @@
         <w:ind w:left="5040" w:hanging="360"/>
       </w:pPr>
       <w:rPr>
-        <w:rFonts w:hint="default" w:ascii="Symbol" w:hAnsi="Symbol"/>
+        <w:rFonts w:ascii="Symbol" w:hAnsi="Symbol" w:hint="default"/>
       </w:rPr>
     </w:lvl>
     <w:lvl w:ilvl="7" w:tplc="04090003" w:tentative="1">
@@ -7373,7 +8442,7 @@
         <w:ind w:left="5760" w:hanging="360"/>
       </w:pPr>
       <w:rPr>
-        <w:rFonts w:hint="default" w:ascii="Courier New" w:hAnsi="Courier New" w:cs="Courier New"/>
+        <w:rFonts w:ascii="Courier New" w:hAnsi="Courier New" w:cs="Courier New" w:hint="default"/>
       </w:rPr>
     </w:lvl>
     <w:lvl w:ilvl="8" w:tplc="04090005" w:tentative="1">
@@ -7385,11 +8454,11 @@
         <w:ind w:left="6480" w:hanging="360"/>
       </w:pPr>
       <w:rPr>
-        <w:rFonts w:hint="default" w:ascii="Wingdings" w:hAnsi="Wingdings"/>
+        <w:rFonts w:ascii="Wingdings" w:hAnsi="Wingdings" w:hint="default"/>
       </w:rPr>
     </w:lvl>
   </w:abstractNum>
-  <w:abstractNum w:abstractNumId="24" w15:restartNumberingAfterBreak="0">
+  <w:abstractNum w:abstractNumId="25" w15:restartNumberingAfterBreak="0">
     <w:nsid w:val="3D4D77C7"/>
     <w:multiLevelType w:val="hybridMultilevel"/>
     <w:tmpl w:val="B5C4D6CE"/>
@@ -7402,7 +8471,7 @@
         <w:ind w:left="720" w:hanging="360"/>
       </w:pPr>
       <w:rPr>
-        <w:rFonts w:hint="default" w:ascii="Symbol" w:hAnsi="Symbol"/>
+        <w:rFonts w:ascii="Symbol" w:hAnsi="Symbol" w:hint="default"/>
       </w:rPr>
     </w:lvl>
     <w:lvl w:ilvl="1" w:tplc="04090003" w:tentative="1">
@@ -7414,7 +8483,7 @@
         <w:ind w:left="1440" w:hanging="360"/>
       </w:pPr>
       <w:rPr>
-        <w:rFonts w:hint="default" w:ascii="Courier New" w:hAnsi="Courier New"/>
+        <w:rFonts w:ascii="Courier New" w:hAnsi="Courier New" w:hint="default"/>
       </w:rPr>
     </w:lvl>
     <w:lvl w:ilvl="2" w:tplc="04090005" w:tentative="1">
@@ -7426,7 +8495,7 @@
         <w:ind w:left="2160" w:hanging="360"/>
       </w:pPr>
       <w:rPr>
-        <w:rFonts w:hint="default" w:ascii="Wingdings" w:hAnsi="Wingdings"/>
+        <w:rFonts w:ascii="Wingdings" w:hAnsi="Wingdings" w:hint="default"/>
       </w:rPr>
     </w:lvl>
     <w:lvl w:ilvl="3" w:tplc="04090001" w:tentative="1">
@@ -7438,7 +8507,7 @@
         <w:ind w:left="2880" w:hanging="360"/>
       </w:pPr>
       <w:rPr>
-        <w:rFonts w:hint="default" w:ascii="Symbol" w:hAnsi="Symbol"/>
+        <w:rFonts w:ascii="Symbol" w:hAnsi="Symbol" w:hint="default"/>
       </w:rPr>
     </w:lvl>
     <w:lvl w:ilvl="4" w:tplc="04090003" w:tentative="1">
@@ -7450,7 +8519,7 @@
         <w:ind w:left="3600" w:hanging="360"/>
       </w:pPr>
       <w:rPr>
-        <w:rFonts w:hint="default" w:ascii="Courier New" w:hAnsi="Courier New"/>
+        <w:rFonts w:ascii="Courier New" w:hAnsi="Courier New" w:hint="default"/>
       </w:rPr>
     </w:lvl>
     <w:lvl w:ilvl="5" w:tplc="04090005" w:tentative="1">
@@ -7462,7 +8531,7 @@
         <w:ind w:left="4320" w:hanging="360"/>
       </w:pPr>
       <w:rPr>
-        <w:rFonts w:hint="default" w:ascii="Wingdings" w:hAnsi="Wingdings"/>
+        <w:rFonts w:ascii="Wingdings" w:hAnsi="Wingdings" w:hint="default"/>
       </w:rPr>
     </w:lvl>
     <w:lvl w:ilvl="6" w:tplc="04090001" w:tentative="1">
@@ -7474,7 +8543,7 @@
         <w:ind w:left="5040" w:hanging="360"/>
       </w:pPr>
       <w:rPr>
-        <w:rFonts w:hint="default" w:ascii="Symbol" w:hAnsi="Symbol"/>
+        <w:rFonts w:ascii="Symbol" w:hAnsi="Symbol" w:hint="default"/>
       </w:rPr>
     </w:lvl>
     <w:lvl w:ilvl="7" w:tplc="04090003" w:tentative="1">
@@ -7486,7 +8555,7 @@
         <w:ind w:left="5760" w:hanging="360"/>
       </w:pPr>
       <w:rPr>
-        <w:rFonts w:hint="default" w:ascii="Courier New" w:hAnsi="Courier New"/>
+        <w:rFonts w:ascii="Courier New" w:hAnsi="Courier New" w:hint="default"/>
       </w:rPr>
     </w:lvl>
     <w:lvl w:ilvl="8" w:tplc="04090005" w:tentative="1">
@@ -7498,11 +8567,11 @@
         <w:ind w:left="6480" w:hanging="360"/>
       </w:pPr>
       <w:rPr>
-        <w:rFonts w:hint="default" w:ascii="Wingdings" w:hAnsi="Wingdings"/>
+        <w:rFonts w:ascii="Wingdings" w:hAnsi="Wingdings" w:hint="default"/>
       </w:rPr>
     </w:lvl>
   </w:abstractNum>
-  <w:abstractNum w:abstractNumId="25" w15:restartNumberingAfterBreak="0">
+  <w:abstractNum w:abstractNumId="26" w15:restartNumberingAfterBreak="0">
     <w:nsid w:val="41341F6A"/>
     <w:multiLevelType w:val="hybridMultilevel"/>
     <w:tmpl w:val="BBD437C4"/>
@@ -7515,7 +8584,7 @@
         <w:ind w:left="1080" w:hanging="360"/>
       </w:pPr>
       <w:rPr>
-        <w:rFonts w:hint="default" w:ascii="Symbol" w:hAnsi="Symbol"/>
+        <w:rFonts w:ascii="Symbol" w:hAnsi="Symbol" w:hint="default"/>
       </w:rPr>
     </w:lvl>
     <w:lvl w:ilvl="1" w:tplc="04090003" w:tentative="1">
@@ -7527,7 +8596,7 @@
         <w:ind w:left="1800" w:hanging="360"/>
       </w:pPr>
       <w:rPr>
-        <w:rFonts w:hint="default" w:ascii="Courier New" w:hAnsi="Courier New"/>
+        <w:rFonts w:ascii="Courier New" w:hAnsi="Courier New" w:hint="default"/>
       </w:rPr>
     </w:lvl>
     <w:lvl w:ilvl="2" w:tplc="04090005" w:tentative="1">
@@ -7539,7 +8608,7 @@
         <w:ind w:left="2520" w:hanging="360"/>
       </w:pPr>
       <w:rPr>
-        <w:rFonts w:hint="default" w:ascii="Wingdings" w:hAnsi="Wingdings"/>
+        <w:rFonts w:ascii="Wingdings" w:hAnsi="Wingdings" w:hint="default"/>
       </w:rPr>
     </w:lvl>
     <w:lvl w:ilvl="3" w:tplc="04090001" w:tentative="1">
@@ -7551,7 +8620,7 @@
         <w:ind w:left="3240" w:hanging="360"/>
       </w:pPr>
       <w:rPr>
-        <w:rFonts w:hint="default" w:ascii="Symbol" w:hAnsi="Symbol"/>
+        <w:rFonts w:ascii="Symbol" w:hAnsi="Symbol" w:hint="default"/>
       </w:rPr>
     </w:lvl>
     <w:lvl w:ilvl="4" w:tplc="04090003" w:tentative="1">
@@ -7563,7 +8632,7 @@
         <w:ind w:left="3960" w:hanging="360"/>
       </w:pPr>
       <w:rPr>
-        <w:rFonts w:hint="default" w:ascii="Courier New" w:hAnsi="Courier New"/>
+        <w:rFonts w:ascii="Courier New" w:hAnsi="Courier New" w:hint="default"/>
       </w:rPr>
     </w:lvl>
     <w:lvl w:ilvl="5" w:tplc="04090005" w:tentative="1">
@@ -7575,7 +8644,7 @@
         <w:ind w:left="4680" w:hanging="360"/>
       </w:pPr>
       <w:rPr>
-        <w:rFonts w:hint="default" w:ascii="Wingdings" w:hAnsi="Wingdings"/>
+        <w:rFonts w:ascii="Wingdings" w:hAnsi="Wingdings" w:hint="default"/>
       </w:rPr>
     </w:lvl>
     <w:lvl w:ilvl="6" w:tplc="04090001" w:tentative="1">
@@ -7587,7 +8656,7 @@
         <w:ind w:left="5400" w:hanging="360"/>
       </w:pPr>
       <w:rPr>
-        <w:rFonts w:hint="default" w:ascii="Symbol" w:hAnsi="Symbol"/>
+        <w:rFonts w:ascii="Symbol" w:hAnsi="Symbol" w:hint="default"/>
       </w:rPr>
     </w:lvl>
     <w:lvl w:ilvl="7" w:tplc="04090003" w:tentative="1">
@@ -7599,7 +8668,7 @@
         <w:ind w:left="6120" w:hanging="360"/>
       </w:pPr>
       <w:rPr>
-        <w:rFonts w:hint="default" w:ascii="Courier New" w:hAnsi="Courier New"/>
+        <w:rFonts w:ascii="Courier New" w:hAnsi="Courier New" w:hint="default"/>
       </w:rPr>
     </w:lvl>
     <w:lvl w:ilvl="8" w:tplc="04090005" w:tentative="1">
@@ -7611,11 +8680,11 @@
         <w:ind w:left="6840" w:hanging="360"/>
       </w:pPr>
       <w:rPr>
-        <w:rFonts w:hint="default" w:ascii="Wingdings" w:hAnsi="Wingdings"/>
+        <w:rFonts w:ascii="Wingdings" w:hAnsi="Wingdings" w:hint="default"/>
       </w:rPr>
     </w:lvl>
   </w:abstractNum>
-  <w:abstractNum w:abstractNumId="26" w15:restartNumberingAfterBreak="0">
+  <w:abstractNum w:abstractNumId="27" w15:restartNumberingAfterBreak="0">
     <w:nsid w:val="4855806A"/>
     <w:multiLevelType w:val="hybridMultilevel"/>
     <w:tmpl w:val="8208E75E"/>
@@ -7628,7 +8697,7 @@
         <w:ind w:left="720" w:hanging="360"/>
       </w:pPr>
       <w:rPr>
-        <w:rFonts w:hint="default" w:ascii="Symbol" w:hAnsi="Symbol"/>
+        <w:rFonts w:ascii="Symbol" w:hAnsi="Symbol" w:hint="default"/>
       </w:rPr>
     </w:lvl>
     <w:lvl w:ilvl="1" w:tplc="B0949CE8">
@@ -7640,7 +8709,7 @@
         <w:ind w:left="1440" w:hanging="360"/>
       </w:pPr>
       <w:rPr>
-        <w:rFonts w:hint="default" w:ascii="Courier New" w:hAnsi="Courier New"/>
+        <w:rFonts w:ascii="Courier New" w:hAnsi="Courier New" w:hint="default"/>
       </w:rPr>
     </w:lvl>
     <w:lvl w:ilvl="2" w:tplc="05EA225C">
@@ -7652,7 +8721,7 @@
         <w:ind w:left="2160" w:hanging="360"/>
       </w:pPr>
       <w:rPr>
-        <w:rFonts w:hint="default" w:ascii="Wingdings" w:hAnsi="Wingdings"/>
+        <w:rFonts w:ascii="Wingdings" w:hAnsi="Wingdings" w:hint="default"/>
       </w:rPr>
     </w:lvl>
     <w:lvl w:ilvl="3" w:tplc="82AECABE">
@@ -7664,7 +8733,7 @@
         <w:ind w:left="2880" w:hanging="360"/>
       </w:pPr>
       <w:rPr>
-        <w:rFonts w:hint="default" w:ascii="Symbol" w:hAnsi="Symbol"/>
+        <w:rFonts w:ascii="Symbol" w:hAnsi="Symbol" w:hint="default"/>
       </w:rPr>
     </w:lvl>
     <w:lvl w:ilvl="4" w:tplc="58481406">
@@ -7676,7 +8745,7 @@
         <w:ind w:left="3600" w:hanging="360"/>
       </w:pPr>
       <w:rPr>
-        <w:rFonts w:hint="default" w:ascii="Courier New" w:hAnsi="Courier New"/>
+        <w:rFonts w:ascii="Courier New" w:hAnsi="Courier New" w:hint="default"/>
       </w:rPr>
     </w:lvl>
     <w:lvl w:ilvl="5" w:tplc="A33EF48A">
@@ -7688,7 +8757,7 @@
         <w:ind w:left="4320" w:hanging="360"/>
       </w:pPr>
       <w:rPr>
-        <w:rFonts w:hint="default" w:ascii="Wingdings" w:hAnsi="Wingdings"/>
+        <w:rFonts w:ascii="Wingdings" w:hAnsi="Wingdings" w:hint="default"/>
       </w:rPr>
     </w:lvl>
     <w:lvl w:ilvl="6" w:tplc="0D76D03E">
@@ -7700,7 +8769,7 @@
         <w:ind w:left="5040" w:hanging="360"/>
       </w:pPr>
       <w:rPr>
-        <w:rFonts w:hint="default" w:ascii="Symbol" w:hAnsi="Symbol"/>
+        <w:rFonts w:ascii="Symbol" w:hAnsi="Symbol" w:hint="default"/>
       </w:rPr>
     </w:lvl>
     <w:lvl w:ilvl="7" w:tplc="509CD824">
@@ -7712,7 +8781,7 @@
         <w:ind w:left="5760" w:hanging="360"/>
       </w:pPr>
       <w:rPr>
-        <w:rFonts w:hint="default" w:ascii="Courier New" w:hAnsi="Courier New"/>
+        <w:rFonts w:ascii="Courier New" w:hAnsi="Courier New" w:hint="default"/>
       </w:rPr>
     </w:lvl>
     <w:lvl w:ilvl="8" w:tplc="84600034">
@@ -7724,11 +8793,11 @@
         <w:ind w:left="6480" w:hanging="360"/>
       </w:pPr>
       <w:rPr>
-        <w:rFonts w:hint="default" w:ascii="Wingdings" w:hAnsi="Wingdings"/>
+        <w:rFonts w:ascii="Wingdings" w:hAnsi="Wingdings" w:hint="default"/>
       </w:rPr>
     </w:lvl>
   </w:abstractNum>
-  <w:abstractNum w:abstractNumId="27" w15:restartNumberingAfterBreak="0">
+  <w:abstractNum w:abstractNumId="28" w15:restartNumberingAfterBreak="0">
     <w:nsid w:val="49EBFDA1"/>
     <w:multiLevelType w:val="hybridMultilevel"/>
     <w:tmpl w:val="51FA4C2C"/>
@@ -7741,7 +8810,7 @@
         <w:ind w:left="720" w:hanging="360"/>
       </w:pPr>
       <w:rPr>
-        <w:rFonts w:hint="default" w:ascii="Symbol" w:hAnsi="Symbol"/>
+        <w:rFonts w:ascii="Symbol" w:hAnsi="Symbol" w:hint="default"/>
       </w:rPr>
     </w:lvl>
     <w:lvl w:ilvl="1" w:tplc="80F6E026">
@@ -7753,7 +8822,7 @@
         <w:ind w:left="1440" w:hanging="360"/>
       </w:pPr>
       <w:rPr>
-        <w:rFonts w:hint="default" w:ascii="Courier New" w:hAnsi="Courier New"/>
+        <w:rFonts w:ascii="Courier New" w:hAnsi="Courier New" w:hint="default"/>
       </w:rPr>
     </w:lvl>
     <w:lvl w:ilvl="2" w:tplc="984284CE">
@@ -7765,7 +8834,7 @@
         <w:ind w:left="2160" w:hanging="360"/>
       </w:pPr>
       <w:rPr>
-        <w:rFonts w:hint="default" w:ascii="Wingdings" w:hAnsi="Wingdings"/>
+        <w:rFonts w:ascii="Wingdings" w:hAnsi="Wingdings" w:hint="default"/>
       </w:rPr>
     </w:lvl>
     <w:lvl w:ilvl="3" w:tplc="415CBF80">
@@ -7777,7 +8846,7 @@
         <w:ind w:left="2880" w:hanging="360"/>
       </w:pPr>
       <w:rPr>
-        <w:rFonts w:hint="default" w:ascii="Symbol" w:hAnsi="Symbol"/>
+        <w:rFonts w:ascii="Symbol" w:hAnsi="Symbol" w:hint="default"/>
       </w:rPr>
     </w:lvl>
     <w:lvl w:ilvl="4" w:tplc="2C506DC8">
@@ -7789,7 +8858,7 @@
         <w:ind w:left="3600" w:hanging="360"/>
       </w:pPr>
       <w:rPr>
-        <w:rFonts w:hint="default" w:ascii="Courier New" w:hAnsi="Courier New"/>
+        <w:rFonts w:ascii="Courier New" w:hAnsi="Courier New" w:hint="default"/>
       </w:rPr>
     </w:lvl>
     <w:lvl w:ilvl="5" w:tplc="031A798A">
@@ -7801,7 +8870,7 @@
         <w:ind w:left="4320" w:hanging="360"/>
       </w:pPr>
       <w:rPr>
-        <w:rFonts w:hint="default" w:ascii="Wingdings" w:hAnsi="Wingdings"/>
+        <w:rFonts w:ascii="Wingdings" w:hAnsi="Wingdings" w:hint="default"/>
       </w:rPr>
     </w:lvl>
     <w:lvl w:ilvl="6" w:tplc="FE140E3E">
@@ -7813,7 +8882,7 @@
         <w:ind w:left="5040" w:hanging="360"/>
       </w:pPr>
       <w:rPr>
-        <w:rFonts w:hint="default" w:ascii="Symbol" w:hAnsi="Symbol"/>
+        <w:rFonts w:ascii="Symbol" w:hAnsi="Symbol" w:hint="default"/>
       </w:rPr>
     </w:lvl>
     <w:lvl w:ilvl="7" w:tplc="B7F829E4">
@@ -7825,7 +8894,7 @@
         <w:ind w:left="5760" w:hanging="360"/>
       </w:pPr>
       <w:rPr>
-        <w:rFonts w:hint="default" w:ascii="Courier New" w:hAnsi="Courier New"/>
+        <w:rFonts w:ascii="Courier New" w:hAnsi="Courier New" w:hint="default"/>
       </w:rPr>
     </w:lvl>
     <w:lvl w:ilvl="8" w:tplc="5C86F284">
@@ -7837,11 +8906,11 @@
         <w:ind w:left="6480" w:hanging="360"/>
       </w:pPr>
       <w:rPr>
-        <w:rFonts w:hint="default" w:ascii="Wingdings" w:hAnsi="Wingdings"/>
+        <w:rFonts w:ascii="Wingdings" w:hAnsi="Wingdings" w:hint="default"/>
       </w:rPr>
     </w:lvl>
   </w:abstractNum>
-  <w:abstractNum w:abstractNumId="28" w15:restartNumberingAfterBreak="0">
+  <w:abstractNum w:abstractNumId="29" w15:restartNumberingAfterBreak="0">
     <w:nsid w:val="4C692DBA"/>
     <w:multiLevelType w:val="hybridMultilevel"/>
     <w:tmpl w:val="0A42EDC2"/>
@@ -7854,7 +8923,7 @@
         <w:ind w:left="720" w:hanging="360"/>
       </w:pPr>
       <w:rPr>
-        <w:rFonts w:hint="default" w:ascii="Symbol" w:hAnsi="Symbol"/>
+        <w:rFonts w:ascii="Symbol" w:hAnsi="Symbol" w:hint="default"/>
       </w:rPr>
     </w:lvl>
     <w:lvl w:ilvl="1" w:tplc="5F7A5ADC">
@@ -7866,7 +8935,7 @@
         <w:ind w:left="1440" w:hanging="360"/>
       </w:pPr>
       <w:rPr>
-        <w:rFonts w:hint="default" w:ascii="Courier New" w:hAnsi="Courier New"/>
+        <w:rFonts w:ascii="Courier New" w:hAnsi="Courier New" w:hint="default"/>
       </w:rPr>
     </w:lvl>
     <w:lvl w:ilvl="2" w:tplc="15B06D9A">
@@ -7878,7 +8947,7 @@
         <w:ind w:left="2160" w:hanging="360"/>
       </w:pPr>
       <w:rPr>
-        <w:rFonts w:hint="default" w:ascii="Wingdings" w:hAnsi="Wingdings"/>
+        <w:rFonts w:ascii="Wingdings" w:hAnsi="Wingdings" w:hint="default"/>
       </w:rPr>
     </w:lvl>
     <w:lvl w:ilvl="3" w:tplc="14CE7706">
@@ -7890,7 +8959,7 @@
         <w:ind w:left="2880" w:hanging="360"/>
       </w:pPr>
       <w:rPr>
-        <w:rFonts w:hint="default" w:ascii="Symbol" w:hAnsi="Symbol"/>
+        <w:rFonts w:ascii="Symbol" w:hAnsi="Symbol" w:hint="default"/>
       </w:rPr>
     </w:lvl>
     <w:lvl w:ilvl="4" w:tplc="9FEA63F0">
@@ -7902,7 +8971,7 @@
         <w:ind w:left="3600" w:hanging="360"/>
       </w:pPr>
       <w:rPr>
-        <w:rFonts w:hint="default" w:ascii="Courier New" w:hAnsi="Courier New"/>
+        <w:rFonts w:ascii="Courier New" w:hAnsi="Courier New" w:hint="default"/>
       </w:rPr>
     </w:lvl>
     <w:lvl w:ilvl="5" w:tplc="55481C10">
@@ -7914,7 +8983,7 @@
         <w:ind w:left="4320" w:hanging="360"/>
       </w:pPr>
       <w:rPr>
-        <w:rFonts w:hint="default" w:ascii="Wingdings" w:hAnsi="Wingdings"/>
+        <w:rFonts w:ascii="Wingdings" w:hAnsi="Wingdings" w:hint="default"/>
       </w:rPr>
     </w:lvl>
     <w:lvl w:ilvl="6" w:tplc="10AAC5A0">
@@ -7926,7 +8995,7 @@
         <w:ind w:left="5040" w:hanging="360"/>
       </w:pPr>
       <w:rPr>
-        <w:rFonts w:hint="default" w:ascii="Symbol" w:hAnsi="Symbol"/>
+        <w:rFonts w:ascii="Symbol" w:hAnsi="Symbol" w:hint="default"/>
       </w:rPr>
     </w:lvl>
     <w:lvl w:ilvl="7" w:tplc="43A45D5A">
@@ -7938,7 +9007,7 @@
         <w:ind w:left="5760" w:hanging="360"/>
       </w:pPr>
       <w:rPr>
-        <w:rFonts w:hint="default" w:ascii="Courier New" w:hAnsi="Courier New"/>
+        <w:rFonts w:ascii="Courier New" w:hAnsi="Courier New" w:hint="default"/>
       </w:rPr>
     </w:lvl>
     <w:lvl w:ilvl="8" w:tplc="CEE269DC">
@@ -7950,11 +9019,11 @@
         <w:ind w:left="6480" w:hanging="360"/>
       </w:pPr>
       <w:rPr>
-        <w:rFonts w:hint="default" w:ascii="Wingdings" w:hAnsi="Wingdings"/>
+        <w:rFonts w:ascii="Wingdings" w:hAnsi="Wingdings" w:hint="default"/>
       </w:rPr>
     </w:lvl>
   </w:abstractNum>
-  <w:abstractNum w:abstractNumId="29" w15:restartNumberingAfterBreak="0">
+  <w:abstractNum w:abstractNumId="30" w15:restartNumberingAfterBreak="0">
     <w:nsid w:val="51902016"/>
     <w:multiLevelType w:val="hybridMultilevel"/>
     <w:tmpl w:val="10920C18"/>
@@ -7967,7 +9036,7 @@
         <w:ind w:left="720" w:hanging="360"/>
       </w:pPr>
       <w:rPr>
-        <w:rFonts w:hint="default" w:ascii="Symbol" w:hAnsi="Symbol"/>
+        <w:rFonts w:ascii="Symbol" w:hAnsi="Symbol" w:hint="default"/>
       </w:rPr>
     </w:lvl>
     <w:lvl w:ilvl="1" w:tplc="862E287C">
@@ -7979,7 +9048,7 @@
         <w:ind w:left="1440" w:hanging="360"/>
       </w:pPr>
       <w:rPr>
-        <w:rFonts w:hint="default" w:ascii="Courier New" w:hAnsi="Courier New"/>
+        <w:rFonts w:ascii="Courier New" w:hAnsi="Courier New" w:hint="default"/>
       </w:rPr>
     </w:lvl>
     <w:lvl w:ilvl="2" w:tplc="820C9DD2">
@@ -7991,7 +9060,7 @@
         <w:ind w:left="2160" w:hanging="360"/>
       </w:pPr>
       <w:rPr>
-        <w:rFonts w:hint="default" w:ascii="Wingdings" w:hAnsi="Wingdings"/>
+        <w:rFonts w:ascii="Wingdings" w:hAnsi="Wingdings" w:hint="default"/>
       </w:rPr>
     </w:lvl>
     <w:lvl w:ilvl="3" w:tplc="0F72D3DE">
@@ -8003,7 +9072,7 @@
         <w:ind w:left="2880" w:hanging="360"/>
       </w:pPr>
       <w:rPr>
-        <w:rFonts w:hint="default" w:ascii="Symbol" w:hAnsi="Symbol"/>
+        <w:rFonts w:ascii="Symbol" w:hAnsi="Symbol" w:hint="default"/>
       </w:rPr>
     </w:lvl>
     <w:lvl w:ilvl="4" w:tplc="73646360">
@@ -8015,7 +9084,7 @@
         <w:ind w:left="3600" w:hanging="360"/>
       </w:pPr>
       <w:rPr>
-        <w:rFonts w:hint="default" w:ascii="Courier New" w:hAnsi="Courier New"/>
+        <w:rFonts w:ascii="Courier New" w:hAnsi="Courier New" w:hint="default"/>
       </w:rPr>
     </w:lvl>
     <w:lvl w:ilvl="5" w:tplc="D91EE980">
@@ -8027,7 +9096,7 @@
         <w:ind w:left="4320" w:hanging="360"/>
       </w:pPr>
       <w:rPr>
-        <w:rFonts w:hint="default" w:ascii="Wingdings" w:hAnsi="Wingdings"/>
+        <w:rFonts w:ascii="Wingdings" w:hAnsi="Wingdings" w:hint="default"/>
       </w:rPr>
     </w:lvl>
     <w:lvl w:ilvl="6" w:tplc="9552F95C">
@@ -8039,7 +9108,7 @@
         <w:ind w:left="5040" w:hanging="360"/>
       </w:pPr>
       <w:rPr>
-        <w:rFonts w:hint="default" w:ascii="Symbol" w:hAnsi="Symbol"/>
+        <w:rFonts w:ascii="Symbol" w:hAnsi="Symbol" w:hint="default"/>
       </w:rPr>
     </w:lvl>
     <w:lvl w:ilvl="7" w:tplc="F4D67658">
@@ -8051,7 +9120,7 @@
         <w:ind w:left="5760" w:hanging="360"/>
       </w:pPr>
       <w:rPr>
-        <w:rFonts w:hint="default" w:ascii="Courier New" w:hAnsi="Courier New"/>
+        <w:rFonts w:ascii="Courier New" w:hAnsi="Courier New" w:hint="default"/>
       </w:rPr>
     </w:lvl>
     <w:lvl w:ilvl="8" w:tplc="740693DA">
@@ -8063,11 +9132,11 @@
         <w:ind w:left="6480" w:hanging="360"/>
       </w:pPr>
       <w:rPr>
-        <w:rFonts w:hint="default" w:ascii="Wingdings" w:hAnsi="Wingdings"/>
+        <w:rFonts w:ascii="Wingdings" w:hAnsi="Wingdings" w:hint="default"/>
       </w:rPr>
     </w:lvl>
   </w:abstractNum>
-  <w:abstractNum w:abstractNumId="30" w15:restartNumberingAfterBreak="0">
+  <w:abstractNum w:abstractNumId="31" w15:restartNumberingAfterBreak="0">
     <w:nsid w:val="5261983F"/>
     <w:multiLevelType w:val="hybridMultilevel"/>
     <w:tmpl w:val="F9EEB232"/>
@@ -8080,7 +9149,7 @@
         <w:ind w:left="720" w:hanging="360"/>
       </w:pPr>
       <w:rPr>
-        <w:rFonts w:hint="default" w:ascii="Symbol" w:hAnsi="Symbol"/>
+        <w:rFonts w:ascii="Symbol" w:hAnsi="Symbol" w:hint="default"/>
       </w:rPr>
     </w:lvl>
     <w:lvl w:ilvl="1" w:tplc="35461BF6">
@@ -8092,7 +9161,7 @@
         <w:ind w:left="1440" w:hanging="360"/>
       </w:pPr>
       <w:rPr>
-        <w:rFonts w:hint="default" w:ascii="Courier New" w:hAnsi="Courier New"/>
+        <w:rFonts w:ascii="Courier New" w:hAnsi="Courier New" w:hint="default"/>
       </w:rPr>
     </w:lvl>
     <w:lvl w:ilvl="2" w:tplc="FC2A7B8C">
@@ -8104,7 +9173,7 @@
         <w:ind w:left="2160" w:hanging="360"/>
       </w:pPr>
       <w:rPr>
-        <w:rFonts w:hint="default" w:ascii="Wingdings" w:hAnsi="Wingdings"/>
+        <w:rFonts w:ascii="Wingdings" w:hAnsi="Wingdings" w:hint="default"/>
       </w:rPr>
     </w:lvl>
     <w:lvl w:ilvl="3" w:tplc="50008B82">
@@ -8116,7 +9185,7 @@
         <w:ind w:left="2880" w:hanging="360"/>
       </w:pPr>
       <w:rPr>
-        <w:rFonts w:hint="default" w:ascii="Symbol" w:hAnsi="Symbol"/>
+        <w:rFonts w:ascii="Symbol" w:hAnsi="Symbol" w:hint="default"/>
       </w:rPr>
     </w:lvl>
     <w:lvl w:ilvl="4" w:tplc="94422A9A">
@@ -8128,7 +9197,7 @@
         <w:ind w:left="3600" w:hanging="360"/>
       </w:pPr>
       <w:rPr>
-        <w:rFonts w:hint="default" w:ascii="Courier New" w:hAnsi="Courier New"/>
+        <w:rFonts w:ascii="Courier New" w:hAnsi="Courier New" w:hint="default"/>
       </w:rPr>
     </w:lvl>
     <w:lvl w:ilvl="5" w:tplc="9A426F58">
@@ -8140,7 +9209,7 @@
         <w:ind w:left="4320" w:hanging="360"/>
       </w:pPr>
       <w:rPr>
-        <w:rFonts w:hint="default" w:ascii="Wingdings" w:hAnsi="Wingdings"/>
+        <w:rFonts w:ascii="Wingdings" w:hAnsi="Wingdings" w:hint="default"/>
       </w:rPr>
     </w:lvl>
     <w:lvl w:ilvl="6" w:tplc="0930BB0A">
@@ -8152,7 +9221,7 @@
         <w:ind w:left="5040" w:hanging="360"/>
       </w:pPr>
       <w:rPr>
-        <w:rFonts w:hint="default" w:ascii="Symbol" w:hAnsi="Symbol"/>
+        <w:rFonts w:ascii="Symbol" w:hAnsi="Symbol" w:hint="default"/>
       </w:rPr>
     </w:lvl>
     <w:lvl w:ilvl="7" w:tplc="01267B7E">
@@ -8164,7 +9233,7 @@
         <w:ind w:left="5760" w:hanging="360"/>
       </w:pPr>
       <w:rPr>
-        <w:rFonts w:hint="default" w:ascii="Courier New" w:hAnsi="Courier New"/>
+        <w:rFonts w:ascii="Courier New" w:hAnsi="Courier New" w:hint="default"/>
       </w:rPr>
     </w:lvl>
     <w:lvl w:ilvl="8" w:tplc="2D62971E">
@@ -8176,11 +9245,11 @@
         <w:ind w:left="6480" w:hanging="360"/>
       </w:pPr>
       <w:rPr>
-        <w:rFonts w:hint="default" w:ascii="Wingdings" w:hAnsi="Wingdings"/>
+        <w:rFonts w:ascii="Wingdings" w:hAnsi="Wingdings" w:hint="default"/>
       </w:rPr>
     </w:lvl>
   </w:abstractNum>
-  <w:abstractNum w:abstractNumId="31" w15:restartNumberingAfterBreak="0">
+  <w:abstractNum w:abstractNumId="32" w15:restartNumberingAfterBreak="0">
     <w:nsid w:val="552D365B"/>
     <w:multiLevelType w:val="hybridMultilevel"/>
     <w:tmpl w:val="47643BC4"/>
@@ -8193,7 +9262,7 @@
         <w:ind w:left="720" w:hanging="360"/>
       </w:pPr>
       <w:rPr>
-        <w:rFonts w:hint="default" w:ascii="Symbol" w:hAnsi="Symbol"/>
+        <w:rFonts w:ascii="Symbol" w:hAnsi="Symbol" w:hint="default"/>
       </w:rPr>
     </w:lvl>
     <w:lvl w:ilvl="1" w:tplc="E346871E">
@@ -8205,7 +9274,7 @@
         <w:ind w:left="1440" w:hanging="360"/>
       </w:pPr>
       <w:rPr>
-        <w:rFonts w:hint="default" w:ascii="Courier New" w:hAnsi="Courier New"/>
+        <w:rFonts w:ascii="Courier New" w:hAnsi="Courier New" w:hint="default"/>
       </w:rPr>
     </w:lvl>
     <w:lvl w:ilvl="2" w:tplc="18061672">
@@ -8217,7 +9286,7 @@
         <w:ind w:left="2160" w:hanging="360"/>
       </w:pPr>
       <w:rPr>
-        <w:rFonts w:hint="default" w:ascii="Wingdings" w:hAnsi="Wingdings"/>
+        <w:rFonts w:ascii="Wingdings" w:hAnsi="Wingdings" w:hint="default"/>
       </w:rPr>
     </w:lvl>
     <w:lvl w:ilvl="3" w:tplc="8996B632">
@@ -8229,7 +9298,7 @@
         <w:ind w:left="2880" w:hanging="360"/>
       </w:pPr>
       <w:rPr>
-        <w:rFonts w:hint="default" w:ascii="Symbol" w:hAnsi="Symbol"/>
+        <w:rFonts w:ascii="Symbol" w:hAnsi="Symbol" w:hint="default"/>
       </w:rPr>
     </w:lvl>
     <w:lvl w:ilvl="4" w:tplc="470615C6">
@@ -8241,7 +9310,7 @@
         <w:ind w:left="3600" w:hanging="360"/>
       </w:pPr>
       <w:rPr>
-        <w:rFonts w:hint="default" w:ascii="Courier New" w:hAnsi="Courier New"/>
+        <w:rFonts w:ascii="Courier New" w:hAnsi="Courier New" w:hint="default"/>
       </w:rPr>
     </w:lvl>
     <w:lvl w:ilvl="5" w:tplc="AE86C2DA">
@@ -8253,7 +9322,7 @@
         <w:ind w:left="4320" w:hanging="360"/>
       </w:pPr>
       <w:rPr>
-        <w:rFonts w:hint="default" w:ascii="Wingdings" w:hAnsi="Wingdings"/>
+        <w:rFonts w:ascii="Wingdings" w:hAnsi="Wingdings" w:hint="default"/>
       </w:rPr>
     </w:lvl>
     <w:lvl w:ilvl="6" w:tplc="BC00D430">
@@ -8265,7 +9334,7 @@
         <w:ind w:left="5040" w:hanging="360"/>
       </w:pPr>
       <w:rPr>
-        <w:rFonts w:hint="default" w:ascii="Symbol" w:hAnsi="Symbol"/>
+        <w:rFonts w:ascii="Symbol" w:hAnsi="Symbol" w:hint="default"/>
       </w:rPr>
     </w:lvl>
     <w:lvl w:ilvl="7" w:tplc="B04A95DA">
@@ -8277,7 +9346,7 @@
         <w:ind w:left="5760" w:hanging="360"/>
       </w:pPr>
       <w:rPr>
-        <w:rFonts w:hint="default" w:ascii="Courier New" w:hAnsi="Courier New"/>
+        <w:rFonts w:ascii="Courier New" w:hAnsi="Courier New" w:hint="default"/>
       </w:rPr>
     </w:lvl>
     <w:lvl w:ilvl="8" w:tplc="57105464">
@@ -8289,11 +9358,11 @@
         <w:ind w:left="6480" w:hanging="360"/>
       </w:pPr>
       <w:rPr>
-        <w:rFonts w:hint="default" w:ascii="Wingdings" w:hAnsi="Wingdings"/>
+        <w:rFonts w:ascii="Wingdings" w:hAnsi="Wingdings" w:hint="default"/>
       </w:rPr>
     </w:lvl>
   </w:abstractNum>
-  <w:abstractNum w:abstractNumId="32" w15:restartNumberingAfterBreak="0">
+  <w:abstractNum w:abstractNumId="33" w15:restartNumberingAfterBreak="0">
     <w:nsid w:val="5EA949FF"/>
     <w:multiLevelType w:val="hybridMultilevel"/>
     <w:tmpl w:val="08725B5C"/>
@@ -8306,7 +9375,7 @@
         <w:ind w:left="720" w:hanging="360"/>
       </w:pPr>
       <w:rPr>
-        <w:rFonts w:hint="default" w:ascii="Symbol" w:hAnsi="Symbol"/>
+        <w:rFonts w:ascii="Symbol" w:hAnsi="Symbol" w:hint="default"/>
       </w:rPr>
     </w:lvl>
     <w:lvl w:ilvl="1" w:tplc="04090003" w:tentative="1">
@@ -8318,7 +9387,7 @@
         <w:ind w:left="1440" w:hanging="360"/>
       </w:pPr>
       <w:rPr>
-        <w:rFonts w:hint="default" w:ascii="Courier New" w:hAnsi="Courier New" w:cs="Courier New"/>
+        <w:rFonts w:ascii="Courier New" w:hAnsi="Courier New" w:cs="Courier New" w:hint="default"/>
       </w:rPr>
     </w:lvl>
     <w:lvl w:ilvl="2" w:tplc="04090005" w:tentative="1">
@@ -8330,7 +9399,7 @@
         <w:ind w:left="2160" w:hanging="360"/>
       </w:pPr>
       <w:rPr>
-        <w:rFonts w:hint="default" w:ascii="Wingdings" w:hAnsi="Wingdings"/>
+        <w:rFonts w:ascii="Wingdings" w:hAnsi="Wingdings" w:hint="default"/>
       </w:rPr>
     </w:lvl>
     <w:lvl w:ilvl="3" w:tplc="04090001" w:tentative="1">
@@ -8342,7 +9411,7 @@
         <w:ind w:left="2880" w:hanging="360"/>
       </w:pPr>
       <w:rPr>
-        <w:rFonts w:hint="default" w:ascii="Symbol" w:hAnsi="Symbol"/>
+        <w:rFonts w:ascii="Symbol" w:hAnsi="Symbol" w:hint="default"/>
       </w:rPr>
     </w:lvl>
     <w:lvl w:ilvl="4" w:tplc="04090003" w:tentative="1">
@@ -8354,7 +9423,7 @@
         <w:ind w:left="3600" w:hanging="360"/>
       </w:pPr>
       <w:rPr>
-        <w:rFonts w:hint="default" w:ascii="Courier New" w:hAnsi="Courier New" w:cs="Courier New"/>
+        <w:rFonts w:ascii="Courier New" w:hAnsi="Courier New" w:cs="Courier New" w:hint="default"/>
       </w:rPr>
     </w:lvl>
     <w:lvl w:ilvl="5" w:tplc="04090005" w:tentative="1">
@@ -8366,7 +9435,7 @@
         <w:ind w:left="4320" w:hanging="360"/>
       </w:pPr>
       <w:rPr>
-        <w:rFonts w:hint="default" w:ascii="Wingdings" w:hAnsi="Wingdings"/>
+        <w:rFonts w:ascii="Wingdings" w:hAnsi="Wingdings" w:hint="default"/>
       </w:rPr>
     </w:lvl>
     <w:lvl w:ilvl="6" w:tplc="04090001" w:tentative="1">
@@ -8378,7 +9447,7 @@
         <w:ind w:left="5040" w:hanging="360"/>
       </w:pPr>
       <w:rPr>
-        <w:rFonts w:hint="default" w:ascii="Symbol" w:hAnsi="Symbol"/>
+        <w:rFonts w:ascii="Symbol" w:hAnsi="Symbol" w:hint="default"/>
       </w:rPr>
     </w:lvl>
     <w:lvl w:ilvl="7" w:tplc="04090003" w:tentative="1">
@@ -8390,7 +9459,7 @@
         <w:ind w:left="5760" w:hanging="360"/>
       </w:pPr>
       <w:rPr>
-        <w:rFonts w:hint="default" w:ascii="Courier New" w:hAnsi="Courier New" w:cs="Courier New"/>
+        <w:rFonts w:ascii="Courier New" w:hAnsi="Courier New" w:cs="Courier New" w:hint="default"/>
       </w:rPr>
     </w:lvl>
     <w:lvl w:ilvl="8" w:tplc="04090005" w:tentative="1">
@@ -8402,11 +9471,11 @@
         <w:ind w:left="6480" w:hanging="360"/>
       </w:pPr>
       <w:rPr>
-        <w:rFonts w:hint="default" w:ascii="Wingdings" w:hAnsi="Wingdings"/>
+        <w:rFonts w:ascii="Wingdings" w:hAnsi="Wingdings" w:hint="default"/>
       </w:rPr>
     </w:lvl>
   </w:abstractNum>
-  <w:abstractNum w:abstractNumId="33" w15:restartNumberingAfterBreak="0">
+  <w:abstractNum w:abstractNumId="34" w15:restartNumberingAfterBreak="0">
     <w:nsid w:val="607C32E0"/>
     <w:multiLevelType w:val="hybridMultilevel"/>
     <w:tmpl w:val="4518F62C"/>
@@ -8419,7 +9488,7 @@
         <w:ind w:left="720" w:hanging="360"/>
       </w:pPr>
       <w:rPr>
-        <w:rFonts w:hint="default" w:ascii="Symbol" w:hAnsi="Symbol"/>
+        <w:rFonts w:ascii="Symbol" w:hAnsi="Symbol" w:hint="default"/>
       </w:rPr>
     </w:lvl>
     <w:lvl w:ilvl="1" w:tplc="EC423B26">
@@ -8431,7 +9500,7 @@
         <w:ind w:left="1440" w:hanging="360"/>
       </w:pPr>
       <w:rPr>
-        <w:rFonts w:hint="default" w:ascii="Courier New" w:hAnsi="Courier New"/>
+        <w:rFonts w:ascii="Courier New" w:hAnsi="Courier New" w:hint="default"/>
       </w:rPr>
     </w:lvl>
     <w:lvl w:ilvl="2" w:tplc="750A5BDA">
@@ -8443,7 +9512,7 @@
         <w:ind w:left="2160" w:hanging="360"/>
       </w:pPr>
       <w:rPr>
-        <w:rFonts w:hint="default" w:ascii="Wingdings" w:hAnsi="Wingdings"/>
+        <w:rFonts w:ascii="Wingdings" w:hAnsi="Wingdings" w:hint="default"/>
       </w:rPr>
     </w:lvl>
     <w:lvl w:ilvl="3" w:tplc="32927DFE">
@@ -8455,7 +9524,7 @@
         <w:ind w:left="2880" w:hanging="360"/>
       </w:pPr>
       <w:rPr>
-        <w:rFonts w:hint="default" w:ascii="Symbol" w:hAnsi="Symbol"/>
+        <w:rFonts w:ascii="Symbol" w:hAnsi="Symbol" w:hint="default"/>
       </w:rPr>
     </w:lvl>
     <w:lvl w:ilvl="4" w:tplc="DF5EB92A">
@@ -8467,7 +9536,7 @@
         <w:ind w:left="3600" w:hanging="360"/>
       </w:pPr>
       <w:rPr>
-        <w:rFonts w:hint="default" w:ascii="Courier New" w:hAnsi="Courier New"/>
+        <w:rFonts w:ascii="Courier New" w:hAnsi="Courier New" w:hint="default"/>
       </w:rPr>
     </w:lvl>
     <w:lvl w:ilvl="5" w:tplc="11BA71C6">
@@ -8479,7 +9548,7 @@
         <w:ind w:left="4320" w:hanging="360"/>
       </w:pPr>
       <w:rPr>
-        <w:rFonts w:hint="default" w:ascii="Wingdings" w:hAnsi="Wingdings"/>
+        <w:rFonts w:ascii="Wingdings" w:hAnsi="Wingdings" w:hint="default"/>
       </w:rPr>
     </w:lvl>
     <w:lvl w:ilvl="6" w:tplc="184EDA8C">
@@ -8491,7 +9560,7 @@
         <w:ind w:left="5040" w:hanging="360"/>
       </w:pPr>
       <w:rPr>
-        <w:rFonts w:hint="default" w:ascii="Symbol" w:hAnsi="Symbol"/>
+        <w:rFonts w:ascii="Symbol" w:hAnsi="Symbol" w:hint="default"/>
       </w:rPr>
     </w:lvl>
     <w:lvl w:ilvl="7" w:tplc="B59C96BA">
@@ -8503,7 +9572,7 @@
         <w:ind w:left="5760" w:hanging="360"/>
       </w:pPr>
       <w:rPr>
-        <w:rFonts w:hint="default" w:ascii="Courier New" w:hAnsi="Courier New"/>
+        <w:rFonts w:ascii="Courier New" w:hAnsi="Courier New" w:hint="default"/>
       </w:rPr>
     </w:lvl>
     <w:lvl w:ilvl="8" w:tplc="D82239B8">
@@ -8515,11 +9584,11 @@
         <w:ind w:left="6480" w:hanging="360"/>
       </w:pPr>
       <w:rPr>
-        <w:rFonts w:hint="default" w:ascii="Wingdings" w:hAnsi="Wingdings"/>
+        <w:rFonts w:ascii="Wingdings" w:hAnsi="Wingdings" w:hint="default"/>
       </w:rPr>
     </w:lvl>
   </w:abstractNum>
-  <w:abstractNum w:abstractNumId="34" w15:restartNumberingAfterBreak="0">
+  <w:abstractNum w:abstractNumId="35" w15:restartNumberingAfterBreak="0">
     <w:nsid w:val="67B537EE"/>
     <w:multiLevelType w:val="hybridMultilevel"/>
     <w:tmpl w:val="6342564C"/>
@@ -8532,7 +9601,7 @@
         <w:ind w:left="720" w:hanging="360"/>
       </w:pPr>
       <w:rPr>
-        <w:rFonts w:hint="default" w:ascii="Symbol" w:hAnsi="Symbol"/>
+        <w:rFonts w:ascii="Symbol" w:hAnsi="Symbol" w:hint="default"/>
       </w:rPr>
     </w:lvl>
     <w:lvl w:ilvl="1" w:tplc="18CA52DE">
@@ -8544,7 +9613,7 @@
         <w:ind w:left="1440" w:hanging="360"/>
       </w:pPr>
       <w:rPr>
-        <w:rFonts w:hint="default" w:ascii="Courier New" w:hAnsi="Courier New"/>
+        <w:rFonts w:ascii="Courier New" w:hAnsi="Courier New" w:hint="default"/>
       </w:rPr>
     </w:lvl>
     <w:lvl w:ilvl="2" w:tplc="6AACD99C">
@@ -8556,7 +9625,7 @@
         <w:ind w:left="2160" w:hanging="360"/>
       </w:pPr>
       <w:rPr>
-        <w:rFonts w:hint="default" w:ascii="Wingdings" w:hAnsi="Wingdings"/>
+        <w:rFonts w:ascii="Wingdings" w:hAnsi="Wingdings" w:hint="default"/>
       </w:rPr>
     </w:lvl>
     <w:lvl w:ilvl="3" w:tplc="B5561E5C">
@@ -8568,7 +9637,7 @@
         <w:ind w:left="2880" w:hanging="360"/>
       </w:pPr>
       <w:rPr>
-        <w:rFonts w:hint="default" w:ascii="Symbol" w:hAnsi="Symbol"/>
+        <w:rFonts w:ascii="Symbol" w:hAnsi="Symbol" w:hint="default"/>
       </w:rPr>
     </w:lvl>
     <w:lvl w:ilvl="4" w:tplc="F79CE6A6">
@@ -8580,7 +9649,7 @@
         <w:ind w:left="3600" w:hanging="360"/>
       </w:pPr>
       <w:rPr>
-        <w:rFonts w:hint="default" w:ascii="Courier New" w:hAnsi="Courier New"/>
+        <w:rFonts w:ascii="Courier New" w:hAnsi="Courier New" w:hint="default"/>
       </w:rPr>
     </w:lvl>
     <w:lvl w:ilvl="5" w:tplc="1462522A">
@@ -8592,7 +9661,7 @@
         <w:ind w:left="4320" w:hanging="360"/>
       </w:pPr>
       <w:rPr>
-        <w:rFonts w:hint="default" w:ascii="Wingdings" w:hAnsi="Wingdings"/>
+        <w:rFonts w:ascii="Wingdings" w:hAnsi="Wingdings" w:hint="default"/>
       </w:rPr>
     </w:lvl>
     <w:lvl w:ilvl="6" w:tplc="72A47102">
@@ -8604,7 +9673,7 @@
         <w:ind w:left="5040" w:hanging="360"/>
       </w:pPr>
       <w:rPr>
-        <w:rFonts w:hint="default" w:ascii="Symbol" w:hAnsi="Symbol"/>
+        <w:rFonts w:ascii="Symbol" w:hAnsi="Symbol" w:hint="default"/>
       </w:rPr>
     </w:lvl>
     <w:lvl w:ilvl="7" w:tplc="BA4EDF8A">
@@ -8616,7 +9685,7 @@
         <w:ind w:left="5760" w:hanging="360"/>
       </w:pPr>
       <w:rPr>
-        <w:rFonts w:hint="default" w:ascii="Courier New" w:hAnsi="Courier New"/>
+        <w:rFonts w:ascii="Courier New" w:hAnsi="Courier New" w:hint="default"/>
       </w:rPr>
     </w:lvl>
     <w:lvl w:ilvl="8" w:tplc="5516975E">
@@ -8628,11 +9697,11 @@
         <w:ind w:left="6480" w:hanging="360"/>
       </w:pPr>
       <w:rPr>
-        <w:rFonts w:hint="default" w:ascii="Wingdings" w:hAnsi="Wingdings"/>
+        <w:rFonts w:ascii="Wingdings" w:hAnsi="Wingdings" w:hint="default"/>
       </w:rPr>
     </w:lvl>
   </w:abstractNum>
-  <w:abstractNum w:abstractNumId="35" w15:restartNumberingAfterBreak="0">
+  <w:abstractNum w:abstractNumId="36" w15:restartNumberingAfterBreak="0">
     <w:nsid w:val="6A9515C8"/>
     <w:multiLevelType w:val="hybridMultilevel"/>
     <w:tmpl w:val="8EE09C4E"/>
@@ -8645,7 +9714,7 @@
         <w:ind w:left="720" w:hanging="360"/>
       </w:pPr>
       <w:rPr>
-        <w:rFonts w:hint="default" w:ascii="Symbol" w:hAnsi="Symbol"/>
+        <w:rFonts w:ascii="Symbol" w:hAnsi="Symbol" w:hint="default"/>
       </w:rPr>
     </w:lvl>
     <w:lvl w:ilvl="1" w:tplc="04090003" w:tentative="1">
@@ -8657,7 +9726,7 @@
         <w:ind w:left="1440" w:hanging="360"/>
       </w:pPr>
       <w:rPr>
-        <w:rFonts w:hint="default" w:ascii="Courier New" w:hAnsi="Courier New" w:cs="Courier New"/>
+        <w:rFonts w:ascii="Courier New" w:hAnsi="Courier New" w:cs="Courier New" w:hint="default"/>
       </w:rPr>
     </w:lvl>
     <w:lvl w:ilvl="2" w:tplc="04090005" w:tentative="1">
@@ -8669,7 +9738,7 @@
         <w:ind w:left="2160" w:hanging="360"/>
       </w:pPr>
       <w:rPr>
-        <w:rFonts w:hint="default" w:ascii="Wingdings" w:hAnsi="Wingdings"/>
+        <w:rFonts w:ascii="Wingdings" w:hAnsi="Wingdings" w:hint="default"/>
       </w:rPr>
     </w:lvl>
     <w:lvl w:ilvl="3" w:tplc="04090001" w:tentative="1">
@@ -8681,7 +9750,7 @@
         <w:ind w:left="2880" w:hanging="360"/>
       </w:pPr>
       <w:rPr>
-        <w:rFonts w:hint="default" w:ascii="Symbol" w:hAnsi="Symbol"/>
+        <w:rFonts w:ascii="Symbol" w:hAnsi="Symbol" w:hint="default"/>
       </w:rPr>
     </w:lvl>
     <w:lvl w:ilvl="4" w:tplc="04090003" w:tentative="1">
@@ -8693,7 +9762,7 @@
         <w:ind w:left="3600" w:hanging="360"/>
       </w:pPr>
       <w:rPr>
-        <w:rFonts w:hint="default" w:ascii="Courier New" w:hAnsi="Courier New" w:cs="Courier New"/>
+        <w:rFonts w:ascii="Courier New" w:hAnsi="Courier New" w:cs="Courier New" w:hint="default"/>
       </w:rPr>
     </w:lvl>
     <w:lvl w:ilvl="5" w:tplc="04090005" w:tentative="1">
@@ -8705,7 +9774,7 @@
         <w:ind w:left="4320" w:hanging="360"/>
       </w:pPr>
       <w:rPr>
-        <w:rFonts w:hint="default" w:ascii="Wingdings" w:hAnsi="Wingdings"/>
+        <w:rFonts w:ascii="Wingdings" w:hAnsi="Wingdings" w:hint="default"/>
       </w:rPr>
     </w:lvl>
     <w:lvl w:ilvl="6" w:tplc="04090001" w:tentative="1">
@@ -8717,7 +9786,7 @@
         <w:ind w:left="5040" w:hanging="360"/>
       </w:pPr>
       <w:rPr>
-        <w:rFonts w:hint="default" w:ascii="Symbol" w:hAnsi="Symbol"/>
+        <w:rFonts w:ascii="Symbol" w:hAnsi="Symbol" w:hint="default"/>
       </w:rPr>
     </w:lvl>
     <w:lvl w:ilvl="7" w:tplc="04090003" w:tentative="1">
@@ -8729,7 +9798,7 @@
         <w:ind w:left="5760" w:hanging="360"/>
       </w:pPr>
       <w:rPr>
-        <w:rFonts w:hint="default" w:ascii="Courier New" w:hAnsi="Courier New" w:cs="Courier New"/>
+        <w:rFonts w:ascii="Courier New" w:hAnsi="Courier New" w:cs="Courier New" w:hint="default"/>
       </w:rPr>
     </w:lvl>
     <w:lvl w:ilvl="8" w:tplc="04090005" w:tentative="1">
@@ -8741,11 +9810,11 @@
         <w:ind w:left="6480" w:hanging="360"/>
       </w:pPr>
       <w:rPr>
-        <w:rFonts w:hint="default" w:ascii="Wingdings" w:hAnsi="Wingdings"/>
+        <w:rFonts w:ascii="Wingdings" w:hAnsi="Wingdings" w:hint="default"/>
       </w:rPr>
     </w:lvl>
   </w:abstractNum>
-  <w:abstractNum w:abstractNumId="36" w15:restartNumberingAfterBreak="0">
+  <w:abstractNum w:abstractNumId="37" w15:restartNumberingAfterBreak="0">
     <w:nsid w:val="7163E1EE"/>
     <w:multiLevelType w:val="hybridMultilevel"/>
     <w:tmpl w:val="70DE5744"/>
@@ -8758,7 +9827,7 @@
         <w:ind w:left="720" w:hanging="360"/>
       </w:pPr>
       <w:rPr>
-        <w:rFonts w:hint="default" w:ascii="Symbol" w:hAnsi="Symbol"/>
+        <w:rFonts w:ascii="Symbol" w:hAnsi="Symbol" w:hint="default"/>
       </w:rPr>
     </w:lvl>
     <w:lvl w:ilvl="1" w:tplc="E1E22540">
@@ -8770,7 +9839,7 @@
         <w:ind w:left="1440" w:hanging="360"/>
       </w:pPr>
       <w:rPr>
-        <w:rFonts w:hint="default" w:ascii="Courier New" w:hAnsi="Courier New"/>
+        <w:rFonts w:ascii="Courier New" w:hAnsi="Courier New" w:hint="default"/>
       </w:rPr>
     </w:lvl>
     <w:lvl w:ilvl="2" w:tplc="6E288338">
@@ -8782,7 +9851,7 @@
         <w:ind w:left="2160" w:hanging="360"/>
       </w:pPr>
       <w:rPr>
-        <w:rFonts w:hint="default" w:ascii="Wingdings" w:hAnsi="Wingdings"/>
+        <w:rFonts w:ascii="Wingdings" w:hAnsi="Wingdings" w:hint="default"/>
       </w:rPr>
     </w:lvl>
     <w:lvl w:ilvl="3" w:tplc="91B2DD60">
@@ -8794,7 +9863,7 @@
         <w:ind w:left="2880" w:hanging="360"/>
       </w:pPr>
       <w:rPr>
-        <w:rFonts w:hint="default" w:ascii="Symbol" w:hAnsi="Symbol"/>
+        <w:rFonts w:ascii="Symbol" w:hAnsi="Symbol" w:hint="default"/>
       </w:rPr>
     </w:lvl>
     <w:lvl w:ilvl="4" w:tplc="49E661A6">
@@ -8806,7 +9875,7 @@
         <w:ind w:left="3600" w:hanging="360"/>
       </w:pPr>
       <w:rPr>
-        <w:rFonts w:hint="default" w:ascii="Courier New" w:hAnsi="Courier New"/>
+        <w:rFonts w:ascii="Courier New" w:hAnsi="Courier New" w:hint="default"/>
       </w:rPr>
     </w:lvl>
     <w:lvl w:ilvl="5" w:tplc="95DCAF62">
@@ -8818,7 +9887,7 @@
         <w:ind w:left="4320" w:hanging="360"/>
       </w:pPr>
       <w:rPr>
-        <w:rFonts w:hint="default" w:ascii="Wingdings" w:hAnsi="Wingdings"/>
+        <w:rFonts w:ascii="Wingdings" w:hAnsi="Wingdings" w:hint="default"/>
       </w:rPr>
     </w:lvl>
     <w:lvl w:ilvl="6" w:tplc="B28A0BB4">
@@ -8830,7 +9899,7 @@
         <w:ind w:left="5040" w:hanging="360"/>
       </w:pPr>
       <w:rPr>
-        <w:rFonts w:hint="default" w:ascii="Symbol" w:hAnsi="Symbol"/>
+        <w:rFonts w:ascii="Symbol" w:hAnsi="Symbol" w:hint="default"/>
       </w:rPr>
     </w:lvl>
     <w:lvl w:ilvl="7" w:tplc="5E369E42">
@@ -8842,7 +9911,7 @@
         <w:ind w:left="5760" w:hanging="360"/>
       </w:pPr>
       <w:rPr>
-        <w:rFonts w:hint="default" w:ascii="Courier New" w:hAnsi="Courier New"/>
+        <w:rFonts w:ascii="Courier New" w:hAnsi="Courier New" w:hint="default"/>
       </w:rPr>
     </w:lvl>
     <w:lvl w:ilvl="8" w:tplc="EB967AFC">
@@ -8854,11 +9923,11 @@
         <w:ind w:left="6480" w:hanging="360"/>
       </w:pPr>
       <w:rPr>
-        <w:rFonts w:hint="default" w:ascii="Wingdings" w:hAnsi="Wingdings"/>
+        <w:rFonts w:ascii="Wingdings" w:hAnsi="Wingdings" w:hint="default"/>
       </w:rPr>
     </w:lvl>
   </w:abstractNum>
-  <w:abstractNum w:abstractNumId="37" w15:restartNumberingAfterBreak="0">
+  <w:abstractNum w:abstractNumId="38" w15:restartNumberingAfterBreak="0">
     <w:nsid w:val="71F773D9"/>
     <w:multiLevelType w:val="hybridMultilevel"/>
     <w:tmpl w:val="2FB6E73E"/>
@@ -8871,7 +9940,7 @@
         <w:ind w:left="720" w:hanging="360"/>
       </w:pPr>
       <w:rPr>
-        <w:rFonts w:hint="default" w:ascii="Symbol" w:hAnsi="Symbol"/>
+        <w:rFonts w:ascii="Symbol" w:hAnsi="Symbol" w:hint="default"/>
       </w:rPr>
     </w:lvl>
     <w:lvl w:ilvl="1" w:tplc="04090003" w:tentative="1">
@@ -8883,7 +9952,7 @@
         <w:ind w:left="1440" w:hanging="360"/>
       </w:pPr>
       <w:rPr>
-        <w:rFonts w:hint="default" w:ascii="Courier New" w:hAnsi="Courier New" w:cs="Courier New"/>
+        <w:rFonts w:ascii="Courier New" w:hAnsi="Courier New" w:cs="Courier New" w:hint="default"/>
       </w:rPr>
     </w:lvl>
     <w:lvl w:ilvl="2" w:tplc="04090005" w:tentative="1">
@@ -8895,7 +9964,7 @@
         <w:ind w:left="2160" w:hanging="360"/>
       </w:pPr>
       <w:rPr>
-        <w:rFonts w:hint="default" w:ascii="Wingdings" w:hAnsi="Wingdings"/>
+        <w:rFonts w:ascii="Wingdings" w:hAnsi="Wingdings" w:hint="default"/>
       </w:rPr>
     </w:lvl>
     <w:lvl w:ilvl="3" w:tplc="04090001" w:tentative="1">
@@ -8907,7 +9976,7 @@
         <w:ind w:left="2880" w:hanging="360"/>
       </w:pPr>
       <w:rPr>
-        <w:rFonts w:hint="default" w:ascii="Symbol" w:hAnsi="Symbol"/>
+        <w:rFonts w:ascii="Symbol" w:hAnsi="Symbol" w:hint="default"/>
       </w:rPr>
     </w:lvl>
     <w:lvl w:ilvl="4" w:tplc="04090003" w:tentative="1">
@@ -8919,7 +9988,7 @@
         <w:ind w:left="3600" w:hanging="360"/>
       </w:pPr>
       <w:rPr>
-        <w:rFonts w:hint="default" w:ascii="Courier New" w:hAnsi="Courier New" w:cs="Courier New"/>
+        <w:rFonts w:ascii="Courier New" w:hAnsi="Courier New" w:cs="Courier New" w:hint="default"/>
       </w:rPr>
     </w:lvl>
     <w:lvl w:ilvl="5" w:tplc="04090005" w:tentative="1">
@@ -8931,7 +10000,7 @@
         <w:ind w:left="4320" w:hanging="360"/>
       </w:pPr>
       <w:rPr>
-        <w:rFonts w:hint="default" w:ascii="Wingdings" w:hAnsi="Wingdings"/>
+        <w:rFonts w:ascii="Wingdings" w:hAnsi="Wingdings" w:hint="default"/>
       </w:rPr>
     </w:lvl>
     <w:lvl w:ilvl="6" w:tplc="04090001" w:tentative="1">
@@ -8943,7 +10012,7 @@
         <w:ind w:left="5040" w:hanging="360"/>
       </w:pPr>
       <w:rPr>
-        <w:rFonts w:hint="default" w:ascii="Symbol" w:hAnsi="Symbol"/>
+        <w:rFonts w:ascii="Symbol" w:hAnsi="Symbol" w:hint="default"/>
       </w:rPr>
     </w:lvl>
     <w:lvl w:ilvl="7" w:tplc="04090003" w:tentative="1">
@@ -8955,7 +10024,7 @@
         <w:ind w:left="5760" w:hanging="360"/>
       </w:pPr>
       <w:rPr>
-        <w:rFonts w:hint="default" w:ascii="Courier New" w:hAnsi="Courier New" w:cs="Courier New"/>
+        <w:rFonts w:ascii="Courier New" w:hAnsi="Courier New" w:cs="Courier New" w:hint="default"/>
       </w:rPr>
     </w:lvl>
     <w:lvl w:ilvl="8" w:tplc="04090005" w:tentative="1">
@@ -8967,11 +10036,11 @@
         <w:ind w:left="6480" w:hanging="360"/>
       </w:pPr>
       <w:rPr>
-        <w:rFonts w:hint="default" w:ascii="Wingdings" w:hAnsi="Wingdings"/>
+        <w:rFonts w:ascii="Wingdings" w:hAnsi="Wingdings" w:hint="default"/>
       </w:rPr>
     </w:lvl>
   </w:abstractNum>
-  <w:abstractNum w:abstractNumId="38" w15:restartNumberingAfterBreak="0">
+  <w:abstractNum w:abstractNumId="39" w15:restartNumberingAfterBreak="0">
     <w:nsid w:val="75DA7435"/>
     <w:multiLevelType w:val="hybridMultilevel"/>
     <w:tmpl w:val="AB52D732"/>
@@ -8984,7 +10053,7 @@
         <w:ind w:left="720" w:hanging="360"/>
       </w:pPr>
       <w:rPr>
-        <w:rFonts w:hint="default" w:ascii="Symbol" w:hAnsi="Symbol"/>
+        <w:rFonts w:ascii="Symbol" w:hAnsi="Symbol" w:hint="default"/>
       </w:rPr>
     </w:lvl>
     <w:lvl w:ilvl="1" w:tplc="04090003" w:tentative="1">
@@ -8996,7 +10065,7 @@
         <w:ind w:left="1440" w:hanging="360"/>
       </w:pPr>
       <w:rPr>
-        <w:rFonts w:hint="default" w:ascii="Courier New" w:hAnsi="Courier New" w:cs="Courier New"/>
+        <w:rFonts w:ascii="Courier New" w:hAnsi="Courier New" w:cs="Courier New" w:hint="default"/>
       </w:rPr>
     </w:lvl>
     <w:lvl w:ilvl="2" w:tplc="04090005" w:tentative="1">
@@ -9008,7 +10077,7 @@
         <w:ind w:left="2160" w:hanging="360"/>
       </w:pPr>
       <w:rPr>
-        <w:rFonts w:hint="default" w:ascii="Wingdings" w:hAnsi="Wingdings"/>
+        <w:rFonts w:ascii="Wingdings" w:hAnsi="Wingdings" w:hint="default"/>
       </w:rPr>
     </w:lvl>
     <w:lvl w:ilvl="3" w:tplc="04090001" w:tentative="1">
@@ -9020,7 +10089,7 @@
         <w:ind w:left="2880" w:hanging="360"/>
       </w:pPr>
       <w:rPr>
-        <w:rFonts w:hint="default" w:ascii="Symbol" w:hAnsi="Symbol"/>
+        <w:rFonts w:ascii="Symbol" w:hAnsi="Symbol" w:hint="default"/>
       </w:rPr>
     </w:lvl>
     <w:lvl w:ilvl="4" w:tplc="04090003" w:tentative="1">
@@ -9032,7 +10101,7 @@
         <w:ind w:left="3600" w:hanging="360"/>
       </w:pPr>
       <w:rPr>
-        <w:rFonts w:hint="default" w:ascii="Courier New" w:hAnsi="Courier New" w:cs="Courier New"/>
+        <w:rFonts w:ascii="Courier New" w:hAnsi="Courier New" w:cs="Courier New" w:hint="default"/>
       </w:rPr>
     </w:lvl>
     <w:lvl w:ilvl="5" w:tplc="04090005" w:tentative="1">
@@ -9044,7 +10113,7 @@
         <w:ind w:left="4320" w:hanging="360"/>
       </w:pPr>
       <w:rPr>
-        <w:rFonts w:hint="default" w:ascii="Wingdings" w:hAnsi="Wingdings"/>
+        <w:rFonts w:ascii="Wingdings" w:hAnsi="Wingdings" w:hint="default"/>
       </w:rPr>
     </w:lvl>
     <w:lvl w:ilvl="6" w:tplc="04090001" w:tentative="1">
@@ -9056,7 +10125,7 @@
         <w:ind w:left="5040" w:hanging="360"/>
       </w:pPr>
       <w:rPr>
-        <w:rFonts w:hint="default" w:ascii="Symbol" w:hAnsi="Symbol"/>
+        <w:rFonts w:ascii="Symbol" w:hAnsi="Symbol" w:hint="default"/>
       </w:rPr>
     </w:lvl>
     <w:lvl w:ilvl="7" w:tplc="04090003" w:tentative="1">
@@ -9068,7 +10137,7 @@
         <w:ind w:left="5760" w:hanging="360"/>
       </w:pPr>
       <w:rPr>
-        <w:rFonts w:hint="default" w:ascii="Courier New" w:hAnsi="Courier New" w:cs="Courier New"/>
+        <w:rFonts w:ascii="Courier New" w:hAnsi="Courier New" w:cs="Courier New" w:hint="default"/>
       </w:rPr>
     </w:lvl>
     <w:lvl w:ilvl="8" w:tplc="04090005" w:tentative="1">
@@ -9080,11 +10149,11 @@
         <w:ind w:left="6480" w:hanging="360"/>
       </w:pPr>
       <w:rPr>
-        <w:rFonts w:hint="default" w:ascii="Wingdings" w:hAnsi="Wingdings"/>
+        <w:rFonts w:ascii="Wingdings" w:hAnsi="Wingdings" w:hint="default"/>
       </w:rPr>
     </w:lvl>
   </w:abstractNum>
-  <w:abstractNum w:abstractNumId="39" w15:restartNumberingAfterBreak="0">
+  <w:abstractNum w:abstractNumId="40" w15:restartNumberingAfterBreak="0">
     <w:nsid w:val="7A848095"/>
     <w:multiLevelType w:val="hybridMultilevel"/>
     <w:tmpl w:val="1B829EB8"/>
@@ -9097,7 +10166,7 @@
         <w:ind w:left="720" w:hanging="360"/>
       </w:pPr>
       <w:rPr>
-        <w:rFonts w:hint="default" w:ascii="Symbol" w:hAnsi="Symbol"/>
+        <w:rFonts w:ascii="Symbol" w:hAnsi="Symbol" w:hint="default"/>
       </w:rPr>
     </w:lvl>
     <w:lvl w:ilvl="1" w:tplc="9230E564">
@@ -9109,7 +10178,7 @@
         <w:ind w:left="1440" w:hanging="360"/>
       </w:pPr>
       <w:rPr>
-        <w:rFonts w:hint="default" w:ascii="Courier New" w:hAnsi="Courier New"/>
+        <w:rFonts w:ascii="Courier New" w:hAnsi="Courier New" w:hint="default"/>
       </w:rPr>
     </w:lvl>
     <w:lvl w:ilvl="2" w:tplc="D034FAF4">
@@ -9121,7 +10190,7 @@
         <w:ind w:left="2160" w:hanging="360"/>
       </w:pPr>
       <w:rPr>
-        <w:rFonts w:hint="default" w:ascii="Wingdings" w:hAnsi="Wingdings"/>
+        <w:rFonts w:ascii="Wingdings" w:hAnsi="Wingdings" w:hint="default"/>
       </w:rPr>
     </w:lvl>
     <w:lvl w:ilvl="3" w:tplc="2484289E">
@@ -9133,7 +10202,7 @@
         <w:ind w:left="2880" w:hanging="360"/>
       </w:pPr>
       <w:rPr>
-        <w:rFonts w:hint="default" w:ascii="Symbol" w:hAnsi="Symbol"/>
+        <w:rFonts w:ascii="Symbol" w:hAnsi="Symbol" w:hint="default"/>
       </w:rPr>
     </w:lvl>
     <w:lvl w:ilvl="4" w:tplc="8DEAD96A">
@@ -9145,7 +10214,7 @@
         <w:ind w:left="3600" w:hanging="360"/>
       </w:pPr>
       <w:rPr>
-        <w:rFonts w:hint="default" w:ascii="Courier New" w:hAnsi="Courier New"/>
+        <w:rFonts w:ascii="Courier New" w:hAnsi="Courier New" w:hint="default"/>
       </w:rPr>
     </w:lvl>
     <w:lvl w:ilvl="5" w:tplc="4B2ADF7C">
@@ -9157,7 +10226,7 @@
         <w:ind w:left="4320" w:hanging="360"/>
       </w:pPr>
       <w:rPr>
-        <w:rFonts w:hint="default" w:ascii="Wingdings" w:hAnsi="Wingdings"/>
+        <w:rFonts w:ascii="Wingdings" w:hAnsi="Wingdings" w:hint="default"/>
       </w:rPr>
     </w:lvl>
     <w:lvl w:ilvl="6" w:tplc="40BCFC22">
@@ -9169,7 +10238,7 @@
         <w:ind w:left="5040" w:hanging="360"/>
       </w:pPr>
       <w:rPr>
-        <w:rFonts w:hint="default" w:ascii="Symbol" w:hAnsi="Symbol"/>
+        <w:rFonts w:ascii="Symbol" w:hAnsi="Symbol" w:hint="default"/>
       </w:rPr>
     </w:lvl>
     <w:lvl w:ilvl="7" w:tplc="5116483A">
@@ -9181,7 +10250,7 @@
         <w:ind w:left="5760" w:hanging="360"/>
       </w:pPr>
       <w:rPr>
-        <w:rFonts w:hint="default" w:ascii="Courier New" w:hAnsi="Courier New"/>
+        <w:rFonts w:ascii="Courier New" w:hAnsi="Courier New" w:hint="default"/>
       </w:rPr>
     </w:lvl>
     <w:lvl w:ilvl="8" w:tplc="5B761B90">
@@ -9193,11 +10262,11 @@
         <w:ind w:left="6480" w:hanging="360"/>
       </w:pPr>
       <w:rPr>
-        <w:rFonts w:hint="default" w:ascii="Wingdings" w:hAnsi="Wingdings"/>
+        <w:rFonts w:ascii="Wingdings" w:hAnsi="Wingdings" w:hint="default"/>
       </w:rPr>
     </w:lvl>
   </w:abstractNum>
-  <w:abstractNum w:abstractNumId="40" w15:restartNumberingAfterBreak="0">
+  <w:abstractNum w:abstractNumId="41" w15:restartNumberingAfterBreak="0">
     <w:nsid w:val="7B28C71C"/>
     <w:multiLevelType w:val="hybridMultilevel"/>
     <w:tmpl w:val="4B4AB254"/>
@@ -9210,7 +10279,7 @@
         <w:ind w:left="720" w:hanging="360"/>
       </w:pPr>
       <w:rPr>
-        <w:rFonts w:hint="default" w:ascii="Symbol" w:hAnsi="Symbol"/>
+        <w:rFonts w:ascii="Symbol" w:hAnsi="Symbol" w:hint="default"/>
       </w:rPr>
     </w:lvl>
     <w:lvl w:ilvl="1" w:tplc="119280BC">
@@ -9222,7 +10291,7 @@
         <w:ind w:left="1440" w:hanging="360"/>
       </w:pPr>
       <w:rPr>
-        <w:rFonts w:hint="default" w:ascii="Courier New" w:hAnsi="Courier New"/>
+        <w:rFonts w:ascii="Courier New" w:hAnsi="Courier New" w:hint="default"/>
       </w:rPr>
     </w:lvl>
     <w:lvl w:ilvl="2" w:tplc="116EF118">
@@ -9234,7 +10303,7 @@
         <w:ind w:left="2160" w:hanging="360"/>
       </w:pPr>
       <w:rPr>
-        <w:rFonts w:hint="default" w:ascii="Wingdings" w:hAnsi="Wingdings"/>
+        <w:rFonts w:ascii="Wingdings" w:hAnsi="Wingdings" w:hint="default"/>
       </w:rPr>
     </w:lvl>
     <w:lvl w:ilvl="3" w:tplc="E9002EB2">
@@ -9246,7 +10315,7 @@
         <w:ind w:left="2880" w:hanging="360"/>
       </w:pPr>
       <w:rPr>
-        <w:rFonts w:hint="default" w:ascii="Symbol" w:hAnsi="Symbol"/>
+        <w:rFonts w:ascii="Symbol" w:hAnsi="Symbol" w:hint="default"/>
       </w:rPr>
     </w:lvl>
     <w:lvl w:ilvl="4" w:tplc="F0AC9E90">
@@ -9258,7 +10327,7 @@
         <w:ind w:left="3600" w:hanging="360"/>
       </w:pPr>
       <w:rPr>
-        <w:rFonts w:hint="default" w:ascii="Courier New" w:hAnsi="Courier New"/>
+        <w:rFonts w:ascii="Courier New" w:hAnsi="Courier New" w:hint="default"/>
       </w:rPr>
     </w:lvl>
     <w:lvl w:ilvl="5" w:tplc="623E6CD8">
@@ -9270,7 +10339,7 @@
         <w:ind w:left="4320" w:hanging="360"/>
       </w:pPr>
       <w:rPr>
-        <w:rFonts w:hint="default" w:ascii="Wingdings" w:hAnsi="Wingdings"/>
+        <w:rFonts w:ascii="Wingdings" w:hAnsi="Wingdings" w:hint="default"/>
       </w:rPr>
     </w:lvl>
     <w:lvl w:ilvl="6" w:tplc="394C75A0">
@@ -9282,7 +10351,7 @@
         <w:ind w:left="5040" w:hanging="360"/>
       </w:pPr>
       <w:rPr>
-        <w:rFonts w:hint="default" w:ascii="Symbol" w:hAnsi="Symbol"/>
+        <w:rFonts w:ascii="Symbol" w:hAnsi="Symbol" w:hint="default"/>
       </w:rPr>
     </w:lvl>
     <w:lvl w:ilvl="7" w:tplc="D9226910">
@@ -9294,7 +10363,7 @@
         <w:ind w:left="5760" w:hanging="360"/>
       </w:pPr>
       <w:rPr>
-        <w:rFonts w:hint="default" w:ascii="Courier New" w:hAnsi="Courier New"/>
+        <w:rFonts w:ascii="Courier New" w:hAnsi="Courier New" w:hint="default"/>
       </w:rPr>
     </w:lvl>
     <w:lvl w:ilvl="8" w:tplc="1A207C6A">
@@ -9306,39 +10375,39 @@
         <w:ind w:left="6480" w:hanging="360"/>
       </w:pPr>
       <w:rPr>
-        <w:rFonts w:hint="default" w:ascii="Wingdings" w:hAnsi="Wingdings"/>
+        <w:rFonts w:ascii="Wingdings" w:hAnsi="Wingdings" w:hint="default"/>
       </w:rPr>
     </w:lvl>
   </w:abstractNum>
   <w:num w:numId="1" w16cid:durableId="114254817">
-    <w:abstractNumId w:val="22"/>
+    <w:abstractNumId w:val="23"/>
   </w:num>
   <w:num w:numId="2" w16cid:durableId="42675816">
+    <w:abstractNumId w:val="19"/>
+  </w:num>
+  <w:num w:numId="3" w16cid:durableId="1630477054">
+    <w:abstractNumId w:val="29"/>
+  </w:num>
+  <w:num w:numId="4" w16cid:durableId="656298167">
     <w:abstractNumId w:val="18"/>
   </w:num>
-  <w:num w:numId="3" w16cid:durableId="1630477054">
-    <w:abstractNumId w:val="28"/>
-  </w:num>
-  <w:num w:numId="4" w16cid:durableId="656298167">
-    <w:abstractNumId w:val="17"/>
-  </w:num>
   <w:num w:numId="5" w16cid:durableId="779296165">
-    <w:abstractNumId w:val="39"/>
+    <w:abstractNumId w:val="40"/>
   </w:num>
   <w:num w:numId="6" w16cid:durableId="1751342637">
-    <w:abstractNumId w:val="31"/>
+    <w:abstractNumId w:val="32"/>
   </w:num>
   <w:num w:numId="7" w16cid:durableId="2082749432">
-    <w:abstractNumId w:val="40"/>
+    <w:abstractNumId w:val="41"/>
   </w:num>
   <w:num w:numId="8" w16cid:durableId="1633558461">
     <w:abstractNumId w:val="4"/>
   </w:num>
   <w:num w:numId="9" w16cid:durableId="1047025348">
-    <w:abstractNumId w:val="27"/>
+    <w:abstractNumId w:val="28"/>
   </w:num>
   <w:num w:numId="10" w16cid:durableId="442920441">
-    <w:abstractNumId w:val="14"/>
+    <w:abstractNumId w:val="15"/>
   </w:num>
   <w:num w:numId="11" w16cid:durableId="618605834">
     <w:abstractNumId w:val="7"/>
@@ -9347,10 +10416,10 @@
     <w:abstractNumId w:val="2"/>
   </w:num>
   <w:num w:numId="13" w16cid:durableId="649019414">
-    <w:abstractNumId w:val="34"/>
+    <w:abstractNumId w:val="35"/>
   </w:num>
   <w:num w:numId="14" w16cid:durableId="1173883899">
-    <w:abstractNumId w:val="36"/>
+    <w:abstractNumId w:val="37"/>
   </w:num>
   <w:num w:numId="15" w16cid:durableId="2083092303">
     <w:abstractNumId w:val="1"/>
@@ -9359,7 +10428,7 @@
     <w:abstractNumId w:val="6"/>
   </w:num>
   <w:num w:numId="17" w16cid:durableId="345835395">
-    <w:abstractNumId w:val="29"/>
+    <w:abstractNumId w:val="30"/>
   </w:num>
   <w:num w:numId="18" w16cid:durableId="699624464">
     <w:abstractNumId w:val="8"/>
@@ -9368,80 +10437,83 @@
     <w:abstractNumId w:val="3"/>
   </w:num>
   <w:num w:numId="20" w16cid:durableId="309942783">
+    <w:abstractNumId w:val="14"/>
+  </w:num>
+  <w:num w:numId="21" w16cid:durableId="142233755">
     <w:abstractNumId w:val="13"/>
   </w:num>
-  <w:num w:numId="21" w16cid:durableId="142233755">
+  <w:num w:numId="22" w16cid:durableId="2133745152">
+    <w:abstractNumId w:val="27"/>
+  </w:num>
+  <w:num w:numId="23" w16cid:durableId="612594438">
+    <w:abstractNumId w:val="34"/>
+  </w:num>
+  <w:num w:numId="24" w16cid:durableId="916598242">
+    <w:abstractNumId w:val="31"/>
+  </w:num>
+  <w:num w:numId="25" w16cid:durableId="76289323">
     <w:abstractNumId w:val="12"/>
   </w:num>
-  <w:num w:numId="22" w16cid:durableId="2133745152">
-    <w:abstractNumId w:val="26"/>
-  </w:num>
-  <w:num w:numId="23" w16cid:durableId="612594438">
-    <w:abstractNumId w:val="33"/>
-  </w:num>
-  <w:num w:numId="24" w16cid:durableId="916598242">
-    <w:abstractNumId w:val="30"/>
-  </w:num>
-  <w:num w:numId="25" w16cid:durableId="76289323">
+  <w:num w:numId="26" w16cid:durableId="507793999">
     <w:abstractNumId w:val="11"/>
   </w:num>
-  <w:num w:numId="26" w16cid:durableId="507793999">
-    <w:abstractNumId w:val="10"/>
+  <w:num w:numId="27" w16cid:durableId="268588255">
+    <w:abstractNumId w:val="17"/>
   </w:num>
-  <w:num w:numId="27" w16cid:durableId="268588255">
+  <w:num w:numId="28" w16cid:durableId="865948300">
+    <w:abstractNumId w:val="39"/>
+  </w:num>
+  <w:num w:numId="29" w16cid:durableId="981616765">
     <w:abstractNumId w:val="16"/>
   </w:num>
-  <w:num w:numId="28" w16cid:durableId="865948300">
-    <w:abstractNumId w:val="38"/>
-  </w:num>
-  <w:num w:numId="29" w16cid:durableId="981616765">
-    <w:abstractNumId w:val="15"/>
-  </w:num>
   <w:num w:numId="30" w16cid:durableId="1652252195">
-    <w:abstractNumId w:val="20"/>
+    <w:abstractNumId w:val="21"/>
   </w:num>
   <w:num w:numId="31" w16cid:durableId="39325752">
-    <w:abstractNumId w:val="37"/>
+    <w:abstractNumId w:val="38"/>
   </w:num>
   <w:num w:numId="32" w16cid:durableId="488013706">
     <w:abstractNumId w:val="0"/>
   </w:num>
   <w:num w:numId="33" w16cid:durableId="827328554">
-    <w:abstractNumId w:val="32"/>
+    <w:abstractNumId w:val="33"/>
   </w:num>
   <w:num w:numId="34" w16cid:durableId="2010866916">
-    <w:abstractNumId w:val="23"/>
+    <w:abstractNumId w:val="24"/>
   </w:num>
   <w:num w:numId="35" w16cid:durableId="924876482">
-    <w:abstractNumId w:val="21"/>
+    <w:abstractNumId w:val="22"/>
   </w:num>
   <w:num w:numId="36" w16cid:durableId="2129737827">
-    <w:abstractNumId w:val="35"/>
+    <w:abstractNumId w:val="36"/>
   </w:num>
   <w:num w:numId="37" w16cid:durableId="988361778">
-    <w:abstractNumId w:val="19"/>
+    <w:abstractNumId w:val="20"/>
   </w:num>
   <w:num w:numId="38" w16cid:durableId="252010173">
-    <w:abstractNumId w:val="25"/>
+    <w:abstractNumId w:val="26"/>
   </w:num>
   <w:num w:numId="39" w16cid:durableId="490371834">
     <w:abstractNumId w:val="5"/>
   </w:num>
   <w:num w:numId="40" w16cid:durableId="635449674">
-    <w:abstractNumId w:val="9"/>
+    <w:abstractNumId w:val="10"/>
   </w:num>
   <w:num w:numId="41" w16cid:durableId="1521771671">
-    <w:abstractNumId w:val="24"/>
+    <w:abstractNumId w:val="25"/>
+  </w:num>
+  <w:num w:numId="42" w16cid:durableId="1890221414">
+    <w:abstractNumId w:val="9"/>
   </w:num>
 </w:numbering>
 </file>
 
 <file path=word/styles.xml><?xml version="1.0" encoding="utf-8"?>
-<w:styles xmlns:mc="http://schemas.openxmlformats.org/markup-compatibility/2006" xmlns:r="http://schemas.openxmlformats.org/officeDocument/2006/relationships" xmlns:w="http://schemas.openxmlformats.org/wordprocessingml/2006/main" xmlns:w14="http://schemas.microsoft.com/office/word/2010/wordml" xmlns:w15="http://schemas.microsoft.com/office/word/2012/wordml" xmlns:w16cex="http://schemas.microsoft.com/office/word/2018/wordml/cex" xmlns:w16cid="http://schemas.microsoft.com/office/word/2016/wordml/cid" xmlns:w16="http://schemas.microsoft.com/office/word/2018/wordml" xmlns:w16du="http://schemas.microsoft.com/office/word/2023/wordml/word16du" xmlns:w16sdtdh="http://schemas.microsoft.com/office/word/2020/wordml/sdtdatahash" xmlns:w16sdtfl="http://schemas.microsoft.com/office/word/2024/wordml/sdtformatlock" xmlns:w16se="http://schemas.microsoft.com/office/word/2015/wordml/symex" mc:Ignorable="w14 w15 w16se w16cid w16 w16cex w16sdtdh w16sdtfl w16du">
+<w:styles xmlns:mc="http://schemas.openxmlformats.org/markup-compatibility/2006" xmlns:r="http://schemas.openxmlformats.org/officeDocument/2006/relationships" xmlns:w="http://schemas.openxmlformats.org/wordprocessingml/2006/main" xmlns:w14="http://schemas.microsoft.com/office/word/2010/wordml" xmlns:w15="http://schemas.microsoft.com/office/word/2012/wordml" xmlns:w16cex="http://schemas.microsoft.com/office/word/2018/wordml/cex" xmlns:w16cid="http://schemas.microsoft.com/office/word/2016/wordml/cid" xmlns:w16="http://schemas.microsoft.com/office/word/2018/wordml" xmlns:w16sdtdh="http://schemas.microsoft.com/office/word/2020/wordml/sdtdatahash" xmlns:w16sdtfl="http://schemas.microsoft.com/office/word/2024/wordml/sdtformatlock" xmlns:w16se="http://schemas.microsoft.com/office/word/2015/wordml/symex" xmlns:w16du="http://schemas.microsoft.com/office/word/2023/wordml/word16du" mc:Ignorable="w14 w15 w16se w16cid w16 w16cex w16sdtdh w16sdtfl w16du">
   <w:docDefaults>
     <w:rPrDefault>
       <w:rPr>
-        <w:rFonts w:asciiTheme="minorHAnsi" w:hAnsiTheme="minorHAnsi" w:eastAsiaTheme="minorHAnsi" w:cstheme="minorBidi"/>
+        <w:rFonts w:asciiTheme="minorHAnsi" w:eastAsiaTheme="minorHAnsi" w:hAnsiTheme="minorHAnsi" w:cstheme="minorBidi"/>
         <w:kern w:val="2"/>
         <w:sz w:val="24"/>
         <w:szCs w:val="24"/>
@@ -9454,14 +10526,14 @@
   <w:latentStyles w:defLockedState="0" w:defUIPriority="99" w:defSemiHidden="0" w:defUnhideWhenUsed="0" w:defQFormat="0" w:count="376">
     <w:lsdException w:name="Normal" w:uiPriority="0" w:qFormat="1"/>
     <w:lsdException w:name="heading 1" w:uiPriority="9" w:qFormat="1"/>
-    <w:lsdException w:name="heading 2" w:uiPriority="9" w:semiHidden="1" w:unhideWhenUsed="1" w:qFormat="1"/>
-    <w:lsdException w:name="heading 3" w:uiPriority="9" w:semiHidden="1" w:unhideWhenUsed="1" w:qFormat="1"/>
-    <w:lsdException w:name="heading 4" w:uiPriority="9" w:semiHidden="1" w:unhideWhenUsed="1" w:qFormat="1"/>
-    <w:lsdException w:name="heading 5" w:uiPriority="9" w:semiHidden="1" w:unhideWhenUsed="1" w:qFormat="1"/>
-    <w:lsdException w:name="heading 6" w:uiPriority="9" w:semiHidden="1" w:unhideWhenUsed="1" w:qFormat="1"/>
-    <w:lsdException w:name="heading 7" w:uiPriority="9" w:semiHidden="1" w:unhideWhenUsed="1" w:qFormat="1"/>
-    <w:lsdException w:name="heading 8" w:uiPriority="9" w:semiHidden="1" w:unhideWhenUsed="1" w:qFormat="1"/>
-    <w:lsdException w:name="heading 9" w:uiPriority="9" w:semiHidden="1" w:unhideWhenUsed="1" w:qFormat="1"/>
+    <w:lsdException w:name="heading 2" w:semiHidden="1" w:uiPriority="9" w:unhideWhenUsed="1" w:qFormat="1"/>
+    <w:lsdException w:name="heading 3" w:semiHidden="1" w:uiPriority="9" w:unhideWhenUsed="1" w:qFormat="1"/>
+    <w:lsdException w:name="heading 4" w:semiHidden="1" w:uiPriority="9" w:unhideWhenUsed="1" w:qFormat="1"/>
+    <w:lsdException w:name="heading 5" w:semiHidden="1" w:uiPriority="9" w:unhideWhenUsed="1" w:qFormat="1"/>
+    <w:lsdException w:name="heading 6" w:semiHidden="1" w:uiPriority="9" w:unhideWhenUsed="1" w:qFormat="1"/>
+    <w:lsdException w:name="heading 7" w:semiHidden="1" w:uiPriority="9" w:unhideWhenUsed="1" w:qFormat="1"/>
+    <w:lsdException w:name="heading 8" w:semiHidden="1" w:uiPriority="9" w:unhideWhenUsed="1" w:qFormat="1"/>
+    <w:lsdException w:name="heading 9" w:semiHidden="1" w:uiPriority="9" w:unhideWhenUsed="1" w:qFormat="1"/>
     <w:lsdException w:name="index 1" w:semiHidden="1" w:unhideWhenUsed="1"/>
     <w:lsdException w:name="index 2" w:semiHidden="1" w:unhideWhenUsed="1"/>
     <w:lsdException w:name="index 3" w:semiHidden="1" w:unhideWhenUsed="1"/>
@@ -9471,22 +10543,22 @@
     <w:lsdException w:name="index 7" w:semiHidden="1" w:unhideWhenUsed="1"/>
     <w:lsdException w:name="index 8" w:semiHidden="1" w:unhideWhenUsed="1"/>
     <w:lsdException w:name="index 9" w:semiHidden="1" w:unhideWhenUsed="1"/>
-    <w:lsdException w:name="toc 1" w:uiPriority="39" w:semiHidden="1" w:unhideWhenUsed="1"/>
-    <w:lsdException w:name="toc 2" w:uiPriority="39" w:semiHidden="1" w:unhideWhenUsed="1"/>
-    <w:lsdException w:name="toc 3" w:uiPriority="39" w:semiHidden="1" w:unhideWhenUsed="1"/>
-    <w:lsdException w:name="toc 4" w:uiPriority="39" w:semiHidden="1" w:unhideWhenUsed="1"/>
-    <w:lsdException w:name="toc 5" w:uiPriority="39" w:semiHidden="1" w:unhideWhenUsed="1"/>
-    <w:lsdException w:name="toc 6" w:uiPriority="39" w:semiHidden="1" w:unhideWhenUsed="1"/>
-    <w:lsdException w:name="toc 7" w:uiPriority="39" w:semiHidden="1" w:unhideWhenUsed="1"/>
-    <w:lsdException w:name="toc 8" w:uiPriority="39" w:semiHidden="1" w:unhideWhenUsed="1"/>
-    <w:lsdException w:name="toc 9" w:uiPriority="39" w:semiHidden="1" w:unhideWhenUsed="1"/>
+    <w:lsdException w:name="toc 1" w:semiHidden="1" w:uiPriority="39" w:unhideWhenUsed="1"/>
+    <w:lsdException w:name="toc 2" w:semiHidden="1" w:uiPriority="39" w:unhideWhenUsed="1"/>
+    <w:lsdException w:name="toc 3" w:semiHidden="1" w:uiPriority="39" w:unhideWhenUsed="1"/>
+    <w:lsdException w:name="toc 4" w:semiHidden="1" w:uiPriority="39" w:unhideWhenUsed="1"/>
+    <w:lsdException w:name="toc 5" w:semiHidden="1" w:uiPriority="39" w:unhideWhenUsed="1"/>
+    <w:lsdException w:name="toc 6" w:semiHidden="1" w:uiPriority="39" w:unhideWhenUsed="1"/>
+    <w:lsdException w:name="toc 7" w:semiHidden="1" w:uiPriority="39" w:unhideWhenUsed="1"/>
+    <w:lsdException w:name="toc 8" w:semiHidden="1" w:uiPriority="39" w:unhideWhenUsed="1"/>
+    <w:lsdException w:name="toc 9" w:semiHidden="1" w:uiPriority="39" w:unhideWhenUsed="1"/>
     <w:lsdException w:name="Normal Indent" w:semiHidden="1" w:unhideWhenUsed="1"/>
     <w:lsdException w:name="footnote text" w:semiHidden="1" w:unhideWhenUsed="1"/>
     <w:lsdException w:name="annotation text" w:semiHidden="1" w:unhideWhenUsed="1"/>
     <w:lsdException w:name="header" w:semiHidden="1" w:unhideWhenUsed="1"/>
     <w:lsdException w:name="footer" w:semiHidden="1" w:unhideWhenUsed="1"/>
     <w:lsdException w:name="index heading" w:semiHidden="1" w:unhideWhenUsed="1"/>
-    <w:lsdException w:name="caption" w:uiPriority="35" w:semiHidden="1" w:unhideWhenUsed="1" w:qFormat="1"/>
+    <w:lsdException w:name="caption" w:semiHidden="1" w:uiPriority="35" w:unhideWhenUsed="1" w:qFormat="1"/>
     <w:lsdException w:name="table of figures" w:semiHidden="1" w:unhideWhenUsed="1"/>
     <w:lsdException w:name="envelope address" w:semiHidden="1" w:unhideWhenUsed="1"/>
     <w:lsdException w:name="envelope return" w:semiHidden="1" w:unhideWhenUsed="1"/>
@@ -9517,8 +10589,8 @@
     <w:lsdException w:name="Title" w:uiPriority="10" w:qFormat="1"/>
     <w:lsdException w:name="Closing" w:semiHidden="1" w:unhideWhenUsed="1"/>
     <w:lsdException w:name="Signature" w:semiHidden="1" w:unhideWhenUsed="1"/>
-    <w:lsdException w:name="Default Paragraph Font" w:uiPriority="1" w:semiHidden="1" w:unhideWhenUsed="1"/>
-    <w:lsdException w:name="Body Text" w:uiPriority="1" w:semiHidden="1" w:unhideWhenUsed="1" w:qFormat="1"/>
+    <w:lsdException w:name="Default Paragraph Font" w:semiHidden="1" w:uiPriority="1" w:unhideWhenUsed="1"/>
+    <w:lsdException w:name="Body Text" w:semiHidden="1" w:uiPriority="1" w:unhideWhenUsed="1" w:qFormat="1"/>
     <w:lsdException w:name="Body Text Indent" w:semiHidden="1" w:unhideWhenUsed="1"/>
     <w:lsdException w:name="List Continue" w:semiHidden="1" w:unhideWhenUsed="1"/>
     <w:lsdException w:name="List Continue 2" w:semiHidden="1" w:unhideWhenUsed="1"/>
@@ -9717,8 +10789,8 @@
     <w:lsdException w:name="Subtle Reference" w:uiPriority="31" w:qFormat="1"/>
     <w:lsdException w:name="Intense Reference" w:uiPriority="32" w:qFormat="1"/>
     <w:lsdException w:name="Book Title" w:uiPriority="33" w:qFormat="1"/>
-    <w:lsdException w:name="Bibliography" w:uiPriority="37" w:semiHidden="1" w:unhideWhenUsed="1"/>
-    <w:lsdException w:name="TOC Heading" w:uiPriority="39" w:semiHidden="1" w:unhideWhenUsed="1" w:qFormat="1"/>
+    <w:lsdException w:name="Bibliography" w:semiHidden="1" w:uiPriority="37" w:unhideWhenUsed="1"/>
+    <w:lsdException w:name="TOC Heading" w:semiHidden="1" w:uiPriority="39" w:unhideWhenUsed="1" w:qFormat="1"/>
     <w:lsdException w:name="Plain Table 1" w:uiPriority="41"/>
     <w:lsdException w:name="Plain Table 2" w:uiPriority="42"/>
     <w:lsdException w:name="Plain Table 3" w:uiPriority="43"/>
@@ -9829,7 +10901,7 @@
     <w:lsdException w:name="Unresolved Mention" w:semiHidden="1" w:unhideWhenUsed="1"/>
     <w:lsdException w:name="Smart Link" w:semiHidden="1" w:unhideWhenUsed="1"/>
   </w:latentStyles>
-  <w:style w:type="paragraph" w:styleId="Normal" w:default="1">
+  <w:style w:type="paragraph" w:default="1" w:styleId="Normal">
     <w:name w:val="Normal"/>
     <w:qFormat/>
     <w:rsid w:val="00032B7C"/>
@@ -9856,7 +10928,7 @@
       <w:outlineLvl w:val="0"/>
     </w:pPr>
     <w:rPr>
-      <w:rFonts w:ascii="Arial Black" w:hAnsi="Arial Black" w:eastAsiaTheme="majorEastAsia" w:cstheme="majorBidi"/>
+      <w:rFonts w:ascii="Arial Black" w:eastAsiaTheme="majorEastAsia" w:hAnsi="Arial Black" w:cstheme="majorBidi"/>
       <w:b/>
       <w:color w:val="13294C"/>
       <w:sz w:val="56"/>
@@ -9973,12 +11045,12 @@
       <w:color w:val="595959" w:themeColor="text1" w:themeTint="A6"/>
     </w:rPr>
   </w:style>
-  <w:style w:type="character" w:styleId="DefaultParagraphFont" w:default="1">
+  <w:style w:type="character" w:default="1" w:styleId="DefaultParagraphFont">
     <w:name w:val="Default Paragraph Font"/>
     <w:uiPriority w:val="1"/>
     <w:unhideWhenUsed/>
   </w:style>
-  <w:style w:type="table" w:styleId="TableNormal" w:default="1">
+  <w:style w:type="table" w:default="1" w:styleId="TableNormal">
     <w:name w:val="Normal Table"/>
     <w:uiPriority w:val="99"/>
     <w:semiHidden/>
@@ -9993,7 +11065,7 @@
       </w:tblCellMar>
     </w:tblPr>
   </w:style>
-  <w:style w:type="numbering" w:styleId="NoList" w:default="1">
+  <w:style w:type="numbering" w:default="1" w:styleId="NoList">
     <w:name w:val="No List"/>
     <w:uiPriority w:val="99"/>
     <w:semiHidden/>
@@ -10007,7 +11079,7 @@
     <w:unhideWhenUsed/>
     <w:rsid w:val="0032403C"/>
   </w:style>
-  <w:style w:type="character" w:styleId="HeaderChar" w:customStyle="1">
+  <w:style w:type="character" w:customStyle="1" w:styleId="HeaderChar">
     <w:name w:val="Header Char"/>
     <w:basedOn w:val="DefaultParagraphFont"/>
     <w:link w:val="Header"/>
@@ -10047,7 +11119,7 @@
       <w14:numSpacing w14:val="proportional"/>
     </w:rPr>
   </w:style>
-  <w:style w:type="character" w:styleId="FooterChar" w:customStyle="1">
+  <w:style w:type="character" w:customStyle="1" w:styleId="FooterChar">
     <w:name w:val="Footer Char"/>
     <w:basedOn w:val="DefaultParagraphFont"/>
     <w:link w:val="Footer"/>
@@ -10072,28 +11144,28 @@
     <w:unhideWhenUsed/>
     <w:rsid w:val="000A2409"/>
   </w:style>
-  <w:style w:type="character" w:styleId="Heading1Char" w:customStyle="1">
+  <w:style w:type="character" w:customStyle="1" w:styleId="Heading1Char">
     <w:name w:val="Heading 1 Char"/>
     <w:basedOn w:val="DefaultParagraphFont"/>
     <w:link w:val="Heading1"/>
     <w:uiPriority w:val="9"/>
     <w:rsid w:val="00782842"/>
     <w:rPr>
-      <w:rFonts w:ascii="Arial Black" w:hAnsi="Arial Black" w:eastAsiaTheme="majorEastAsia" w:cstheme="majorBidi"/>
+      <w:rFonts w:ascii="Arial Black" w:eastAsiaTheme="majorEastAsia" w:hAnsi="Arial Black" w:cstheme="majorBidi"/>
       <w:b/>
       <w:color w:val="13294C"/>
       <w:sz w:val="56"/>
       <w:szCs w:val="32"/>
     </w:rPr>
   </w:style>
-  <w:style w:type="character" w:styleId="Heading2Char" w:customStyle="1">
+  <w:style w:type="character" w:customStyle="1" w:styleId="Heading2Char">
     <w:name w:val="Heading 2 Char"/>
     <w:basedOn w:val="DefaultParagraphFont"/>
     <w:link w:val="Heading2"/>
     <w:uiPriority w:val="9"/>
     <w:rsid w:val="000F31EC"/>
     <w:rPr>
-      <w:rFonts w:ascii="Arial" w:hAnsi="Arial" w:eastAsiaTheme="majorEastAsia" w:cstheme="majorBidi"/>
+      <w:rFonts w:ascii="Arial" w:eastAsiaTheme="majorEastAsia" w:hAnsi="Arial" w:cstheme="majorBidi"/>
       <w:b/>
       <w:color w:val="FE5F03"/>
       <w:sz w:val="40"/>
@@ -10113,7 +11185,7 @@
       <w:contextualSpacing/>
     </w:pPr>
     <w:rPr>
-      <w:rFonts w:ascii="Arial Black" w:hAnsi="Arial Black" w:eastAsiaTheme="majorEastAsia" w:cstheme="majorBidi"/>
+      <w:rFonts w:ascii="Arial Black" w:eastAsiaTheme="majorEastAsia" w:hAnsi="Arial Black" w:cstheme="majorBidi"/>
       <w:b/>
       <w:color w:val="13294B"/>
       <w:spacing w:val="-10"/>
@@ -10122,14 +11194,14 @@
       <w:szCs w:val="56"/>
     </w:rPr>
   </w:style>
-  <w:style w:type="character" w:styleId="TitleChar" w:customStyle="1">
+  <w:style w:type="character" w:customStyle="1" w:styleId="TitleChar">
     <w:name w:val="Title Char"/>
     <w:basedOn w:val="DefaultParagraphFont"/>
     <w:link w:val="Title"/>
     <w:uiPriority w:val="10"/>
     <w:rsid w:val="0013206C"/>
     <w:rPr>
-      <w:rFonts w:ascii="Arial Black" w:hAnsi="Arial Black" w:eastAsiaTheme="majorEastAsia" w:cstheme="majorBidi"/>
+      <w:rFonts w:ascii="Arial Black" w:eastAsiaTheme="majorEastAsia" w:hAnsi="Arial Black" w:cstheme="majorBidi"/>
       <w:b/>
       <w:color w:val="13294B"/>
       <w:spacing w:val="-10"/>
@@ -10163,12 +11235,12 @@
     </w:rPr>
     <w:tblPr>
       <w:tblBorders>
-        <w:top w:val="single" w:color="auto" w:sz="4" w:space="0"/>
-        <w:left w:val="single" w:color="auto" w:sz="4" w:space="0"/>
-        <w:bottom w:val="single" w:color="auto" w:sz="4" w:space="0"/>
-        <w:right w:val="single" w:color="auto" w:sz="4" w:space="0"/>
-        <w:insideH w:val="single" w:color="auto" w:sz="4" w:space="0"/>
-        <w:insideV w:val="single" w:color="auto" w:sz="4" w:space="0"/>
+        <w:top w:val="single" w:sz="4" w:space="0" w:color="auto"/>
+        <w:left w:val="single" w:sz="4" w:space="0" w:color="auto"/>
+        <w:bottom w:val="single" w:sz="4" w:space="0" w:color="auto"/>
+        <w:right w:val="single" w:sz="4" w:space="0" w:color="auto"/>
+        <w:insideH w:val="single" w:sz="4" w:space="0" w:color="auto"/>
+        <w:insideV w:val="single" w:sz="4" w:space="0" w:color="auto"/>
       </w:tblBorders>
     </w:tblPr>
   </w:style>
@@ -10183,27 +11255,27 @@
       <w:contextualSpacing/>
     </w:pPr>
   </w:style>
-  <w:style w:type="character" w:styleId="Heading3Char" w:customStyle="1">
+  <w:style w:type="character" w:customStyle="1" w:styleId="Heading3Char">
     <w:name w:val="Heading 3 Char"/>
     <w:basedOn w:val="DefaultParagraphFont"/>
     <w:link w:val="Heading3"/>
     <w:uiPriority w:val="9"/>
     <w:rsid w:val="00077C0F"/>
     <w:rPr>
-      <w:rFonts w:ascii="Arial" w:hAnsi="Arial" w:eastAsiaTheme="majorEastAsia" w:cstheme="majorBidi"/>
+      <w:rFonts w:ascii="Arial" w:eastAsiaTheme="majorEastAsia" w:hAnsi="Arial" w:cstheme="majorBidi"/>
       <w:b/>
       <w:color w:val="13294B"/>
       <w:sz w:val="30"/>
     </w:rPr>
   </w:style>
-  <w:style w:type="character" w:styleId="Heading4Char" w:customStyle="1">
+  <w:style w:type="character" w:customStyle="1" w:styleId="Heading4Char">
     <w:name w:val="Heading 4 Char"/>
     <w:basedOn w:val="DefaultParagraphFont"/>
     <w:link w:val="Heading4"/>
     <w:uiPriority w:val="9"/>
     <w:rsid w:val="002A770E"/>
     <w:rPr>
-      <w:rFonts w:ascii="Arial" w:hAnsi="Arial" w:eastAsiaTheme="majorEastAsia" w:cstheme="majorBidi"/>
+      <w:rFonts w:ascii="Arial" w:eastAsiaTheme="majorEastAsia" w:hAnsi="Arial" w:cstheme="majorBidi"/>
       <w:b/>
       <w:i/>
       <w:iCs/>
@@ -10211,14 +11283,14 @@
       <w:sz w:val="28"/>
     </w:rPr>
   </w:style>
-  <w:style w:type="character" w:styleId="Heading5Char" w:customStyle="1">
+  <w:style w:type="character" w:customStyle="1" w:styleId="Heading5Char">
     <w:name w:val="Heading 5 Char"/>
     <w:basedOn w:val="DefaultParagraphFont"/>
     <w:link w:val="Heading5"/>
     <w:uiPriority w:val="9"/>
     <w:rsid w:val="002A770E"/>
     <w:rPr>
-      <w:rFonts w:ascii="Arial" w:hAnsi="Arial" w:eastAsiaTheme="majorEastAsia" w:cstheme="majorBidi"/>
+      <w:rFonts w:ascii="Arial" w:eastAsiaTheme="majorEastAsia" w:hAnsi="Arial" w:cstheme="majorBidi"/>
       <w:b/>
       <w:color w:val="000000" w:themeColor="text1"/>
     </w:rPr>
@@ -10238,14 +11310,14 @@
       <w:spacing w:after="160"/>
     </w:pPr>
     <w:rPr>
-      <w:rFonts w:asciiTheme="minorHAnsi" w:hAnsiTheme="minorHAnsi" w:eastAsiaTheme="minorEastAsia"/>
+      <w:rFonts w:asciiTheme="minorHAnsi" w:eastAsiaTheme="minorEastAsia" w:hAnsiTheme="minorHAnsi"/>
       <w:color w:val="5A5A5A" w:themeColor="text1" w:themeTint="A5"/>
       <w:spacing w:val="15"/>
       <w:sz w:val="22"/>
       <w:szCs w:val="22"/>
     </w:rPr>
   </w:style>
-  <w:style w:type="character" w:styleId="SubtitleChar" w:customStyle="1">
+  <w:style w:type="character" w:customStyle="1" w:styleId="SubtitleChar">
     <w:name w:val="Subtitle Char"/>
     <w:basedOn w:val="DefaultParagraphFont"/>
     <w:link w:val="Subtitle"/>
@@ -10273,24 +11345,24 @@
       <w:spacing w:after="0"/>
     </w:pPr>
     <w:rPr>
-      <w:rFonts w:ascii="Times New Roman" w:hAnsi="Times New Roman" w:eastAsia="Times New Roman" w:cs="Times New Roman"/>
+      <w:rFonts w:ascii="Times New Roman" w:eastAsia="Times New Roman" w:hAnsi="Times New Roman" w:cs="Times New Roman"/>
       <w:kern w:val="0"/>
       <w14:ligatures w14:val="none"/>
     </w:rPr>
   </w:style>
-  <w:style w:type="character" w:styleId="BodyTextChar" w:customStyle="1">
+  <w:style w:type="character" w:customStyle="1" w:styleId="BodyTextChar">
     <w:name w:val="Body Text Char"/>
     <w:basedOn w:val="DefaultParagraphFont"/>
     <w:link w:val="BodyText"/>
     <w:uiPriority w:val="1"/>
     <w:rsid w:val="00893A10"/>
     <w:rPr>
-      <w:rFonts w:ascii="Times New Roman" w:hAnsi="Times New Roman" w:eastAsia="Times New Roman" w:cs="Times New Roman"/>
+      <w:rFonts w:ascii="Times New Roman" w:eastAsia="Times New Roman" w:hAnsi="Times New Roman" w:cs="Times New Roman"/>
       <w:kern w:val="0"/>
       <w14:ligatures w14:val="none"/>
     </w:rPr>
   </w:style>
-  <w:style w:type="paragraph" w:styleId="TableParagraph" w:customStyle="1">
+  <w:style w:type="paragraph" w:customStyle="1" w:styleId="TableParagraph">
     <w:name w:val="Table Paragraph"/>
     <w:uiPriority w:val="1"/>
     <w:qFormat/>
@@ -10302,13 +11374,13 @@
       <w:spacing w:before="120" w:after="120"/>
     </w:pPr>
     <w:rPr>
-      <w:rFonts w:ascii="Arial" w:hAnsi="Arial" w:eastAsia="Times New Roman" w:cs="Times New Roman"/>
+      <w:rFonts w:ascii="Arial" w:eastAsia="Times New Roman" w:hAnsi="Arial" w:cs="Times New Roman"/>
       <w:kern w:val="0"/>
       <w:szCs w:val="22"/>
       <w14:ligatures w14:val="none"/>
     </w:rPr>
   </w:style>
-  <w:style w:type="paragraph" w:styleId="HeaderStyle1" w:customStyle="1">
+  <w:style w:type="paragraph" w:customStyle="1" w:styleId="HeaderStyle1">
     <w:name w:val="Header Style 1"/>
     <w:basedOn w:val="Heading1"/>
     <w:link w:val="HeaderStyle1Char"/>
@@ -10323,19 +11395,19 @@
       <w:spacing w:before="0" w:after="60"/>
     </w:pPr>
     <w:rPr>
-      <w:rFonts w:ascii="Times New Roman" w:hAnsi="Times New Roman" w:eastAsia="Times New Roman" w:cs="Times New Roman"/>
+      <w:rFonts w:ascii="Times New Roman" w:eastAsia="Times New Roman" w:hAnsi="Times New Roman" w:cs="Times New Roman"/>
       <w:bCs/>
       <w:kern w:val="0"/>
       <w14:ligatures w14:val="none"/>
     </w:rPr>
   </w:style>
-  <w:style w:type="character" w:styleId="HeaderStyle1Char" w:customStyle="1">
+  <w:style w:type="character" w:customStyle="1" w:styleId="HeaderStyle1Char">
     <w:name w:val="Header Style 1 Char"/>
     <w:basedOn w:val="Heading1Char"/>
     <w:link w:val="HeaderStyle1"/>
     <w:rsid w:val="00C358B1"/>
     <w:rPr>
-      <w:rFonts w:ascii="Times New Roman" w:hAnsi="Times New Roman" w:eastAsia="Times New Roman" w:cs="Times New Roman"/>
+      <w:rFonts w:ascii="Times New Roman" w:eastAsia="Times New Roman" w:hAnsi="Times New Roman" w:cs="Times New Roman"/>
       <w:b/>
       <w:bCs/>
       <w:color w:val="FF5F05"/>
@@ -10400,7 +11472,7 @@
       <w:szCs w:val="20"/>
     </w:rPr>
   </w:style>
-  <w:style w:type="character" w:styleId="CommentTextChar" w:customStyle="1">
+  <w:style w:type="character" w:customStyle="1" w:styleId="CommentTextChar">
     <w:name w:val="Comment Text Char"/>
     <w:basedOn w:val="DefaultParagraphFont"/>
     <w:link w:val="CommentText"/>
@@ -10426,7 +11498,7 @@
       <w:bCs/>
     </w:rPr>
   </w:style>
-  <w:style w:type="character" w:styleId="CommentSubjectChar" w:customStyle="1">
+  <w:style w:type="character" w:customStyle="1" w:styleId="CommentSubjectChar">
     <w:name w:val="Comment Subject Char"/>
     <w:basedOn w:val="CommentTextChar"/>
     <w:link w:val="CommentSubject"/>
@@ -10477,7 +11549,7 @@
       <w:color w:val="4472C4" w:themeColor="accent1"/>
     </w:rPr>
   </w:style>
-  <w:style w:type="paragraph" w:styleId="TableData" w:customStyle="1">
+  <w:style w:type="paragraph" w:customStyle="1" w:styleId="TableData">
     <w:name w:val="Table Data"/>
     <w:qFormat/>
     <w:rsid w:val="002C6D2A"/>
@@ -10489,7 +11561,7 @@
       <w:color w:val="000000" w:themeColor="text1"/>
     </w:rPr>
   </w:style>
-  <w:style w:type="paragraph" w:styleId="Figure" w:customStyle="1">
+  <w:style w:type="paragraph" w:customStyle="1" w:styleId="Figure">
     <w:name w:val="Figure"/>
     <w:basedOn w:val="Normal"/>
     <w:qFormat/>
@@ -10512,7 +11584,7 @@
 </file>
 
 <file path=word/theme/theme1.xml><?xml version="1.0" encoding="utf-8"?>
-<a:theme xmlns:a="http://schemas.openxmlformats.org/drawingml/2006/main" xmlns:thm15="http://schemas.microsoft.com/office/thememl/2012/main" name="Office Theme">
+<a:theme xmlns:a="http://schemas.openxmlformats.org/drawingml/2006/main" name="Office Theme">
   <a:themeElements>
     <a:clrScheme name="Office">
       <a:dk1>

--- a/courses/479-fall-2026/syllabus/University of Illinois Urbana-Champaign Syllabus 479 Fall 2026.docx
+++ b/courses/479-fall-2026/syllabus/University of Illinois Urbana-Champaign Syllabus 479 Fall 2026.docx
@@ -33,7 +33,15 @@
         </w:numPr>
       </w:pPr>
       <w:r>
-        <w:t>Duration: Part of Term A (First Eight Weeks); 24 August – 16 October 2026. Section B, CRN 79602 (undergraduate) and Section ONL, CRN 79603 (graduate) meet together as a single seminar under this syllabus.</w:t>
+        <w:t xml:space="preserve">Duration: Part of Term A (First Eight Weeks); 24 August – 16 October 2026. Section B, CRN 79602 (undergraduate) and Section ONL, CRN 79603 (graduate) </w:t>
+      </w:r>
+      <w:proofErr w:type="gramStart"/>
+      <w:r>
+        <w:t>meet together</w:t>
+      </w:r>
+      <w:proofErr w:type="gramEnd"/>
+      <w:r>
+        <w:t xml:space="preserve"> as a single seminar under this syllabus.</w:t>
       </w:r>
     </w:p>
     <w:p>
@@ -63,12 +71,26 @@
         <w:rPr>
           <w:spacing w:val="-7"/>
         </w:rPr>
-        <w:t xml:space="preserve">Format: Online, mixed synchronous and asynchronous. The weekly seminar meets live over Zoom and is the centre of the course. Readings, the weekly AI chat session, and the revision of your own written responses are completed asynchronously between sessions. </w:t>
-      </w:r>
+        <w:t xml:space="preserve">Format: Online, mixed synchronous and asynchronous. The weekly seminar meets live over Zoom and is the </w:t>
+      </w:r>
+      <w:proofErr w:type="spellStart"/>
       <w:r>
         <w:rPr>
           <w:spacing w:val="-7"/>
         </w:rPr>
+        <w:t>centre</w:t>
+      </w:r>
+      <w:proofErr w:type="spellEnd"/>
+      <w:r>
+        <w:rPr>
+          <w:spacing w:val="-7"/>
+        </w:rPr>
+        <w:t xml:space="preserve"> of the course. Readings, the weekly AI chat session, and the revision of your own written responses are completed asynchronously between sessions. </w:t>
+      </w:r>
+      <w:r>
+        <w:rPr>
+          <w:spacing w:val="-7"/>
+        </w:rPr>
         <w:t>The lecture component of the s</w:t>
       </w:r>
       <w:r>
@@ -105,8 +127,16 @@
         <w:rPr>
           <w:spacing w:val="-7"/>
         </w:rPr>
-        <w:t xml:space="preserve"> to CGScholar</w:t>
-      </w:r>
+        <w:t xml:space="preserve"> to </w:t>
+      </w:r>
+      <w:proofErr w:type="spellStart"/>
+      <w:r>
+        <w:rPr>
+          <w:spacing w:val="-7"/>
+        </w:rPr>
+        <w:t>CGScholar</w:t>
+      </w:r>
+      <w:proofErr w:type="spellEnd"/>
       <w:r>
         <w:rPr>
           <w:spacing w:val="-7"/>
@@ -125,12 +155,14 @@
       <w:r>
         <w:t xml:space="preserve">Location: Online. The Zoom link is posted on </w:t>
       </w:r>
+      <w:proofErr w:type="spellStart"/>
       <w:r>
         <w:rPr>
           <w:spacing w:val="-7"/>
         </w:rPr>
         <w:t>CGScholar</w:t>
       </w:r>
+      <w:proofErr w:type="spellEnd"/>
       <w:r>
         <w:t>. No physical room is assigned.</w:t>
       </w:r>
@@ -259,19 +291,19 @@
         <w:rPr>
           <w:spacing w:val="-3"/>
         </w:rPr>
-        <w:t xml:space="preserve">Office location: Not applicable </w:t>
+        <w:t xml:space="preserve">Office location: </w:t>
       </w:r>
       <w:r>
         <w:rPr>
           <w:spacing w:val="-3"/>
         </w:rPr>
-        <w:t>–</w:t>
+        <w:t>O’Leary Center, Room 10C (for non-Zoom students)</w:t>
       </w:r>
       <w:r>
         <w:rPr>
           <w:spacing w:val="-3"/>
         </w:rPr>
-        <w:t xml:space="preserve"> this course is taught online.</w:t>
+        <w:t>.</w:t>
       </w:r>
     </w:p>
     <w:p>
@@ -320,30 +352,14 @@
       <w:r>
         <w:t xml:space="preserve">Course website: </w:t>
       </w:r>
-      <w:r>
-        <w:fldChar w:fldCharType="begin"/>
-      </w:r>
-      <w:r>
-        <w:instrText>HYPERLINK "</w:instrText>
-      </w:r>
-      <w:r>
-        <w:instrText>https://cgscholar.com/communities/150</w:instrText>
-      </w:r>
-      <w:r>
-        <w:instrText>"</w:instrText>
-      </w:r>
-      <w:r>
-        <w:fldChar w:fldCharType="separate"/>
-      </w:r>
-      <w:r>
-        <w:rPr>
-          <w:rStyle w:val="Hyperlink"/>
-        </w:rPr>
-        <w:t>https://cgscholar.com/communities/150</w:t>
-      </w:r>
-      <w:r>
-        <w:fldChar w:fldCharType="end"/>
-      </w:r>
+      <w:hyperlink r:id="rId10" w:history="1">
+        <w:r>
+          <w:rPr>
+            <w:rStyle w:val="Hyperlink"/>
+          </w:rPr>
+          <w:t>https://cgscholar.com/communities/150</w:t>
+        </w:r>
+      </w:hyperlink>
       <w:r>
         <w:t xml:space="preserve"> </w:t>
       </w:r>
@@ -357,9 +373,15 @@
         </w:numPr>
       </w:pPr>
       <w:r>
-        <w:t xml:space="preserve">Assessment document: </w:t>
-      </w:r>
-      <w:hyperlink r:id="rId10" w:history="1">
+        <w:t>Assessment document</w:t>
+      </w:r>
+      <w:r>
+        <w:t xml:space="preserve"> template</w:t>
+      </w:r>
+      <w:r>
+        <w:t xml:space="preserve">: </w:t>
+      </w:r>
+      <w:hyperlink r:id="rId11" w:history="1">
         <w:r>
           <w:rPr>
             <w:rStyle w:val="Hyperlink"/>
@@ -475,16 +497,60 @@
         </w:rPr>
         <w:t xml:space="preserve"> recent advances in machine learning. </w:t>
       </w:r>
+      <w:proofErr w:type="gramStart"/>
       <w:r>
         <w:rPr>
           <w:spacing w:val="-2"/>
         </w:rPr>
-        <w:t xml:space="preserve">So while we will certainly focus on these advances themselves, we will also consider what they mean for what it means for us – humans – to learn as well. </w:t>
-      </w:r>
+        <w:t>So</w:t>
+      </w:r>
+      <w:proofErr w:type="gramEnd"/>
       <w:r>
         <w:rPr>
           <w:spacing w:val="-2"/>
         </w:rPr>
+        <w:t xml:space="preserve"> while we will certainly focus on these advances themselves, we will also consider what the</w:t>
+      </w:r>
+      <w:r>
+        <w:rPr>
+          <w:spacing w:val="-2"/>
+        </w:rPr>
+        <w:t>ir implications for us</w:t>
+      </w:r>
+      <w:r>
+        <w:rPr>
+          <w:spacing w:val="-2"/>
+        </w:rPr>
+        <w:t xml:space="preserve"> – humans – </w:t>
+      </w:r>
+      <w:r>
+        <w:rPr>
+          <w:spacing w:val="-2"/>
+        </w:rPr>
+        <w:t xml:space="preserve">and how we </w:t>
+      </w:r>
+      <w:r>
+        <w:rPr>
+          <w:spacing w:val="-2"/>
+        </w:rPr>
+        <w:t>learn</w:t>
+      </w:r>
+      <w:r>
+        <w:rPr>
+          <w:spacing w:val="-2"/>
+        </w:rPr>
+        <w:t xml:space="preserve"> and teach</w:t>
+      </w:r>
+      <w:r>
+        <w:rPr>
+          <w:spacing w:val="-2"/>
+        </w:rPr>
+        <w:t xml:space="preserve"> as well. </w:t>
+      </w:r>
+      <w:r>
+        <w:rPr>
+          <w:spacing w:val="-2"/>
+        </w:rPr>
         <w:t xml:space="preserve">The course takes the point of view that learning has always been tied to technical systems, from the stylus to the Internet. </w:t>
       </w:r>
       <w:r>
@@ -541,85 +607,93 @@
         <w:rPr>
           <w:spacing w:val="-2"/>
         </w:rPr>
-        <w:t>To explore such questions, and to consider the future</w:t>
+        <w:t xml:space="preserve">To explore such questions, and to consider the future, near and far, of education, paradoxically we go back in time. Back, precisely, to the work of </w:t>
       </w:r>
       <w:r>
         <w:rPr>
           <w:spacing w:val="-2"/>
         </w:rPr>
-        <w:t>, near and far,</w:t>
+        <w:t>Georg Wilhelm Friedrich Hegel</w:t>
       </w:r>
       <w:r>
         <w:rPr>
           <w:spacing w:val="-2"/>
         </w:rPr>
-        <w:t xml:space="preserve"> of education, paradoxically we go back in time. Back, precisely, to the work of </w:t>
+        <w:t>, a German philosopher working at the start of the nineteenth century. A time when “machine” might mean a steam engine, perhaps a Jacquard loom, a progenitor of computers. What does he have to offer us here?</w:t>
       </w:r>
       <w:r>
         <w:rPr>
           <w:spacing w:val="-2"/>
         </w:rPr>
-        <w:t>Georg Wilhelm Friedrich Hegel</w:t>
-      </w:r>
-      <w:r>
+        <w:t xml:space="preserve"> </w:t>
+      </w:r>
+    </w:p>
+    <w:p>
+      <w:pPr>
         <w:rPr>
           <w:spacing w:val="-2"/>
         </w:rPr>
-        <w:t>, a German philosopher working at the start of the nineteenth century. A time when “machine” might mean a steam engine, perhaps a Jacquard loom, a progenitor of computers. What does he have to offer us here?</w:t>
-      </w:r>
-    </w:p>
-    <w:p>
-      <w:pPr>
+      </w:pPr>
+      <w:r>
         <w:rPr>
           <w:spacing w:val="-2"/>
         </w:rPr>
-      </w:pPr>
+        <w:t xml:space="preserve">The course will </w:t>
+      </w:r>
       <w:r>
         <w:rPr>
           <w:spacing w:val="-2"/>
         </w:rPr>
-        <w:t xml:space="preserve">The course will </w:t>
+        <w:t>consult</w:t>
       </w:r>
       <w:r>
         <w:rPr>
           <w:spacing w:val="-2"/>
         </w:rPr>
-        <w:t>consult</w:t>
+        <w:t xml:space="preserve"> Hegel</w:t>
       </w:r>
       <w:r>
         <w:rPr>
           <w:spacing w:val="-2"/>
         </w:rPr>
-        <w:t xml:space="preserve"> Hegel</w:t>
+        <w:t xml:space="preserve"> alongside other</w:t>
       </w:r>
       <w:r>
         <w:rPr>
           <w:spacing w:val="-2"/>
         </w:rPr>
-        <w:t xml:space="preserve"> alongside other</w:t>
+        <w:t xml:space="preserve"> more contemporary readings</w:t>
       </w:r>
       <w:r>
         <w:rPr>
           <w:spacing w:val="-2"/>
         </w:rPr>
-        <w:t xml:space="preserve"> more contemporary readings</w:t>
+        <w:t xml:space="preserve"> to review</w:t>
       </w:r>
       <w:r>
         <w:rPr>
           <w:spacing w:val="-2"/>
         </w:rPr>
-        <w:t xml:space="preserve"> to review</w:t>
-      </w:r>
+        <w:t xml:space="preserve"> </w:t>
+      </w:r>
+      <w:proofErr w:type="spellStart"/>
       <w:r>
         <w:rPr>
           <w:spacing w:val="-2"/>
         </w:rPr>
-        <w:t xml:space="preserve"> seven key concepts that each have something to say about facets of learning</w:t>
-      </w:r>
+        <w:t>eigth</w:t>
+      </w:r>
+      <w:proofErr w:type="spellEnd"/>
       <w:r>
         <w:rPr>
           <w:spacing w:val="-2"/>
         </w:rPr>
+        <w:t xml:space="preserve"> key concepts that each have something to say about facets of learning</w:t>
+      </w:r>
+      <w:r>
+        <w:rPr>
+          <w:spacing w:val="-2"/>
+        </w:rPr>
         <w:t>, both human and machinic</w:t>
       </w:r>
       <w:r>
@@ -638,13 +712,57 @@
         <w:rPr>
           <w:spacing w:val="-2"/>
         </w:rPr>
-        <w:t xml:space="preserve">experience, recognition, attention, consciousness, alignment, critique, and </w:t>
+        <w:t>synthesis</w:t>
       </w:r>
       <w:r>
         <w:rPr>
           <w:spacing w:val="-2"/>
         </w:rPr>
+        <w:t xml:space="preserve">, </w:t>
+      </w:r>
+      <w:r>
+        <w:rPr>
+          <w:spacing w:val="-2"/>
+        </w:rPr>
+        <w:t xml:space="preserve">experience, recognition, </w:t>
+      </w:r>
+      <w:r>
+        <w:rPr>
+          <w:spacing w:val="-2"/>
+        </w:rPr>
+        <w:t xml:space="preserve">consciousness, </w:t>
+      </w:r>
+      <w:r>
+        <w:rPr>
+          <w:spacing w:val="-2"/>
+        </w:rPr>
+        <w:t xml:space="preserve">attention, alignment, critique, and </w:t>
+      </w:r>
+      <w:proofErr w:type="spellStart"/>
+      <w:r>
+        <w:rPr>
+          <w:spacing w:val="-2"/>
+        </w:rPr>
+        <w:t>technogenesis</w:t>
+      </w:r>
+      <w:proofErr w:type="spellEnd"/>
+      <w:r>
+        <w:rPr>
+          <w:spacing w:val="-2"/>
+        </w:rPr>
+        <w:t xml:space="preserve"> (or </w:t>
+      </w:r>
+      <w:r>
+        <w:rPr>
+          <w:spacing w:val="-2"/>
+        </w:rPr>
         <w:t>synthesis</w:t>
+      </w:r>
+      <w:r>
+        <w:rPr>
+          <w:spacing w:val="-2"/>
+        </w:rPr>
+        <w:t xml:space="preserve"> again)</w:t>
       </w:r>
       <w:r>
         <w:rPr>
@@ -720,7 +838,7 @@
         </w:numPr>
       </w:pPr>
       <w:r>
-        <w:t>Self-assess their own learning precisely around these questions</w:t>
+        <w:t>Self-assess their own learning around these questions</w:t>
       </w:r>
     </w:p>
     <w:p>
@@ -735,30 +853,63 @@
         <w:t>Develop critical frameworks for evaluating AI in educational contexts</w:t>
       </w:r>
       <w:r>
-        <w:t xml:space="preserve">, with particular emphasis on the idea of </w:t>
+        <w:t>, with particular emphasis on idea</w:t>
+      </w:r>
+      <w:r>
+        <w:t>s</w:t>
+      </w:r>
+      <w:r>
+        <w:t xml:space="preserve"> of </w:t>
       </w:r>
       <w:r>
         <w:rPr>
           <w:i/>
           <w:iCs/>
         </w:rPr>
-        <w:t>immanent critique</w:t>
-      </w:r>
-    </w:p>
-    <w:p>
-      <w:pPr>
-        <w:pStyle w:val="Heading3"/>
-      </w:pPr>
-      <w:r>
-        <w:t>Prerequisites</w:t>
-      </w:r>
-    </w:p>
-    <w:p>
+        <w:t>alignment</w:t>
+      </w:r>
+      <w:r>
+        <w:t xml:space="preserve">, </w:t>
+      </w:r>
       <w:r>
         <w:rPr>
           <w:i/>
           <w:iCs/>
         </w:rPr>
+        <w:t>immanent critique</w:t>
+      </w:r>
+      <w:r>
+        <w:rPr>
+          <w:i/>
+          <w:iCs/>
+        </w:rPr>
+        <w:t xml:space="preserve"> </w:t>
+      </w:r>
+      <w:r>
+        <w:t xml:space="preserve">and </w:t>
+      </w:r>
+      <w:r>
+        <w:rPr>
+          <w:i/>
+          <w:iCs/>
+        </w:rPr>
+        <w:t>synthesis</w:t>
+      </w:r>
+    </w:p>
+    <w:p>
+      <w:pPr>
+        <w:pStyle w:val="Heading3"/>
+      </w:pPr>
+      <w:r>
+        <w:t>Prerequisites</w:t>
+      </w:r>
+    </w:p>
+    <w:p>
+      <w:r>
+        <w:rPr>
+          <w:i/>
+          <w:iCs/>
+        </w:rPr>
         <w:t>None.</w:t>
       </w:r>
     </w:p>
@@ -789,9 +940,11 @@
       </w:r>
     </w:p>
     <w:p>
+      <w:proofErr w:type="spellStart"/>
       <w:r>
         <w:t>CGScholar</w:t>
       </w:r>
+      <w:proofErr w:type="spellEnd"/>
       <w:r>
         <w:t xml:space="preserve"> </w:t>
       </w:r>
@@ -802,7 +955,10 @@
         <w:t xml:space="preserve"> readings, announcements, Zoom links, seminar recordings, and grades</w:t>
       </w:r>
       <w:r>
-        <w:t>. C</w:t>
+        <w:t xml:space="preserve">. </w:t>
+      </w:r>
+      <w:r>
+        <w:t>Please c</w:t>
       </w:r>
       <w:r>
         <w:t xml:space="preserve">heck it </w:t>
@@ -811,10 +967,16 @@
         <w:t>regularly</w:t>
       </w:r>
       <w:r>
-        <w:t>. The running record of your own responses is kept in a Google Doc that you maintain across the whole term.</w:t>
-      </w:r>
-      <w:r>
-        <w:t xml:space="preserve"> Note that the Google Doc is shared, to facilitate peer review – if you’d rather keep it private please let me know.</w:t>
+        <w:t xml:space="preserve">. The running record of your own responses is kept in a Google Doc </w:t>
+      </w:r>
+      <w:r>
+        <w:t xml:space="preserve">(or a Word document if you prefer) </w:t>
+      </w:r>
+      <w:r>
+        <w:t>that you maintain across the whole term.</w:t>
+      </w:r>
+      <w:r>
+        <w:t xml:space="preserve"> </w:t>
       </w:r>
     </w:p>
     <w:p>
@@ -836,13 +998,42 @@
         <w:t>one</w:t>
       </w:r>
       <w:r>
-        <w:t xml:space="preserve"> book below should be obtained. All other readings — journal articles, machine learning papers, and excerpts — are provided through </w:t>
-      </w:r>
+        <w:t xml:space="preserve"> book below </w:t>
+      </w:r>
+      <w:r>
+        <w:t>will</w:t>
+      </w:r>
+      <w:r>
+        <w:t xml:space="preserve"> be </w:t>
+      </w:r>
+      <w:r>
+        <w:t>helpful</w:t>
+      </w:r>
+      <w:r>
+        <w:t xml:space="preserve"> to purchase</w:t>
+      </w:r>
+      <w:r>
+        <w:t>. All other readings</w:t>
+      </w:r>
+      <w:r>
+        <w:t>, including</w:t>
+      </w:r>
+      <w:r>
+        <w:t xml:space="preserve"> journal articles, machine learning papers, and excerpts</w:t>
+      </w:r>
+      <w:r>
+        <w:t>,</w:t>
+      </w:r>
+      <w:r>
+        <w:t xml:space="preserve"> are provided through </w:t>
+      </w:r>
+      <w:proofErr w:type="spellStart"/>
       <w:r>
         <w:t>CGScholar</w:t>
       </w:r>
-      <w:r>
-        <w:t>. A full reading list by week is maintained on the course website.</w:t>
+      <w:proofErr w:type="spellEnd"/>
+      <w:r>
+        <w:t xml:space="preserve">. </w:t>
       </w:r>
     </w:p>
     <w:p>
@@ -874,7 +1065,7 @@
         </w:rPr>
         <w:t xml:space="preserve">Online (and bilingual) version: </w:t>
       </w:r>
-      <w:hyperlink r:id="rId11" w:history="1">
+      <w:hyperlink r:id="rId12" w:history="1">
         <w:r>
           <w:rPr>
             <w:rStyle w:val="Hyperlink"/>
@@ -919,8 +1110,177 @@
           <w:sz w:val="22"/>
           <w:szCs w:val="22"/>
         </w:rPr>
-        <w:t>Because the seminar meets online, you will need a reliable internet connection and a device with a working microphone; a camera is welcome but not required. You will need Google Docs for the running record of your responses, and access to at least one contemporary generative AI system, since a weekly chat session forms part of the assessed cycle. Free tiers are sufficient. If cost or access is a barrier, tell me early and we will arrange an alternative; no student should be disadvantaged by this requirement.</w:t>
-      </w:r>
+        <w:t>Because the seminar meets online, you will need a reliable internet connection and a device with a working microphone; a camera is welcome but not required. You will need Google Docs</w:t>
+      </w:r>
+      <w:r>
+        <w:rPr>
+          <w:rFonts w:eastAsia="Arial" w:cs="Arial"/>
+          <w:sz w:val="22"/>
+          <w:szCs w:val="22"/>
+        </w:rPr>
+        <w:t xml:space="preserve"> or Microsoft Word</w:t>
+      </w:r>
+      <w:r>
+        <w:rPr>
+          <w:rFonts w:eastAsia="Arial" w:cs="Arial"/>
+          <w:sz w:val="22"/>
+          <w:szCs w:val="22"/>
+        </w:rPr>
+        <w:t xml:space="preserve"> for the running record of your responses, and access to at least one contemporary generative AI system, since a weekly chat session forms part of the assessed cycle. Free tiers are sufficient. If cost or access is a barrier, tell me early and we will arrange an alternative; no student should be disadvantaged by this requirement.</w:t>
+      </w:r>
+    </w:p>
+    <w:p>
+      <w:pPr>
+        <w:rPr>
+          <w:rFonts w:eastAsia="Arial" w:cs="Arial"/>
+          <w:sz w:val="22"/>
+          <w:szCs w:val="22"/>
+        </w:rPr>
+      </w:pPr>
+      <w:r>
+        <w:rPr>
+          <w:rFonts w:eastAsia="Arial" w:cs="Arial"/>
+          <w:sz w:val="22"/>
+          <w:szCs w:val="22"/>
+        </w:rPr>
+        <w:t xml:space="preserve">For more information on UIUC options for using AI, visit </w:t>
+      </w:r>
+      <w:hyperlink r:id="rId13" w:history="1">
+        <w:r>
+          <w:rPr>
+            <w:rStyle w:val="Hyperlink"/>
+            <w:rFonts w:eastAsia="Arial" w:cs="Arial"/>
+            <w:sz w:val="22"/>
+            <w:szCs w:val="22"/>
+          </w:rPr>
+          <w:t>https://genai.illinois.edu/</w:t>
+        </w:r>
+      </w:hyperlink>
+      <w:r>
+        <w:rPr>
+          <w:rFonts w:eastAsia="Arial" w:cs="Arial"/>
+          <w:sz w:val="22"/>
+          <w:szCs w:val="22"/>
+        </w:rPr>
+        <w:t xml:space="preserve"> . There are several options:</w:t>
+      </w:r>
+    </w:p>
+    <w:p>
+      <w:pPr>
+        <w:rPr>
+          <w:rFonts w:eastAsia="Arial" w:cs="Arial"/>
+          <w:sz w:val="22"/>
+          <w:szCs w:val="22"/>
+        </w:rPr>
+      </w:pPr>
+      <w:r>
+        <w:rPr>
+          <w:rFonts w:eastAsia="Arial" w:cs="Arial"/>
+          <w:sz w:val="22"/>
+          <w:szCs w:val="22"/>
+        </w:rPr>
+        <w:t xml:space="preserve">Microsoft Copilot: </w:t>
+      </w:r>
+      <w:hyperlink r:id="rId14" w:history="1">
+        <w:r>
+          <w:rPr>
+            <w:rStyle w:val="Hyperlink"/>
+            <w:rFonts w:eastAsia="Arial" w:cs="Arial"/>
+            <w:sz w:val="22"/>
+            <w:szCs w:val="22"/>
+          </w:rPr>
+          <w:t>https://genai.illinois.edu/ai-apps-copilot-chat/</w:t>
+        </w:r>
+      </w:hyperlink>
+      <w:r>
+        <w:rPr>
+          <w:rFonts w:eastAsia="Arial" w:cs="Arial"/>
+          <w:sz w:val="22"/>
+          <w:szCs w:val="22"/>
+        </w:rPr>
+        <w:t xml:space="preserve"> </w:t>
+      </w:r>
+    </w:p>
+    <w:p>
+      <w:pPr>
+        <w:rPr>
+          <w:rFonts w:eastAsia="Arial" w:cs="Arial"/>
+          <w:sz w:val="22"/>
+          <w:szCs w:val="22"/>
+        </w:rPr>
+      </w:pPr>
+      <w:r>
+        <w:rPr>
+          <w:rFonts w:eastAsia="Arial" w:cs="Arial"/>
+          <w:sz w:val="22"/>
+          <w:szCs w:val="22"/>
+        </w:rPr>
+        <w:t xml:space="preserve">Google Gemini: </w:t>
+      </w:r>
+      <w:hyperlink r:id="rId15" w:history="1">
+        <w:r>
+          <w:rPr>
+            <w:rStyle w:val="Hyperlink"/>
+            <w:rFonts w:eastAsia="Arial" w:cs="Arial"/>
+            <w:sz w:val="22"/>
+            <w:szCs w:val="22"/>
+          </w:rPr>
+          <w:t>https://genai.illinois.edu/ai-apps-google-gemini/</w:t>
+        </w:r>
+      </w:hyperlink>
+      <w:r>
+        <w:rPr>
+          <w:rFonts w:eastAsia="Arial" w:cs="Arial"/>
+          <w:sz w:val="22"/>
+          <w:szCs w:val="22"/>
+        </w:rPr>
+        <w:t xml:space="preserve"> </w:t>
+      </w:r>
+    </w:p>
+    <w:p>
+      <w:pPr>
+        <w:rPr>
+          <w:rFonts w:eastAsia="Arial" w:cs="Arial"/>
+          <w:sz w:val="22"/>
+          <w:szCs w:val="22"/>
+        </w:rPr>
+      </w:pPr>
+      <w:r>
+        <w:rPr>
+          <w:rFonts w:eastAsia="Arial" w:cs="Arial"/>
+          <w:sz w:val="22"/>
+          <w:szCs w:val="22"/>
+        </w:rPr>
+        <w:t xml:space="preserve">Illinois Chat: </w:t>
+      </w:r>
+      <w:hyperlink r:id="rId16" w:history="1">
+        <w:r>
+          <w:rPr>
+            <w:rStyle w:val="Hyperlink"/>
+            <w:rFonts w:eastAsia="Arial" w:cs="Arial"/>
+            <w:sz w:val="22"/>
+            <w:szCs w:val="22"/>
+          </w:rPr>
+          <w:t>https://www.ncsa.illinois.edu/research/project-highlights/illinois-chat/</w:t>
+        </w:r>
+      </w:hyperlink>
+      <w:r>
+        <w:rPr>
+          <w:rFonts w:eastAsia="Arial" w:cs="Arial"/>
+          <w:sz w:val="22"/>
+          <w:szCs w:val="22"/>
+        </w:rPr>
+        <w:t xml:space="preserve"> </w:t>
+      </w:r>
+    </w:p>
+    <w:p>
+      <w:pPr>
+        <w:rPr>
+          <w:rFonts w:eastAsia="Arial" w:cs="Arial"/>
+          <w:sz w:val="22"/>
+          <w:szCs w:val="22"/>
+        </w:rPr>
+      </w:pPr>
     </w:p>
     <w:p>
       <w:pPr>
@@ -1023,7 +1383,7 @@
                 <w:bCs/>
                 <w:color w:val="FFFFFF" w:themeColor="background1"/>
               </w:rPr>
-              <w:t>Point Value</w:t>
+              <w:t>Each Item</w:t>
             </w:r>
           </w:p>
         </w:tc>
@@ -1047,7 +1407,7 @@
                 <w:bCs/>
                 <w:color w:val="FFFFFF" w:themeColor="background1"/>
               </w:rPr>
-              <w:t>Total Points</w:t>
+              <w:t xml:space="preserve">Total </w:t>
             </w:r>
           </w:p>
         </w:tc>
@@ -1062,7 +1422,7 @@
               <w:pStyle w:val="TableParagraph"/>
             </w:pPr>
             <w:r>
-              <w:t>Formative self-assessment (Sessions 2–7)</w:t>
+              <w:t>Formative self-assessment (Sessions 2–6)</w:t>
             </w:r>
             <w:r>
               <w:t xml:space="preserve"> </w:t>
@@ -1090,7 +1450,7 @@
               <w:rPr>
                 <w:rFonts w:eastAsia="Arial" w:cs="Arial"/>
               </w:rPr>
-              <w:t>6</w:t>
+              <w:t>5</w:t>
             </w:r>
           </w:p>
         </w:tc>
@@ -1109,7 +1469,13 @@
               <w:rPr>
                 <w:rFonts w:eastAsia="Arial" w:cs="Arial"/>
               </w:rPr>
-              <w:t>100</w:t>
+              <w:t>10</w:t>
+            </w:r>
+            <w:r>
+              <w:rPr>
+                <w:rFonts w:eastAsia="Arial" w:cs="Arial"/>
+              </w:rPr>
+              <w:t>%</w:t>
             </w:r>
           </w:p>
         </w:tc>
@@ -1128,7 +1494,19 @@
               <w:rPr>
                 <w:rFonts w:eastAsia="Arial" w:cs="Arial"/>
               </w:rPr>
-              <w:t>600</w:t>
+              <w:t>5</w:t>
+            </w:r>
+            <w:r>
+              <w:rPr>
+                <w:rFonts w:eastAsia="Arial" w:cs="Arial"/>
+              </w:rPr>
+              <w:t>0</w:t>
+            </w:r>
+            <w:r>
+              <w:rPr>
+                <w:rFonts w:eastAsia="Arial" w:cs="Arial"/>
+              </w:rPr>
+              <w:t>%</w:t>
             </w:r>
           </w:p>
         </w:tc>
@@ -1143,7 +1521,7 @@
               <w:pStyle w:val="TableParagraph"/>
             </w:pPr>
             <w:r>
-              <w:t>Peer commentary (Sessions 3/4 and 6/7)</w:t>
+              <w:t>Peer commentary (Sessions 3 and 6)</w:t>
             </w:r>
             <w:r>
               <w:rPr>
@@ -1155,6 +1533,7 @@
               <w:rPr>
                 <w:vertAlign w:val="superscript"/>
               </w:rPr>
+              <w:lastRenderedPageBreak/>
               <w:t>2</w:t>
             </w:r>
           </w:p>
@@ -1174,6 +1553,7 @@
               <w:rPr>
                 <w:rFonts w:eastAsia="Arial" w:cs="Arial"/>
               </w:rPr>
+              <w:lastRenderedPageBreak/>
               <w:t>2</w:t>
             </w:r>
           </w:p>
@@ -1193,7 +1573,13 @@
               <w:rPr>
                 <w:rFonts w:eastAsia="Arial" w:cs="Arial"/>
               </w:rPr>
-              <w:t>50</w:t>
+              <w:t>5</w:t>
+            </w:r>
+            <w:r>
+              <w:rPr>
+                <w:rFonts w:eastAsia="Arial" w:cs="Arial"/>
+              </w:rPr>
+              <w:t>%</w:t>
             </w:r>
           </w:p>
         </w:tc>
@@ -1212,7 +1598,13 @@
               <w:rPr>
                 <w:rFonts w:eastAsia="Arial" w:cs="Arial"/>
               </w:rPr>
-              <w:t>100</w:t>
+              <w:t>10</w:t>
+            </w:r>
+            <w:r>
+              <w:rPr>
+                <w:rFonts w:eastAsia="Arial" w:cs="Arial"/>
+              </w:rPr>
+              <w:t>%</w:t>
             </w:r>
           </w:p>
         </w:tc>
@@ -1274,7 +1666,19 @@
               <w:rPr>
                 <w:rFonts w:eastAsia="Arial" w:cs="Arial"/>
               </w:rPr>
-              <w:t>300</w:t>
+              <w:t>4</w:t>
+            </w:r>
+            <w:r>
+              <w:rPr>
+                <w:rFonts w:eastAsia="Arial" w:cs="Arial"/>
+              </w:rPr>
+              <w:t>0</w:t>
+            </w:r>
+            <w:r>
+              <w:rPr>
+                <w:rFonts w:eastAsia="Arial" w:cs="Arial"/>
+              </w:rPr>
+              <w:t>%</w:t>
             </w:r>
           </w:p>
         </w:tc>
@@ -1293,7 +1697,19 @@
               <w:rPr>
                 <w:rFonts w:eastAsia="Arial" w:cs="Arial"/>
               </w:rPr>
-              <w:t>300</w:t>
+              <w:t>4</w:t>
+            </w:r>
+            <w:r>
+              <w:rPr>
+                <w:rFonts w:eastAsia="Arial" w:cs="Arial"/>
+              </w:rPr>
+              <w:t>0</w:t>
+            </w:r>
+            <w:r>
+              <w:rPr>
+                <w:rFonts w:eastAsia="Arial" w:cs="Arial"/>
+              </w:rPr>
+              <w:t>%</w:t>
             </w:r>
           </w:p>
         </w:tc>
@@ -1365,7 +1781,13 @@
               <w:rPr>
                 <w:rFonts w:eastAsia="Arial" w:cs="Arial"/>
               </w:rPr>
-              <w:t>1000</w:t>
+              <w:t>100</w:t>
+            </w:r>
+            <w:r>
+              <w:rPr>
+                <w:rFonts w:eastAsia="Arial" w:cs="Arial"/>
+              </w:rPr>
+              <w:t>%</w:t>
             </w:r>
           </w:p>
         </w:tc>
@@ -1376,7 +1798,6 @@
         <w:pStyle w:val="Heading3"/>
       </w:pPr>
       <w:r>
-        <w:lastRenderedPageBreak/>
         <w:t>Grading Criteria</w:t>
       </w:r>
     </w:p>
@@ -1395,7 +1816,7 @@
         <w:rPr>
           <w:rFonts w:eastAsia="Arial" w:cs="Arial"/>
         </w:rPr>
-        <w:t>Much</w:t>
+        <w:t>Half</w:t>
       </w:r>
       <w:r>
         <w:rPr>
@@ -1427,7 +1848,69 @@
         <w:rPr>
           <w:rFonts w:eastAsia="Arial" w:cs="Arial"/>
         </w:rPr>
-        <w:t xml:space="preserve">. What did you know last week, what do you know now, and how would you grade that rate of change? This is subjective, and there are two arguments for it anyway. The first is Hegelian, and this is a Hegel course: I can only judge the facade of your learning, its outward appearance, whereas only you know whether you have learned something — aligning the assessment of the course with its content is itself a Hegelian move. The second is that in an age of AI we want learning to become more accountable, not less. I reserve the right to upgrade marks that strike me as excessively punitive, and I will give you my own written commentary at two points during the term. </w:t>
+        <w:t xml:space="preserve">. What did you know last week, what do you know now, and how would you grade that rate of change? </w:t>
+      </w:r>
+      <w:r>
+        <w:rPr>
+          <w:rFonts w:eastAsia="Arial" w:cs="Arial"/>
+        </w:rPr>
+        <w:br/>
+      </w:r>
+      <w:r>
+        <w:rPr>
+          <w:rFonts w:eastAsia="Arial" w:cs="Arial"/>
+        </w:rPr>
+        <w:br/>
+      </w:r>
+      <w:r>
+        <w:rPr>
+          <w:rFonts w:eastAsia="Arial" w:cs="Arial"/>
+          <w:i/>
+          <w:iCs/>
+        </w:rPr>
+        <w:t>Why self-assessed</w:t>
+      </w:r>
+      <w:r>
+        <w:rPr>
+          <w:rFonts w:eastAsia="Arial" w:cs="Arial"/>
+        </w:rPr>
+        <w:t xml:space="preserve">? The course is designed to ask you to reflect, by way of concepts and readings, on your own stance toward machine learning and human learning. What matters here is the sense of change you might have week-to-week as you move through these concepts. This doesn’t mean you need to change your perspective, only that you incorporate and reflect upon the weekly concepts as part of how you articulate that perspective. This is something only you can judge – and self-assessment here is intimately connected with the course’s (and Hegel’s) themes of self-consciousness. </w:t>
+      </w:r>
+      <w:r>
+        <w:rPr>
+          <w:rFonts w:eastAsia="Arial" w:cs="Arial"/>
+        </w:rPr>
+        <w:br/>
+      </w:r>
+      <w:r>
+        <w:rPr>
+          <w:rFonts w:eastAsia="Arial" w:cs="Arial"/>
+        </w:rPr>
+        <w:br/>
+      </w:r>
+      <w:r>
+        <w:rPr>
+          <w:rFonts w:eastAsia="Arial" w:cs="Arial"/>
+        </w:rPr>
+        <w:t xml:space="preserve">I </w:t>
+      </w:r>
+      <w:r>
+        <w:rPr>
+          <w:rFonts w:eastAsia="Arial" w:cs="Arial"/>
+        </w:rPr>
+        <w:t xml:space="preserve">will </w:t>
+      </w:r>
+      <w:r>
+        <w:rPr>
+          <w:rFonts w:eastAsia="Arial" w:cs="Arial"/>
+        </w:rPr>
+        <w:t xml:space="preserve">reserve the right to upgrade marks that strike me as excessively punitive, and I will give you my own written commentary at two points during the term. </w:t>
+      </w:r>
+      <w:r>
+        <w:rPr>
+          <w:rFonts w:eastAsia="Arial" w:cs="Arial"/>
+        </w:rPr>
+        <w:br/>
       </w:r>
     </w:p>
     <w:p>
@@ -1453,6 +1936,63 @@
         </w:rPr>
         <w:t xml:space="preserve"> These will be graded as just PASS (done) / FAIL (not done).</w:t>
       </w:r>
+      <w:r>
+        <w:rPr>
+          <w:rFonts w:eastAsia="Arial" w:cs="Arial"/>
+        </w:rPr>
+        <w:br/>
+      </w:r>
+      <w:r>
+        <w:rPr>
+          <w:rFonts w:eastAsia="Arial" w:cs="Arial"/>
+        </w:rPr>
+        <w:br/>
+        <w:t>For privacy reasons, d</w:t>
+      </w:r>
+      <w:r>
+        <w:rPr>
+          <w:rFonts w:eastAsia="Arial" w:cs="Arial"/>
+        </w:rPr>
+        <w:t xml:space="preserve">o </w:t>
+      </w:r>
+      <w:r>
+        <w:rPr>
+          <w:rFonts w:eastAsia="Arial" w:cs="Arial"/>
+          <w:b/>
+          <w:bCs/>
+        </w:rPr>
+        <w:t>not</w:t>
+      </w:r>
+      <w:r>
+        <w:rPr>
+          <w:rFonts w:eastAsia="Arial" w:cs="Arial"/>
+        </w:rPr>
+        <w:t xml:space="preserve"> use AI to assist or support</w:t>
+      </w:r>
+      <w:r>
+        <w:rPr>
+          <w:rFonts w:eastAsia="Arial" w:cs="Arial"/>
+        </w:rPr>
+        <w:t xml:space="preserve"> a classmate's work</w:t>
+      </w:r>
+      <w:r>
+        <w:rPr>
+          <w:rFonts w:eastAsia="Arial" w:cs="Arial"/>
+        </w:rPr>
+        <w:t>. Only</w:t>
+      </w:r>
+      <w:r>
+        <w:rPr>
+          <w:rFonts w:eastAsia="Arial" w:cs="Arial"/>
+        </w:rPr>
+        <w:t xml:space="preserve"> comment on it yourself.</w:t>
+      </w:r>
+      <w:r>
+        <w:rPr>
+          <w:rFonts w:eastAsia="Arial" w:cs="Arial"/>
+        </w:rPr>
+        <w:br/>
+      </w:r>
     </w:p>
     <w:p>
       <w:pPr>
@@ -1565,7 +2105,20 @@
         <w:rPr>
           <w:rFonts w:eastAsia="Arial" w:cs="Arial"/>
         </w:rPr>
-        <w:t>For example you might choose to develop a new training regime for machine learning algorithms; a curriculum for high school students to learn how to use AI responsibly; an essay outlining the dire consequences of machine learning let loose in today’s schools; a policy that endorses, with appropriate guardrails, use of AI in a workplace</w:t>
+        <w:br/>
+      </w:r>
+      <w:r>
+        <w:rPr>
+          <w:rFonts w:eastAsia="Arial" w:cs="Arial"/>
+        </w:rPr>
+        <w:t xml:space="preserve">For example you might choose to develop a new training regime for machine learning algorithms; a curriculum for high school students to learn how to use AI responsibly; an essay outlining the dire consequences of machine learning let loose in today’s schools; a policy that endorses, with appropriate guardrails, use </w:t>
+      </w:r>
+      <w:r>
+        <w:rPr>
+          <w:rFonts w:eastAsia="Arial" w:cs="Arial"/>
+        </w:rPr>
+        <w:lastRenderedPageBreak/>
+        <w:t>of AI in a workplace</w:t>
       </w:r>
       <w:r>
         <w:rPr>
@@ -1609,7 +2162,19 @@
         <w:rPr>
           <w:rFonts w:eastAsia="Arial" w:cs="Arial"/>
         </w:rPr>
-        <w:t xml:space="preserve">. </w:t>
+        <w:t>.</w:t>
+      </w:r>
+      <w:r>
+        <w:rPr>
+          <w:rFonts w:eastAsia="Arial" w:cs="Arial"/>
+        </w:rPr>
+        <w:t xml:space="preserve"> As noted below, the writing should make use of three of the concepts in the course, and at least three of the readings.</w:t>
+      </w:r>
+      <w:r>
+        <w:rPr>
+          <w:rFonts w:eastAsia="Arial" w:cs="Arial"/>
+        </w:rPr>
+        <w:t xml:space="preserve"> </w:t>
       </w:r>
       <w:r>
         <w:rPr>
@@ -1743,7 +2308,21 @@
         <w:rPr>
           <w:rFonts w:eastAsia="Arial" w:cs="Arial"/>
         </w:rPr>
-        <w:t xml:space="preserve"> – even if indirect  – should be supplied to the question you’ve posed (ie. a curriculum is an answer to a question about what should be taught and how).</w:t>
+        <w:t xml:space="preserve"> – even if indirect – should be supplied to the question you’ve posed (</w:t>
+      </w:r>
+      <w:proofErr w:type="spellStart"/>
+      <w:r>
+        <w:rPr>
+          <w:rFonts w:eastAsia="Arial" w:cs="Arial"/>
+        </w:rPr>
+        <w:t>ie</w:t>
+      </w:r>
+      <w:proofErr w:type="spellEnd"/>
+      <w:r>
+        <w:rPr>
+          <w:rFonts w:eastAsia="Arial" w:cs="Arial"/>
+        </w:rPr>
+        <w:t>. a curriculum is an answer to a question about what should be taught and how).</w:t>
       </w:r>
     </w:p>
     <w:p>
@@ -1757,40 +2336,7 @@
         <w:rPr>
           <w:rFonts w:eastAsia="Arial" w:cs="Arial"/>
         </w:rPr>
-        <w:lastRenderedPageBreak/>
-        <w:t xml:space="preserve">e. At least three of the following </w:t>
-      </w:r>
-      <w:r>
-        <w:rPr>
-          <w:rFonts w:eastAsia="Arial" w:cs="Arial"/>
-        </w:rPr>
-        <w:t xml:space="preserve">course </w:t>
-      </w:r>
-      <w:r>
-        <w:rPr>
-          <w:rFonts w:eastAsia="Arial" w:cs="Arial"/>
-        </w:rPr>
-        <w:t>concepts should be included in some way: experience, recognition, attention, consciousness, alignment, critique, synthesis.</w:t>
-      </w:r>
-    </w:p>
-    <w:p>
-      <w:pPr>
-        <w:pStyle w:val="ListParagraph"/>
-        <w:rPr>
-          <w:rFonts w:eastAsia="Arial" w:cs="Arial"/>
-        </w:rPr>
-      </w:pPr>
-      <w:r>
-        <w:rPr>
-          <w:rFonts w:eastAsia="Arial" w:cs="Arial"/>
-        </w:rPr>
-        <w:t>f</w:t>
-      </w:r>
-      <w:r>
-        <w:rPr>
-          <w:rFonts w:eastAsia="Arial" w:cs="Arial"/>
-        </w:rPr>
-        <w:t xml:space="preserve">. References adhere to your preferred chosen standard (APA, Chicago etc). Regardless of genre, no less than </w:t>
+        <w:t xml:space="preserve">e. At least </w:t>
       </w:r>
       <w:r>
         <w:rPr>
@@ -1798,19 +2344,7 @@
           <w:b/>
           <w:bCs/>
         </w:rPr>
-        <w:t>six</w:t>
-      </w:r>
-      <w:r>
-        <w:rPr>
-          <w:rFonts w:eastAsia="Arial" w:cs="Arial"/>
-        </w:rPr>
-        <w:t xml:space="preserve"> references should be cited and listed in the bibliography.</w:t>
-      </w:r>
-      <w:r>
-        <w:rPr>
-          <w:rFonts w:eastAsia="Arial" w:cs="Arial"/>
-        </w:rPr>
-        <w:t xml:space="preserve"> </w:t>
+        <w:t xml:space="preserve">three of the following </w:t>
       </w:r>
       <w:r>
         <w:rPr>
@@ -1818,6 +2352,82 @@
           <w:b/>
           <w:bCs/>
         </w:rPr>
+        <w:t xml:space="preserve">course </w:t>
+      </w:r>
+      <w:r>
+        <w:rPr>
+          <w:rFonts w:eastAsia="Arial" w:cs="Arial"/>
+          <w:b/>
+          <w:bCs/>
+        </w:rPr>
+        <w:t>concepts</w:t>
+      </w:r>
+      <w:r>
+        <w:rPr>
+          <w:rFonts w:eastAsia="Arial" w:cs="Arial"/>
+        </w:rPr>
+        <w:t xml:space="preserve"> should be included in some way: experience, recognition, attention, consciousness, alignment, critique, synthesis.</w:t>
+      </w:r>
+    </w:p>
+    <w:p>
+      <w:pPr>
+        <w:pStyle w:val="ListParagraph"/>
+        <w:rPr>
+          <w:rFonts w:eastAsia="Arial" w:cs="Arial"/>
+        </w:rPr>
+      </w:pPr>
+      <w:r>
+        <w:rPr>
+          <w:rFonts w:eastAsia="Arial" w:cs="Arial"/>
+        </w:rPr>
+        <w:t>f</w:t>
+      </w:r>
+      <w:r>
+        <w:rPr>
+          <w:rFonts w:eastAsia="Arial" w:cs="Arial"/>
+        </w:rPr>
+        <w:t xml:space="preserve">. References adhere to your preferred chosen standard (APA, Chicago </w:t>
+      </w:r>
+      <w:proofErr w:type="spellStart"/>
+      <w:r>
+        <w:rPr>
+          <w:rFonts w:eastAsia="Arial" w:cs="Arial"/>
+        </w:rPr>
+        <w:t>etc</w:t>
+      </w:r>
+      <w:proofErr w:type="spellEnd"/>
+      <w:r>
+        <w:rPr>
+          <w:rFonts w:eastAsia="Arial" w:cs="Arial"/>
+        </w:rPr>
+        <w:t xml:space="preserve">). Regardless of genre, no less than </w:t>
+      </w:r>
+      <w:r>
+        <w:rPr>
+          <w:rFonts w:eastAsia="Arial" w:cs="Arial"/>
+          <w:b/>
+          <w:bCs/>
+        </w:rPr>
+        <w:t>six</w:t>
+      </w:r>
+      <w:r>
+        <w:rPr>
+          <w:rFonts w:eastAsia="Arial" w:cs="Arial"/>
+        </w:rPr>
+        <w:t xml:space="preserve"> references should be cited and listed in the bibliography.</w:t>
+      </w:r>
+      <w:r>
+        <w:rPr>
+          <w:rFonts w:eastAsia="Arial" w:cs="Arial"/>
+        </w:rPr>
+        <w:t xml:space="preserve"> </w:t>
+      </w:r>
+      <w:r>
+        <w:rPr>
+          <w:rFonts w:eastAsia="Arial" w:cs="Arial"/>
+          <w:b/>
+          <w:bCs/>
+        </w:rPr>
         <w:t>Three</w:t>
       </w:r>
       <w:r>
@@ -1841,6 +2451,82 @@
       </w:pPr>
       <w:r>
         <w:t>Course Components</w:t>
+      </w:r>
+    </w:p>
+    <w:p>
+      <w:pPr>
+        <w:rPr>
+          <w:spacing w:val="-3"/>
+        </w:rPr>
+      </w:pPr>
+      <w:r>
+        <w:rPr>
+          <w:spacing w:val="-3"/>
+        </w:rPr>
+        <w:t xml:space="preserve">In week 1, you will be asked to write some thoughts that synthesize your formal and informal learning experiences about both machine and human learning. This is not </w:t>
+      </w:r>
+      <w:proofErr w:type="gramStart"/>
+      <w:r>
+        <w:rPr>
+          <w:spacing w:val="-3"/>
+        </w:rPr>
+        <w:t>assessed, but</w:t>
+      </w:r>
+      <w:proofErr w:type="gramEnd"/>
+      <w:r>
+        <w:rPr>
+          <w:spacing w:val="-3"/>
+        </w:rPr>
+        <w:t xml:space="preserve"> does form the basis for the assessment that follows.</w:t>
+      </w:r>
+    </w:p>
+    <w:p>
+      <w:pPr>
+        <w:rPr>
+          <w:spacing w:val="-3"/>
+        </w:rPr>
+      </w:pPr>
+      <w:r>
+        <w:rPr>
+          <w:spacing w:val="-3"/>
+        </w:rPr>
+        <w:t xml:space="preserve">Think of the course as </w:t>
+      </w:r>
+      <w:r>
+        <w:rPr>
+          <w:spacing w:val="-3"/>
+        </w:rPr>
+        <w:t>five</w:t>
+      </w:r>
+      <w:r>
+        <w:rPr>
+          <w:spacing w:val="-3"/>
+        </w:rPr>
+        <w:t xml:space="preserve">-plus-one iterations on your own initial </w:t>
+      </w:r>
+      <w:r>
+        <w:rPr>
+          <w:spacing w:val="-3"/>
+        </w:rPr>
+        <w:t>reflections</w:t>
+      </w:r>
+      <w:r>
+        <w:rPr>
+          <w:spacing w:val="-3"/>
+        </w:rPr>
+        <w:t>, with a mix of self- and other-assessment. You begin by writing down what you already think; each week you revise it in the light of a new concept and grade your own contribution; twice you exchange commentary with a peer; and at the end you synthesize the whole sequence into a final report</w:t>
+      </w:r>
+      <w:r>
+        <w:rPr>
+          <w:spacing w:val="-3"/>
+        </w:rPr>
+        <w:t>, curriculum design or policy document</w:t>
+      </w:r>
+      <w:r>
+        <w:rPr>
+          <w:spacing w:val="-3"/>
+        </w:rPr>
+        <w:t xml:space="preserve">. </w:t>
       </w:r>
     </w:p>
     <w:p>
@@ -1856,19 +2542,35 @@
         <w:rPr>
           <w:spacing w:val="-3"/>
         </w:rPr>
-        <w:t>Think of the course as six-plus-one iterations on your own initial impulses, with a mix of self- and other-assessment. You begin by writing down what you already think; each week you revise it in the light of a new concept and grade your own contribution; twice you exchange commentary with a peer; and at the end you synthesize the whole sequence into a final report</w:t>
-      </w:r>
-      <w:r>
-        <w:rPr>
+        <w:t xml:space="preserve">Aside: why this structure? As we will see from Hegel’s </w:t>
+      </w:r>
+      <w:r>
+        <w:rPr>
+          <w:i/>
+          <w:iCs/>
           <w:spacing w:val="-3"/>
         </w:rPr>
-        <w:t>, curriculum design or policy document</w:t>
+        <w:t>Phenomenology</w:t>
       </w:r>
       <w:r>
         <w:rPr>
           <w:spacing w:val="-3"/>
         </w:rPr>
-        <w:t>. The record of the changes is the work, so all of it is kept in one Google Doc.</w:t>
+        <w:t xml:space="preserve">, his (and many later) account of learning is </w:t>
+      </w:r>
+      <w:r>
+        <w:rPr>
+          <w:i/>
+          <w:iCs/>
+          <w:spacing w:val="-3"/>
+        </w:rPr>
+        <w:t>dialectical</w:t>
+      </w:r>
+      <w:r>
+        <w:rPr>
+          <w:spacing w:val="-3"/>
+        </w:rPr>
+        <w:t>, moving from one concept to another in a way that affirms but also negates and extends where we started. The assessment seeks to mirror that process.</w:t>
       </w:r>
     </w:p>
     <w:p>
@@ -1905,12 +2607,24 @@
         <w:rPr>
           <w:spacing w:val="-5"/>
         </w:rPr>
-        <w:t xml:space="preserve">, write 200–300 words in your own words </w:t>
+        <w:t>, write 2</w:t>
       </w:r>
       <w:r>
         <w:rPr>
           <w:spacing w:val="-5"/>
         </w:rPr>
+        <w:t>5</w:t>
+      </w:r>
+      <w:r>
+        <w:rPr>
+          <w:spacing w:val="-5"/>
+        </w:rPr>
+        <w:t xml:space="preserve">0–300 words in your own words </w:t>
+      </w:r>
+      <w:r>
+        <w:rPr>
+          <w:spacing w:val="-5"/>
+        </w:rPr>
         <w:t>–</w:t>
       </w:r>
       <w:r>
@@ -1929,7 +2643,40 @@
         <w:rPr>
           <w:spacing w:val="-5"/>
         </w:rPr>
-        <w:t xml:space="preserve"> defining machine learning as you understand it today, then human learning; setting out the similarities, differences and relationship between the two, including how machine learning builds on human learning and how human learning may or may not benefit from it; and finally naming the most important question you want answered about AI in relation to learning, with your own provisional answer. This sounds like a survey, and in a way it is, but it sets a baseline of your understanding that the rest of the course revisits. </w:t>
+        <w:t xml:space="preserve"> defining machine learning as you understand it today, then human learning; setting out the similarities, differences and relationship between the two, including how machine learning builds on human learning and </w:t>
+      </w:r>
+      <w:r>
+        <w:rPr>
+          <w:spacing w:val="-5"/>
+        </w:rPr>
+        <w:lastRenderedPageBreak/>
+        <w:t xml:space="preserve">how human learning may or may not benefit from it; and finally naming the most important question you want answered about AI in relation to learning, with your own provisional answer. This sounds like a survey, and in a </w:t>
+      </w:r>
+      <w:proofErr w:type="gramStart"/>
+      <w:r>
+        <w:rPr>
+          <w:spacing w:val="-5"/>
+        </w:rPr>
+        <w:t>way</w:t>
+      </w:r>
+      <w:proofErr w:type="gramEnd"/>
+      <w:r>
+        <w:rPr>
+          <w:spacing w:val="-5"/>
+        </w:rPr>
+        <w:t xml:space="preserve"> it is</w:t>
+      </w:r>
+      <w:r>
+        <w:rPr>
+          <w:spacing w:val="-5"/>
+        </w:rPr>
+        <w:t xml:space="preserve"> – I will be making use of it to ensure future weeks are as relevant as possible –</w:t>
+      </w:r>
+      <w:r>
+        <w:rPr>
+          <w:spacing w:val="-5"/>
+        </w:rPr>
+        <w:t xml:space="preserve"> but it sets a baseline of your understanding that the rest of the course revisits. </w:t>
       </w:r>
       <w:r>
         <w:rPr>
@@ -2149,7 +2896,19 @@
               <w:rPr>
                 <w:rFonts w:eastAsia="Arial" w:cs="Arial"/>
               </w:rPr>
-              <w:t>200–500 words on how you define machine learning and human learning, their relationship, and the question you most want answered. Written in the first fortnight. Not graded.</w:t>
+              <w:t>2</w:t>
+            </w:r>
+            <w:r>
+              <w:rPr>
+                <w:rFonts w:eastAsia="Arial" w:cs="Arial"/>
+              </w:rPr>
+              <w:t>5</w:t>
+            </w:r>
+            <w:r>
+              <w:rPr>
+                <w:rFonts w:eastAsia="Arial" w:cs="Arial"/>
+              </w:rPr>
+              <w:t>0–500 words on how you define machine learning and human learning, their relationship, and the question you most want answered. Written in the first fortnight. Not graded.</w:t>
             </w:r>
           </w:p>
         </w:tc>
@@ -2180,6 +2939,12 @@
                 <w:rFonts w:eastAsia="Arial" w:cs="Arial"/>
               </w:rPr>
               <w:t>0</w:t>
+            </w:r>
+            <w:r>
+              <w:rPr>
+                <w:rFonts w:eastAsia="Arial" w:cs="Arial"/>
+              </w:rPr>
+              <w:t xml:space="preserve"> (0%)</w:t>
             </w:r>
           </w:p>
         </w:tc>
@@ -2216,7 +2981,7 @@
                 <w:b/>
                 <w:bCs/>
               </w:rPr>
-              <w:t>Formative self-assessment (× 6)</w:t>
+              <w:t>Formative self-assessment (× 5)</w:t>
             </w:r>
           </w:p>
         </w:tc>
@@ -2246,14 +3011,49 @@
               <w:rPr>
                 <w:rFonts w:eastAsia="Arial" w:cs="Arial"/>
               </w:rPr>
-              <w:t xml:space="preserve">One cycle per concept, Sessions 2–7: notes from the readings, lecture and discussion; a chat session with your preferred AI system; a copy-then-revise pass over your previous responses; peer review in </w:t>
+              <w:t>One cycle per concept, Sessions 2–6: notes from the readings, lecture and discussion; a chat session with your preferred AI system; a copy-then-revise pass over your previous responses; peer review in class; and a short reflective note in which you grade your own contribution.</w:t>
             </w:r>
             <w:r>
               <w:rPr>
                 <w:rFonts w:eastAsia="Arial" w:cs="Arial"/>
               </w:rPr>
-              <w:lastRenderedPageBreak/>
-              <w:t>class; and a short reflective note in which you grade your own contribution.</w:t>
+              <w:t xml:space="preserve"> Expect </w:t>
+            </w:r>
+            <w:r>
+              <w:rPr>
+                <w:rFonts w:eastAsia="Arial" w:cs="Arial"/>
+              </w:rPr>
+              <w:t>to write a minimum of</w:t>
+            </w:r>
+            <w:r>
+              <w:rPr>
+                <w:rFonts w:eastAsia="Arial" w:cs="Arial"/>
+              </w:rPr>
+              <w:t xml:space="preserve"> 2</w:t>
+            </w:r>
+            <w:r>
+              <w:rPr>
+                <w:rFonts w:eastAsia="Arial" w:cs="Arial"/>
+              </w:rPr>
+              <w:t>5</w:t>
+            </w:r>
+            <w:r>
+              <w:rPr>
+                <w:rFonts w:eastAsia="Arial" w:cs="Arial"/>
+              </w:rPr>
+              <w:t xml:space="preserve">0 words </w:t>
+            </w:r>
+            <w:r>
+              <w:rPr>
+                <w:rFonts w:eastAsia="Arial" w:cs="Arial"/>
+              </w:rPr>
+              <w:t>per week</w:t>
+            </w:r>
+            <w:r>
+              <w:rPr>
+                <w:rFonts w:eastAsia="Arial" w:cs="Arial"/>
+              </w:rPr>
+              <w:t>.</w:t>
             </w:r>
           </w:p>
         </w:tc>
@@ -2283,8 +3083,31 @@
               <w:rPr>
                 <w:rFonts w:eastAsia="Arial" w:cs="Arial"/>
               </w:rPr>
-              <w:lastRenderedPageBreak/>
-              <w:t>100 each (600)</w:t>
+              <w:t>1</w:t>
+            </w:r>
+            <w:r>
+              <w:rPr>
+                <w:rFonts w:eastAsia="Arial" w:cs="Arial"/>
+              </w:rPr>
+              <w:t>0</w:t>
+            </w:r>
+            <w:r>
+              <w:rPr>
+                <w:rFonts w:eastAsia="Arial" w:cs="Arial"/>
+              </w:rPr>
+              <w:t>%</w:t>
+            </w:r>
+            <w:r>
+              <w:rPr>
+                <w:rFonts w:eastAsia="Arial" w:cs="Arial"/>
+              </w:rPr>
+              <w:t xml:space="preserve"> each </w:t>
+            </w:r>
+            <w:r>
+              <w:rPr>
+                <w:rFonts w:eastAsia="Arial" w:cs="Arial"/>
+              </w:rPr>
+              <w:t>(50%)</w:t>
             </w:r>
           </w:p>
         </w:tc>
@@ -2351,7 +3174,7 @@
               <w:rPr>
                 <w:rFonts w:eastAsia="Arial" w:cs="Arial"/>
               </w:rPr>
-              <w:t>Read and comment on a peer’s revised responses, once across Sessions 3/4 and again across Sessions 6/7. A hurdle requirement: awarded on completion in good faith, not graded on quality.</w:t>
+              <w:t>Read and comment on a peer’s revised responses, three comments in Session 3 and three more in Session 6. A hurdle requirement: awarded on completion in good faith, not graded on quality.</w:t>
             </w:r>
           </w:p>
         </w:tc>
@@ -2381,7 +3204,25 @@
               <w:rPr>
                 <w:rFonts w:eastAsia="Arial" w:cs="Arial"/>
               </w:rPr>
-              <w:t>50 each (100)</w:t>
+              <w:t>5</w:t>
+            </w:r>
+            <w:r>
+              <w:rPr>
+                <w:rFonts w:eastAsia="Arial" w:cs="Arial"/>
+              </w:rPr>
+              <w:t>%</w:t>
+            </w:r>
+            <w:r>
+              <w:rPr>
+                <w:rFonts w:eastAsia="Arial" w:cs="Arial"/>
+              </w:rPr>
+              <w:t xml:space="preserve"> each </w:t>
+            </w:r>
+            <w:r>
+              <w:rPr>
+                <w:rFonts w:eastAsia="Arial" w:cs="Arial"/>
+              </w:rPr>
+              <w:t>(10%)</w:t>
             </w:r>
           </w:p>
         </w:tc>
@@ -2448,7 +3289,14 @@
               <w:rPr>
                 <w:rFonts w:eastAsia="Arial" w:cs="Arial"/>
               </w:rPr>
-              <w:t>A summative report, essay, or curriculum design synthesizing the course materials and building directly on the six formative iterations. Its exact form is settled together during the term. Due Fri 16 Oct.</w:t>
+              <w:t xml:space="preserve">A summative report, essay, or curriculum design synthesizing the course materials and building directly on the five </w:t>
+            </w:r>
+            <w:r>
+              <w:rPr>
+                <w:rFonts w:eastAsia="Arial" w:cs="Arial"/>
+              </w:rPr>
+              <w:lastRenderedPageBreak/>
+              <w:t>formative iterations. Its exact form is settled together during the term. Due Fri 16 Oct.</w:t>
             </w:r>
           </w:p>
         </w:tc>
@@ -2478,7 +3326,8 @@
               <w:rPr>
                 <w:rFonts w:eastAsia="Arial" w:cs="Arial"/>
               </w:rPr>
-              <w:t>300</w:t>
+              <w:lastRenderedPageBreak/>
+              <w:t>40%</w:t>
             </w:r>
           </w:p>
         </w:tc>
@@ -2540,20 +3389,40 @@
         <w:rPr>
           <w:spacing w:val="-5"/>
         </w:rPr>
-        <w:t>Hour 2: Open Lecture (in the sense that you can interrupt, pose questions etc)</w:t>
-      </w:r>
-    </w:p>
-    <w:p>
-      <w:pPr>
+        <w:t xml:space="preserve">Hour 2: Open Lecture (in the sense that you can interrupt, pose questions </w:t>
+      </w:r>
+      <w:proofErr w:type="spellStart"/>
+      <w:r>
         <w:rPr>
           <w:spacing w:val="-5"/>
         </w:rPr>
-      </w:pPr>
+        <w:t>etc</w:t>
+      </w:r>
+      <w:proofErr w:type="spellEnd"/>
       <w:r>
         <w:rPr>
           <w:spacing w:val="-5"/>
         </w:rPr>
+        <w:t>)</w:t>
+      </w:r>
+    </w:p>
+    <w:p>
+      <w:pPr>
+        <w:rPr>
+          <w:spacing w:val="-5"/>
+        </w:rPr>
+      </w:pPr>
+      <w:r>
+        <w:rPr>
+          <w:spacing w:val="-5"/>
+        </w:rPr>
         <w:t>Hour 3: Small group discussions, work on weekly activities</w:t>
+      </w:r>
+      <w:r>
+        <w:rPr>
+          <w:spacing w:val="-5"/>
+        </w:rPr>
+        <w:t>, including AI chat sessions</w:t>
       </w:r>
     </w:p>
     <w:p>
@@ -2613,30 +3482,92 @@
         <w:rPr>
           <w:spacing w:val="-5"/>
         </w:rPr>
-        <w:t xml:space="preserve">A summative piece that synthesizes the course materials — a report, an essay, or a curriculum design. It builds directly on the formative work: the six iterations are the raw material and this is the seventh. </w:t>
+        <w:t xml:space="preserve">A summative piece that synthesizes the course materials </w:t>
       </w:r>
       <w:r>
         <w:rPr>
           <w:spacing w:val="-5"/>
         </w:rPr>
+        <w:t>–</w:t>
+      </w:r>
+      <w:r>
+        <w:rPr>
+          <w:spacing w:val="-5"/>
+        </w:rPr>
+        <w:t xml:space="preserve"> a report, an essay, or a curriculum design. It builds directly on the formative work: the five iterations are the raw material </w:t>
+      </w:r>
+      <w:r>
+        <w:rPr>
+          <w:spacing w:val="-5"/>
+        </w:rPr>
+        <w:t>which you can incorporate, summarize, revise and extend</w:t>
+      </w:r>
+      <w:r>
+        <w:rPr>
+          <w:spacing w:val="-5"/>
+        </w:rPr>
+        <w:t xml:space="preserve">. </w:t>
+      </w:r>
+      <w:r>
+        <w:rPr>
+          <w:spacing w:val="-5"/>
+        </w:rPr>
+        <w:t xml:space="preserve">Note that the cumulative self-assessed responses to weeks 2–6 will need some re-shaping into your chosen genre for this </w:t>
+      </w:r>
+      <w:proofErr w:type="gramStart"/>
+      <w:r>
+        <w:rPr>
+          <w:spacing w:val="-5"/>
+        </w:rPr>
+        <w:t>assessment, but</w:t>
+      </w:r>
+      <w:proofErr w:type="gramEnd"/>
+      <w:r>
+        <w:rPr>
+          <w:spacing w:val="-5"/>
+        </w:rPr>
+        <w:t xml:space="preserve"> can make up much of the substance – including, if you choose, reflections on your own self-assessment. </w:t>
+      </w:r>
+      <w:r>
+        <w:rPr>
+          <w:spacing w:val="-5"/>
+        </w:rPr>
         <w:t xml:space="preserve">See notes above for more details. </w:t>
       </w:r>
       <w:r>
         <w:rPr>
           <w:spacing w:val="-5"/>
         </w:rPr>
-        <w:t xml:space="preserve">Due Friday 16 October at 11:59 PM Central, the last day of Term A. Submit through </w:t>
+        <w:t xml:space="preserve">Due Friday 16 October at 11:59 PM Central, the last day of Term A. Submit </w:t>
       </w:r>
       <w:r>
         <w:rPr>
           <w:spacing w:val="-5"/>
         </w:rPr>
-        <w:t>Google Docs</w:t>
+        <w:t>by emailing me a link to the</w:t>
       </w:r>
       <w:r>
         <w:rPr>
           <w:spacing w:val="-5"/>
         </w:rPr>
+        <w:t xml:space="preserve"> </w:t>
+      </w:r>
+      <w:r>
+        <w:rPr>
+          <w:spacing w:val="-5"/>
+        </w:rPr>
+        <w:t>Google Doc</w:t>
+      </w:r>
+      <w:r>
+        <w:rPr>
+          <w:spacing w:val="-5"/>
+        </w:rPr>
+        <w:t xml:space="preserve"> or an attached Microsoft Word file</w:t>
+      </w:r>
+      <w:r>
+        <w:rPr>
+          <w:spacing w:val="-5"/>
+        </w:rPr>
         <w:t>.</w:t>
       </w:r>
     </w:p>
@@ -2645,7 +3576,6 @@
         <w:pStyle w:val="Heading3"/>
       </w:pPr>
       <w:r>
-        <w:lastRenderedPageBreak/>
         <w:t>Late</w:t>
       </w:r>
       <w:r>
@@ -2678,7 +3608,7 @@
         </w:rPr>
       </w:pPr>
       <w:r>
-        <w:t>The weekly cycle only works if it is weekly. A self-assessment written three weeks late is a memory exercise rather than a revision, and the peer commentary rounds depend on your classmates having something to read. Tell me before the deadline if you are going to be late and we will sort it out. The final report is the one hard deadline: because Term A grades are due to the University shortly after the term ends, extensions on it must be arranged with me in advance. If something serious is going on, talk to me — I would much rather grant an extension than receive nothing.</w:t>
+        <w:t xml:space="preserve">The weekly cycle may be challenging due to factors beyond your control – just inform me if you need more time. The final assessment deadline has limited flexibility, due to the deadline for submitting grades. Please contact me if you are going to be late, and we’ll work to sort it out. </w:t>
       </w:r>
     </w:p>
     <w:p>
@@ -2703,21 +3633,14 @@
           <w:rFonts w:eastAsia="Arial" w:cs="Arial"/>
           <w:color w:val="252525"/>
         </w:rPr>
-        <w:t>Regular class attendance is expected of all students at the university. The authority to excuse absences rests with the course instructors, subject to the requirement to reasonably accommodate class absences (see ‘Absence Policy’ below). Enrollment in this course includes expectation of regular attendance</w:t>
+        <w:t>Regular class attendance is expected of all students at the university</w:t>
       </w:r>
       <w:r>
         <w:rPr>
           <w:rFonts w:eastAsia="Arial" w:cs="Arial"/>
           <w:color w:val="252525"/>
         </w:rPr>
-        <w:t>,</w:t>
-      </w:r>
-      <w:r>
-        <w:rPr>
-          <w:rFonts w:eastAsia="Arial" w:cs="Arial"/>
-          <w:color w:val="252525"/>
-        </w:rPr>
-        <w:t xml:space="preserve"> and this is reflected in the Participation Grade. If you find you must miss (or have missed) class, contact the instructor as soon as possible. Repeated tardiness or leaving sessions early may be considered an unexcused absence unless alternate arrangements have been made with the instructor.</w:t>
+        <w:t xml:space="preserve">, and for this course, it will be difficult to support many of the activities and discussion asynchronously. Please let me know if you need to miss class, and I’ll try to accommodate. </w:t>
       </w:r>
     </w:p>
     <w:p>
@@ -2725,6 +3648,7 @@
         <w:pStyle w:val="Heading3"/>
       </w:pPr>
       <w:r>
+        <w:lastRenderedPageBreak/>
         <w:t>Absence</w:t>
       </w:r>
       <w:r>
@@ -2751,6 +3675,7 @@
         </w:rPr>
         <w:t xml:space="preserve">Attendance means joining the live Zoom seminar. Sessions are recorded and posted to </w:t>
       </w:r>
+      <w:proofErr w:type="spellStart"/>
       <w:r>
         <w:rPr>
           <w:rStyle w:val="Hyperlink"/>
@@ -2759,6 +3684,7 @@
         </w:rPr>
         <w:t>CGScholar</w:t>
       </w:r>
+      <w:proofErr w:type="spellEnd"/>
       <w:r>
         <w:rPr>
           <w:rStyle w:val="Hyperlink"/>
@@ -2816,7 +3742,7 @@
           <w:rFonts w:eastAsia="Arial" w:cs="Arial"/>
           <w:color w:val="000000" w:themeColor="text1"/>
         </w:rPr>
-        <w:t xml:space="preserve"> and through the peer commentary hurdle. Sustained absence from discussion will show up in both.</w:t>
+        <w:t xml:space="preserve"> and through the peer commentary hurdle. </w:t>
       </w:r>
     </w:p>
     <w:p>
@@ -2844,7 +3770,19 @@
         <w:rPr>
           <w:spacing w:val="-1"/>
         </w:rPr>
-        <w:t>Final letter grades are determined by total points earned out of 1000, converted to a percentage and mapped through the scale below. Grades are not curved. Rounding is to two decimal places. If you believe an error has been made in computing your final grade, email me within one week of grades being posted.</w:t>
+        <w:t xml:space="preserve">Final letter grades are determined by total </w:t>
+      </w:r>
+      <w:r>
+        <w:rPr>
+          <w:spacing w:val="-1"/>
+        </w:rPr>
+        <w:t>percentage</w:t>
+      </w:r>
+      <w:r>
+        <w:rPr>
+          <w:spacing w:val="-1"/>
+        </w:rPr>
+        <w:t xml:space="preserve"> and mapped through the scale below. Grades are not curved. Rounding is to two decimal places. If you believe an error has been made in computing your final grade, email me within one week of grades being posted.</w:t>
       </w:r>
     </w:p>
     <w:p>
@@ -2852,7 +3790,6 @@
         <w:pStyle w:val="Heading3"/>
       </w:pPr>
       <w:r>
-        <w:lastRenderedPageBreak/>
         <w:t>Grading Scale</w:t>
       </w:r>
     </w:p>
@@ -3128,6 +4065,7 @@
           </w:tcPr>
           <w:p>
             <w:r>
+              <w:lastRenderedPageBreak/>
               <w:t>66.00 - 69.99</w:t>
             </w:r>
           </w:p>
@@ -3243,7 +4181,7 @@
         </w:rPr>
         <w:t xml:space="preserve">The University of Illinois Urbana-Champaign </w:t>
       </w:r>
-      <w:hyperlink r:id="rId12">
+      <w:hyperlink r:id="rId17">
         <w:r>
           <w:rPr>
             <w:rStyle w:val="Hyperlink"/>
@@ -3288,7 +4226,7 @@
         </w:rPr>
         <w:t xml:space="preserve">Academic dishonesty may result in a failing grade. Every student is expected to review and abide by the </w:t>
       </w:r>
-      <w:hyperlink r:id="rId13">
+      <w:hyperlink r:id="rId18">
         <w:r>
           <w:rPr>
             <w:rStyle w:val="Hyperlink"/>
@@ -3353,7 +4291,6 @@
           <w:rFonts w:ascii="Arial" w:eastAsia="Arial" w:hAnsi="Arial" w:cs="Arial"/>
           <w:color w:val="161616"/>
         </w:rPr>
-        <w:lastRenderedPageBreak/>
         <w:t>Permitted and encouraged throughout: using AI to explore ideas, test arguments, find sources that you then verify independently, and stress-test your drafts. This is course material: a weekly chat session forms part of the assessed formative cycle.</w:t>
       </w:r>
     </w:p>
@@ -3430,6 +4367,7 @@
         <w:pStyle w:val="Heading3"/>
       </w:pPr>
       <w:r>
+        <w:lastRenderedPageBreak/>
         <w:t>Students</w:t>
       </w:r>
       <w:r>
@@ -3484,7 +4422,7 @@
       <w:r>
         <w:t xml:space="preserve">contact DRES as soon as possible. To contact DRES, please visit 1207 S. Oak Street, Champaign, call (217) 333-1970, email </w:t>
       </w:r>
-      <w:hyperlink r:id="rId14">
+      <w:hyperlink r:id="rId19">
         <w:r>
           <w:rPr>
             <w:rStyle w:val="Hyperlink"/>
@@ -3495,7 +4433,7 @@
       <w:r>
         <w:t xml:space="preserve">, or visit the </w:t>
       </w:r>
-      <w:hyperlink r:id="rId15">
+      <w:hyperlink r:id="rId20">
         <w:r>
           <w:rPr>
             <w:rStyle w:val="Hyperlink"/>
@@ -3552,7 +4490,7 @@
       <w:r>
         <w:t xml:space="preserve">See </w:t>
       </w:r>
-      <w:hyperlink r:id="rId16">
+      <w:hyperlink r:id="rId21">
         <w:r>
           <w:rPr>
             <w:rStyle w:val="Hyperlink"/>
@@ -3617,7 +4555,6 @@
         </w:numPr>
       </w:pPr>
       <w:r>
-        <w:lastRenderedPageBreak/>
         <w:t>Counseling Center (217) 333-3704</w:t>
       </w:r>
     </w:p>
@@ -3653,8 +4590,13 @@
           <w:numId w:val="41"/>
         </w:numPr>
       </w:pPr>
-      <w:r>
-        <w:t>Rosecrance Crisis Line (815) 720-4953 (available 24/7, 365 days a year)</w:t>
+      <w:proofErr w:type="spellStart"/>
+      <w:r>
+        <w:t>Rosecrance</w:t>
+      </w:r>
+      <w:proofErr w:type="spellEnd"/>
+      <w:r>
+        <w:t xml:space="preserve"> Crisis Line (815) 720-4953 (available 24/7, 365 days a year)</w:t>
       </w:r>
     </w:p>
     <w:p>
@@ -3749,16 +4691,32 @@
           <w:rFonts w:eastAsia="Arial" w:cs="Arial"/>
           <w:color w:val="161616"/>
         </w:rPr>
-        <w:t xml:space="preserve"> their well-being or yours, we encourage you to refer this behavior to the Connie Frank CARE Center (formerly the Student Assistance Center) in the Office of the Dean of Students.  You may do so by calling (217) 333-0050 or by submitting an </w:t>
-      </w:r>
+        <w:t xml:space="preserve"> their well-being or yours, we encourage you to refer this behavior to the Connie Frank CARE Center (formerly the Student Assistance Center) in the Office of the Dean of Students.  You may do so by calling (217) 333-0050 or by submitting </w:t>
+      </w:r>
+      <w:proofErr w:type="gramStart"/>
       <w:r>
         <w:rPr>
           <w:rFonts w:eastAsia="Arial" w:cs="Arial"/>
           <w:color w:val="161616"/>
         </w:rPr>
+        <w:t>an</w:t>
+      </w:r>
+      <w:proofErr w:type="gramEnd"/>
+      <w:r>
+        <w:rPr>
+          <w:rFonts w:eastAsia="Arial" w:cs="Arial"/>
+          <w:color w:val="161616"/>
+        </w:rPr>
+        <w:t xml:space="preserve"> </w:t>
+      </w:r>
+      <w:r>
+        <w:rPr>
+          <w:rFonts w:eastAsia="Arial" w:cs="Arial"/>
+          <w:color w:val="161616"/>
+        </w:rPr>
         <w:t xml:space="preserve">CARE </w:t>
       </w:r>
-      <w:hyperlink r:id="rId17" w:history="1">
+      <w:hyperlink r:id="rId22" w:history="1">
         <w:r>
           <w:rPr>
             <w:rStyle w:val="Hyperlink"/>
@@ -3806,9 +4764,10 @@
           <w:rFonts w:eastAsia="Arial" w:cs="Arial"/>
           <w:color w:val="161616"/>
         </w:rPr>
+        <w:lastRenderedPageBreak/>
         <w:t xml:space="preserve">Further, as a Community of Care, we want to support you in your overall wellness. We know that students sometimes face challenges that can impact academic performance (examples include mental health concerns, food insecurity, homelessness, personal emergencies). Should you find that you are managing such a challenge and that it is interfering with your coursework, you are encouraged to contact the </w:t>
       </w:r>
-      <w:hyperlink r:id="rId18">
+      <w:hyperlink r:id="rId23">
         <w:r>
           <w:rPr>
             <w:rStyle w:val="Hyperlink"/>
@@ -3852,7 +4811,7 @@
         </w:rPr>
         <w:t xml:space="preserve"> </w:t>
       </w:r>
-      <w:hyperlink r:id="rId19" w:history="1">
+      <w:hyperlink r:id="rId24" w:history="1">
         <w:r>
           <w:rPr>
             <w:rStyle w:val="Hyperlink"/>
@@ -3894,7 +4853,7 @@
         </w:rPr>
         <w:t xml:space="preserve">Behavior that persistently or grossly interferes with classroom activities is considered disruptive behavior and may be subject to disciplinary action. Such behavior inhibits other students’ ability to learn and an instructor’s ability to teach. A student responsible for disruptive behavior may be required to leave class pending discussion and resolution of the problem and may be reported using the </w:t>
       </w:r>
-      <w:hyperlink r:id="rId20">
+      <w:hyperlink r:id="rId25">
         <w:r>
           <w:rPr>
             <w:rStyle w:val="Hyperlink"/>
@@ -3907,17 +4866,9 @@
           <w:rFonts w:eastAsia="Arial" w:cs="Arial"/>
           <w:color w:val="141414"/>
         </w:rPr>
-        <w:t xml:space="preserve"> </w:t>
-      </w:r>
-      <w:r>
-        <w:rPr>
-          <w:rFonts w:eastAsia="Arial" w:cs="Arial"/>
-          <w:color w:val="141414"/>
-        </w:rPr>
-        <w:lastRenderedPageBreak/>
-        <w:t>(</w:t>
-      </w:r>
-      <w:hyperlink r:id="rId21">
+        <w:t xml:space="preserve"> (</w:t>
+      </w:r>
+      <w:hyperlink r:id="rId26">
         <w:r>
           <w:rPr>
             <w:rStyle w:val="Hyperlink"/>
@@ -3932,7 +4883,7 @@
         </w:rPr>
         <w:t>), email (</w:t>
       </w:r>
-      <w:hyperlink r:id="rId22">
+      <w:hyperlink r:id="rId27">
         <w:r>
           <w:rPr>
             <w:rStyle w:val="Hyperlink"/>
@@ -3966,7 +4917,7 @@
         </w:rPr>
         <w:t xml:space="preserve"> 333-3680 to the </w:t>
       </w:r>
-      <w:hyperlink r:id="rId23">
+      <w:hyperlink r:id="rId28">
         <w:r>
           <w:rPr>
             <w:rStyle w:val="Hyperlink"/>
@@ -3981,7 +4932,7 @@
         </w:rPr>
         <w:t xml:space="preserve"> (</w:t>
       </w:r>
-      <w:hyperlink r:id="rId24">
+      <w:hyperlink r:id="rId29">
         <w:r>
           <w:rPr>
             <w:rStyle w:val="Hyperlink"/>
@@ -4034,7 +4985,7 @@
         </w:rPr>
         <w:t xml:space="preserve">For emergency response recommendations and building floor plans, review </w:t>
       </w:r>
-      <w:hyperlink r:id="rId25">
+      <w:hyperlink r:id="rId30">
         <w:r>
           <w:rPr>
             <w:rStyle w:val="Hyperlink"/>
@@ -4051,7 +5002,7 @@
         </w:rPr>
         <w:t xml:space="preserve"> (https://police.illinois.edu/em/run-hide-fight/), </w:t>
       </w:r>
-      <w:hyperlink r:id="rId26">
+      <w:hyperlink r:id="rId31">
         <w:r>
           <w:rPr>
             <w:rStyle w:val="Hyperlink"/>
@@ -4068,7 +5019,7 @@
         </w:rPr>
         <w:t xml:space="preserve"> (https://eoc.illinois.edu/plans/eap/), and </w:t>
       </w:r>
-      <w:hyperlink r:id="rId27">
+      <w:hyperlink r:id="rId32">
         <w:r>
           <w:rPr>
             <w:rStyle w:val="Hyperlink"/>
@@ -4119,9 +5070,17 @@
           <w:rFonts w:eastAsia="Arial" w:cs="Arial"/>
           <w:color w:val="000000" w:themeColor="text1"/>
         </w:rPr>
-        <w:t xml:space="preserve">It is the policy of the University of Illinois Urbana-Champaign to reasonably accommodate its students’ religious beliefs, observances, and practices that conflict with a student’s class attendance or participation in a scheduled examination or work requirement, consistent with state and federal law. Students must make requests for accommodation in advance of the conflict to allow time for both consideration of the request and alternate procedures to be prepared. Requests should be directed to the instructor. An optional resource to assist students in making such requests can be found on the </w:t>
-      </w:r>
-      <w:hyperlink r:id="rId28">
+        <w:t xml:space="preserve">It is the policy of the University of Illinois Urbana-Champaign to reasonably accommodate its students’ religious beliefs, observances, and practices that conflict with a student’s class attendance or participation in a scheduled examination or work requirement, consistent with state and federal law. Students must make requests for </w:t>
+      </w:r>
+      <w:r>
+        <w:rPr>
+          <w:rFonts w:eastAsia="Arial" w:cs="Arial"/>
+          <w:color w:val="000000" w:themeColor="text1"/>
+        </w:rPr>
+        <w:lastRenderedPageBreak/>
+        <w:t xml:space="preserve">accommodation in advance of the conflict to allow time for both consideration of the request and alternate procedures to be prepared. Requests should be directed to the instructor. An optional resource to assist students in making such requests can be found on the </w:t>
+      </w:r>
+      <w:hyperlink r:id="rId33">
         <w:r>
           <w:rPr>
             <w:rStyle w:val="Hyperlink"/>
@@ -4199,7 +5158,7 @@
         </w:rPr>
         <w:t xml:space="preserve">A list of the designated University employees who, as counselors, confidential advisors, and medical professionals, do not have this reporting responsibility and can maintain confidentiality, can be found on </w:t>
       </w:r>
-      <w:hyperlink r:id="rId29" w:anchor="confidential">
+      <w:hyperlink r:id="rId34" w:anchor="confidential">
         <w:r>
           <w:rPr>
             <w:rStyle w:val="Hyperlink"/>
@@ -4214,7 +5173,7 @@
         </w:rPr>
         <w:t xml:space="preserve">  (https://wecare.illinois.edu/resources/students/#confidential) and on the </w:t>
       </w:r>
-      <w:hyperlink r:id="rId30">
+      <w:hyperlink r:id="rId35">
         <w:r>
           <w:rPr>
             <w:rStyle w:val="Hyperlink"/>
@@ -4229,7 +5188,7 @@
         </w:rPr>
         <w:t xml:space="preserve">. Other information about resources and reporting is available on </w:t>
       </w:r>
-      <w:hyperlink r:id="rId31">
+      <w:hyperlink r:id="rId36">
         <w:r>
           <w:rPr>
             <w:rStyle w:val="Hyperlink"/>
@@ -4244,7 +5203,7 @@
         </w:rPr>
         <w:t xml:space="preserve"> (https://wecare.illinois.edu/) and on the </w:t>
       </w:r>
-      <w:hyperlink r:id="rId32">
+      <w:hyperlink r:id="rId37">
         <w:r>
           <w:rPr>
             <w:rStyle w:val="Hyperlink"/>
@@ -4282,7 +5241,7 @@
         </w:rPr>
         <w:t xml:space="preserve">As a military-friendly institution, and per federal regulations and Illinois statutes, the University of Illinois Urbana-Champaign has established policies and procedures to accommodate military-connected students. In addition to the support available at the </w:t>
       </w:r>
-      <w:hyperlink r:id="rId33">
+      <w:hyperlink r:id="rId38">
         <w:r>
           <w:rPr>
             <w:rStyle w:val="Hyperlink"/>
@@ -4302,24 +5261,30 @@
         <w:rPr>
           <w:rFonts w:eastAsia="Arial" w:cs="Arial"/>
         </w:rPr>
-        <w:t>https://chezveteranscenter.ahs.illinois.edu/</w:t>
+        <w:t>https://chezveteranscenter.</w:t>
+      </w:r>
+      <w:proofErr w:type="spellStart"/>
+      <w:r>
+        <w:rPr>
+          <w:rFonts w:eastAsia="Arial" w:cs="Arial"/>
+        </w:rPr>
+        <w:t>ahs</w:t>
+      </w:r>
+      <w:proofErr w:type="spellEnd"/>
+      <w:r>
+        <w:rPr>
+          <w:rFonts w:eastAsia="Arial" w:cs="Arial"/>
+        </w:rPr>
+        <w:t>.illinois.edu/</w:t>
       </w:r>
       <w:r>
         <w:rPr>
           <w:rFonts w:eastAsia="Arial" w:cs="Arial"/>
           <w:color w:val="000000" w:themeColor="text1"/>
         </w:rPr>
-        <w:t xml:space="preserve">), members of the National Guard or Reserves and active-duty military personnel with military obligations (e.g., deployments, training, drills) are encouraged to communicate these, in advance </w:t>
-      </w:r>
-      <w:r>
-        <w:rPr>
-          <w:rFonts w:eastAsia="Arial" w:cs="Arial"/>
-          <w:color w:val="000000" w:themeColor="text1"/>
-        </w:rPr>
-        <w:lastRenderedPageBreak/>
-        <w:t xml:space="preserve">whenever possible, to the instructor. For policy details, see the Student Code on </w:t>
-      </w:r>
-      <w:hyperlink r:id="rId34">
+        <w:t xml:space="preserve">), members of the National Guard or Reserves and active-duty military personnel with military obligations (e.g., deployments, training, drills) are encouraged to communicate these, in advance whenever possible, to the instructor. For policy details, see the Student Code on </w:t>
+      </w:r>
+      <w:hyperlink r:id="rId39">
         <w:r>
           <w:rPr>
             <w:rStyle w:val="Hyperlink"/>
@@ -4490,12 +5455,16 @@
             <w:pPr>
               <w:pStyle w:val="ListBullet"/>
               <w:rPr>
+                <w:i/>
+                <w:iCs/>
                 <w:sz w:val="24"/>
                 <w:szCs w:val="24"/>
               </w:rPr>
             </w:pPr>
             <w:r>
               <w:rPr>
+                <w:i/>
+                <w:iCs/>
                 <w:sz w:val="24"/>
                 <w:szCs w:val="24"/>
               </w:rPr>
@@ -4515,7 +5484,39 @@
                 <w:sz w:val="24"/>
                 <w:szCs w:val="24"/>
               </w:rPr>
-              <w:t>Dialectic, and what it means for both sides to change</w:t>
+              <w:t>Introductions</w:t>
+            </w:r>
+          </w:p>
+          <w:p>
+            <w:pPr>
+              <w:pStyle w:val="ListBullet"/>
+              <w:rPr>
+                <w:sz w:val="24"/>
+                <w:szCs w:val="24"/>
+              </w:rPr>
+            </w:pPr>
+            <w:r>
+              <w:rPr>
+                <w:sz w:val="24"/>
+                <w:szCs w:val="24"/>
+              </w:rPr>
+              <w:t>Course and Assessment Overview</w:t>
+            </w:r>
+          </w:p>
+          <w:p>
+            <w:pPr>
+              <w:pStyle w:val="ListBullet"/>
+              <w:rPr>
+                <w:sz w:val="24"/>
+                <w:szCs w:val="24"/>
+              </w:rPr>
+            </w:pPr>
+            <w:r>
+              <w:rPr>
+                <w:sz w:val="24"/>
+                <w:szCs w:val="24"/>
+              </w:rPr>
+              <w:t>Initial questions on machine and human learning</w:t>
             </w:r>
           </w:p>
         </w:tc>
@@ -4531,11 +5532,47 @@
               </w:rPr>
             </w:pPr>
             <w:r>
+              <w:fldChar w:fldCharType="begin"/>
+            </w:r>
+            <w:r>
+              <w:instrText>HYPERLINK "https://cgscholar.com/posts/1849?communityId=150" \t "_blank"</w:instrText>
+            </w:r>
+            <w:r>
+              <w:fldChar w:fldCharType="separate"/>
+            </w:r>
+            <w:r>
+              <w:rPr>
+                <w:rStyle w:val="Hyperlink"/>
+              </w:rPr>
+              <w:t>Week 1 (August 24) - S</w:t>
+            </w:r>
+            <w:r>
+              <w:rPr>
+                <w:rStyle w:val="Hyperlink"/>
+              </w:rPr>
+              <w:t>y</w:t>
+            </w:r>
+            <w:r>
+              <w:rPr>
+                <w:rStyle w:val="Hyperlink"/>
+              </w:rPr>
+              <w:t>nthesis</w:t>
+            </w:r>
+            <w:r>
+              <w:fldChar w:fldCharType="end"/>
+            </w:r>
+            <w:r>
+              <w:br/>
+            </w:r>
+            <w:r>
+              <w:br/>
+            </w:r>
+            <w:r>
               <w:rPr>
                 <w:sz w:val="24"/>
                 <w:szCs w:val="24"/>
               </w:rPr>
-              <w:t>Reading: Hegel, Phenomenology of Spirit, Preface and Introduction; Brandom, A Spirit of Trust, Introduction</w:t>
+              <w:t>Baseline response written (not assessed)</w:t>
             </w:r>
           </w:p>
           <w:p>
@@ -4550,7 +5587,7 @@
                 <w:sz w:val="24"/>
                 <w:szCs w:val="24"/>
               </w:rPr>
-              <w:t>Baseline response written (not assessed)</w:t>
+              <w:t>First AI chat session</w:t>
             </w:r>
           </w:p>
           <w:p>
@@ -4560,13 +5597,6 @@
                 <w:szCs w:val="24"/>
               </w:rPr>
             </w:pPr>
-            <w:r>
-              <w:rPr>
-                <w:sz w:val="24"/>
-                <w:szCs w:val="24"/>
-              </w:rPr>
-              <w:t>First AI chat session</w:t>
-            </w:r>
           </w:p>
         </w:tc>
       </w:tr>
@@ -4587,6 +5617,7 @@
                 <w:sz w:val="24"/>
                 <w:szCs w:val="24"/>
               </w:rPr>
+              <w:lastRenderedPageBreak/>
               <w:t>Session 2</w:t>
             </w:r>
           </w:p>
@@ -4614,12 +5645,16 @@
             <w:pPr>
               <w:pStyle w:val="ListBullet"/>
               <w:rPr>
+                <w:i/>
+                <w:iCs/>
                 <w:sz w:val="24"/>
                 <w:szCs w:val="24"/>
               </w:rPr>
             </w:pPr>
             <w:r>
               <w:rPr>
+                <w:i/>
+                <w:iCs/>
                 <w:sz w:val="24"/>
                 <w:szCs w:val="24"/>
               </w:rPr>
@@ -4629,18 +5664,15 @@
           <w:p>
             <w:pPr>
               <w:pStyle w:val="ListBullet"/>
+              <w:numPr>
+                <w:ilvl w:val="0"/>
+                <w:numId w:val="0"/>
+              </w:numPr>
               <w:rPr>
                 <w:sz w:val="24"/>
                 <w:szCs w:val="24"/>
               </w:rPr>
             </w:pPr>
-            <w:r>
-              <w:rPr>
-                <w:sz w:val="24"/>
-                <w:szCs w:val="24"/>
-              </w:rPr>
-              <w:t>Expectation, encounter, contradiction, revision</w:t>
-            </w:r>
           </w:p>
         </w:tc>
         <w:tc>
@@ -4654,12 +5686,26 @@
                 <w:szCs w:val="24"/>
               </w:rPr>
             </w:pPr>
+            <w:hyperlink r:id="rId40" w:tgtFrame="_blank" w:history="1">
+              <w:r>
+                <w:rPr>
+                  <w:rStyle w:val="Hyperlink"/>
+                </w:rPr>
+                <w:t>Week 2 (August 31) - Experience</w:t>
+              </w:r>
+            </w:hyperlink>
+            <w:r>
+              <w:br/>
+            </w:r>
+            <w:r>
+              <w:br/>
+            </w:r>
             <w:r>
               <w:rPr>
                 <w:sz w:val="24"/>
                 <w:szCs w:val="24"/>
               </w:rPr>
-              <w:t>Reading: Hegel, “Sense-Certainty,” “Perception,” “Force and the Understanding”</w:t>
+              <w:t>Formative self-assessment 1</w:t>
             </w:r>
           </w:p>
           <w:p>
@@ -4669,13 +5715,6 @@
                 <w:szCs w:val="24"/>
               </w:rPr>
             </w:pPr>
-            <w:r>
-              <w:rPr>
-                <w:sz w:val="24"/>
-                <w:szCs w:val="24"/>
-              </w:rPr>
-              <w:t>Formative self-assessment 1</w:t>
-            </w:r>
           </w:p>
         </w:tc>
       </w:tr>
@@ -4770,6 +5809,7 @@
               </w:rPr>
               <w:t xml:space="preserve">No live seminar and no self-assessment due. Use the week to get ahead on the Phenomenology; asynchronous materials are posted on </w:t>
             </w:r>
+            <w:proofErr w:type="spellStart"/>
             <w:r>
               <w:rPr>
                 <w:sz w:val="24"/>
@@ -4777,13 +5817,38 @@
               </w:rPr>
               <w:t>CGScholar</w:t>
             </w:r>
+            <w:proofErr w:type="spellEnd"/>
             <w:r>
               <w:rPr>
                 <w:sz w:val="24"/>
                 <w:szCs w:val="24"/>
               </w:rPr>
-              <w:t>.</w:t>
-            </w:r>
+              <w:t>:</w:t>
+            </w:r>
+            <w:r>
+              <w:rPr>
+                <w:sz w:val="24"/>
+                <w:szCs w:val="24"/>
+              </w:rPr>
+              <w:br/>
+            </w:r>
+            <w:r>
+              <w:rPr>
+                <w:sz w:val="24"/>
+                <w:szCs w:val="24"/>
+              </w:rPr>
+              <w:br/>
+            </w:r>
+            <w:hyperlink r:id="rId41" w:tgtFrame="_blank" w:history="1">
+              <w:r>
+                <w:rPr>
+                  <w:rStyle w:val="Hyperlink"/>
+                  <w:sz w:val="24"/>
+                  <w:szCs w:val="24"/>
+                </w:rPr>
+                <w:t>Week 3 (September 14) - Recognition and Consciousness</w:t>
+              </w:r>
+            </w:hyperlink>
           </w:p>
         </w:tc>
       </w:tr>
@@ -4837,27 +5902,42 @@
             </w:pPr>
             <w:r>
               <w:rPr>
+                <w:i/>
+                <w:iCs/>
                 <w:sz w:val="24"/>
                 <w:szCs w:val="24"/>
               </w:rPr>
               <w:t>Recognition</w:t>
+            </w:r>
+            <w:r>
+              <w:rPr>
+                <w:sz w:val="24"/>
+                <w:szCs w:val="24"/>
+              </w:rPr>
+              <w:t xml:space="preserve"> and </w:t>
+            </w:r>
+            <w:r>
+              <w:rPr>
+                <w:i/>
+                <w:iCs/>
+                <w:sz w:val="24"/>
+                <w:szCs w:val="24"/>
+              </w:rPr>
+              <w:t>Consciousness</w:t>
             </w:r>
           </w:p>
           <w:p>
             <w:pPr>
               <w:pStyle w:val="ListBullet"/>
+              <w:numPr>
+                <w:ilvl w:val="0"/>
+                <w:numId w:val="0"/>
+              </w:numPr>
               <w:rPr>
                 <w:sz w:val="24"/>
                 <w:szCs w:val="24"/>
               </w:rPr>
             </w:pPr>
-            <w:r>
-              <w:rPr>
-                <w:sz w:val="24"/>
-                <w:szCs w:val="24"/>
-              </w:rPr>
-              <w:t>Identification, validation, compliance, reciprocity</w:t>
-            </w:r>
           </w:p>
         </w:tc>
         <w:tc>
@@ -4871,13 +5951,26 @@
                 <w:szCs w:val="24"/>
               </w:rPr>
             </w:pPr>
-            <w:r>
-              <w:rPr>
-                <w:sz w:val="24"/>
-                <w:szCs w:val="24"/>
-              </w:rPr>
-              <w:t>Reading: Hegel, ¶161–196, “Lordship and Bondage”; Čapek, R.U.R.</w:t>
-            </w:r>
+            <w:hyperlink r:id="rId42" w:tgtFrame="_blank" w:history="1">
+              <w:r>
+                <w:rPr>
+                  <w:rStyle w:val="Hyperlink"/>
+                  <w:sz w:val="24"/>
+                  <w:szCs w:val="24"/>
+                </w:rPr>
+                <w:t xml:space="preserve">Week 3 (September 14) - Recognition and </w:t>
+              </w:r>
+              <w:proofErr w:type="spellStart"/>
+              <w:r>
+                <w:rPr>
+                  <w:rStyle w:val="Hyperlink"/>
+                  <w:sz w:val="24"/>
+                  <w:szCs w:val="24"/>
+                </w:rPr>
+                <w:t>Consciousness</w:t>
+              </w:r>
+            </w:hyperlink>
+            <w:proofErr w:type="spellEnd"/>
           </w:p>
           <w:p>
             <w:pPr>
@@ -4906,8 +5999,16 @@
                 <w:sz w:val="24"/>
                 <w:szCs w:val="24"/>
               </w:rPr>
-              <w:t>Peer commentary round 1 opens (Sessions 3/4)</w:t>
-            </w:r>
+              <w:t>Peer commentary 1: three comments on peers’ revised responses</w:t>
+            </w:r>
+          </w:p>
+          <w:p>
+            <w:pPr>
+              <w:rPr>
+                <w:sz w:val="24"/>
+                <w:szCs w:val="24"/>
+              </w:rPr>
+            </w:pPr>
           </w:p>
         </w:tc>
       </w:tr>
@@ -4966,29 +6067,6 @@
               </w:rPr>
               <w:t>Attention</w:t>
             </w:r>
-            <w:r>
-              <w:rPr>
-                <w:sz w:val="24"/>
-                <w:szCs w:val="24"/>
-              </w:rPr>
-              <w:t xml:space="preserve"> / Consciousness</w:t>
-            </w:r>
-          </w:p>
-          <w:p>
-            <w:pPr>
-              <w:pStyle w:val="ListBullet"/>
-              <w:rPr>
-                <w:sz w:val="24"/>
-                <w:szCs w:val="24"/>
-              </w:rPr>
-            </w:pPr>
-            <w:r>
-              <w:rPr>
-                <w:sz w:val="24"/>
-                <w:szCs w:val="24"/>
-              </w:rPr>
-              <w:t>Selection in transformers and in brains</w:t>
-            </w:r>
           </w:p>
         </w:tc>
         <w:tc>
@@ -5002,26 +6080,36 @@
                 <w:szCs w:val="24"/>
               </w:rPr>
             </w:pPr>
+            <w:hyperlink r:id="rId43" w:tgtFrame="_blank" w:history="1">
+              <w:r>
+                <w:rPr>
+                  <w:rStyle w:val="Hyperlink"/>
+                  <w:sz w:val="24"/>
+                  <w:szCs w:val="24"/>
+                </w:rPr>
+                <w:t>Week 4 (September 21) - Attention</w:t>
+              </w:r>
+            </w:hyperlink>
             <w:r>
               <w:rPr>
                 <w:sz w:val="24"/>
                 <w:szCs w:val="24"/>
               </w:rPr>
-              <w:t>Reading: Vaswani et al., “Attention Is All You Need”; Petersen and Posner</w:t>
+              <w:br/>
             </w:r>
             <w:r>
               <w:rPr>
                 <w:sz w:val="24"/>
                 <w:szCs w:val="24"/>
               </w:rPr>
-              <w:t xml:space="preserve">; </w:t>
+              <w:br/>
             </w:r>
             <w:r>
               <w:rPr>
                 <w:sz w:val="24"/>
                 <w:szCs w:val="24"/>
               </w:rPr>
-              <w:t>Hayles, Unthought; Freud, “The Unconscious”; Reading:</w:t>
+              <w:t>Formative self-assessment 3</w:t>
             </w:r>
           </w:p>
           <w:p>
@@ -5036,7 +6124,7 @@
                 <w:sz w:val="24"/>
                 <w:szCs w:val="24"/>
               </w:rPr>
-              <w:t>Formative self-assessment 3</w:t>
+              <w:t>Instructor commentary returned</w:t>
             </w:r>
           </w:p>
           <w:p>
@@ -5046,14 +6134,6 @@
                 <w:szCs w:val="24"/>
               </w:rPr>
             </w:pPr>
-            <w:r>
-              <w:rPr>
-                <w:sz w:val="24"/>
-                <w:szCs w:val="24"/>
-              </w:rPr>
-              <w:lastRenderedPageBreak/>
-              <w:t>Peer commentary round 1 closes</w:t>
-            </w:r>
           </w:p>
         </w:tc>
       </w:tr>
@@ -5074,7 +6154,6 @@
                 <w:sz w:val="24"/>
                 <w:szCs w:val="24"/>
               </w:rPr>
-              <w:lastRenderedPageBreak/>
               <w:t>Session 5</w:t>
             </w:r>
           </w:p>
@@ -5142,12 +6221,36 @@
                 <w:szCs w:val="24"/>
               </w:rPr>
             </w:pPr>
+            <w:hyperlink r:id="rId44" w:tgtFrame="_blank" w:history="1">
+              <w:r>
+                <w:rPr>
+                  <w:rStyle w:val="Hyperlink"/>
+                  <w:sz w:val="24"/>
+                  <w:szCs w:val="24"/>
+                </w:rPr>
+                <w:t>Week 5 (September 28) - Alignment</w:t>
+              </w:r>
+            </w:hyperlink>
             <w:r>
               <w:rPr>
                 <w:sz w:val="24"/>
                 <w:szCs w:val="24"/>
               </w:rPr>
-              <w:t>Formative self-assessment 5</w:t>
+              <w:br/>
+            </w:r>
+            <w:r>
+              <w:rPr>
+                <w:sz w:val="24"/>
+                <w:szCs w:val="24"/>
+              </w:rPr>
+              <w:br/>
+            </w:r>
+            <w:r>
+              <w:rPr>
+                <w:sz w:val="24"/>
+                <w:szCs w:val="24"/>
+              </w:rPr>
+              <w:t>Formative self-assessment 4</w:t>
             </w:r>
           </w:p>
           <w:p>
@@ -5157,13 +6260,6 @@
                 <w:szCs w:val="24"/>
               </w:rPr>
             </w:pPr>
-            <w:r>
-              <w:rPr>
-                <w:sz w:val="24"/>
-                <w:szCs w:val="24"/>
-              </w:rPr>
-              <w:t>Peer commentary round 2 opens (Sessions 6/7)</w:t>
-            </w:r>
           </w:p>
         </w:tc>
       </w:tr>
@@ -5199,6 +6295,7 @@
                 <w:sz w:val="24"/>
                 <w:szCs w:val="24"/>
               </w:rPr>
+              <w:lastRenderedPageBreak/>
               <w:t>Mon 5 Oct</w:t>
             </w:r>
           </w:p>
@@ -5220,6 +6317,7 @@
                 <w:sz w:val="24"/>
                 <w:szCs w:val="24"/>
               </w:rPr>
+              <w:lastRenderedPageBreak/>
               <w:t>Critique</w:t>
             </w:r>
           </w:p>
@@ -5236,6 +6334,7 @@
                 <w:sz w:val="24"/>
                 <w:szCs w:val="24"/>
               </w:rPr>
+              <w:lastRenderedPageBreak/>
               <w:t>Immanent rather than merely external critique</w:t>
             </w:r>
           </w:p>
@@ -5256,7 +6355,8 @@
                 <w:sz w:val="24"/>
                 <w:szCs w:val="24"/>
               </w:rPr>
-              <w:t>Reading: Goodlad and Stone, “Beyond Chatbot-K”; Gebru and Torres, “The TESCREAL Bundle”; Stahl, “What Is Immanent Critique?”</w:t>
+              <w:lastRenderedPageBreak/>
+              <w:t>Formative self-assessment 5</w:t>
             </w:r>
           </w:p>
           <w:p>
@@ -5266,12 +6366,22 @@
                 <w:szCs w:val="24"/>
               </w:rPr>
             </w:pPr>
+            <w:hyperlink r:id="rId45" w:tgtFrame="_blank" w:history="1">
+              <w:r>
+                <w:rPr>
+                  <w:rStyle w:val="Hyperlink"/>
+                  <w:sz w:val="24"/>
+                  <w:szCs w:val="24"/>
+                </w:rPr>
+                <w:t>Week 6 (October 5) - Critique</w:t>
+              </w:r>
+            </w:hyperlink>
             <w:r>
               <w:rPr>
                 <w:sz w:val="24"/>
                 <w:szCs w:val="24"/>
               </w:rPr>
-              <w:t>Reading: Hegel, concluding passages; Hayles revisited; Marx, The Poverty of Philosophy</w:t>
+              <w:br/>
             </w:r>
           </w:p>
           <w:p>
@@ -5286,52 +6396,7 @@
                 <w:sz w:val="24"/>
                 <w:szCs w:val="24"/>
               </w:rPr>
-              <w:t>Formative self-assessment 6</w:t>
-            </w:r>
-          </w:p>
-          <w:p>
-            <w:pPr>
-              <w:rPr>
-                <w:sz w:val="24"/>
-                <w:szCs w:val="24"/>
-              </w:rPr>
-            </w:pPr>
-            <w:r>
-              <w:rPr>
-                <w:sz w:val="24"/>
-                <w:szCs w:val="24"/>
-              </w:rPr>
-              <w:t>Peer commentary round 2 closes</w:t>
-            </w:r>
-          </w:p>
-          <w:p>
-            <w:pPr>
-              <w:rPr>
-                <w:sz w:val="24"/>
-                <w:szCs w:val="24"/>
-              </w:rPr>
-            </w:pPr>
-            <w:r>
-              <w:rPr>
-                <w:sz w:val="24"/>
-                <w:szCs w:val="24"/>
-              </w:rPr>
-              <w:t>Instructor commentary returned</w:t>
-            </w:r>
-          </w:p>
-          <w:p>
-            <w:pPr>
-              <w:rPr>
-                <w:sz w:val="24"/>
-                <w:szCs w:val="24"/>
-              </w:rPr>
-            </w:pPr>
-            <w:r>
-              <w:rPr>
-                <w:sz w:val="24"/>
-                <w:szCs w:val="24"/>
-              </w:rPr>
-              <w:t>Final synthesis report due Fri 16 Oct, 11:59 PM</w:t>
+              <w:t>Peer commentary 2: three comments on peers’ revised responses</w:t>
             </w:r>
           </w:p>
         </w:tc>
@@ -5353,6 +6418,7 @@
                 <w:sz w:val="24"/>
                 <w:szCs w:val="24"/>
               </w:rPr>
+              <w:lastRenderedPageBreak/>
               <w:t>Session 7</w:t>
             </w:r>
           </w:p>
@@ -5384,6 +6450,7 @@
                 <w:szCs w:val="24"/>
               </w:rPr>
             </w:pPr>
+            <w:proofErr w:type="spellStart"/>
             <w:r>
               <w:rPr>
                 <w:sz w:val="24"/>
@@ -5396,7 +6463,15 @@
                 <w:sz w:val="24"/>
                 <w:szCs w:val="24"/>
               </w:rPr>
-              <w:t>echnosymbiosis and history; where the eight concepts leave us</w:t>
+              <w:t>echnosymbiosis</w:t>
+            </w:r>
+            <w:proofErr w:type="spellEnd"/>
+            <w:r>
+              <w:rPr>
+                <w:sz w:val="24"/>
+                <w:szCs w:val="24"/>
+              </w:rPr>
+              <w:t xml:space="preserve"> and history; where the eight concepts leave us</w:t>
             </w:r>
           </w:p>
         </w:tc>
@@ -5411,13 +6486,43 @@
                 <w:szCs w:val="24"/>
               </w:rPr>
             </w:pPr>
-            <w:r>
-              <w:rPr>
-                <w:sz w:val="24"/>
-                <w:szCs w:val="24"/>
-              </w:rPr>
-              <w:t>Reading: Hegel, concluding passages; Hayles revisited; Marx, The Poverty of Philosophy</w:t>
-            </w:r>
+            <w:hyperlink r:id="rId46" w:tgtFrame="_blank" w:history="1">
+              <w:r>
+                <w:rPr>
+                  <w:rStyle w:val="Hyperlink"/>
+                  <w:sz w:val="24"/>
+                  <w:szCs w:val="24"/>
+                </w:rPr>
+                <w:t xml:space="preserve">Week 7 (October 12) - </w:t>
+              </w:r>
+              <w:proofErr w:type="spellStart"/>
+              <w:r>
+                <w:rPr>
+                  <w:rStyle w:val="Hyperlink"/>
+                  <w:sz w:val="24"/>
+                  <w:szCs w:val="24"/>
+                </w:rPr>
+                <w:t>Technosymbiosis</w:t>
+              </w:r>
+              <w:proofErr w:type="spellEnd"/>
+              <w:r>
+                <w:rPr>
+                  <w:rStyle w:val="Hyperlink"/>
+                  <w:sz w:val="24"/>
+                  <w:szCs w:val="24"/>
+                </w:rPr>
+                <w:t xml:space="preserve"> / Return to </w:t>
+              </w:r>
+              <w:proofErr w:type="spellStart"/>
+              <w:r>
+                <w:rPr>
+                  <w:rStyle w:val="Hyperlink"/>
+                  <w:sz w:val="24"/>
+                  <w:szCs w:val="24"/>
+                </w:rPr>
+                <w:t>Synthesis</w:t>
+              </w:r>
+            </w:hyperlink>
           </w:p>
           <w:p>
             <w:pPr>
@@ -5431,7 +6536,15 @@
                 <w:sz w:val="24"/>
                 <w:szCs w:val="24"/>
               </w:rPr>
-              <w:t>Formative self-assessment 6</w:t>
+              <w:t>N</w:t>
+            </w:r>
+            <w:proofErr w:type="spellEnd"/>
+            <w:r>
+              <w:rPr>
+                <w:sz w:val="24"/>
+                <w:szCs w:val="24"/>
+              </w:rPr>
+              <w:t>o self-assessment: the session is given over to the final report</w:t>
             </w:r>
           </w:p>
           <w:p>
@@ -5446,7 +6559,7 @@
                 <w:sz w:val="24"/>
                 <w:szCs w:val="24"/>
               </w:rPr>
-              <w:t>Peer commentary round 2 closes</w:t>
+              <w:t>Instructor commentary returned</w:t>
             </w:r>
           </w:p>
           <w:p>
@@ -5461,22 +6574,23 @@
                 <w:sz w:val="24"/>
                 <w:szCs w:val="24"/>
               </w:rPr>
-              <w:t>Instructor commentary returned</w:t>
-            </w:r>
-          </w:p>
-          <w:p>
-            <w:pPr>
+              <w:t xml:space="preserve">Final synthesis </w:t>
+            </w:r>
+            <w:proofErr w:type="gramStart"/>
+            <w:r>
               <w:rPr>
                 <w:sz w:val="24"/>
                 <w:szCs w:val="24"/>
               </w:rPr>
-            </w:pPr>
+              <w:t>report</w:t>
+            </w:r>
+            <w:proofErr w:type="gramEnd"/>
             <w:r>
               <w:rPr>
                 <w:sz w:val="24"/>
                 <w:szCs w:val="24"/>
               </w:rPr>
-              <w:t>Final synthesis report due Fri 16 Oct, 11:59 PM</w:t>
+              <w:t xml:space="preserve"> due Fri 16 Oct, 11:59 PM</w:t>
             </w:r>
           </w:p>
         </w:tc>
@@ -5484,10 +6598,10 @@
     </w:tbl>
     <w:p/>
     <w:sectPr>
-      <w:headerReference w:type="default" r:id="rId35"/>
-      <w:footerReference w:type="even" r:id="rId36"/>
-      <w:footerReference w:type="default" r:id="rId37"/>
-      <w:footerReference w:type="first" r:id="rId38"/>
+      <w:headerReference w:type="default" r:id="rId47"/>
+      <w:footerReference w:type="even" r:id="rId48"/>
+      <w:footerReference w:type="default" r:id="rId49"/>
+      <w:footerReference w:type="first" r:id="rId50"/>
       <w:pgSz w:w="12240" w:h="15840"/>
       <w:pgMar w:top="1440" w:right="1440" w:bottom="1440" w:left="1440" w:header="144" w:footer="288" w:gutter="0"/>
       <w:cols w:space="720"/>

--- a/courses/479-fall-2026/syllabus/University of Illinois Urbana-Champaign Syllabus 479 Fall 2026.docx
+++ b/courses/479-fall-2026/syllabus/University of Illinois Urbana-Champaign Syllabus 479 Fall 2026.docx
@@ -676,81 +676,88 @@
         </w:rPr>
         <w:t xml:space="preserve"> </w:t>
       </w:r>
+      <w:r>
+        <w:rPr>
+          <w:spacing w:val="-2"/>
+        </w:rPr>
+        <w:t>eig</w:t>
+      </w:r>
+      <w:r>
+        <w:rPr>
+          <w:spacing w:val="-2"/>
+        </w:rPr>
+        <w:t>ht</w:t>
+      </w:r>
+      <w:r>
+        <w:rPr>
+          <w:spacing w:val="-2"/>
+        </w:rPr>
+        <w:t xml:space="preserve"> key concepts that each have something to say about facets of learning</w:t>
+      </w:r>
+      <w:r>
+        <w:rPr>
+          <w:spacing w:val="-2"/>
+        </w:rPr>
+        <w:t>, both human and machinic</w:t>
+      </w:r>
+      <w:r>
+        <w:rPr>
+          <w:spacing w:val="-2"/>
+        </w:rPr>
+        <w:t>:</w:t>
+      </w:r>
+      <w:r>
+        <w:rPr>
+          <w:spacing w:val="-2"/>
+        </w:rPr>
+        <w:t xml:space="preserve"> </w:t>
+      </w:r>
+      <w:r>
+        <w:rPr>
+          <w:spacing w:val="-2"/>
+        </w:rPr>
+        <w:t>synthesis</w:t>
+      </w:r>
+      <w:r>
+        <w:rPr>
+          <w:spacing w:val="-2"/>
+        </w:rPr>
+        <w:t xml:space="preserve">, </w:t>
+      </w:r>
+      <w:r>
+        <w:rPr>
+          <w:spacing w:val="-2"/>
+        </w:rPr>
+        <w:t xml:space="preserve">experience, recognition, </w:t>
+      </w:r>
+      <w:r>
+        <w:rPr>
+          <w:spacing w:val="-2"/>
+        </w:rPr>
+        <w:t xml:space="preserve">consciousness, </w:t>
+      </w:r>
+      <w:r>
+        <w:rPr>
+          <w:spacing w:val="-2"/>
+        </w:rPr>
+        <w:t xml:space="preserve">attention, alignment, critique, and </w:t>
+      </w:r>
       <w:proofErr w:type="spellStart"/>
       <w:r>
+        <w:t>technosymbiosis</w:t>
+      </w:r>
+      <w:proofErr w:type="spellEnd"/>
+      <w:r>
         <w:rPr>
           <w:spacing w:val="-2"/>
         </w:rPr>
-        <w:t>eigth</w:t>
-      </w:r>
-      <w:proofErr w:type="spellEnd"/>
+        <w:t xml:space="preserve"> </w:t>
+      </w:r>
       <w:r>
         <w:rPr>
           <w:spacing w:val="-2"/>
         </w:rPr>
-        <w:t xml:space="preserve"> key concepts that each have something to say about facets of learning</w:t>
-      </w:r>
-      <w:r>
-        <w:rPr>
-          <w:spacing w:val="-2"/>
-        </w:rPr>
-        <w:t>, both human and machinic</w:t>
-      </w:r>
-      <w:r>
-        <w:rPr>
-          <w:spacing w:val="-2"/>
-        </w:rPr>
-        <w:t>:</w:t>
-      </w:r>
-      <w:r>
-        <w:rPr>
-          <w:spacing w:val="-2"/>
-        </w:rPr>
-        <w:t xml:space="preserve"> </w:t>
-      </w:r>
-      <w:r>
-        <w:rPr>
-          <w:spacing w:val="-2"/>
-        </w:rPr>
-        <w:t>synthesis</w:t>
-      </w:r>
-      <w:r>
-        <w:rPr>
-          <w:spacing w:val="-2"/>
-        </w:rPr>
-        <w:t xml:space="preserve">, </w:t>
-      </w:r>
-      <w:r>
-        <w:rPr>
-          <w:spacing w:val="-2"/>
-        </w:rPr>
-        <w:t xml:space="preserve">experience, recognition, </w:t>
-      </w:r>
-      <w:r>
-        <w:rPr>
-          <w:spacing w:val="-2"/>
-        </w:rPr>
-        <w:t xml:space="preserve">consciousness, </w:t>
-      </w:r>
-      <w:r>
-        <w:rPr>
-          <w:spacing w:val="-2"/>
-        </w:rPr>
-        <w:t xml:space="preserve">attention, alignment, critique, and </w:t>
-      </w:r>
-      <w:proofErr w:type="spellStart"/>
-      <w:r>
-        <w:rPr>
-          <w:spacing w:val="-2"/>
-        </w:rPr>
-        <w:t>technogenesis</w:t>
-      </w:r>
-      <w:proofErr w:type="spellEnd"/>
-      <w:r>
-        <w:rPr>
-          <w:spacing w:val="-2"/>
-        </w:rPr>
-        <w:t xml:space="preserve"> (or </w:t>
+        <w:t xml:space="preserve">(or </w:t>
       </w:r>
       <w:r>
         <w:rPr>
@@ -1928,13 +1935,55 @@
         <w:rPr>
           <w:rFonts w:eastAsia="Arial" w:cs="Arial"/>
         </w:rPr>
-        <w:t>Twice during the course you’ll be asked to make a comment of a paragraph or so on a peer’s work to date.</w:t>
+        <w:t xml:space="preserve">Twice during the course you’ll be asked to make a comment of a paragraph or so on </w:t>
+      </w:r>
+      <w:r>
+        <w:rPr>
+          <w:rFonts w:eastAsia="Arial" w:cs="Arial"/>
+        </w:rPr>
+        <w:t>three</w:t>
+      </w:r>
+      <w:r>
+        <w:rPr>
+          <w:rFonts w:eastAsia="Arial" w:cs="Arial"/>
+        </w:rPr>
+        <w:t xml:space="preserve"> peer’s work</w:t>
+      </w:r>
+      <w:r>
+        <w:rPr>
+          <w:rFonts w:eastAsia="Arial" w:cs="Arial"/>
+        </w:rPr>
+        <w:t>-</w:t>
+      </w:r>
+      <w:r>
+        <w:rPr>
+          <w:rFonts w:eastAsia="Arial" w:cs="Arial"/>
+        </w:rPr>
+        <w:t>to</w:t>
+      </w:r>
+      <w:r>
+        <w:rPr>
+          <w:rFonts w:eastAsia="Arial" w:cs="Arial"/>
+        </w:rPr>
+        <w:t>-</w:t>
+      </w:r>
+      <w:r>
+        <w:rPr>
+          <w:rFonts w:eastAsia="Arial" w:cs="Arial"/>
+        </w:rPr>
+        <w:t>date.</w:t>
       </w:r>
       <w:r>
         <w:rPr>
           <w:rFonts w:eastAsia="Arial" w:cs="Arial"/>
         </w:rPr>
         <w:t xml:space="preserve"> These will be graded as just PASS (done) / FAIL (not done).</w:t>
+      </w:r>
+      <w:r>
+        <w:rPr>
+          <w:rFonts w:eastAsia="Arial" w:cs="Arial"/>
+        </w:rPr>
+        <w:t xml:space="preserve"> </w:t>
       </w:r>
       <w:r>
         <w:rPr>
@@ -2366,7 +2415,57 @@
         <w:rPr>
           <w:rFonts w:eastAsia="Arial" w:cs="Arial"/>
         </w:rPr>
-        <w:t xml:space="preserve"> should be included in some way: experience, recognition, attention, consciousness, alignment, critique, synthesis.</w:t>
+        <w:t xml:space="preserve"> should be included in some way: </w:t>
+      </w:r>
+      <w:r>
+        <w:rPr>
+          <w:rFonts w:eastAsia="Arial" w:cs="Arial"/>
+        </w:rPr>
+        <w:t>synthesis</w:t>
+      </w:r>
+      <w:r>
+        <w:rPr>
+          <w:rFonts w:eastAsia="Arial" w:cs="Arial"/>
+        </w:rPr>
+        <w:t xml:space="preserve">, </w:t>
+      </w:r>
+      <w:r>
+        <w:rPr>
+          <w:rFonts w:eastAsia="Arial" w:cs="Arial"/>
+        </w:rPr>
+        <w:t xml:space="preserve">experience, recognition, </w:t>
+      </w:r>
+      <w:r>
+        <w:rPr>
+          <w:rFonts w:eastAsia="Arial" w:cs="Arial"/>
+        </w:rPr>
+        <w:t xml:space="preserve">consciousness, </w:t>
+      </w:r>
+      <w:r>
+        <w:rPr>
+          <w:rFonts w:eastAsia="Arial" w:cs="Arial"/>
+        </w:rPr>
+        <w:t>attention, alignment, critique,</w:t>
+      </w:r>
+      <w:r>
+        <w:rPr>
+          <w:rFonts w:eastAsia="Arial" w:cs="Arial"/>
+        </w:rPr>
+        <w:t xml:space="preserve"> </w:t>
+      </w:r>
+      <w:proofErr w:type="spellStart"/>
+      <w:r>
+        <w:rPr>
+          <w:rFonts w:eastAsia="Arial" w:cs="Arial"/>
+        </w:rPr>
+        <w:t>technosymbiosis</w:t>
+      </w:r>
+      <w:proofErr w:type="spellEnd"/>
+      <w:r>
+        <w:rPr>
+          <w:rFonts w:eastAsia="Arial" w:cs="Arial"/>
+        </w:rPr>
+        <w:t>.</w:t>
       </w:r>
     </w:p>
     <w:p>
@@ -2908,7 +3007,31 @@
               <w:rPr>
                 <w:rFonts w:eastAsia="Arial" w:cs="Arial"/>
               </w:rPr>
-              <w:t>0–500 words on how you define machine learning and human learning, their relationship, and the question you most want answered. Written in the first fortnight. Not graded.</w:t>
+              <w:t>0–</w:t>
+            </w:r>
+            <w:r>
+              <w:rPr>
+                <w:rFonts w:eastAsia="Arial" w:cs="Arial"/>
+              </w:rPr>
+              <w:t>3</w:t>
+            </w:r>
+            <w:r>
+              <w:rPr>
+                <w:rFonts w:eastAsia="Arial" w:cs="Arial"/>
+              </w:rPr>
+              <w:t>00</w:t>
+            </w:r>
+            <w:r>
+              <w:rPr>
+                <w:rFonts w:eastAsia="Arial" w:cs="Arial"/>
+              </w:rPr>
+              <w:t xml:space="preserve"> (max 500)</w:t>
+            </w:r>
+            <w:r>
+              <w:rPr>
+                <w:rFonts w:eastAsia="Arial" w:cs="Arial"/>
+              </w:rPr>
+              <w:t xml:space="preserve"> words on how you define machine learning and human learning, their relationship, and the question you most want answered. Written in the first fortnight. Not graded.</w:t>
             </w:r>
           </w:p>
         </w:tc>
@@ -3011,7 +3134,7 @@
               <w:rPr>
                 <w:rFonts w:eastAsia="Arial" w:cs="Arial"/>
               </w:rPr>
-              <w:t>One cycle per concept, Sessions 2–6: notes from the readings, lecture and discussion; a chat session with your preferred AI system; a copy-then-revise pass over your previous responses; peer review in class; and a short reflective note in which you grade your own contribution.</w:t>
+              <w:t>One cycle per concept, Sessions 2–6: notes from the readings, lecture and discussion; a chat session with your preferred AI system; a copy-then-revise pass over your previous responses; and a short reflective note in which you grade your own contribution.</w:t>
             </w:r>
             <w:r>
               <w:rPr>
@@ -3289,14 +3412,14 @@
               <w:rPr>
                 <w:rFonts w:eastAsia="Arial" w:cs="Arial"/>
               </w:rPr>
-              <w:t xml:space="preserve">A summative report, essay, or curriculum design synthesizing the course materials and building directly on the five </w:t>
+              <w:t xml:space="preserve">A summative report, essay, or curriculum design synthesizing the course materials and building </w:t>
             </w:r>
             <w:r>
               <w:rPr>
                 <w:rFonts w:eastAsia="Arial" w:cs="Arial"/>
               </w:rPr>
               <w:lastRenderedPageBreak/>
-              <w:t>formative iterations. Its exact form is settled together during the term. Due Fri 16 Oct.</w:t>
+              <w:t>directly on the five formative iterations. Its exact form is settled together during the term. Due Fri 16 Oct.</w:t>
             </w:r>
           </w:p>
         </w:tc>
@@ -5531,36 +5654,26 @@
                 <w:szCs w:val="24"/>
               </w:rPr>
             </w:pPr>
-            <w:r>
-              <w:fldChar w:fldCharType="begin"/>
-            </w:r>
-            <w:r>
-              <w:instrText>HYPERLINK "https://cgscholar.com/posts/1849?communityId=150" \t "_blank"</w:instrText>
-            </w:r>
-            <w:r>
-              <w:fldChar w:fldCharType="separate"/>
-            </w:r>
-            <w:r>
-              <w:rPr>
-                <w:rStyle w:val="Hyperlink"/>
-              </w:rPr>
-              <w:t>Week 1 (August 24) - S</w:t>
-            </w:r>
-            <w:r>
-              <w:rPr>
-                <w:rStyle w:val="Hyperlink"/>
-              </w:rPr>
-              <w:t>y</w:t>
-            </w:r>
-            <w:r>
-              <w:rPr>
-                <w:rStyle w:val="Hyperlink"/>
-              </w:rPr>
-              <w:t>nthesis</w:t>
-            </w:r>
-            <w:r>
-              <w:fldChar w:fldCharType="end"/>
-            </w:r>
+            <w:hyperlink r:id="rId40" w:tgtFrame="_blank" w:history="1">
+              <w:r>
+                <w:rPr>
+                  <w:rStyle w:val="Hyperlink"/>
+                </w:rPr>
+                <w:t>Week 1 (August 24) - S</w:t>
+              </w:r>
+              <w:r>
+                <w:rPr>
+                  <w:rStyle w:val="Hyperlink"/>
+                </w:rPr>
+                <w:t>y</w:t>
+              </w:r>
+              <w:r>
+                <w:rPr>
+                  <w:rStyle w:val="Hyperlink"/>
+                </w:rPr>
+                <w:t>nthesis</w:t>
+              </w:r>
+            </w:hyperlink>
             <w:r>
               <w:br/>
             </w:r>
@@ -5686,7 +5799,7 @@
                 <w:szCs w:val="24"/>
               </w:rPr>
             </w:pPr>
-            <w:hyperlink r:id="rId40" w:tgtFrame="_blank" w:history="1">
+            <w:hyperlink r:id="rId41" w:tgtFrame="_blank" w:history="1">
               <w:r>
                 <w:rPr>
                   <w:rStyle w:val="Hyperlink"/>
@@ -5839,7 +5952,7 @@
               </w:rPr>
               <w:br/>
             </w:r>
-            <w:hyperlink r:id="rId41" w:tgtFrame="_blank" w:history="1">
+            <w:hyperlink r:id="rId42" w:tgtFrame="_blank" w:history="1">
               <w:r>
                 <w:rPr>
                   <w:rStyle w:val="Hyperlink"/>
@@ -5951,7 +6064,7 @@
                 <w:szCs w:val="24"/>
               </w:rPr>
             </w:pPr>
-            <w:hyperlink r:id="rId42" w:tgtFrame="_blank" w:history="1">
+            <w:hyperlink r:id="rId43" w:tgtFrame="_blank" w:history="1">
               <w:r>
                 <w:rPr>
                   <w:rStyle w:val="Hyperlink"/>
@@ -5994,6 +6107,137 @@
                 <w:szCs w:val="24"/>
               </w:rPr>
             </w:pPr>
+          </w:p>
+        </w:tc>
+      </w:tr>
+      <w:tr>
+        <w:tc>
+          <w:tcPr>
+            <w:tcW w:w="2535" w:type="dxa"/>
+          </w:tcPr>
+          <w:p>
+            <w:pPr>
+              <w:rPr>
+                <w:sz w:val="24"/>
+                <w:szCs w:val="24"/>
+              </w:rPr>
+            </w:pPr>
+            <w:r>
+              <w:rPr>
+                <w:sz w:val="24"/>
+                <w:szCs w:val="24"/>
+              </w:rPr>
+              <w:t>Session 4</w:t>
+            </w:r>
+          </w:p>
+          <w:p>
+            <w:pPr>
+              <w:rPr>
+                <w:sz w:val="24"/>
+                <w:szCs w:val="24"/>
+              </w:rPr>
+            </w:pPr>
+            <w:r>
+              <w:rPr>
+                <w:sz w:val="24"/>
+                <w:szCs w:val="24"/>
+              </w:rPr>
+              <w:t>Mon 21 Sep</w:t>
+            </w:r>
+          </w:p>
+        </w:tc>
+        <w:tc>
+          <w:tcPr>
+            <w:tcW w:w="3450" w:type="dxa"/>
+          </w:tcPr>
+          <w:p>
+            <w:pPr>
+              <w:pStyle w:val="ListBullet"/>
+              <w:rPr>
+                <w:sz w:val="24"/>
+                <w:szCs w:val="24"/>
+              </w:rPr>
+            </w:pPr>
+            <w:r>
+              <w:rPr>
+                <w:sz w:val="24"/>
+                <w:szCs w:val="24"/>
+              </w:rPr>
+              <w:t>Attention</w:t>
+            </w:r>
+          </w:p>
+        </w:tc>
+        <w:tc>
+          <w:tcPr>
+            <w:tcW w:w="3365" w:type="dxa"/>
+          </w:tcPr>
+          <w:p>
+            <w:pPr>
+              <w:rPr>
+                <w:sz w:val="24"/>
+                <w:szCs w:val="24"/>
+              </w:rPr>
+            </w:pPr>
+            <w:hyperlink r:id="rId44" w:tgtFrame="_blank" w:history="1">
+              <w:r>
+                <w:rPr>
+                  <w:rStyle w:val="Hyperlink"/>
+                  <w:sz w:val="24"/>
+                  <w:szCs w:val="24"/>
+                </w:rPr>
+                <w:t>Week 4 (September 21) - Attention</w:t>
+              </w:r>
+            </w:hyperlink>
+            <w:r>
+              <w:rPr>
+                <w:sz w:val="24"/>
+                <w:szCs w:val="24"/>
+              </w:rPr>
+              <w:br/>
+            </w:r>
+            <w:r>
+              <w:rPr>
+                <w:sz w:val="24"/>
+                <w:szCs w:val="24"/>
+              </w:rPr>
+              <w:br/>
+            </w:r>
+            <w:r>
+              <w:rPr>
+                <w:sz w:val="24"/>
+                <w:szCs w:val="24"/>
+              </w:rPr>
+              <w:t>Formative self-assessment 3</w:t>
+            </w:r>
+          </w:p>
+          <w:p>
+            <w:pPr>
+              <w:rPr>
+                <w:sz w:val="24"/>
+                <w:szCs w:val="24"/>
+              </w:rPr>
+            </w:pPr>
+            <w:r>
+              <w:rPr>
+                <w:sz w:val="24"/>
+                <w:szCs w:val="24"/>
+              </w:rPr>
+              <w:t>Instructor commentary returned</w:t>
+            </w:r>
+            <w:r>
+              <w:rPr>
+                <w:sz w:val="24"/>
+                <w:szCs w:val="24"/>
+              </w:rPr>
+              <w:br/>
+            </w:r>
+            <w:r>
+              <w:rPr>
+                <w:sz w:val="24"/>
+                <w:szCs w:val="24"/>
+              </w:rPr>
+              <w:br/>
+            </w:r>
             <w:r>
               <w:rPr>
                 <w:sz w:val="24"/>
@@ -6029,7 +6273,7 @@
                 <w:sz w:val="24"/>
                 <w:szCs w:val="24"/>
               </w:rPr>
-              <w:t>Session 4</w:t>
+              <w:t>Session 5</w:t>
             </w:r>
           </w:p>
           <w:p>
@@ -6044,7 +6288,7 @@
                 <w:sz w:val="24"/>
                 <w:szCs w:val="24"/>
               </w:rPr>
-              <w:t>Mon 21 Sep</w:t>
+              <w:t>Mon 28 Sep</w:t>
             </w:r>
           </w:p>
         </w:tc>
@@ -6065,7 +6309,23 @@
                 <w:sz w:val="24"/>
                 <w:szCs w:val="24"/>
               </w:rPr>
-              <w:t>Attention</w:t>
+              <w:t>Alignment</w:t>
+            </w:r>
+          </w:p>
+          <w:p>
+            <w:pPr>
+              <w:pStyle w:val="ListBullet"/>
+              <w:rPr>
+                <w:sz w:val="24"/>
+                <w:szCs w:val="24"/>
+              </w:rPr>
+            </w:pPr>
+            <w:r>
+              <w:rPr>
+                <w:sz w:val="24"/>
+                <w:szCs w:val="24"/>
+              </w:rPr>
+              <w:t>Whose values, translated by whom, into what rewards</w:t>
             </w:r>
           </w:p>
         </w:tc>
@@ -6080,14 +6340,14 @@
                 <w:szCs w:val="24"/>
               </w:rPr>
             </w:pPr>
-            <w:hyperlink r:id="rId43" w:tgtFrame="_blank" w:history="1">
+            <w:hyperlink r:id="rId45" w:tgtFrame="_blank" w:history="1">
               <w:r>
                 <w:rPr>
                   <w:rStyle w:val="Hyperlink"/>
                   <w:sz w:val="24"/>
                   <w:szCs w:val="24"/>
                 </w:rPr>
-                <w:t>Week 4 (September 21) - Attention</w:t>
+                <w:t>Week 5 (September 28) - Alignment</w:t>
               </w:r>
             </w:hyperlink>
             <w:r>
@@ -6109,22 +6369,7 @@
                 <w:sz w:val="24"/>
                 <w:szCs w:val="24"/>
               </w:rPr>
-              <w:t>Formative self-assessment 3</w:t>
-            </w:r>
-          </w:p>
-          <w:p>
-            <w:pPr>
-              <w:rPr>
-                <w:sz w:val="24"/>
-                <w:szCs w:val="24"/>
-              </w:rPr>
-            </w:pPr>
-            <w:r>
-              <w:rPr>
-                <w:sz w:val="24"/>
-                <w:szCs w:val="24"/>
-              </w:rPr>
-              <w:t>Instructor commentary returned</w:t>
+              <w:t>Formative self-assessment 4</w:t>
             </w:r>
           </w:p>
           <w:p>
@@ -6154,7 +6399,7 @@
                 <w:sz w:val="24"/>
                 <w:szCs w:val="24"/>
               </w:rPr>
-              <w:t>Session 5</w:t>
+              <w:t>Session 6</w:t>
             </w:r>
           </w:p>
           <w:p>
@@ -6169,7 +6414,8 @@
                 <w:sz w:val="24"/>
                 <w:szCs w:val="24"/>
               </w:rPr>
-              <w:t>Mon 28 Sep</w:t>
+              <w:lastRenderedPageBreak/>
+              <w:t>Mon 5 Oct</w:t>
             </w:r>
           </w:p>
         </w:tc>
@@ -6190,7 +6436,8 @@
                 <w:sz w:val="24"/>
                 <w:szCs w:val="24"/>
               </w:rPr>
-              <w:t>Alignment</w:t>
+              <w:lastRenderedPageBreak/>
+              <w:t>Critique</w:t>
             </w:r>
           </w:p>
           <w:p>
@@ -6206,7 +6453,8 @@
                 <w:sz w:val="24"/>
                 <w:szCs w:val="24"/>
               </w:rPr>
-              <w:t>Whose values, translated by whom, into what rewards</w:t>
+              <w:lastRenderedPageBreak/>
+              <w:t>Immanent rather than merely external critique</w:t>
             </w:r>
           </w:p>
         </w:tc>
@@ -6221,36 +6469,13 @@
                 <w:szCs w:val="24"/>
               </w:rPr>
             </w:pPr>
-            <w:hyperlink r:id="rId44" w:tgtFrame="_blank" w:history="1">
-              <w:r>
-                <w:rPr>
-                  <w:rStyle w:val="Hyperlink"/>
-                  <w:sz w:val="24"/>
-                  <w:szCs w:val="24"/>
-                </w:rPr>
-                <w:t>Week 5 (September 28) - Alignment</w:t>
-              </w:r>
-            </w:hyperlink>
             <w:r>
               <w:rPr>
                 <w:sz w:val="24"/>
                 <w:szCs w:val="24"/>
               </w:rPr>
-              <w:br/>
-            </w:r>
-            <w:r>
-              <w:rPr>
-                <w:sz w:val="24"/>
-                <w:szCs w:val="24"/>
-              </w:rPr>
-              <w:br/>
-            </w:r>
-            <w:r>
-              <w:rPr>
-                <w:sz w:val="24"/>
-                <w:szCs w:val="24"/>
-              </w:rPr>
-              <w:t>Formative self-assessment 4</w:t>
+              <w:lastRenderedPageBreak/>
+              <w:t>Formative self-assessment 5</w:t>
             </w:r>
           </w:p>
           <w:p>
@@ -6260,27 +6485,48 @@
                 <w:szCs w:val="24"/>
               </w:rPr>
             </w:pPr>
-          </w:p>
-        </w:tc>
-      </w:tr>
-      <w:tr>
-        <w:tc>
-          <w:tcPr>
-            <w:tcW w:w="2535" w:type="dxa"/>
-          </w:tcPr>
-          <w:p>
-            <w:pPr>
+            <w:r>
               <w:rPr>
                 <w:sz w:val="24"/>
                 <w:szCs w:val="24"/>
               </w:rPr>
-            </w:pPr>
+              <w:lastRenderedPageBreak/>
+              <w:fldChar w:fldCharType="begin"/>
+            </w:r>
             <w:r>
               <w:rPr>
                 <w:sz w:val="24"/>
                 <w:szCs w:val="24"/>
               </w:rPr>
-              <w:t>Session 6</w:t>
+              <w:instrText>HYPERLINK "https://cgscholar.com/posts/1866?communityId=150" \t "_blank"</w:instrText>
+            </w:r>
+            <w:r>
+              <w:rPr>
+                <w:sz w:val="24"/>
+                <w:szCs w:val="24"/>
+              </w:rPr>
+            </w:r>
+            <w:r>
+              <w:rPr>
+                <w:sz w:val="24"/>
+                <w:szCs w:val="24"/>
+              </w:rPr>
+              <w:fldChar w:fldCharType="separate"/>
+            </w:r>
+            <w:r>
+              <w:rPr>
+                <w:rStyle w:val="Hyperlink"/>
+                <w:sz w:val="24"/>
+                <w:szCs w:val="24"/>
+              </w:rPr>
+              <w:t>Week 6 (October 5) - Critique</w:t>
+            </w:r>
+            <w:r>
+              <w:rPr>
+                <w:sz w:val="24"/>
+                <w:szCs w:val="24"/>
+              </w:rPr>
+              <w:fldChar w:fldCharType="end"/>
             </w:r>
           </w:p>
           <w:p>
@@ -6295,35 +6541,11 @@
                 <w:sz w:val="24"/>
                 <w:szCs w:val="24"/>
               </w:rPr>
-              <w:lastRenderedPageBreak/>
-              <w:t>Mon 5 Oct</w:t>
-            </w:r>
-          </w:p>
-        </w:tc>
-        <w:tc>
-          <w:tcPr>
-            <w:tcW w:w="3450" w:type="dxa"/>
-          </w:tcPr>
-          <w:p>
-            <w:pPr>
-              <w:pStyle w:val="ListBullet"/>
-              <w:rPr>
-                <w:sz w:val="24"/>
-                <w:szCs w:val="24"/>
-              </w:rPr>
-            </w:pPr>
-            <w:r>
-              <w:rPr>
-                <w:sz w:val="24"/>
-                <w:szCs w:val="24"/>
-              </w:rPr>
-              <w:lastRenderedPageBreak/>
-              <w:t>Critique</w:t>
+              <w:t xml:space="preserve">Peer commentary 2: three comments on peers’ revised responses </w:t>
             </w:r>
           </w:p>
           <w:p>
             <w:pPr>
-              <w:pStyle w:val="ListBullet"/>
               <w:rPr>
                 <w:sz w:val="24"/>
                 <w:szCs w:val="24"/>
@@ -6334,69 +6556,7 @@
                 <w:sz w:val="24"/>
                 <w:szCs w:val="24"/>
               </w:rPr>
-              <w:lastRenderedPageBreak/>
-              <w:t>Immanent rather than merely external critique</w:t>
-            </w:r>
-          </w:p>
-        </w:tc>
-        <w:tc>
-          <w:tcPr>
-            <w:tcW w:w="3365" w:type="dxa"/>
-          </w:tcPr>
-          <w:p>
-            <w:pPr>
-              <w:rPr>
-                <w:sz w:val="24"/>
-                <w:szCs w:val="24"/>
-              </w:rPr>
-            </w:pPr>
-            <w:r>
-              <w:rPr>
-                <w:sz w:val="24"/>
-                <w:szCs w:val="24"/>
-              </w:rPr>
-              <w:lastRenderedPageBreak/>
-              <w:t>Formative self-assessment 5</w:t>
-            </w:r>
-          </w:p>
-          <w:p>
-            <w:pPr>
-              <w:rPr>
-                <w:sz w:val="24"/>
-                <w:szCs w:val="24"/>
-              </w:rPr>
-            </w:pPr>
-            <w:hyperlink r:id="rId45" w:tgtFrame="_blank" w:history="1">
-              <w:r>
-                <w:rPr>
-                  <w:rStyle w:val="Hyperlink"/>
-                  <w:sz w:val="24"/>
-                  <w:szCs w:val="24"/>
-                </w:rPr>
-                <w:t>Week 6 (October 5) - Critique</w:t>
-              </w:r>
-            </w:hyperlink>
-            <w:r>
-              <w:rPr>
-                <w:sz w:val="24"/>
-                <w:szCs w:val="24"/>
-              </w:rPr>
-              <w:br/>
-            </w:r>
-          </w:p>
-          <w:p>
-            <w:pPr>
-              <w:rPr>
-                <w:sz w:val="24"/>
-                <w:szCs w:val="24"/>
-              </w:rPr>
-            </w:pPr>
-            <w:r>
-              <w:rPr>
-                <w:sz w:val="24"/>
-                <w:szCs w:val="24"/>
-              </w:rPr>
-              <w:t>Peer commentary 2: three comments on peers’ revised responses</w:t>
+              <w:t>Instructor commentary returned</w:t>
             </w:r>
           </w:p>
         </w:tc>
@@ -6545,21 +6705,6 @@
                 <w:szCs w:val="24"/>
               </w:rPr>
               <w:t>o self-assessment: the session is given over to the final report</w:t>
-            </w:r>
-          </w:p>
-          <w:p>
-            <w:pPr>
-              <w:rPr>
-                <w:sz w:val="24"/>
-                <w:szCs w:val="24"/>
-              </w:rPr>
-            </w:pPr>
-            <w:r>
-              <w:rPr>
-                <w:sz w:val="24"/>
-                <w:szCs w:val="24"/>
-              </w:rPr>
-              <w:t>Instructor commentary returned</w:t>
             </w:r>
           </w:p>
           <w:p>

--- a/courses/479-fall-2026/syllabus/University of Illinois Urbana-Champaign Syllabus 479 Fall 2026.docx
+++ b/courses/479-fall-2026/syllabus/University of Illinois Urbana-Champaign Syllabus 479 Fall 2026.docx
@@ -1528,7 +1528,13 @@
               <w:pStyle w:val="TableParagraph"/>
             </w:pPr>
             <w:r>
-              <w:t>Peer commentary (Sessions 3 and 6)</w:t>
+              <w:t xml:space="preserve">Peer commentary (Sessions </w:t>
+            </w:r>
+            <w:r>
+              <w:t>4</w:t>
+            </w:r>
+            <w:r>
+              <w:t xml:space="preserve"> and 6)</w:t>
             </w:r>
             <w:r>
               <w:rPr>
@@ -3297,7 +3303,49 @@
               <w:rPr>
                 <w:rFonts w:eastAsia="Arial" w:cs="Arial"/>
               </w:rPr>
-              <w:t>Read and comment on a peer’s revised responses, three comments in Session 3 and three more in Session 6. A hurdle requirement: awarded on completion in good faith, not graded on quality.</w:t>
+              <w:t xml:space="preserve">Read and comment on a peer’s revised responses, three comments in </w:t>
+            </w:r>
+            <w:r>
+              <w:rPr>
+                <w:rFonts w:eastAsia="Arial" w:cs="Arial"/>
+              </w:rPr>
+              <w:t>Week</w:t>
+            </w:r>
+            <w:r>
+              <w:rPr>
+                <w:rFonts w:eastAsia="Arial" w:cs="Arial"/>
+              </w:rPr>
+              <w:t xml:space="preserve"> </w:t>
+            </w:r>
+            <w:r>
+              <w:rPr>
+                <w:rFonts w:eastAsia="Arial" w:cs="Arial"/>
+              </w:rPr>
+              <w:t>4</w:t>
+            </w:r>
+            <w:r>
+              <w:rPr>
+                <w:rFonts w:eastAsia="Arial" w:cs="Arial"/>
+              </w:rPr>
+              <w:t xml:space="preserve"> and three more in </w:t>
+            </w:r>
+            <w:r>
+              <w:rPr>
+                <w:rFonts w:eastAsia="Arial" w:cs="Arial"/>
+              </w:rPr>
+              <w:t>Week</w:t>
+            </w:r>
+            <w:r>
+              <w:rPr>
+                <w:rFonts w:eastAsia="Arial" w:cs="Arial"/>
+              </w:rPr>
+              <w:t xml:space="preserve"> </w:t>
+            </w:r>
+            <w:r>
+              <w:rPr>
+                <w:rFonts w:eastAsia="Arial" w:cs="Arial"/>
+              </w:rPr>
+              <w:t>6. A hurdle requirement: awarded on completion in good faith, not graded on quality.</w:t>
             </w:r>
           </w:p>
         </w:tc>
@@ -6154,12 +6202,16 @@
             <w:pPr>
               <w:pStyle w:val="ListBullet"/>
               <w:rPr>
+                <w:i/>
+                <w:iCs/>
                 <w:sz w:val="24"/>
                 <w:szCs w:val="24"/>
               </w:rPr>
             </w:pPr>
             <w:r>
               <w:rPr>
+                <w:i/>
+                <w:iCs/>
                 <w:sz w:val="24"/>
                 <w:szCs w:val="24"/>
               </w:rPr>
@@ -6300,12 +6352,16 @@
             <w:pPr>
               <w:pStyle w:val="ListBullet"/>
               <w:rPr>
+                <w:i/>
+                <w:iCs/>
                 <w:sz w:val="24"/>
                 <w:szCs w:val="24"/>
               </w:rPr>
             </w:pPr>
             <w:r>
               <w:rPr>
+                <w:i/>
+                <w:iCs/>
                 <w:sz w:val="24"/>
                 <w:szCs w:val="24"/>
               </w:rPr>
@@ -6315,18 +6371,16 @@
           <w:p>
             <w:pPr>
               <w:pStyle w:val="ListBullet"/>
+              <w:numPr>
+                <w:ilvl w:val="0"/>
+                <w:numId w:val="0"/>
+              </w:numPr>
+              <w:ind w:left="360"/>
               <w:rPr>
                 <w:sz w:val="24"/>
                 <w:szCs w:val="24"/>
               </w:rPr>
             </w:pPr>
-            <w:r>
-              <w:rPr>
-                <w:sz w:val="24"/>
-                <w:szCs w:val="24"/>
-              </w:rPr>
-              <w:t>Whose values, translated by whom, into what rewards</w:t>
-            </w:r>
           </w:p>
         </w:tc>
         <w:tc>
@@ -6427,12 +6481,16 @@
             <w:pPr>
               <w:pStyle w:val="ListBullet"/>
               <w:rPr>
+                <w:i/>
+                <w:iCs/>
                 <w:sz w:val="24"/>
                 <w:szCs w:val="24"/>
               </w:rPr>
             </w:pPr>
             <w:r>
               <w:rPr>
+                <w:i/>
+                <w:iCs/>
                 <w:sz w:val="24"/>
                 <w:szCs w:val="24"/>
               </w:rPr>
@@ -6444,17 +6502,30 @@
             <w:pPr>
               <w:pStyle w:val="ListBullet"/>
               <w:rPr>
+                <w:i/>
+                <w:iCs/>
                 <w:sz w:val="24"/>
                 <w:szCs w:val="24"/>
               </w:rPr>
             </w:pPr>
             <w:r>
               <w:rPr>
+                <w:i/>
+                <w:iCs/>
                 <w:sz w:val="24"/>
                 <w:szCs w:val="24"/>
               </w:rPr>
               <w:lastRenderedPageBreak/>
-              <w:t>Immanent rather than merely external critique</w:t>
+              <w:t>C</w:t>
+            </w:r>
+            <w:r>
+              <w:rPr>
+                <w:i/>
+                <w:iCs/>
+                <w:sz w:val="24"/>
+                <w:szCs w:val="24"/>
+              </w:rPr>
+              <w:t>ritique</w:t>
             </w:r>
           </w:p>
         </w:tc>
@@ -6485,49 +6556,16 @@
                 <w:szCs w:val="24"/>
               </w:rPr>
             </w:pPr>
-            <w:r>
-              <w:rPr>
-                <w:sz w:val="24"/>
-                <w:szCs w:val="24"/>
-              </w:rPr>
-              <w:lastRenderedPageBreak/>
-              <w:fldChar w:fldCharType="begin"/>
-            </w:r>
-            <w:r>
-              <w:rPr>
-                <w:sz w:val="24"/>
-                <w:szCs w:val="24"/>
-              </w:rPr>
-              <w:instrText>HYPERLINK "https://cgscholar.com/posts/1866?communityId=150" \t "_blank"</w:instrText>
-            </w:r>
-            <w:r>
-              <w:rPr>
-                <w:sz w:val="24"/>
-                <w:szCs w:val="24"/>
-              </w:rPr>
-            </w:r>
-            <w:r>
-              <w:rPr>
-                <w:sz w:val="24"/>
-                <w:szCs w:val="24"/>
-              </w:rPr>
-              <w:fldChar w:fldCharType="separate"/>
-            </w:r>
-            <w:r>
-              <w:rPr>
-                <w:rStyle w:val="Hyperlink"/>
-                <w:sz w:val="24"/>
-                <w:szCs w:val="24"/>
-              </w:rPr>
-              <w:t>Week 6 (October 5) - Critique</w:t>
-            </w:r>
-            <w:r>
-              <w:rPr>
-                <w:sz w:val="24"/>
-                <w:szCs w:val="24"/>
-              </w:rPr>
-              <w:fldChar w:fldCharType="end"/>
-            </w:r>
+            <w:hyperlink r:id="rId46" w:tgtFrame="_blank" w:history="1">
+              <w:r>
+                <w:rPr>
+                  <w:rStyle w:val="Hyperlink"/>
+                  <w:sz w:val="24"/>
+                  <w:szCs w:val="24"/>
+                </w:rPr>
+                <w:t>Week 6 (October 5) - Critique</w:t>
+              </w:r>
+            </w:hyperlink>
           </w:p>
           <w:p>
             <w:pPr>
@@ -6541,7 +6579,14 @@
                 <w:sz w:val="24"/>
                 <w:szCs w:val="24"/>
               </w:rPr>
-              <w:t xml:space="preserve">Peer commentary 2: three comments on peers’ revised responses </w:t>
+              <w:t>Instructor commentary returned</w:t>
+            </w:r>
+            <w:r>
+              <w:rPr>
+                <w:sz w:val="24"/>
+                <w:szCs w:val="24"/>
+              </w:rPr>
+              <w:t xml:space="preserve"> </w:t>
             </w:r>
           </w:p>
           <w:p>
@@ -6556,8 +6601,16 @@
                 <w:sz w:val="24"/>
                 <w:szCs w:val="24"/>
               </w:rPr>
-              <w:t>Instructor commentary returned</w:t>
-            </w:r>
+              <w:t xml:space="preserve">Peer commentary 2: three comments on peers’ revised responses </w:t>
+            </w:r>
+          </w:p>
+          <w:p>
+            <w:pPr>
+              <w:rPr>
+                <w:sz w:val="24"/>
+                <w:szCs w:val="24"/>
+              </w:rPr>
+            </w:pPr>
           </w:p>
         </w:tc>
       </w:tr>
@@ -6613,6 +6666,8 @@
             <w:proofErr w:type="spellStart"/>
             <w:r>
               <w:rPr>
+                <w:i/>
+                <w:iCs/>
                 <w:sz w:val="24"/>
                 <w:szCs w:val="24"/>
               </w:rPr>
@@ -6620,6 +6675,8 @@
             </w:r>
             <w:r>
               <w:rPr>
+                <w:i/>
+                <w:iCs/>
                 <w:sz w:val="24"/>
                 <w:szCs w:val="24"/>
               </w:rPr>
@@ -6631,7 +6688,7 @@
                 <w:sz w:val="24"/>
                 <w:szCs w:val="24"/>
               </w:rPr>
-              <w:t xml:space="preserve"> and history; where the eight concepts leave us</w:t>
+              <w:t xml:space="preserve"> </w:t>
             </w:r>
           </w:p>
         </w:tc>
@@ -6646,7 +6703,7 @@
                 <w:szCs w:val="24"/>
               </w:rPr>
             </w:pPr>
-            <w:hyperlink r:id="rId46" w:tgtFrame="_blank" w:history="1">
+            <w:hyperlink r:id="rId47" w:tgtFrame="_blank" w:history="1">
               <w:r>
                 <w:rPr>
                   <w:rStyle w:val="Hyperlink"/>
@@ -6743,10 +6800,10 @@
     </w:tbl>
     <w:p/>
     <w:sectPr>
-      <w:headerReference w:type="default" r:id="rId47"/>
-      <w:footerReference w:type="even" r:id="rId48"/>
-      <w:footerReference w:type="default" r:id="rId49"/>
-      <w:footerReference w:type="first" r:id="rId50"/>
+      <w:headerReference w:type="default" r:id="rId48"/>
+      <w:footerReference w:type="even" r:id="rId49"/>
+      <w:footerReference w:type="default" r:id="rId50"/>
+      <w:footerReference w:type="first" r:id="rId51"/>
       <w:pgSz w:w="12240" w:h="15840"/>
       <w:pgMar w:top="1440" w:right="1440" w:bottom="1440" w:left="1440" w:header="144" w:footer="288" w:gutter="0"/>
       <w:cols w:space="720"/>
